--- a/Zivilrecht_Hausarbeit_WS_gekuerzt_25_Seiten.docx
+++ b/Zivilrecht_Hausarbeit_WS_gekuerzt_25_Seiten.docx
@@ -14,48 +14,20 @@
           <w:noProof/>
         </w:rPr>
         <w:fldChar w:fldCharType="begin"/>
-      </w:r>
-      <w:r>
-        <w:rPr>
-          <w:noProof/>
-        </w:rPr>
         <w:instrText xml:space="preserve"> DATE   \* MERGEFORMAT </w:instrText>
-      </w:r>
-      <w:r>
-        <w:rPr>
-          <w:noProof/>
-        </w:rPr>
         <w:fldChar w:fldCharType="separate"/>
-      </w:r>
-      <w:r>
-        <w:rPr>
-          <w:noProof/>
-        </w:rPr>
         <w:t>09.10.26</w:t>
-      </w:r>
-      <w:r>
-        <w:rPr>
-          <w:noProof/>
-        </w:rPr>
         <w:fldChar w:fldCharType="end"/>
       </w:r>
     </w:p>
     <w:p>
-      <w:proofErr w:type="spellStart"/>
-      <w:r>
-        <w:t>Matr</w:t>
-      </w:r>
-      <w:proofErr w:type="spellEnd"/>
-      <w:r>
-        <w:t>.-Nr.</w:t>
-      </w:r>
-    </w:p>
-    <w:p>
-      <w:r>
-        <w:t>7</w:t>
-      </w:r>
-      <w:r>
-        <w:t>. Semester</w:t>
+      <w:r>
+        <w:t>Matr.-Nr.</w:t>
+      </w:r>
+    </w:p>
+    <w:p>
+      <w:r>
+        <w:t>7. Semester</w:t>
       </w:r>
     </w:p>
     <w:p/>
@@ -76,39 +48,9 @@
           <w:sz w:val="80"/>
           <w:szCs w:val="80"/>
         </w:rPr>
-        <w:t xml:space="preserve">Übung im </w:t>
-      </w:r>
-      <w:r>
-        <w:rPr>
-          <w:b/>
-          <w:sz w:val="80"/>
-          <w:szCs w:val="80"/>
-        </w:rPr>
-        <w:t>Zivilrecht</w:t>
-      </w:r>
-      <w:r>
-        <w:rPr>
-          <w:b/>
-          <w:sz w:val="80"/>
-          <w:szCs w:val="80"/>
-        </w:rPr>
+        <w:t xml:space="preserve">Übung im Zivilrecht</w:t>
         <w:br/>
-      </w:r>
-      <w:r>
-        <w:rPr>
-          <w:b/>
-          <w:sz w:val="80"/>
-          <w:szCs w:val="80"/>
-        </w:rPr>
-        <w:t xml:space="preserve">für </w:t>
-      </w:r>
-      <w:r>
-        <w:rPr>
-          <w:b/>
-          <w:sz w:val="80"/>
-          <w:szCs w:val="80"/>
-        </w:rPr>
-        <w:t>Fortgeschrittene</w:t>
+        <w:t xml:space="preserve">für Fortgeschrittene</w:t>
       </w:r>
     </w:p>
     <w:p>
@@ -126,15 +68,7 @@
           <w:sz w:val="40"/>
           <w:szCs w:val="40"/>
         </w:rPr>
-        <w:t>bei Prof. Dr.</w:t>
-      </w:r>
-      <w:r>
-        <w:rPr>
-          <w:b/>
-          <w:sz w:val="40"/>
-          <w:szCs w:val="40"/>
-        </w:rPr>
-        <w:t xml:space="preserve"> Stefan Thomas</w:t>
+        <w:t xml:space="preserve">bei Prof. Dr. Stefan Thomas</w:t>
       </w:r>
     </w:p>
     <w:p>
@@ -457,7 +391,7 @@
           <w:noProof/>
         </w:rPr>
         <w:tab/>
-        <w:t xml:space="preserve">Anspruch der A gegen K auf Maklerprovision i.H.v. 30.000 € gem. § 652 I 1 BGB</w:t>
+        <w:t xml:space="preserve">Anspruch der A gegen K auf Maklerlohn i.H.v. 30.000 € aus § 652 I 1 BGB</w:t>
       </w:r>
       <w:r>
         <w:rPr>
@@ -637,7 +571,7 @@
           <w:noProof/>
         </w:rPr>
         <w:tab/>
-        <w:t xml:space="preserve">Abschluss eines Maklervertrags</w:t>
+        <w:t xml:space="preserve">Einigung durch Angebot und Annahme, §§ 145 ff. BGB</w:t>
       </w:r>
       <w:r>
         <w:rPr>
@@ -697,7 +631,7 @@
           <w:noProof/>
         </w:rPr>
         <w:tab/>
-        <w:t xml:space="preserve">Angebot durch das Exposé</w:t>
+        <w:t xml:space="preserve">Angebot durch das Exposé, § 145 BGB</w:t>
       </w:r>
       <w:r>
         <w:rPr>
@@ -757,7 +691,7 @@
           <w:noProof/>
         </w:rPr>
         <w:tab/>
-        <w:t xml:space="preserve">Abschluss des Maklervertrags in den Geschäftsräumen der A</w:t>
+        <w:t xml:space="preserve">Vertragsschluss in den Geschäftsräumen der A</w:t>
       </w:r>
       <w:r>
         <w:rPr>
@@ -847,7 +781,7 @@
         <w:rPr>
           <w:noProof/>
         </w:rPr>
-        <w:t>1</w:t>
+        <w:t>2</w:t>
       </w:r>
       <w:r>
         <w:rPr>
@@ -907,7 +841,7 @@
         <w:rPr>
           <w:noProof/>
         </w:rPr>
-        <w:t>1</w:t>
+        <w:t>2</w:t>
       </w:r>
       <w:r>
         <w:rPr>
@@ -1117,7 +1051,7 @@
           <w:noProof/>
         </w:rPr>
         <w:tab/>
-        <w:t xml:space="preserve">Kein Überraschungseffekt, § 305c I BGB</w:t>
+        <w:t xml:space="preserve">Keine überraschende Klausel, § 305c I BGB</w:t>
       </w:r>
       <w:r>
         <w:rPr>
@@ -1147,7 +1081,7 @@
         <w:rPr>
           <w:noProof/>
         </w:rPr>
-        <w:t>2</w:t>
+        <w:t>3</w:t>
       </w:r>
       <w:r>
         <w:rPr>
@@ -1357,7 +1291,7 @@
           <w:noProof/>
         </w:rPr>
         <w:tab/>
-        <w:t xml:space="preserve">K als Verbraucherin, § 656b BGB</w:t>
+        <w:t xml:space="preserve">Verbrauchereigenschaft der K, § 656b BGB</w:t>
       </w:r>
       <w:r>
         <w:rPr>
@@ -1387,7 +1321,7 @@
         <w:rPr>
           <w:noProof/>
         </w:rPr>
-        <w:t>3</w:t>
+        <w:t>4</w:t>
       </w:r>
       <w:r>
         <w:rPr>
@@ -1567,7 +1501,7 @@
         <w:rPr>
           <w:noProof/>
         </w:rPr>
-        <w:t>4</w:t>
+        <w:t>5</w:t>
       </w:r>
       <w:r>
         <w:rPr>
@@ -1627,7 +1561,7 @@
         <w:rPr>
           <w:noProof/>
         </w:rPr>
-        <w:t>4</w:t>
+        <w:t>5</w:t>
       </w:r>
       <w:r>
         <w:rPr>
@@ -1657,7 +1591,7 @@
           <w:noProof/>
         </w:rPr>
         <w:tab/>
-        <w:t xml:space="preserve">Doppeltätigkeit und gleiche Provisionshöhe, § 656c I 1 BGB</w:t>
+        <w:t xml:space="preserve">Halbteilungsgrundsatz bei Doppeltätigkeit, § 656c I 1 BGB</w:t>
       </w:r>
       <w:r>
         <w:rPr>
@@ -1777,7 +1711,7 @@
           <w:noProof/>
         </w:rPr>
         <w:tab/>
-        <w:t xml:space="preserve">Keine Nichtigkeit infolge Anfechtung, § 142 I BGB</w:t>
+        <w:t xml:space="preserve">Lösung durch Widerruf, §§ 355 I, 312g I BGB</w:t>
       </w:r>
       <w:r>
         <w:rPr>
@@ -1808,6 +1742,66 @@
           <w:noProof/>
         </w:rPr>
         <w:t>5</w:t>
+      </w:r>
+      <w:r>
+        <w:rPr>
+          <w:noProof/>
+        </w:rPr>
+        <w:fldChar w:fldCharType="end"/>
+      </w:r>
+    </w:p>
+    <w:p>
+      <w:pPr>
+        <w:pStyle w:val="Verzeichnis5"/>
+        <w:tabs>
+          <w:tab w:val="left" w:pos="1588"/>
+          <w:tab w:val="right" w:leader="dot" w:pos="9062"/>
+        </w:tabs>
+        <w:ind w:left="1588" w:right="567" w:hanging="567"/>
+        <w:jc w:val="left"/>
+      </w:pPr>
+      <w:r>
+        <w:rPr>
+          <w:noProof/>
+        </w:rPr>
+        <w:t xml:space="preserve">ff)</w:t>
+      </w:r>
+      <w:r>
+        <w:rPr>
+          <w:noProof/>
+        </w:rPr>
+        <w:tab/>
+        <w:t xml:space="preserve">Nichtigkeit infolge Anfechtung, § 142 I BGB</w:t>
+      </w:r>
+      <w:r>
+        <w:rPr>
+          <w:noProof/>
+        </w:rPr>
+        <w:tab/>
+      </w:r>
+      <w:r>
+        <w:rPr>
+          <w:noProof/>
+        </w:rPr>
+        <w:fldChar w:fldCharType="begin"/>
+      </w:r>
+      <w:r>
+        <w:rPr>
+          <w:noProof/>
+        </w:rPr>
+        <w:instrText xml:space="preserve"> PAGEREF _TocG025 \h </w:instrText>
+      </w:r>
+      <w:r>
+        <w:rPr>
+          <w:noProof/>
+        </w:rPr>
+        <w:fldChar w:fldCharType="separate"/>
+      </w:r>
+      <w:r>
+        <w:rPr>
+          <w:noProof/>
+        </w:rPr>
+        <w:t>6</w:t>
       </w:r>
       <w:r>
         <w:rPr>
@@ -1855,7 +1849,7 @@
         <w:rPr>
           <w:noProof/>
         </w:rPr>
-        <w:instrText xml:space="preserve"> PAGEREF _TocG025 \h </w:instrText>
+        <w:instrText xml:space="preserve"> PAGEREF _TocG026 \h </w:instrText>
       </w:r>
       <w:r>
         <w:rPr>
@@ -1867,7 +1861,7 @@
         <w:rPr>
           <w:noProof/>
         </w:rPr>
-        <w:t>5</w:t>
+        <w:t>6</w:t>
       </w:r>
       <w:r>
         <w:rPr>
@@ -1915,7 +1909,7 @@
         <w:rPr>
           <w:noProof/>
         </w:rPr>
-        <w:instrText xml:space="preserve"> PAGEREF _TocG026 \h </w:instrText>
+        <w:instrText xml:space="preserve"> PAGEREF _TocG027 \h </w:instrText>
       </w:r>
       <w:r>
         <w:rPr>
@@ -1927,7 +1921,7 @@
         <w:rPr>
           <w:noProof/>
         </w:rPr>
-        <w:t>5</w:t>
+        <w:t>6</w:t>
       </w:r>
       <w:r>
         <w:rPr>
@@ -1975,7 +1969,7 @@
         <w:rPr>
           <w:noProof/>
         </w:rPr>
-        <w:instrText xml:space="preserve"> PAGEREF _TocG027 \h </w:instrText>
+        <w:instrText xml:space="preserve"> PAGEREF _TocG028 \h </w:instrText>
       </w:r>
       <w:r>
         <w:rPr>
@@ -2035,7 +2029,7 @@
         <w:rPr>
           <w:noProof/>
         </w:rPr>
-        <w:instrText xml:space="preserve"> PAGEREF _TocG028 \h </w:instrText>
+        <w:instrText xml:space="preserve"> PAGEREF _TocG029 \h </w:instrText>
       </w:r>
       <w:r>
         <w:rPr>
@@ -2047,7 +2041,7 @@
         <w:rPr>
           <w:noProof/>
         </w:rPr>
-        <w:t>6</w:t>
+        <w:t>7</w:t>
       </w:r>
       <w:r>
         <w:rPr>
@@ -2077,7 +2071,7 @@
           <w:noProof/>
         </w:rPr>
         <w:tab/>
-        <w:t xml:space="preserve">Nachweis einer Vertragsgelegenheit, § 652 I 1 BGB</w:t>
+        <w:t xml:space="preserve">Nachweis der Gelegenheit zum Vertragsschluss, § 652 I 1 BGB</w:t>
       </w:r>
       <w:r>
         <w:rPr>
@@ -2095,7 +2089,7 @@
         <w:rPr>
           <w:noProof/>
         </w:rPr>
-        <w:instrText xml:space="preserve"> PAGEREF _TocG029 \h </w:instrText>
+        <w:instrText xml:space="preserve"> PAGEREF _TocG030 \h </w:instrText>
       </w:r>
       <w:r>
         <w:rPr>
@@ -2155,7 +2149,7 @@
         <w:rPr>
           <w:noProof/>
         </w:rPr>
-        <w:instrText xml:space="preserve"> PAGEREF _TocG030 \h </w:instrText>
+        <w:instrText xml:space="preserve"> PAGEREF _TocG031 \h </w:instrText>
       </w:r>
       <w:r>
         <w:rPr>
@@ -2167,7 +2161,7 @@
         <w:rPr>
           <w:noProof/>
         </w:rPr>
-        <w:t>7</w:t>
+        <w:t>8</w:t>
       </w:r>
       <w:r>
         <w:rPr>
@@ -2215,7 +2209,7 @@
         <w:rPr>
           <w:noProof/>
         </w:rPr>
-        <w:instrText xml:space="preserve"> PAGEREF _TocG031 \h </w:instrText>
+        <w:instrText xml:space="preserve"> PAGEREF _TocG032 \h </w:instrText>
       </w:r>
       <w:r>
         <w:rPr>
@@ -2227,7 +2221,7 @@
         <w:rPr>
           <w:noProof/>
         </w:rPr>
-        <w:t>7</w:t>
+        <w:t>8</w:t>
       </w:r>
       <w:r>
         <w:rPr>
@@ -2275,7 +2269,7 @@
         <w:rPr>
           <w:noProof/>
         </w:rPr>
-        <w:instrText xml:space="preserve"> PAGEREF _TocG032 \h </w:instrText>
+        <w:instrText xml:space="preserve"> PAGEREF _TocG033 \h </w:instrText>
       </w:r>
       <w:r>
         <w:rPr>
@@ -2335,7 +2329,7 @@
         <w:rPr>
           <w:noProof/>
         </w:rPr>
-        <w:instrText xml:space="preserve"> PAGEREF _TocG033 \h </w:instrText>
+        <w:instrText xml:space="preserve"> PAGEREF _TocG034 \h </w:instrText>
       </w:r>
       <w:r>
         <w:rPr>
@@ -2347,7 +2341,7 @@
         <w:rPr>
           <w:noProof/>
         </w:rPr>
-        <w:t>8</w:t>
+        <w:t>9</w:t>
       </w:r>
       <w:r>
         <w:rPr>
@@ -2395,7 +2389,7 @@
         <w:rPr>
           <w:noProof/>
         </w:rPr>
-        <w:instrText xml:space="preserve"> PAGEREF _TocG034 \h </w:instrText>
+        <w:instrText xml:space="preserve"> PAGEREF _TocG035 \h </w:instrText>
       </w:r>
       <w:r>
         <w:rPr>
@@ -2407,7 +2401,7 @@
         <w:rPr>
           <w:noProof/>
         </w:rPr>
-        <w:t>8</w:t>
+        <w:t>9</w:t>
       </w:r>
       <w:r>
         <w:rPr>
@@ -2437,7 +2431,7 @@
           <w:noProof/>
         </w:rPr>
         <w:tab/>
-        <w:t xml:space="preserve">Anspruch der K auf Auskunft, § 242 BGB</w:t>
+        <w:t xml:space="preserve">Auskunftsanspruch der K aus § 242 BGB</w:t>
       </w:r>
       <w:r>
         <w:rPr>
@@ -2455,7 +2449,7 @@
         <w:rPr>
           <w:noProof/>
         </w:rPr>
-        <w:instrText xml:space="preserve"> PAGEREF _TocG035 \h </w:instrText>
+        <w:instrText xml:space="preserve"> PAGEREF _TocG036 \h </w:instrText>
       </w:r>
       <w:r>
         <w:rPr>
@@ -2467,7 +2461,7 @@
         <w:rPr>
           <w:noProof/>
         </w:rPr>
-        <w:t>8</w:t>
+        <w:t>9</w:t>
       </w:r>
       <w:r>
         <w:rPr>
@@ -2497,7 +2491,7 @@
           <w:noProof/>
         </w:rPr>
         <w:tab/>
-        <w:t xml:space="preserve">Anspruch auf Einsicht in den Maklervertrag gemäß § 810 Fall 2 BGB</w:t>
+        <w:t xml:space="preserve">Einsichtsanspruch der K aus § 810 Fall 2 BGB</w:t>
       </w:r>
       <w:r>
         <w:rPr>
@@ -2515,7 +2509,7 @@
         <w:rPr>
           <w:noProof/>
         </w:rPr>
-        <w:instrText xml:space="preserve"> PAGEREF _TocG036 \h </w:instrText>
+        <w:instrText xml:space="preserve"> PAGEREF _TocG037 \h </w:instrText>
       </w:r>
       <w:r>
         <w:rPr>
@@ -2575,7 +2569,7 @@
         <w:rPr>
           <w:noProof/>
         </w:rPr>
-        <w:instrText xml:space="preserve"> PAGEREF _TocG037 \h </w:instrText>
+        <w:instrText xml:space="preserve"> PAGEREF _TocG038 \h </w:instrText>
       </w:r>
       <w:r>
         <w:rPr>
@@ -2617,7 +2611,7 @@
           <w:noProof/>
         </w:rPr>
         <w:tab/>
-        <w:t xml:space="preserve">Bezug zu einem Rechtsverhältnis der K</w:t>
+        <w:t xml:space="preserve">Bezug der Urkunde zu einem Rechtsverhältnis der K</w:t>
       </w:r>
       <w:r>
         <w:rPr>
@@ -2635,7 +2629,7 @@
         <w:rPr>
           <w:noProof/>
         </w:rPr>
-        <w:instrText xml:space="preserve"> PAGEREF _TocG038 \h </w:instrText>
+        <w:instrText xml:space="preserve"> PAGEREF _TocG039 \h </w:instrText>
       </w:r>
       <w:r>
         <w:rPr>
@@ -2647,7 +2641,7 @@
         <w:rPr>
           <w:noProof/>
         </w:rPr>
-        <w:t>9</w:t>
+        <w:t>10</w:t>
       </w:r>
       <w:r>
         <w:rPr>
@@ -2695,7 +2689,7 @@
         <w:rPr>
           <w:noProof/>
         </w:rPr>
-        <w:instrText xml:space="preserve"> PAGEREF _TocG039 \h </w:instrText>
+        <w:instrText xml:space="preserve"> PAGEREF _TocG040 \h </w:instrText>
       </w:r>
       <w:r>
         <w:rPr>
@@ -2707,7 +2701,7 @@
         <w:rPr>
           <w:noProof/>
         </w:rPr>
-        <w:t>9</w:t>
+        <w:t>10</w:t>
       </w:r>
       <w:r>
         <w:rPr>
@@ -2755,7 +2749,7 @@
         <w:rPr>
           <w:noProof/>
         </w:rPr>
-        <w:instrText xml:space="preserve"> PAGEREF _TocG040 \h </w:instrText>
+        <w:instrText xml:space="preserve"> PAGEREF _TocG041 \h </w:instrText>
       </w:r>
       <w:r>
         <w:rPr>
@@ -2815,7 +2809,7 @@
         <w:rPr>
           <w:noProof/>
         </w:rPr>
-        <w:instrText xml:space="preserve"> PAGEREF _TocG041 \h </w:instrText>
+        <w:instrText xml:space="preserve"> PAGEREF _TocG042 \h </w:instrText>
       </w:r>
       <w:r>
         <w:rPr>
@@ -2875,7 +2869,7 @@
         <w:rPr>
           <w:noProof/>
         </w:rPr>
-        <w:instrText xml:space="preserve"> PAGEREF _TocG042 \h </w:instrText>
+        <w:instrText xml:space="preserve"> PAGEREF _TocG043 \h </w:instrText>
       </w:r>
       <w:r>
         <w:rPr>
@@ -2887,7 +2881,7 @@
         <w:rPr>
           <w:noProof/>
         </w:rPr>
-        <w:t>10</w:t>
+        <w:t>11</w:t>
       </w:r>
       <w:r>
         <w:rPr>
@@ -2935,7 +2929,7 @@
         <w:rPr>
           <w:noProof/>
         </w:rPr>
-        <w:instrText xml:space="preserve"> PAGEREF _TocG043 \h </w:instrText>
+        <w:instrText xml:space="preserve"> PAGEREF _TocG044 \h </w:instrText>
       </w:r>
       <w:r>
         <w:rPr>
@@ -2947,7 +2941,7 @@
         <w:rPr>
           <w:noProof/>
         </w:rPr>
-        <w:t>10</w:t>
+        <w:t>11</w:t>
       </w:r>
       <w:r>
         <w:rPr>
@@ -2977,7 +2971,7 @@
           <w:noProof/>
         </w:rPr>
         <w:tab/>
-        <w:t xml:space="preserve">Zusammenhang der Ansprüche</w:t>
+        <w:t xml:space="preserve">Konnexität der Ansprüche</w:t>
       </w:r>
       <w:r>
         <w:rPr>
@@ -2995,7 +2989,7 @@
         <w:rPr>
           <w:noProof/>
         </w:rPr>
-        <w:instrText xml:space="preserve"> PAGEREF _TocG044 \h </w:instrText>
+        <w:instrText xml:space="preserve"> PAGEREF _TocG045 \h </w:instrText>
       </w:r>
       <w:r>
         <w:rPr>
@@ -3007,7 +3001,7 @@
         <w:rPr>
           <w:noProof/>
         </w:rPr>
-        <w:t>10</w:t>
+        <w:t>11</w:t>
       </w:r>
       <w:r>
         <w:rPr>
@@ -3055,7 +3049,7 @@
         <w:rPr>
           <w:noProof/>
         </w:rPr>
-        <w:instrText xml:space="preserve"> PAGEREF _TocG045 \h </w:instrText>
+        <w:instrText xml:space="preserve"> PAGEREF _TocG046 \h </w:instrText>
       </w:r>
       <w:r>
         <w:rPr>
@@ -3067,7 +3061,7 @@
         <w:rPr>
           <w:noProof/>
         </w:rPr>
-        <w:t>10</w:t>
+        <w:t>11</w:t>
       </w:r>
       <w:r>
         <w:rPr>
@@ -3115,7 +3109,7 @@
         <w:rPr>
           <w:noProof/>
         </w:rPr>
-        <w:instrText xml:space="preserve"> PAGEREF _TocG046 \h </w:instrText>
+        <w:instrText xml:space="preserve"> PAGEREF _TocG047 \h </w:instrText>
       </w:r>
       <w:r>
         <w:rPr>
@@ -3175,7 +3169,7 @@
         <w:rPr>
           <w:noProof/>
         </w:rPr>
-        <w:instrText xml:space="preserve"> PAGEREF _TocG047 \h </w:instrText>
+        <w:instrText xml:space="preserve"> PAGEREF _TocG048 \h </w:instrText>
       </w:r>
       <w:r>
         <w:rPr>
@@ -3187,7 +3181,7 @@
         <w:rPr>
           <w:noProof/>
         </w:rPr>
-        <w:t>11</w:t>
+        <w:t>12</w:t>
       </w:r>
       <w:r>
         <w:rPr>
@@ -3217,7 +3211,7 @@
           <w:noProof/>
         </w:rPr>
         <w:tab/>
-        <w:t xml:space="preserve">Ergebnis zur Frage 1</w:t>
+        <w:t xml:space="preserve">Ergebnis zu Frage 1</w:t>
       </w:r>
       <w:r>
         <w:rPr>
@@ -3235,7 +3229,7 @@
         <w:rPr>
           <w:noProof/>
         </w:rPr>
-        <w:instrText xml:space="preserve"> PAGEREF _TocG048 \h </w:instrText>
+        <w:instrText xml:space="preserve"> PAGEREF _TocG049 \h </w:instrText>
       </w:r>
       <w:r>
         <w:rPr>
@@ -3247,7 +3241,7 @@
         <w:rPr>
           <w:noProof/>
         </w:rPr>
-        <w:t>11</w:t>
+        <w:t>12</w:t>
       </w:r>
       <w:r>
         <w:rPr>
@@ -3295,7 +3289,7 @@
         <w:rPr>
           <w:noProof/>
         </w:rPr>
-        <w:instrText xml:space="preserve"> PAGEREF _TocG049 \h </w:instrText>
+        <w:instrText xml:space="preserve"> PAGEREF _TocG050 \h </w:instrText>
       </w:r>
       <w:r>
         <w:rPr>
@@ -3307,7 +3301,7 @@
         <w:rPr>
           <w:noProof/>
         </w:rPr>
-        <w:t>11</w:t>
+        <w:t>12</w:t>
       </w:r>
       <w:r>
         <w:rPr>
@@ -3337,7 +3331,7 @@
           <w:noProof/>
         </w:rPr>
         <w:tab/>
-        <w:t xml:space="preserve">Anspruch der K gegen T auf Räumung und Herausgabe gem. § 546 I BGB</w:t>
+        <w:t xml:space="preserve">Anspruch der K gegen T auf Räumung und Herausgabe aus § 546 I BGB</w:t>
       </w:r>
       <w:r>
         <w:rPr>
@@ -3355,7 +3349,7 @@
         <w:rPr>
           <w:noProof/>
         </w:rPr>
-        <w:instrText xml:space="preserve"> PAGEREF _TocG050 \h </w:instrText>
+        <w:instrText xml:space="preserve"> PAGEREF _TocG051 \h </w:instrText>
       </w:r>
       <w:r>
         <w:rPr>
@@ -3367,7 +3361,7 @@
         <w:rPr>
           <w:noProof/>
         </w:rPr>
-        <w:t>11</w:t>
+        <w:t>12</w:t>
       </w:r>
       <w:r>
         <w:rPr>
@@ -3415,7 +3409,7 @@
         <w:rPr>
           <w:noProof/>
         </w:rPr>
-        <w:instrText xml:space="preserve"> PAGEREF _TocG051 \h </w:instrText>
+        <w:instrText xml:space="preserve"> PAGEREF _TocG052 \h </w:instrText>
       </w:r>
       <w:r>
         <w:rPr>
@@ -3427,7 +3421,7 @@
         <w:rPr>
           <w:noProof/>
         </w:rPr>
-        <w:t>11</w:t>
+        <w:t>12</w:t>
       </w:r>
       <w:r>
         <w:rPr>
@@ -3475,7 +3469,7 @@
         <w:rPr>
           <w:noProof/>
         </w:rPr>
-        <w:instrText xml:space="preserve"> PAGEREF _TocG052 \h </w:instrText>
+        <w:instrText xml:space="preserve"> PAGEREF _TocG053 \h </w:instrText>
       </w:r>
       <w:r>
         <w:rPr>
@@ -3517,7 +3511,7 @@
           <w:noProof/>
         </w:rPr>
         <w:tab/>
-        <w:t xml:space="preserve">Außerordentliche fristlose Kündigung, § 543 BGB</w:t>
+        <w:t xml:space="preserve">Außerordentliche fristlose Kündigung, § 543 I, II 1 Nr. 3 BGB</w:t>
       </w:r>
       <w:r>
         <w:rPr>
@@ -3535,7 +3529,7 @@
         <w:rPr>
           <w:noProof/>
         </w:rPr>
-        <w:instrText xml:space="preserve"> PAGEREF _TocG053 \h </w:instrText>
+        <w:instrText xml:space="preserve"> PAGEREF _TocG054 \h </w:instrText>
       </w:r>
       <w:r>
         <w:rPr>
@@ -3577,7 +3571,7 @@
           <w:noProof/>
         </w:rPr>
         <w:tab/>
-        <w:t xml:space="preserve">Mietrückstand mangels Minderungsrechts</w:t>
+        <w:t xml:space="preserve">Mietrückstand und Minderungsrecht, §§ 536, 536b BGB</w:t>
       </w:r>
       <w:r>
         <w:rPr>
@@ -3595,7 +3589,7 @@
         <w:rPr>
           <w:noProof/>
         </w:rPr>
-        <w:instrText xml:space="preserve"> PAGEREF _TocG054 \h </w:instrText>
+        <w:instrText xml:space="preserve"> PAGEREF _TocG055 \h </w:instrText>
       </w:r>
       <w:r>
         <w:rPr>
@@ -3607,7 +3601,7 @@
         <w:rPr>
           <w:noProof/>
         </w:rPr>
-        <w:t>12</w:t>
+        <w:t>13</w:t>
       </w:r>
       <w:r>
         <w:rPr>
@@ -3655,7 +3649,7 @@
         <w:rPr>
           <w:noProof/>
         </w:rPr>
-        <w:instrText xml:space="preserve"> PAGEREF _TocG055 \h </w:instrText>
+        <w:instrText xml:space="preserve"> PAGEREF _TocG056 \h </w:instrText>
       </w:r>
       <w:r>
         <w:rPr>
@@ -3667,7 +3661,7 @@
         <w:rPr>
           <w:noProof/>
         </w:rPr>
-        <w:t>13</w:t>
+        <w:t>14</w:t>
       </w:r>
       <w:r>
         <w:rPr>
@@ -3715,7 +3709,7 @@
         <w:rPr>
           <w:noProof/>
         </w:rPr>
-        <w:instrText xml:space="preserve"> PAGEREF _TocG056 \h </w:instrText>
+        <w:instrText xml:space="preserve"> PAGEREF _TocG057 \h </w:instrText>
       </w:r>
       <w:r>
         <w:rPr>
@@ -3727,7 +3721,7 @@
         <w:rPr>
           <w:noProof/>
         </w:rPr>
-        <w:t>13</w:t>
+        <w:t>14</w:t>
       </w:r>
       <w:r>
         <w:rPr>
@@ -3775,7 +3769,7 @@
         <w:rPr>
           <w:noProof/>
         </w:rPr>
-        <w:instrText xml:space="preserve"> PAGEREF _TocG057 \h </w:instrText>
+        <w:instrText xml:space="preserve"> PAGEREF _TocG058 \h </w:instrText>
       </w:r>
       <w:r>
         <w:rPr>
@@ -3787,7 +3781,7 @@
         <w:rPr>
           <w:noProof/>
         </w:rPr>
-        <w:t>13</w:t>
+        <w:t>14</w:t>
       </w:r>
       <w:r>
         <w:rPr>
@@ -3835,7 +3829,7 @@
         <w:rPr>
           <w:noProof/>
         </w:rPr>
-        <w:instrText xml:space="preserve"> PAGEREF _TocG058 \h </w:instrText>
+        <w:instrText xml:space="preserve"> PAGEREF _TocG059 \h </w:instrText>
       </w:r>
       <w:r>
         <w:rPr>
@@ -3847,7 +3841,7 @@
         <w:rPr>
           <w:noProof/>
         </w:rPr>
-        <w:t>14</w:t>
+        <w:t>15</w:t>
       </w:r>
       <w:r>
         <w:rPr>
@@ -3877,7 +3871,7 @@
           <w:noProof/>
         </w:rPr>
         <w:tab/>
-        <w:t xml:space="preserve">Zulässigkeit der hilfsweisen Erklärung</w:t>
+        <w:t xml:space="preserve">Zulässigkeit und Eintritt der Bedingung</w:t>
       </w:r>
       <w:r>
         <w:rPr>
@@ -3895,7 +3889,7 @@
         <w:rPr>
           <w:noProof/>
         </w:rPr>
-        <w:instrText xml:space="preserve"> PAGEREF _TocG059 \h </w:instrText>
+        <w:instrText xml:space="preserve"> PAGEREF _TocG060 \h </w:instrText>
       </w:r>
       <w:r>
         <w:rPr>
@@ -3907,7 +3901,7 @@
         <w:rPr>
           <w:noProof/>
         </w:rPr>
-        <w:t>14</w:t>
+        <w:t>15</w:t>
       </w:r>
       <w:r>
         <w:rPr>
@@ -3937,7 +3931,7 @@
           <w:noProof/>
         </w:rPr>
         <w:tab/>
-        <w:t xml:space="preserve">Berechtigtes Interesse der K, § 573 II Nr. 1 BGB</w:t>
+        <w:t xml:space="preserve">Berechtigtes Interesse der K, § 573 I 1, II Nr. 1 BGB</w:t>
       </w:r>
       <w:r>
         <w:rPr>
@@ -3955,7 +3949,7 @@
         <w:rPr>
           <w:noProof/>
         </w:rPr>
-        <w:instrText xml:space="preserve"> PAGEREF _TocG060 \h </w:instrText>
+        <w:instrText xml:space="preserve"> PAGEREF _TocG061 \h </w:instrText>
       </w:r>
       <w:r>
         <w:rPr>
@@ -3967,7 +3961,7 @@
         <w:rPr>
           <w:noProof/>
         </w:rPr>
-        <w:t>14</w:t>
+        <w:t>15</w:t>
       </w:r>
       <w:r>
         <w:rPr>
@@ -3997,7 +3991,7 @@
           <w:noProof/>
         </w:rPr>
         <w:tab/>
-        <w:t xml:space="preserve">Keine Erstreckung der Schonfristzahlung</w:t>
+        <w:t xml:space="preserve">Keine Wirkung der Schonfristzahlung auf die ordentliche Kündigung</w:t>
       </w:r>
       <w:r>
         <w:rPr>
@@ -4015,7 +4009,7 @@
         <w:rPr>
           <w:noProof/>
         </w:rPr>
-        <w:instrText xml:space="preserve"> PAGEREF _TocG061 \h </w:instrText>
+        <w:instrText xml:space="preserve"> PAGEREF _TocG062 \h </w:instrText>
       </w:r>
       <w:r>
         <w:rPr>
@@ -4075,7 +4069,7 @@
         <w:rPr>
           <w:noProof/>
         </w:rPr>
-        <w:instrText xml:space="preserve"> PAGEREF _TocG062 \h </w:instrText>
+        <w:instrText xml:space="preserve"> PAGEREF _TocG063 \h </w:instrText>
       </w:r>
       <w:r>
         <w:rPr>
@@ -4087,7 +4081,7 @@
         <w:rPr>
           <w:noProof/>
         </w:rPr>
-        <w:t>15</w:t>
+        <w:t>16</w:t>
       </w:r>
       <w:r>
         <w:rPr>
@@ -4135,7 +4129,7 @@
         <w:rPr>
           <w:noProof/>
         </w:rPr>
-        <w:instrText xml:space="preserve"> PAGEREF _TocG063 \h </w:instrText>
+        <w:instrText xml:space="preserve"> PAGEREF _TocG064 \h </w:instrText>
       </w:r>
       <w:r>
         <w:rPr>
@@ -4147,7 +4141,7 @@
         <w:rPr>
           <w:noProof/>
         </w:rPr>
-        <w:t>15</w:t>
+        <w:t>16</w:t>
       </w:r>
       <w:r>
         <w:rPr>
@@ -4177,7 +4171,7 @@
           <w:noProof/>
         </w:rPr>
         <w:tab/>
-        <w:t xml:space="preserve">Kein erfolgreicher Sozialwiderspruch, §§ 574 ff. BGB</w:t>
+        <w:t xml:space="preserve">Sozialwiderspruch der T, §§ 574 ff. BGB</w:t>
       </w:r>
       <w:r>
         <w:rPr>
@@ -4195,7 +4189,7 @@
         <w:rPr>
           <w:noProof/>
         </w:rPr>
-        <w:instrText xml:space="preserve"> PAGEREF _TocG064 \h </w:instrText>
+        <w:instrText xml:space="preserve"> PAGEREF _TocG065 \h </w:instrText>
       </w:r>
       <w:r>
         <w:rPr>
@@ -4207,7 +4201,7 @@
         <w:rPr>
           <w:noProof/>
         </w:rPr>
-        <w:t>15</w:t>
+        <w:t>16</w:t>
       </w:r>
       <w:r>
         <w:rPr>
@@ -4255,7 +4249,7 @@
         <w:rPr>
           <w:noProof/>
         </w:rPr>
-        <w:instrText xml:space="preserve"> PAGEREF _TocG065 \h </w:instrText>
+        <w:instrText xml:space="preserve"> PAGEREF _TocG066 \h </w:instrText>
       </w:r>
       <w:r>
         <w:rPr>
@@ -4267,7 +4261,7 @@
         <w:rPr>
           <w:noProof/>
         </w:rPr>
-        <w:t>16</w:t>
+        <w:t>17</w:t>
       </w:r>
       <w:r>
         <w:rPr>
@@ -4315,7 +4309,7 @@
         <w:rPr>
           <w:noProof/>
         </w:rPr>
-        <w:instrText xml:space="preserve"> PAGEREF _TocG066 \h </w:instrText>
+        <w:instrText xml:space="preserve"> PAGEREF _TocG067 \h </w:instrText>
       </w:r>
       <w:r>
         <w:rPr>
@@ -4327,7 +4321,7 @@
         <w:rPr>
           <w:noProof/>
         </w:rPr>
-        <w:t>16</w:t>
+        <w:t>17</w:t>
       </w:r>
       <w:r>
         <w:rPr>
@@ -4375,7 +4369,7 @@
         <w:rPr>
           <w:noProof/>
         </w:rPr>
-        <w:instrText xml:space="preserve"> PAGEREF _TocG067 \h </w:instrText>
+        <w:instrText xml:space="preserve"> PAGEREF _TocG068 \h </w:instrText>
       </w:r>
       <w:r>
         <w:rPr>
@@ -4387,7 +4381,7 @@
         <w:rPr>
           <w:noProof/>
         </w:rPr>
-        <w:t>16</w:t>
+        <w:t>17</w:t>
       </w:r>
       <w:r>
         <w:rPr>
@@ -4417,7 +4411,7 @@
           <w:noProof/>
         </w:rPr>
         <w:tab/>
-        <w:t xml:space="preserve">K als Eigentümerin</w:t>
+        <w:t xml:space="preserve">Eigentum der K am Grundstück</w:t>
       </w:r>
       <w:r>
         <w:rPr>
@@ -4435,7 +4429,7 @@
         <w:rPr>
           <w:noProof/>
         </w:rPr>
-        <w:instrText xml:space="preserve"> PAGEREF _TocG068 \h </w:instrText>
+        <w:instrText xml:space="preserve"> PAGEREF _TocG069 \h </w:instrText>
       </w:r>
       <w:r>
         <w:rPr>
@@ -4447,7 +4441,7 @@
         <w:rPr>
           <w:noProof/>
         </w:rPr>
-        <w:t>16</w:t>
+        <w:t>17</w:t>
       </w:r>
       <w:r>
         <w:rPr>
@@ -4477,7 +4471,7 @@
           <w:noProof/>
         </w:rPr>
         <w:tab/>
-        <w:t xml:space="preserve">T als Besitzerin</w:t>
+        <w:t xml:space="preserve">Besitz der T an der Wohnung</w:t>
       </w:r>
       <w:r>
         <w:rPr>
@@ -4495,7 +4489,7 @@
         <w:rPr>
           <w:noProof/>
         </w:rPr>
-        <w:instrText xml:space="preserve"> PAGEREF _TocG069 \h </w:instrText>
+        <w:instrText xml:space="preserve"> PAGEREF _TocG070 \h </w:instrText>
       </w:r>
       <w:r>
         <w:rPr>
@@ -4507,7 +4501,7 @@
         <w:rPr>
           <w:noProof/>
         </w:rPr>
-        <w:t>16</w:t>
+        <w:t>17</w:t>
       </w:r>
       <w:r>
         <w:rPr>
@@ -4555,7 +4549,7 @@
         <w:rPr>
           <w:noProof/>
         </w:rPr>
-        <w:instrText xml:space="preserve"> PAGEREF _TocG070 \h </w:instrText>
+        <w:instrText xml:space="preserve"> PAGEREF _TocG071 \h </w:instrText>
       </w:r>
       <w:r>
         <w:rPr>
@@ -4567,7 +4561,7 @@
         <w:rPr>
           <w:noProof/>
         </w:rPr>
-        <w:t>16</w:t>
+        <w:t>17</w:t>
       </w:r>
       <w:r>
         <w:rPr>
@@ -4615,7 +4609,7 @@
         <w:rPr>
           <w:noProof/>
         </w:rPr>
-        <w:instrText xml:space="preserve"> PAGEREF _TocG071 \h </w:instrText>
+        <w:instrText xml:space="preserve"> PAGEREF _TocG072 \h </w:instrText>
       </w:r>
       <w:r>
         <w:rPr>
@@ -4627,7 +4621,7 @@
         <w:rPr>
           <w:noProof/>
         </w:rPr>
-        <w:t>16</w:t>
+        <w:t>17</w:t>
       </w:r>
       <w:r>
         <w:rPr>
@@ -4675,7 +4669,7 @@
         <w:rPr>
           <w:noProof/>
         </w:rPr>
-        <w:instrText xml:space="preserve"> PAGEREF _TocG072 \h </w:instrText>
+        <w:instrText xml:space="preserve"> PAGEREF _TocG073 \h </w:instrText>
       </w:r>
       <w:r>
         <w:rPr>
@@ -4687,7 +4681,7 @@
         <w:rPr>
           <w:noProof/>
         </w:rPr>
-        <w:t>17</w:t>
+        <w:t>18</w:t>
       </w:r>
       <w:r>
         <w:rPr>
@@ -4717,7 +4711,7 @@
           <w:noProof/>
         </w:rPr>
         <w:tab/>
-        <w:t xml:space="preserve">Anspruch der T gegen K auf Rückzahlung der Mietkaution aus der Kautionsabrede i.V.m. § 566a BGB</w:t>
+        <w:t xml:space="preserve">Anspruch der T gegen K auf Rückzahlung der Mietkaution aus der Kautionsabrede i.V.m. § 566a S. 1 BGB</w:t>
       </w:r>
       <w:r>
         <w:rPr>
@@ -4735,7 +4729,7 @@
         <w:rPr>
           <w:noProof/>
         </w:rPr>
-        <w:instrText xml:space="preserve"> PAGEREF _TocG073 \h </w:instrText>
+        <w:instrText xml:space="preserve"> PAGEREF _TocG074 \h </w:instrText>
       </w:r>
       <w:r>
         <w:rPr>
@@ -4747,7 +4741,7 @@
         <w:rPr>
           <w:noProof/>
         </w:rPr>
-        <w:t>17</w:t>
+        <w:t>18</w:t>
       </w:r>
       <w:r>
         <w:rPr>
@@ -4795,7 +4789,7 @@
         <w:rPr>
           <w:noProof/>
         </w:rPr>
-        <w:instrText xml:space="preserve"> PAGEREF _TocG074 \h </w:instrText>
+        <w:instrText xml:space="preserve"> PAGEREF _TocG075 \h </w:instrText>
       </w:r>
       <w:r>
         <w:rPr>
@@ -4807,7 +4801,7 @@
         <w:rPr>
           <w:noProof/>
         </w:rPr>
-        <w:t>17</w:t>
+        <w:t>18</w:t>
       </w:r>
       <w:r>
         <w:rPr>
@@ -4837,7 +4831,7 @@
           <w:noProof/>
         </w:rPr>
         <w:tab/>
-        <w:t xml:space="preserve">Wirksame Sicherungsabrede zwischen V und T</w:t>
+        <w:t xml:space="preserve">Wirksame Kautionsabrede zwischen V und T, § 551 BGB</w:t>
       </w:r>
       <w:r>
         <w:rPr>
@@ -4855,7 +4849,7 @@
         <w:rPr>
           <w:noProof/>
         </w:rPr>
-        <w:instrText xml:space="preserve"> PAGEREF _TocG075 \h </w:instrText>
+        <w:instrText xml:space="preserve"> PAGEREF _TocG076 \h </w:instrText>
       </w:r>
       <w:r>
         <w:rPr>
@@ -4867,7 +4861,7 @@
         <w:rPr>
           <w:noProof/>
         </w:rPr>
-        <w:t>17</w:t>
+        <w:t>18</w:t>
       </w:r>
       <w:r>
         <w:rPr>
@@ -4897,7 +4891,7 @@
           <w:noProof/>
         </w:rPr>
         <w:tab/>
-        <w:t xml:space="preserve">Übergang der Rückgewährpflicht auf K, § 566a BGB</w:t>
+        <w:t xml:space="preserve">Übergang der Rückgewährpflicht auf K, § 566a S. 1 BGB</w:t>
       </w:r>
       <w:r>
         <w:rPr>
@@ -4915,7 +4909,7 @@
         <w:rPr>
           <w:noProof/>
         </w:rPr>
-        <w:instrText xml:space="preserve"> PAGEREF _TocG076 \h </w:instrText>
+        <w:instrText xml:space="preserve"> PAGEREF _TocG077 \h </w:instrText>
       </w:r>
       <w:r>
         <w:rPr>
@@ -4927,7 +4921,7 @@
         <w:rPr>
           <w:noProof/>
         </w:rPr>
-        <w:t>17</w:t>
+        <w:t>18</w:t>
       </w:r>
       <w:r>
         <w:rPr>
@@ -4975,7 +4969,7 @@
         <w:rPr>
           <w:noProof/>
         </w:rPr>
-        <w:instrText xml:space="preserve"> PAGEREF _TocG077 \h </w:instrText>
+        <w:instrText xml:space="preserve"> PAGEREF _TocG078 \h </w:instrText>
       </w:r>
       <w:r>
         <w:rPr>
@@ -4987,7 +4981,7 @@
         <w:rPr>
           <w:noProof/>
         </w:rPr>
-        <w:t>17</w:t>
+        <w:t>18</w:t>
       </w:r>
       <w:r>
         <w:rPr>
@@ -5035,7 +5029,7 @@
         <w:rPr>
           <w:noProof/>
         </w:rPr>
-        <w:instrText xml:space="preserve"> PAGEREF _TocG078 \h </w:instrText>
+        <w:instrText xml:space="preserve"> PAGEREF _TocG079 \h </w:instrText>
       </w:r>
       <w:r>
         <w:rPr>
@@ -5047,7 +5041,7 @@
         <w:rPr>
           <w:noProof/>
         </w:rPr>
-        <w:t>17</w:t>
+        <w:t>18</w:t>
       </w:r>
       <w:r>
         <w:rPr>
@@ -5095,7 +5089,7 @@
         <w:rPr>
           <w:noProof/>
         </w:rPr>
-        <w:instrText xml:space="preserve"> PAGEREF _TocG079 \h </w:instrText>
+        <w:instrText xml:space="preserve"> PAGEREF _TocG080 \h </w:instrText>
       </w:r>
       <w:r>
         <w:rPr>
@@ -5107,7 +5101,7 @@
         <w:rPr>
           <w:noProof/>
         </w:rPr>
-        <w:t>17</w:t>
+        <w:t>18</w:t>
       </w:r>
       <w:r>
         <w:rPr>
@@ -5155,7 +5149,7 @@
         <w:rPr>
           <w:noProof/>
         </w:rPr>
-        <w:instrText xml:space="preserve"> PAGEREF _TocG080 \h </w:instrText>
+        <w:instrText xml:space="preserve"> PAGEREF _TocG081 \h </w:instrText>
       </w:r>
       <w:r>
         <w:rPr>
@@ -5167,7 +5161,7 @@
         <w:rPr>
           <w:noProof/>
         </w:rPr>
-        <w:t>17</w:t>
+        <w:t>18</w:t>
       </w:r>
       <w:r>
         <w:rPr>
@@ -5215,7 +5209,7 @@
         <w:rPr>
           <w:noProof/>
         </w:rPr>
-        <w:instrText xml:space="preserve"> PAGEREF _TocG081 \h </w:instrText>
+        <w:instrText xml:space="preserve"> PAGEREF _TocG082 \h </w:instrText>
       </w:r>
       <w:r>
         <w:rPr>
@@ -5227,7 +5221,7 @@
         <w:rPr>
           <w:noProof/>
         </w:rPr>
-        <w:t>18</w:t>
+        <w:t>19</w:t>
       </w:r>
       <w:r>
         <w:rPr>
@@ -5275,7 +5269,7 @@
         <w:rPr>
           <w:noProof/>
         </w:rPr>
-        <w:instrText xml:space="preserve"> PAGEREF _TocG082 \h </w:instrText>
+        <w:instrText xml:space="preserve"> PAGEREF _TocG083 \h </w:instrText>
       </w:r>
       <w:r>
         <w:rPr>
@@ -5287,7 +5281,7 @@
         <w:rPr>
           <w:noProof/>
         </w:rPr>
-        <w:t>18</w:t>
+        <w:t>19</w:t>
       </w:r>
       <w:r>
         <w:rPr>
@@ -5317,7 +5311,7 @@
           <w:noProof/>
         </w:rPr>
         <w:tab/>
-        <w:t xml:space="preserve">Verschulden der T, §§ 280 I 2, 276 BGB</w:t>
+        <w:t xml:space="preserve">Vertretenmüssen der T, §§ 280 I 2, 276 BGB</w:t>
       </w:r>
       <w:r>
         <w:rPr>
@@ -5335,7 +5329,7 @@
         <w:rPr>
           <w:noProof/>
         </w:rPr>
-        <w:instrText xml:space="preserve"> PAGEREF _TocG083 \h </w:instrText>
+        <w:instrText xml:space="preserve"> PAGEREF _TocG084 \h </w:instrText>
       </w:r>
       <w:r>
         <w:rPr>
@@ -5347,7 +5341,7 @@
         <w:rPr>
           <w:noProof/>
         </w:rPr>
-        <w:t>18</w:t>
+        <w:t>19</w:t>
       </w:r>
       <w:r>
         <w:rPr>
@@ -5377,7 +5371,7 @@
           <w:noProof/>
         </w:rPr>
         <w:tab/>
-        <w:t xml:space="preserve">Ersatzfähiger Schaden</w:t>
+        <w:t xml:space="preserve">Ersatzfähiger Schaden, § 249 BGB</w:t>
       </w:r>
       <w:r>
         <w:rPr>
@@ -5395,7 +5389,7 @@
         <w:rPr>
           <w:noProof/>
         </w:rPr>
-        <w:instrText xml:space="preserve"> PAGEREF _TocG084 \h </w:instrText>
+        <w:instrText xml:space="preserve"> PAGEREF _TocG085 \h </w:instrText>
       </w:r>
       <w:r>
         <w:rPr>
@@ -5407,7 +5401,7 @@
         <w:rPr>
           <w:noProof/>
         </w:rPr>
-        <w:t>18</w:t>
+        <w:t>19</w:t>
       </w:r>
       <w:r>
         <w:rPr>
@@ -5455,7 +5449,7 @@
         <w:rPr>
           <w:noProof/>
         </w:rPr>
-        <w:instrText xml:space="preserve"> PAGEREF _TocG085 \h </w:instrText>
+        <w:instrText xml:space="preserve"> PAGEREF _TocG086 \h </w:instrText>
       </w:r>
       <w:r>
         <w:rPr>
@@ -5467,7 +5461,7 @@
         <w:rPr>
           <w:noProof/>
         </w:rPr>
-        <w:t>18</w:t>
+        <w:t>19</w:t>
       </w:r>
       <w:r>
         <w:rPr>
@@ -5515,7 +5509,7 @@
         <w:rPr>
           <w:noProof/>
         </w:rPr>
-        <w:instrText xml:space="preserve"> PAGEREF _TocG086 \h </w:instrText>
+        <w:instrText xml:space="preserve"> PAGEREF _TocG087 \h </w:instrText>
       </w:r>
       <w:r>
         <w:rPr>
@@ -5527,7 +5521,7 @@
         <w:rPr>
           <w:noProof/>
         </w:rPr>
-        <w:t>19</w:t>
+        <w:t>20</w:t>
       </w:r>
       <w:r>
         <w:rPr>
@@ -5557,7 +5551,7 @@
           <w:noProof/>
         </w:rPr>
         <w:tab/>
-        <w:t xml:space="preserve">Voraussetzungen der Aufrechnung, §§ 387 ff. BGB</w:t>
+        <w:t xml:space="preserve">Wirksame Aufrechnung, §§ 387 ff. BGB</w:t>
       </w:r>
       <w:r>
         <w:rPr>
@@ -5575,7 +5569,7 @@
         <w:rPr>
           <w:noProof/>
         </w:rPr>
-        <w:instrText xml:space="preserve"> PAGEREF _TocG087 \h </w:instrText>
+        <w:instrText xml:space="preserve"> PAGEREF _TocG088 \h </w:instrText>
       </w:r>
       <w:r>
         <w:rPr>
@@ -5587,7 +5581,7 @@
         <w:rPr>
           <w:noProof/>
         </w:rPr>
-        <w:t>19</w:t>
+        <w:t>20</w:t>
       </w:r>
       <w:r>
         <w:rPr>
@@ -5617,7 +5611,7 @@
           <w:noProof/>
         </w:rPr>
         <w:tab/>
-        <w:t xml:space="preserve">Gegenseitigkeit von Haupt- und Gegenforderung</w:t>
+        <w:t xml:space="preserve">Gegenseitigkeit von Haupt- und Gegenforderung, § 387 BGB</w:t>
       </w:r>
       <w:r>
         <w:rPr>
@@ -5635,7 +5629,7 @@
         <w:rPr>
           <w:noProof/>
         </w:rPr>
-        <w:instrText xml:space="preserve"> PAGEREF _TocG088 \h </w:instrText>
+        <w:instrText xml:space="preserve"> PAGEREF _TocG089 \h </w:instrText>
       </w:r>
       <w:r>
         <w:rPr>
@@ -5647,7 +5641,7 @@
         <w:rPr>
           <w:noProof/>
         </w:rPr>
-        <w:t>19</w:t>
+        <w:t>20</w:t>
       </w:r>
       <w:r>
         <w:rPr>
@@ -5677,7 +5671,7 @@
           <w:noProof/>
         </w:rPr>
         <w:tab/>
-        <w:t xml:space="preserve">Gleichartigkeit durch Ausübung der Ersetzungsbefugnis</w:t>
+        <w:t xml:space="preserve">Gleichartigkeit infolge der Ersetzungsbefugnis, § 249 II 1 BGB</w:t>
       </w:r>
       <w:r>
         <w:rPr>
@@ -5695,7 +5689,7 @@
         <w:rPr>
           <w:noProof/>
         </w:rPr>
-        <w:instrText xml:space="preserve"> PAGEREF _TocG089 \h </w:instrText>
+        <w:instrText xml:space="preserve"> PAGEREF _TocG090 \h </w:instrText>
       </w:r>
       <w:r>
         <w:rPr>
@@ -5707,7 +5701,7 @@
         <w:rPr>
           <w:noProof/>
         </w:rPr>
-        <w:t>19</w:t>
+        <w:t>20</w:t>
       </w:r>
       <w:r>
         <w:rPr>
@@ -5737,7 +5731,7 @@
           <w:noProof/>
         </w:rPr>
         <w:tab/>
-        <w:t xml:space="preserve">Erfüllbarkeit der Hauptforderung sowie Fälligkeit der Gegenforderung, § 387 BGB</w:t>
+        <w:t xml:space="preserve">Erfüllbarkeit der Haupt- und Fälligkeit der Gegenforderung</w:t>
       </w:r>
       <w:r>
         <w:rPr>
@@ -5755,7 +5749,7 @@
         <w:rPr>
           <w:noProof/>
         </w:rPr>
-        <w:instrText xml:space="preserve"> PAGEREF _TocG090 \h </w:instrText>
+        <w:instrText xml:space="preserve"> PAGEREF _TocG091 \h </w:instrText>
       </w:r>
       <w:r>
         <w:rPr>
@@ -5767,7 +5761,7 @@
         <w:rPr>
           <w:noProof/>
         </w:rPr>
-        <w:t>19</w:t>
+        <w:t>20</w:t>
       </w:r>
       <w:r>
         <w:rPr>
@@ -5815,7 +5809,7 @@
         <w:rPr>
           <w:noProof/>
         </w:rPr>
-        <w:instrText xml:space="preserve"> PAGEREF _TocG091 \h </w:instrText>
+        <w:instrText xml:space="preserve"> PAGEREF _TocG092 \h </w:instrText>
       </w:r>
       <w:r>
         <w:rPr>
@@ -5827,7 +5821,7 @@
         <w:rPr>
           <w:noProof/>
         </w:rPr>
-        <w:t>20</w:t>
+        <w:t>21</w:t>
       </w:r>
       <w:r>
         <w:rPr>
@@ -5875,7 +5869,7 @@
         <w:rPr>
           <w:noProof/>
         </w:rPr>
-        <w:instrText xml:space="preserve"> PAGEREF _TocG092 \h </w:instrText>
+        <w:instrText xml:space="preserve"> PAGEREF _TocG093 \h </w:instrText>
       </w:r>
       <w:r>
         <w:rPr>
@@ -5887,7 +5881,7 @@
         <w:rPr>
           <w:noProof/>
         </w:rPr>
-        <w:t>20</w:t>
+        <w:t>22</w:t>
       </w:r>
       <w:r>
         <w:rPr>
@@ -5935,7 +5929,7 @@
         <w:rPr>
           <w:noProof/>
         </w:rPr>
-        <w:instrText xml:space="preserve"> PAGEREF _TocG093 \h </w:instrText>
+        <w:instrText xml:space="preserve"> PAGEREF _TocG094 \h </w:instrText>
       </w:r>
       <w:r>
         <w:rPr>
@@ -5947,7 +5941,7 @@
         <w:rPr>
           <w:noProof/>
         </w:rPr>
-        <w:t>21</w:t>
+        <w:t>22</w:t>
       </w:r>
       <w:r>
         <w:rPr>
@@ -5995,7 +5989,7 @@
         <w:rPr>
           <w:noProof/>
         </w:rPr>
-        <w:instrText xml:space="preserve"> PAGEREF _TocG094 \h </w:instrText>
+        <w:instrText xml:space="preserve"> PAGEREF _TocG095 \h </w:instrText>
       </w:r>
       <w:r>
         <w:rPr>
@@ -6007,7 +6001,7 @@
         <w:rPr>
           <w:noProof/>
         </w:rPr>
-        <w:t>21</w:t>
+        <w:t>22</w:t>
       </w:r>
       <w:r>
         <w:rPr>
@@ -6055,7 +6049,7 @@
         <w:rPr>
           <w:noProof/>
         </w:rPr>
-        <w:instrText xml:space="preserve"> PAGEREF _TocG095 \h </w:instrText>
+        <w:instrText xml:space="preserve"> PAGEREF _TocG096 \h </w:instrText>
       </w:r>
       <w:r>
         <w:rPr>
@@ -6067,7 +6061,7 @@
         <w:rPr>
           <w:noProof/>
         </w:rPr>
-        <w:t>21</w:t>
+        <w:t>22</w:t>
       </w:r>
       <w:r>
         <w:rPr>
@@ -6115,7 +6109,7 @@
         <w:rPr>
           <w:noProof/>
         </w:rPr>
-        <w:instrText xml:space="preserve"> PAGEREF _TocG096 \h </w:instrText>
+        <w:instrText xml:space="preserve"> PAGEREF _TocG097 \h </w:instrText>
       </w:r>
       <w:r>
         <w:rPr>
@@ -6127,7 +6121,7 @@
         <w:rPr>
           <w:noProof/>
         </w:rPr>
-        <w:t>21</w:t>
+        <w:t>22</w:t>
       </w:r>
       <w:r>
         <w:rPr>
@@ -6175,7 +6169,7 @@
         <w:rPr>
           <w:noProof/>
         </w:rPr>
-        <w:instrText xml:space="preserve"> PAGEREF _TocG097 \h </w:instrText>
+        <w:instrText xml:space="preserve"> PAGEREF _TocG098 \h </w:instrText>
       </w:r>
       <w:r>
         <w:rPr>
@@ -6187,7 +6181,7 @@
         <w:rPr>
           <w:noProof/>
         </w:rPr>
-        <w:t>21</w:t>
+        <w:t>22</w:t>
       </w:r>
       <w:r>
         <w:rPr>
@@ -6217,7 +6211,7 @@
           <w:noProof/>
         </w:rPr>
         <w:tab/>
-        <w:t xml:space="preserve">N als Eigentümerin des Nachbargrundstücks</w:t>
+        <w:t xml:space="preserve">Eigentum der N am Nachbargrundstück</w:t>
       </w:r>
       <w:r>
         <w:rPr>
@@ -6235,7 +6229,7 @@
         <w:rPr>
           <w:noProof/>
         </w:rPr>
-        <w:instrText xml:space="preserve"> PAGEREF _TocG098 \h </w:instrText>
+        <w:instrText xml:space="preserve"> PAGEREF _TocG099 \h </w:instrText>
       </w:r>
       <w:r>
         <w:rPr>
@@ -6247,7 +6241,7 @@
         <w:rPr>
           <w:noProof/>
         </w:rPr>
-        <w:t>21</w:t>
+        <w:t>22</w:t>
       </w:r>
       <w:r>
         <w:rPr>
@@ -6295,7 +6289,7 @@
         <w:rPr>
           <w:noProof/>
         </w:rPr>
-        <w:instrText xml:space="preserve"> PAGEREF _TocG099 \h </w:instrText>
+        <w:instrText xml:space="preserve"> PAGEREF _TocG100 \h </w:instrText>
       </w:r>
       <w:r>
         <w:rPr>
@@ -6307,7 +6301,7 @@
         <w:rPr>
           <w:noProof/>
         </w:rPr>
-        <w:t>21</w:t>
+        <w:t>22</w:t>
       </w:r>
       <w:r>
         <w:rPr>
@@ -6355,7 +6349,7 @@
         <w:rPr>
           <w:noProof/>
         </w:rPr>
-        <w:instrText xml:space="preserve"> PAGEREF _TocG100 \h </w:instrText>
+        <w:instrText xml:space="preserve"> PAGEREF _TocG101 \h </w:instrText>
       </w:r>
       <w:r>
         <w:rPr>
@@ -6367,7 +6361,7 @@
         <w:rPr>
           <w:noProof/>
         </w:rPr>
-        <w:t>22</w:t>
+        <w:t>23</w:t>
       </w:r>
       <w:r>
         <w:rPr>
@@ -6397,7 +6391,7 @@
           <w:noProof/>
         </w:rPr>
         <w:tab/>
-        <w:t xml:space="preserve">Grenzüberschreitender Gebäudeteil</w:t>
+        <w:t xml:space="preserve">Überbau bei Errichtung eines Gebäudes</w:t>
       </w:r>
       <w:r>
         <w:rPr>
@@ -6415,7 +6409,7 @@
         <w:rPr>
           <w:noProof/>
         </w:rPr>
-        <w:instrText xml:space="preserve"> PAGEREF _TocG101 \h </w:instrText>
+        <w:instrText xml:space="preserve"> PAGEREF _TocG102 \h </w:instrText>
       </w:r>
       <w:r>
         <w:rPr>
@@ -6427,7 +6421,7 @@
         <w:rPr>
           <w:noProof/>
         </w:rPr>
-        <w:t>22</w:t>
+        <w:t>23</w:t>
       </w:r>
       <w:r>
         <w:rPr>
@@ -6475,7 +6469,7 @@
         <w:rPr>
           <w:noProof/>
         </w:rPr>
-        <w:instrText xml:space="preserve"> PAGEREF _TocG102 \h </w:instrText>
+        <w:instrText xml:space="preserve"> PAGEREF _TocG103 \h </w:instrText>
       </w:r>
       <w:r>
         <w:rPr>
@@ -6487,7 +6481,7 @@
         <w:rPr>
           <w:noProof/>
         </w:rPr>
-        <w:t>22</w:t>
+        <w:t>23</w:t>
       </w:r>
       <w:r>
         <w:rPr>
@@ -6517,7 +6511,7 @@
           <w:noProof/>
         </w:rPr>
         <w:tab/>
-        <w:t xml:space="preserve">Verspäteter Widerspruch der N</w:t>
+        <w:t xml:space="preserve">Kein sofortiger Widerspruch der N</w:t>
       </w:r>
       <w:r>
         <w:rPr>
@@ -6535,7 +6529,7 @@
         <w:rPr>
           <w:noProof/>
         </w:rPr>
-        <w:instrText xml:space="preserve"> PAGEREF _TocG103 \h </w:instrText>
+        <w:instrText xml:space="preserve"> PAGEREF _TocG104 \h </w:instrText>
       </w:r>
       <w:r>
         <w:rPr>
@@ -6547,7 +6541,7 @@
         <w:rPr>
           <w:noProof/>
         </w:rPr>
-        <w:t>22</w:t>
+        <w:t>23</w:t>
       </w:r>
       <w:r>
         <w:rPr>
@@ -6595,7 +6589,7 @@
         <w:rPr>
           <w:noProof/>
         </w:rPr>
-        <w:instrText xml:space="preserve"> PAGEREF _TocG104 \h </w:instrText>
+        <w:instrText xml:space="preserve"> PAGEREF _TocG105 \h </w:instrText>
       </w:r>
       <w:r>
         <w:rPr>
@@ -6607,7 +6601,7 @@
         <w:rPr>
           <w:noProof/>
         </w:rPr>
-        <w:t>22</w:t>
+        <w:t>24</w:t>
       </w:r>
       <w:r>
         <w:rPr>
@@ -6655,7 +6649,7 @@
         <w:rPr>
           <w:noProof/>
         </w:rPr>
-        <w:instrText xml:space="preserve"> PAGEREF _TocG105 \h </w:instrText>
+        <w:instrText xml:space="preserve"> PAGEREF _TocG106 \h </w:instrText>
       </w:r>
       <w:r>
         <w:rPr>
@@ -6667,7 +6661,7 @@
         <w:rPr>
           <w:noProof/>
         </w:rPr>
-        <w:t>23</w:t>
+        <w:t>24</w:t>
       </w:r>
       <w:r>
         <w:rPr>
@@ -6715,7 +6709,7 @@
         <w:rPr>
           <w:noProof/>
         </w:rPr>
-        <w:instrText xml:space="preserve"> PAGEREF _TocG106 \h </w:instrText>
+        <w:instrText xml:space="preserve"> PAGEREF _TocG107 \h </w:instrText>
       </w:r>
       <w:r>
         <w:rPr>
@@ -6727,7 +6721,7 @@
         <w:rPr>
           <w:noProof/>
         </w:rPr>
-        <w:t>23</w:t>
+        <w:t>24</w:t>
       </w:r>
       <w:r>
         <w:rPr>
@@ -6775,7 +6769,7 @@
         <w:rPr>
           <w:noProof/>
         </w:rPr>
-        <w:instrText xml:space="preserve"> PAGEREF _TocG107 \h </w:instrText>
+        <w:instrText xml:space="preserve"> PAGEREF _TocG108 \h </w:instrText>
       </w:r>
       <w:r>
         <w:rPr>
@@ -6787,7 +6781,7 @@
         <w:rPr>
           <w:noProof/>
         </w:rPr>
-        <w:t>23</w:t>
+        <w:t>24</w:t>
       </w:r>
       <w:r>
         <w:rPr>
@@ -6835,7 +6829,7 @@
         <w:rPr>
           <w:noProof/>
         </w:rPr>
-        <w:instrText xml:space="preserve"> PAGEREF _TocG108 \h </w:instrText>
+        <w:instrText xml:space="preserve"> PAGEREF _TocG109 \h </w:instrText>
       </w:r>
       <w:r>
         <w:rPr>
@@ -6847,7 +6841,7 @@
         <w:rPr>
           <w:noProof/>
         </w:rPr>
-        <w:t>23</w:t>
+        <w:t>24</w:t>
       </w:r>
       <w:r>
         <w:rPr>
@@ -6877,7 +6871,7 @@
           <w:noProof/>
         </w:rPr>
         <w:tab/>
-        <w:t xml:space="preserve">K als Zustandsstörerin</w:t>
+        <w:t xml:space="preserve">Verantwortlichkeit der K als Störerin</w:t>
       </w:r>
       <w:r>
         <w:rPr>
@@ -6895,7 +6889,7 @@
         <w:rPr>
           <w:noProof/>
         </w:rPr>
-        <w:instrText xml:space="preserve"> PAGEREF _TocG109 \h </w:instrText>
+        <w:instrText xml:space="preserve"> PAGEREF _TocG110 \h </w:instrText>
       </w:r>
       <w:r>
         <w:rPr>
@@ -6907,7 +6901,7 @@
         <w:rPr>
           <w:noProof/>
         </w:rPr>
-        <w:t>24</w:t>
+        <w:t>25</w:t>
       </w:r>
       <w:r>
         <w:rPr>
@@ -6955,7 +6949,7 @@
         <w:rPr>
           <w:noProof/>
         </w:rPr>
-        <w:instrText xml:space="preserve"> PAGEREF _TocG110 \h </w:instrText>
+        <w:instrText xml:space="preserve"> PAGEREF _TocG111 \h </w:instrText>
       </w:r>
       <w:r>
         <w:rPr>
@@ -6967,7 +6961,7 @@
         <w:rPr>
           <w:noProof/>
         </w:rPr>
-        <w:t>24</w:t>
+        <w:t>25</w:t>
       </w:r>
       <w:r>
         <w:rPr>
@@ -7015,7 +7009,7 @@
         <w:rPr>
           <w:noProof/>
         </w:rPr>
-        <w:instrText xml:space="preserve"> PAGEREF _TocG111 \h </w:instrText>
+        <w:instrText xml:space="preserve"> PAGEREF _TocG112 \h </w:instrText>
       </w:r>
       <w:r>
         <w:rPr>
@@ -7027,7 +7021,7 @@
         <w:rPr>
           <w:noProof/>
         </w:rPr>
-        <w:t>24</w:t>
+        <w:t>25</w:t>
       </w:r>
       <w:r>
         <w:rPr>
@@ -7304,310 +7298,7 @@
           <w:sz w:val="24"/>
           <w:szCs w:val="24"/>
         </w:rPr>
-        <w:t>V ist Eigentümerin eines bebauten Grundstücks. Auf dem Grundstück befindet sich eine Dop-</w:t>
-      </w:r>
-      <w:proofErr w:type="spellStart"/>
-      <w:r>
-        <w:rPr>
-          <w:sz w:val="24"/>
-          <w:szCs w:val="24"/>
-        </w:rPr>
-        <w:t>pelhaushälfte</w:t>
-      </w:r>
-      <w:proofErr w:type="spellEnd"/>
-      <w:r>
-        <w:rPr>
-          <w:sz w:val="24"/>
-          <w:szCs w:val="24"/>
-        </w:rPr>
-        <w:t xml:space="preserve"> mit untergeordneter vermieteter Einliegerwohnung sowie ein kleiner Werk-</w:t>
-      </w:r>
-      <w:proofErr w:type="spellStart"/>
-      <w:r>
-        <w:rPr>
-          <w:sz w:val="24"/>
-          <w:szCs w:val="24"/>
-        </w:rPr>
-        <w:t>stattanbau</w:t>
-      </w:r>
-      <w:proofErr w:type="spellEnd"/>
-      <w:r>
-        <w:rPr>
-          <w:sz w:val="24"/>
-          <w:szCs w:val="24"/>
-        </w:rPr>
-        <w:t xml:space="preserve">. V beauftragt Maklerin A schriftlich mit dem Verkauf des Grundstücks. </w:t>
-      </w:r>
-      <w:proofErr w:type="spellStart"/>
-      <w:r>
-        <w:rPr>
-          <w:sz w:val="24"/>
-          <w:szCs w:val="24"/>
-        </w:rPr>
-        <w:t>Vereinbartwird</w:t>
-      </w:r>
-      <w:proofErr w:type="spellEnd"/>
-      <w:r>
-        <w:rPr>
-          <w:sz w:val="24"/>
-          <w:szCs w:val="24"/>
-        </w:rPr>
-        <w:t xml:space="preserve"> eine Provision von 3 % des Kaufpreises. A erstellt ein Exposé. Darin erklärt sie </w:t>
-      </w:r>
-      <w:proofErr w:type="spellStart"/>
-      <w:proofErr w:type="gramStart"/>
-      <w:r>
-        <w:rPr>
-          <w:sz w:val="24"/>
-          <w:szCs w:val="24"/>
-        </w:rPr>
-        <w:t>deutlich,dass</w:t>
-      </w:r>
-      <w:proofErr w:type="spellEnd"/>
-      <w:proofErr w:type="gramEnd"/>
-      <w:r>
-        <w:rPr>
-          <w:sz w:val="24"/>
-          <w:szCs w:val="24"/>
-        </w:rPr>
-        <w:t xml:space="preserve"> ihre Maklertätigkeit nicht nur für die Verkäuferseite, sondern auch für die Käuferseite</w:t>
-      </w:r>
-      <w:r>
-        <w:rPr>
-          <w:sz w:val="24"/>
-          <w:szCs w:val="24"/>
-        </w:rPr>
-        <w:t xml:space="preserve"> er</w:t>
-      </w:r>
-      <w:r>
-        <w:rPr>
-          <w:sz w:val="24"/>
-          <w:szCs w:val="24"/>
-        </w:rPr>
-        <w:t>folgt (Doppeltätigkeit). Daher habe ein Käufer ebenfalls eine Provision von 3 % des Kauf-preises zu zahlen. K sieht das Exposé und meldet sich bei A. A und K schließen in den Ge-</w:t>
-      </w:r>
-      <w:proofErr w:type="spellStart"/>
-      <w:r>
-        <w:rPr>
-          <w:sz w:val="24"/>
-          <w:szCs w:val="24"/>
-        </w:rPr>
-        <w:t>schäftsräumen</w:t>
-      </w:r>
-      <w:proofErr w:type="spellEnd"/>
-      <w:r>
-        <w:rPr>
-          <w:sz w:val="24"/>
-          <w:szCs w:val="24"/>
-        </w:rPr>
-        <w:t xml:space="preserve"> der A schriftlich einen Maklervertrag nach einem Formular, welches A seit lan-gem für ihre Kunden standardmäßig benutzt und die marktübliche 3 % Provision des Käufers</w:t>
-      </w:r>
-      <w:r>
-        <w:rPr>
-          <w:sz w:val="24"/>
-          <w:szCs w:val="24"/>
-        </w:rPr>
-        <w:t xml:space="preserve"> </w:t>
-      </w:r>
-      <w:r>
-        <w:rPr>
-          <w:sz w:val="24"/>
-          <w:szCs w:val="24"/>
-        </w:rPr>
-        <w:t xml:space="preserve">vorsieht. Die Höhe der vom Verkäufer zu tragenden Provision ist in dem Formular nicht </w:t>
-      </w:r>
-      <w:proofErr w:type="spellStart"/>
-      <w:r>
-        <w:rPr>
-          <w:sz w:val="24"/>
-          <w:szCs w:val="24"/>
-        </w:rPr>
-        <w:t>ange</w:t>
-      </w:r>
-      <w:proofErr w:type="spellEnd"/>
-      <w:r>
-        <w:rPr>
-          <w:sz w:val="24"/>
-          <w:szCs w:val="24"/>
-        </w:rPr>
-        <w:t>-geben. K kennt das Grundstück bereits seit längerer Zeit. Sie hat beim Spazierengehen immer</w:t>
-      </w:r>
-      <w:r>
-        <w:rPr>
-          <w:sz w:val="24"/>
-          <w:szCs w:val="24"/>
-        </w:rPr>
-        <w:t xml:space="preserve"> </w:t>
-      </w:r>
-      <w:r>
-        <w:rPr>
-          <w:sz w:val="24"/>
-          <w:szCs w:val="24"/>
-        </w:rPr>
-        <w:t>wieder ein Auge darauf geworfen und sieht es als interessantes Erwerbsobjekt zu privaten</w:t>
-      </w:r>
-      <w:r>
-        <w:rPr>
-          <w:sz w:val="24"/>
-          <w:szCs w:val="24"/>
-        </w:rPr>
-        <w:t xml:space="preserve"> </w:t>
-      </w:r>
-      <w:r>
-        <w:rPr>
-          <w:sz w:val="24"/>
-          <w:szCs w:val="24"/>
-        </w:rPr>
-        <w:t>Wohnzwecken an. Von einer Verkaufsabsicht der V und vom Verkaufspreis erfährt K aber erst</w:t>
-      </w:r>
-      <w:r>
-        <w:rPr>
-          <w:sz w:val="24"/>
-          <w:szCs w:val="24"/>
-        </w:rPr>
-        <w:t xml:space="preserve"> </w:t>
-      </w:r>
-      <w:r>
-        <w:rPr>
-          <w:sz w:val="24"/>
-          <w:szCs w:val="24"/>
-        </w:rPr>
-        <w:t>durch das Exposé. V und K verhandeln anschließend über den Kaufpreis, werden sich aber</w:t>
-      </w:r>
-      <w:r>
-        <w:rPr>
-          <w:sz w:val="24"/>
-          <w:szCs w:val="24"/>
-        </w:rPr>
-        <w:t xml:space="preserve"> </w:t>
-      </w:r>
-      <w:r>
-        <w:rPr>
-          <w:sz w:val="24"/>
-          <w:szCs w:val="24"/>
-        </w:rPr>
-        <w:t>nicht einig und brechen die Verhandlungen zunächst ab. Nach vier Monaten nehmen sie wieder</w:t>
-      </w:r>
-      <w:r>
-        <w:rPr>
-          <w:sz w:val="24"/>
-          <w:szCs w:val="24"/>
-        </w:rPr>
-        <w:t xml:space="preserve"> </w:t>
-      </w:r>
-      <w:r>
-        <w:rPr>
-          <w:sz w:val="24"/>
-          <w:szCs w:val="24"/>
-        </w:rPr>
-        <w:t>Kontakt auf und erzielen eine Einigung. K kauft das Grundstück schließlich von V mit notariell</w:t>
-      </w:r>
-      <w:r>
-        <w:rPr>
-          <w:sz w:val="24"/>
-          <w:szCs w:val="24"/>
-        </w:rPr>
-        <w:t xml:space="preserve"> </w:t>
-      </w:r>
-      <w:r>
-        <w:rPr>
-          <w:sz w:val="24"/>
-          <w:szCs w:val="24"/>
-        </w:rPr>
-        <w:t>beurkundetem Kaufvertrag für EUR 1.000.000. Die Auflassung wird formgerecht erklärt, und</w:t>
-      </w:r>
-      <w:r>
-        <w:rPr>
-          <w:sz w:val="24"/>
-          <w:szCs w:val="24"/>
-        </w:rPr>
-        <w:t xml:space="preserve"> </w:t>
-      </w:r>
-      <w:r>
-        <w:rPr>
-          <w:sz w:val="24"/>
-          <w:szCs w:val="24"/>
-        </w:rPr>
-        <w:t>K wird im Grundbuch als Eigentümerin eingetragen. Nun verlangt A von K EUR 30.000 Mak-</w:t>
-      </w:r>
-      <w:r>
-        <w:rPr>
-          <w:sz w:val="24"/>
-          <w:szCs w:val="24"/>
-        </w:rPr>
-        <w:t xml:space="preserve"> </w:t>
-      </w:r>
-      <w:proofErr w:type="spellStart"/>
-      <w:r>
-        <w:rPr>
-          <w:sz w:val="24"/>
-          <w:szCs w:val="24"/>
-        </w:rPr>
-        <w:t>lerprovision</w:t>
-      </w:r>
-      <w:proofErr w:type="spellEnd"/>
-      <w:r>
-        <w:rPr>
-          <w:sz w:val="24"/>
-          <w:szCs w:val="24"/>
-        </w:rPr>
-        <w:t>. K erklärt gegenüber A, sie wolle an den Maklervertrag nicht mehr gebunden sein.</w:t>
-      </w:r>
-      <w:r>
-        <w:rPr>
-          <w:sz w:val="24"/>
-          <w:szCs w:val="24"/>
-        </w:rPr>
-        <w:t xml:space="preserve"> </w:t>
-      </w:r>
-      <w:r>
-        <w:rPr>
-          <w:sz w:val="24"/>
-          <w:szCs w:val="24"/>
-        </w:rPr>
-        <w:t>Sie habe zwar das Exposé einschließlich der Angabe zur Provisionspflicht gründlich gelesen,</w:t>
-      </w:r>
-      <w:r>
-        <w:rPr>
-          <w:sz w:val="24"/>
-          <w:szCs w:val="24"/>
-        </w:rPr>
-        <w:t xml:space="preserve"> </w:t>
-      </w:r>
-      <w:r>
-        <w:rPr>
-          <w:sz w:val="24"/>
-          <w:szCs w:val="24"/>
-        </w:rPr>
-        <w:t>habe aber nicht gewusst, was die Provisionspflicht bedeute. K erklärt außerdem, sie werde</w:t>
-      </w:r>
-      <w:r>
-        <w:rPr>
-          <w:sz w:val="24"/>
-          <w:szCs w:val="24"/>
-        </w:rPr>
-        <w:t xml:space="preserve"> </w:t>
-      </w:r>
-      <w:r>
-        <w:rPr>
-          <w:sz w:val="24"/>
-          <w:szCs w:val="24"/>
-        </w:rPr>
-        <w:t>allenfalls zahlen, wenn A den Maklervertrag mit V vorlegt. A teilt der K lediglich mit, V habe</w:t>
-      </w:r>
-      <w:r>
-        <w:rPr>
-          <w:sz w:val="24"/>
-          <w:szCs w:val="24"/>
-        </w:rPr>
-        <w:t xml:space="preserve"> </w:t>
-      </w:r>
-      <w:r>
-        <w:rPr>
-          <w:sz w:val="24"/>
-          <w:szCs w:val="24"/>
-        </w:rPr>
-        <w:t>ebenfalls 3 % Provision geschuldet und gezahlt.</w:t>
+        <w:t xml:space="preserve">V ist Eigentümerin eines bebauten Grundstücks. Auf dem Grundstück befindet sich eine Doppelhaushälfte mit untergeordneter vermieteter Einliegerwohnung sowie ein kleiner Werkstattanbau. V beauftragt Maklerin A schriftlich mit dem Verkauf des Grundstücks. Vereinbart wird eine Provision von 3 % des Kaufpreises. A erstellt ein Exposé. Darin erklärt sie deutlich, dass ihre Maklertätigkeit nicht nur für die Verkäuferseite, sondern auch für die Käuferseite erfolgt (Doppeltätigkeit). Daher habe ein Käufer ebenfalls eine Provision von 3 % des Kaufpreises zu zahlen. K sieht das Exposé und meldet sich bei A. A und K schließen in den Geschäftsräumen der A schriftlich einen Maklervertrag nach einem Formular, welches A seit langem für ihre Kunden standardmäßig benutzt und die marktübliche 3 % Provision des Käufers vorsieht. Die Höhe der vom Verkäufer zu tragenden Provision ist in dem Formular nicht angegeben. K kennt das Grundstück bereits seit längerer Zeit. Sie hat beim Spazierengehen immer wieder ein Auge darauf geworfen und sieht es als interessantes Erwerbsobjekt zu privaten Wohnzwecken an. Von einer Verkaufsabsicht der V und vom Verkaufspreis erfährt K aber erst durch das Exposé. V und K verhandeln anschließend über den Kaufpreis, werden sich aber nicht einig und brechen die Verhandlungen zunächst ab. Nach vier Monaten nehmen sie wieder Kontakt auf und erzielen eine Einigung. K kauft das Grundstück schließlich von V mit notariell beurkundetem Kaufvertrag für EUR 1.000.000. Die Auflassung wird formgerecht erklärt, und K wird im Grundbuch als Eigentümerin eingetragen. Nun verlangt A von K EUR 30.000 Maklerprovision. K erklärt gegenüber A, sie wolle an den Maklervertrag nicht mehr gebunden sein. Sie habe zwar das Exposé einschließlich der Angabe zur Provisionspflicht gründlich gelesen, habe aber nicht gewusst, was die Provisionspflicht bedeute. K erklärt außerdem, sie werde allenfalls zahlen, wenn A den Maklervertrag mit V vorlegt. A teilt der K lediglich mit, V habe ebenfalls 3 % Provision geschuldet und gezahlt.</w:t>
       </w:r>
     </w:p>
     <w:p>
@@ -7636,275 +7327,7 @@
           <w:sz w:val="24"/>
           <w:szCs w:val="24"/>
         </w:rPr>
-        <w:t xml:space="preserve">In der vermieteten Einliegerwohnung lebt seit sechs Jahren die 82-jährige T. T ärgert sich </w:t>
-      </w:r>
-      <w:proofErr w:type="spellStart"/>
-      <w:r>
-        <w:rPr>
-          <w:sz w:val="24"/>
-          <w:szCs w:val="24"/>
-        </w:rPr>
-        <w:t>be</w:t>
-      </w:r>
-      <w:proofErr w:type="spellEnd"/>
-      <w:r>
-        <w:rPr>
-          <w:sz w:val="24"/>
-          <w:szCs w:val="24"/>
-        </w:rPr>
-        <w:t>-</w:t>
-      </w:r>
-      <w:r>
-        <w:rPr>
-          <w:sz w:val="24"/>
-          <w:szCs w:val="24"/>
-        </w:rPr>
-        <w:t xml:space="preserve"> </w:t>
-      </w:r>
-      <w:proofErr w:type="spellStart"/>
-      <w:r>
-        <w:rPr>
-          <w:sz w:val="24"/>
-          <w:szCs w:val="24"/>
-        </w:rPr>
-        <w:t>reits</w:t>
-      </w:r>
-      <w:proofErr w:type="spellEnd"/>
-      <w:r>
-        <w:rPr>
-          <w:sz w:val="24"/>
-          <w:szCs w:val="24"/>
-        </w:rPr>
-        <w:t xml:space="preserve"> seit ihrem Einzug über den allmorgendlichen Lärm eines angrenzenden Kindergartens.</w:t>
-      </w:r>
-      <w:r>
-        <w:rPr>
-          <w:sz w:val="24"/>
-          <w:szCs w:val="24"/>
-        </w:rPr>
-        <w:t xml:space="preserve"> </w:t>
-      </w:r>
-      <w:r>
-        <w:rPr>
-          <w:sz w:val="24"/>
-          <w:szCs w:val="24"/>
-        </w:rPr>
-        <w:t>Dennoch zahlte sie in den ersten vier Jahren vorbehaltlos die volle vereinbarte Miete. Danac</w:t>
-      </w:r>
-      <w:r>
-        <w:rPr>
-          <w:sz w:val="24"/>
-          <w:szCs w:val="24"/>
-        </w:rPr>
-        <w:t xml:space="preserve"> </w:t>
-      </w:r>
-      <w:r>
-        <w:rPr>
-          <w:sz w:val="24"/>
-          <w:szCs w:val="24"/>
-        </w:rPr>
-        <w:t>zog sie bei den Überweisungen der monatlichen Mietzahlungen eigenmächtig jeweils 40 % ab.</w:t>
-      </w:r>
-      <w:r>
-        <w:rPr>
-          <w:sz w:val="24"/>
-          <w:szCs w:val="24"/>
-        </w:rPr>
-        <w:t xml:space="preserve"> </w:t>
-      </w:r>
-      <w:r>
-        <w:rPr>
-          <w:sz w:val="24"/>
-          <w:szCs w:val="24"/>
-        </w:rPr>
-        <w:t>Der Kindergarten war bereits vor dem Einzug der T in Betrieb und hält schon immer sämtliche</w:t>
-      </w:r>
-      <w:r>
-        <w:rPr>
-          <w:sz w:val="24"/>
-          <w:szCs w:val="24"/>
-        </w:rPr>
-        <w:t xml:space="preserve"> </w:t>
-      </w:r>
-      <w:r>
-        <w:rPr>
-          <w:sz w:val="24"/>
-          <w:szCs w:val="24"/>
-        </w:rPr>
-        <w:t>Immissionsrichtwerte ein. Von beidem hatte die T beim Einzug auch Kenntnis. Nach dem Ei-</w:t>
-      </w:r>
-      <w:r>
-        <w:rPr>
-          <w:sz w:val="24"/>
-          <w:szCs w:val="24"/>
-        </w:rPr>
-        <w:t xml:space="preserve"> </w:t>
-      </w:r>
-      <w:proofErr w:type="spellStart"/>
-      <w:r>
-        <w:rPr>
-          <w:sz w:val="24"/>
-          <w:szCs w:val="24"/>
-        </w:rPr>
-        <w:t>gentumsübergang</w:t>
-      </w:r>
-      <w:proofErr w:type="spellEnd"/>
-      <w:r>
-        <w:rPr>
-          <w:sz w:val="24"/>
-          <w:szCs w:val="24"/>
-        </w:rPr>
-        <w:t xml:space="preserve"> auf K zahlt T auch an K weiterhin nur die verminderte Miete. K lässt die</w:t>
-      </w:r>
-      <w:r>
-        <w:rPr>
-          <w:sz w:val="24"/>
-          <w:szCs w:val="24"/>
-        </w:rPr>
-        <w:t xml:space="preserve"> </w:t>
-      </w:r>
-      <w:r>
-        <w:rPr>
-          <w:sz w:val="24"/>
-          <w:szCs w:val="24"/>
-        </w:rPr>
-        <w:t>Rückstände zunächst sechs Monate auflaufen und kündigt T schließlich schriftlich fristlos,</w:t>
-      </w:r>
-      <w:r>
-        <w:rPr>
-          <w:sz w:val="24"/>
-          <w:szCs w:val="24"/>
-        </w:rPr>
-        <w:t xml:space="preserve"> </w:t>
-      </w:r>
-      <w:r>
-        <w:rPr>
-          <w:sz w:val="24"/>
-          <w:szCs w:val="24"/>
-        </w:rPr>
-        <w:lastRenderedPageBreak/>
-        <w:t>hilfsweise ordentlich wegen Zahlungsverzugs. Die Zahlungsrückstände werden im Schreiben</w:t>
-      </w:r>
-      <w:r>
-        <w:rPr>
-          <w:sz w:val="24"/>
-          <w:szCs w:val="24"/>
-        </w:rPr>
-        <w:t xml:space="preserve"> </w:t>
-      </w:r>
-      <w:r>
-        <w:rPr>
-          <w:sz w:val="24"/>
-          <w:szCs w:val="24"/>
-        </w:rPr>
-        <w:t>richtig beziffert. Ein Hinweis auf den Sozialwiderspruch fehlt im Kündigungsschreiben. Da T</w:t>
-      </w:r>
-      <w:r>
-        <w:rPr>
-          <w:sz w:val="24"/>
-          <w:szCs w:val="24"/>
-        </w:rPr>
-        <w:t xml:space="preserve"> </w:t>
-      </w:r>
-      <w:r>
-        <w:rPr>
-          <w:sz w:val="24"/>
-          <w:szCs w:val="24"/>
-        </w:rPr>
-        <w:t>sich noch am selben Tag weigert, auszuziehen, erhebt K am folgenden Tag in prozessrechtlich</w:t>
-      </w:r>
-      <w:r>
-        <w:rPr>
-          <w:sz w:val="24"/>
-          <w:szCs w:val="24"/>
-        </w:rPr>
-        <w:t xml:space="preserve"> </w:t>
-      </w:r>
-      <w:r>
-        <w:rPr>
-          <w:sz w:val="24"/>
-          <w:szCs w:val="24"/>
-        </w:rPr>
-        <w:t>zulässiger Form Räumungsklage. Sieben Wochen nach Zustellung der Räumungsklage zahlt T</w:t>
-      </w:r>
-      <w:r>
-        <w:rPr>
-          <w:sz w:val="24"/>
-          <w:szCs w:val="24"/>
-        </w:rPr>
-        <w:t xml:space="preserve"> s</w:t>
-      </w:r>
-      <w:r>
-        <w:rPr>
-          <w:sz w:val="24"/>
-          <w:szCs w:val="24"/>
-        </w:rPr>
-        <w:t>ämtliche Mietrückstände nach. T schreibt der K per Brief, dass die Kündigung schon wegen</w:t>
-      </w:r>
-      <w:r>
-        <w:rPr>
-          <w:sz w:val="24"/>
-          <w:szCs w:val="24"/>
-        </w:rPr>
-        <w:t xml:space="preserve"> </w:t>
-      </w:r>
-      <w:r>
-        <w:rPr>
-          <w:sz w:val="24"/>
-          <w:szCs w:val="24"/>
-        </w:rPr>
-        <w:t>ihres – der T – hohen Alters nicht rechtmäßig sei. Es liegen bei T keine gesundheitlichen Ein-</w:t>
-      </w:r>
-      <w:r>
-        <w:rPr>
-          <w:sz w:val="24"/>
-          <w:szCs w:val="24"/>
-        </w:rPr>
-        <w:t xml:space="preserve"> </w:t>
-      </w:r>
-      <w:proofErr w:type="spellStart"/>
-      <w:r>
-        <w:rPr>
-          <w:sz w:val="24"/>
-          <w:szCs w:val="24"/>
-        </w:rPr>
-        <w:t>schränkungen</w:t>
-      </w:r>
-      <w:proofErr w:type="spellEnd"/>
-      <w:r>
-        <w:rPr>
-          <w:sz w:val="24"/>
-          <w:szCs w:val="24"/>
-        </w:rPr>
-        <w:t xml:space="preserve"> oder sonstigen Umstände vor, die einen Umzug unmöglich oder unzumutbar</w:t>
-      </w:r>
-      <w:r>
-        <w:rPr>
-          <w:sz w:val="24"/>
-          <w:szCs w:val="24"/>
-        </w:rPr>
-        <w:t xml:space="preserve"> </w:t>
-      </w:r>
-      <w:r>
-        <w:rPr>
-          <w:sz w:val="24"/>
-          <w:szCs w:val="24"/>
-        </w:rPr>
-        <w:t>machen würden. Weitere acht Monate später fordert K von T erneut Räumung und Herausgabe</w:t>
-      </w:r>
-      <w:r>
-        <w:rPr>
-          <w:sz w:val="24"/>
-          <w:szCs w:val="24"/>
-        </w:rPr>
-        <w:t xml:space="preserve"> </w:t>
-      </w:r>
-      <w:r>
-        <w:rPr>
-          <w:sz w:val="24"/>
-          <w:szCs w:val="24"/>
-        </w:rPr>
-        <w:t>der Wohnung.</w:t>
+        <w:t xml:space="preserve">In der vermieteten Einliegerwohnung lebt seit sechs Jahren die 82-jährige T. T ärgert sich bereits seit ihrem Einzug über den allmorgendlichen Lärm eines angrenzenden Kindergartens. Dennoch zahlte sie in den ersten vier Jahren vorbehaltlos die volle vereinbarte Miete. Danach zog sie bei den Überweisungen der monatlichen Mietzahlungen eigenmächtig jeweils 40 % ab. Der Kindergarten war bereits vor dem Einzug der T in Betrieb und hält schon immer sämtliche Immissionsrichtwerte ein. Von beidem hatte die T beim Einzug auch Kenntnis. Nach dem Eigentumsübergang auf K zahlt T auch an K weiterhin nur die verminderte Miete. K lässt die Rückstände zunächst sechs Monate auflaufen und kündigt T schließlich schriftlich fristlos, hilfsweise ordentlich wegen Zahlungsverzugs. Die Zahlungsrückstände werden im Schreiben richtig beziffert. Ein Hinweis auf den Sozialwiderspruch fehlt im Kündigungsschreiben. Da T sich noch am selben Tag weigert, auszuziehen, erhebt K am folgenden Tag in prozessrechtlich zulässiger Form Räumungsklage. Sieben Wochen nach Zustellung der Räumungsklage zahlt T sämtliche Mietrückstände nach. T schreibt der K per Brief, dass die Kündigung schon wegen ihres – der T – hohen Alters nicht rechtmäßig sei. Es liegen bei T keine gesundheitlichen Einschränkungen oder sonstigen Umstände vor, die einen Umzug unmöglich oder unzumutbar machen würden. Weitere acht Monate später fordert K von T erneut Räumung und Herausgabe der Wohnung.</w:t>
       </w:r>
     </w:p>
     <w:p>
@@ -7999,178 +7422,7 @@
           <w:sz w:val="24"/>
           <w:szCs w:val="24"/>
         </w:rPr>
-        <w:t xml:space="preserve">T räumt die Wohnung schließlich doch und gibt sie an K zurück. Bei der Rückgabe der </w:t>
-      </w:r>
-      <w:proofErr w:type="spellStart"/>
-      <w:r>
-        <w:rPr>
-          <w:sz w:val="24"/>
-          <w:szCs w:val="24"/>
-        </w:rPr>
-        <w:t>Woh</w:t>
-      </w:r>
-      <w:proofErr w:type="spellEnd"/>
-      <w:r>
-        <w:rPr>
-          <w:sz w:val="24"/>
-          <w:szCs w:val="24"/>
-        </w:rPr>
-        <w:t>-</w:t>
-      </w:r>
-      <w:r>
-        <w:rPr>
-          <w:sz w:val="24"/>
-          <w:szCs w:val="24"/>
-        </w:rPr>
-        <w:t xml:space="preserve"> </w:t>
-      </w:r>
-      <w:proofErr w:type="spellStart"/>
-      <w:r>
-        <w:rPr>
-          <w:sz w:val="24"/>
-          <w:szCs w:val="24"/>
-        </w:rPr>
-        <w:t>nung</w:t>
-      </w:r>
-      <w:proofErr w:type="spellEnd"/>
-      <w:r>
-        <w:rPr>
-          <w:sz w:val="24"/>
-          <w:szCs w:val="24"/>
-        </w:rPr>
-        <w:t xml:space="preserve"> entdeckt K erhebliche Beschädigungen an Böden und Türen, die auf einen </w:t>
-      </w:r>
-      <w:proofErr w:type="spellStart"/>
-      <w:r>
-        <w:rPr>
-          <w:sz w:val="24"/>
-          <w:szCs w:val="24"/>
-        </w:rPr>
-        <w:t>unsachgemä</w:t>
-      </w:r>
-      <w:proofErr w:type="spellEnd"/>
-      <w:r>
-        <w:rPr>
-          <w:sz w:val="24"/>
-          <w:szCs w:val="24"/>
-        </w:rPr>
-        <w:t>-</w:t>
-      </w:r>
-      <w:r>
-        <w:rPr>
-          <w:sz w:val="24"/>
-          <w:szCs w:val="24"/>
-        </w:rPr>
-        <w:t xml:space="preserve"> </w:t>
-      </w:r>
-      <w:proofErr w:type="spellStart"/>
-      <w:r>
-        <w:rPr>
-          <w:sz w:val="24"/>
-          <w:szCs w:val="24"/>
-        </w:rPr>
-        <w:t>ßen</w:t>
-      </w:r>
-      <w:proofErr w:type="spellEnd"/>
-      <w:r>
-        <w:rPr>
-          <w:sz w:val="24"/>
-          <w:szCs w:val="24"/>
-        </w:rPr>
-        <w:t xml:space="preserve"> Gebrauch der Wohnung durch T zurückzuführen sind. Die Beseitigung dieser Schäden</w:t>
-      </w:r>
-      <w:r>
-        <w:rPr>
-          <w:sz w:val="24"/>
-          <w:szCs w:val="24"/>
-        </w:rPr>
-        <w:t xml:space="preserve"> </w:t>
-      </w:r>
-      <w:r>
-        <w:rPr>
-          <w:sz w:val="24"/>
-          <w:szCs w:val="24"/>
-        </w:rPr>
-        <w:t>würde EUR 2.000 kosten. Acht Monate nach Rückgabe der Wohnung verlangt T von K Rück-</w:t>
-      </w:r>
-      <w:r>
-        <w:rPr>
-          <w:sz w:val="24"/>
-          <w:szCs w:val="24"/>
-        </w:rPr>
-        <w:t xml:space="preserve"> </w:t>
-      </w:r>
-      <w:proofErr w:type="spellStart"/>
-      <w:r>
-        <w:rPr>
-          <w:sz w:val="24"/>
-          <w:szCs w:val="24"/>
-        </w:rPr>
-        <w:t>zahlung</w:t>
-      </w:r>
-      <w:proofErr w:type="spellEnd"/>
-      <w:r>
-        <w:rPr>
-          <w:sz w:val="24"/>
-          <w:szCs w:val="24"/>
-        </w:rPr>
-        <w:t xml:space="preserve"> ihrer zu Beginn des Mietverhältnisses an V geleisteten Barkaution in Höhe von EUR</w:t>
-      </w:r>
-      <w:r>
-        <w:rPr>
-          <w:sz w:val="24"/>
-          <w:szCs w:val="24"/>
-        </w:rPr>
-        <w:t xml:space="preserve"> </w:t>
-      </w:r>
-      <w:r>
-        <w:rPr>
-          <w:sz w:val="24"/>
-          <w:szCs w:val="24"/>
-        </w:rPr>
-        <w:t>2.000, was dem Zweifachen der unveränderten Nettokaltmiete entspricht. K erklärt gegenüber</w:t>
-      </w:r>
-      <w:r>
-        <w:rPr>
-          <w:sz w:val="24"/>
-          <w:szCs w:val="24"/>
-        </w:rPr>
-        <w:t xml:space="preserve"> </w:t>
-      </w:r>
-      <w:r>
-        <w:rPr>
-          <w:sz w:val="24"/>
-          <w:szCs w:val="24"/>
-        </w:rPr>
-        <w:t>T, sie behalte die Kaution wegen der verursachten Schäden ein. T gibt zwar zu, dass sie die</w:t>
-      </w:r>
-      <w:r>
-        <w:rPr>
-          <w:sz w:val="24"/>
-          <w:szCs w:val="24"/>
-        </w:rPr>
-        <w:t xml:space="preserve"> </w:t>
-      </w:r>
-      <w:r>
-        <w:rPr>
-          <w:sz w:val="24"/>
-          <w:szCs w:val="24"/>
-        </w:rPr>
-        <w:t>Schäden pflichtwidrig und schuldhaft verursacht hat, wendet aber ein, dass K ihr diesbezüglich</w:t>
-      </w:r>
-      <w:r>
-        <w:rPr>
-          <w:sz w:val="24"/>
-          <w:szCs w:val="24"/>
-        </w:rPr>
-        <w:t xml:space="preserve"> </w:t>
-      </w:r>
-      <w:r>
-        <w:rPr>
-          <w:sz w:val="24"/>
-          <w:szCs w:val="24"/>
-        </w:rPr>
-        <w:t>keine Frist zur Reparatur gesetzt hat.</w:t>
+        <w:t xml:space="preserve">T räumt die Wohnung schließlich doch und gibt sie an K zurück. Bei der Rückgabe der Wohnung entdeckt K erhebliche Beschädigungen an Böden und Türen, die auf einen unsachgemäßen Gebrauch der Wohnung durch T zurückzuführen sind. Die Beseitigung dieser Schäden würde EUR 2.000 kosten. Acht Monate nach Rückgabe der Wohnung verlangt T von K Rückzahlung ihrer zu Beginn des Mietverhältnisses an V geleisteten Barkaution in Höhe von EUR 2.000, was dem Zweifachen der unveränderten Nettokaltmiete entspricht. K erklärt gegenüber T, sie behalte die Kaution wegen der verursachten Schäden ein. T gibt zwar zu, dass sie die Schäden pflichtwidrig und schuldhaft verursacht hat, wendet aber ein, dass K ihr diesbezüglich keine Frist zur Reparatur gesetzt hat.</w:t>
       </w:r>
     </w:p>
     <w:p>
@@ -8199,150 +7451,7 @@
           <w:sz w:val="24"/>
           <w:szCs w:val="24"/>
         </w:rPr>
-        <w:t>Der Werkstattanbau auf dem Grundstück (Stammgrundstück) steht teilweise auf dem Nach-</w:t>
-      </w:r>
-      <w:r>
-        <w:rPr>
-          <w:sz w:val="24"/>
-          <w:szCs w:val="24"/>
-        </w:rPr>
-        <w:t xml:space="preserve"> </w:t>
-      </w:r>
-      <w:proofErr w:type="spellStart"/>
-      <w:r>
-        <w:rPr>
-          <w:sz w:val="24"/>
-          <w:szCs w:val="24"/>
-        </w:rPr>
-        <w:t>bargrundstück</w:t>
-      </w:r>
-      <w:proofErr w:type="spellEnd"/>
-      <w:r>
-        <w:rPr>
-          <w:sz w:val="24"/>
-          <w:szCs w:val="24"/>
-        </w:rPr>
-        <w:t>, welches sich im Eigentum der N befindet. Errichtet wurde der Anbau durch</w:t>
-      </w:r>
-      <w:r>
-        <w:rPr>
-          <w:sz w:val="24"/>
-          <w:szCs w:val="24"/>
-        </w:rPr>
-        <w:t xml:space="preserve"> </w:t>
-      </w:r>
-      <w:r>
-        <w:rPr>
-          <w:sz w:val="24"/>
-          <w:szCs w:val="24"/>
-        </w:rPr>
-        <w:t>den Vater der V, der damals Eigentümer des Stammgrundstücks war. Bei der Errichtung war</w:t>
-      </w:r>
-      <w:r>
-        <w:rPr>
-          <w:sz w:val="24"/>
-          <w:szCs w:val="24"/>
-        </w:rPr>
-        <w:t xml:space="preserve"> </w:t>
-      </w:r>
-      <w:r>
-        <w:rPr>
-          <w:sz w:val="24"/>
-          <w:szCs w:val="24"/>
-        </w:rPr>
-        <w:t>dem Vater der V der Grenzverlauf nicht bekannt. Die Überbauung war trotz sorgfältiger Prüfung der verfügbaren Unterlagen für den Vater der V nicht erkennbar. N hatte der Errichtung</w:t>
-      </w:r>
-      <w:r>
-        <w:rPr>
-          <w:sz w:val="24"/>
-          <w:szCs w:val="24"/>
-        </w:rPr>
-        <w:t xml:space="preserve"> </w:t>
-      </w:r>
-      <w:r>
-        <w:rPr>
-          <w:sz w:val="24"/>
-          <w:szCs w:val="24"/>
-        </w:rPr>
-        <w:t>des Werkstattanbaus zugesehen und erkannt – anders als der Vater der V –, dass Teile auf</w:t>
-      </w:r>
-      <w:r>
-        <w:rPr>
-          <w:sz w:val="24"/>
-          <w:szCs w:val="24"/>
-        </w:rPr>
-        <w:t xml:space="preserve"> </w:t>
-      </w:r>
-      <w:r>
-        <w:rPr>
-          <w:sz w:val="24"/>
-          <w:szCs w:val="24"/>
-        </w:rPr>
-        <w:t>ihrem Grundstück stehen. Sie hat der Überbauung aber erst zwei Monate nach der Fertigstellung widersprochen. V wurde schließlich Alleinerbin ihres Vaters. Nachdem K das Grundstück</w:t>
-      </w:r>
-      <w:r>
-        <w:rPr>
-          <w:sz w:val="24"/>
-          <w:szCs w:val="24"/>
-        </w:rPr>
-        <w:t xml:space="preserve"> </w:t>
-      </w:r>
-      <w:r>
-        <w:rPr>
-          <w:sz w:val="24"/>
-          <w:szCs w:val="24"/>
-        </w:rPr>
-        <w:t>von V erworben hat, lässt K den auf ihrem Grundstück befindlichen Teil des Werkstattanbaus</w:t>
-      </w:r>
-      <w:r>
-        <w:rPr>
-          <w:sz w:val="24"/>
-          <w:szCs w:val="24"/>
-        </w:rPr>
-        <w:t xml:space="preserve"> </w:t>
-      </w:r>
-      <w:r>
-        <w:rPr>
-          <w:sz w:val="24"/>
-          <w:szCs w:val="24"/>
-        </w:rPr>
-        <w:t xml:space="preserve">abreißen. Die </w:t>
-      </w:r>
-      <w:r>
-        <w:rPr>
-          <w:sz w:val="24"/>
-          <w:szCs w:val="24"/>
-        </w:rPr>
-        <w:lastRenderedPageBreak/>
-        <w:t>auf dem Grundstück der N stehenden Gebäudeteile lässt K stehen. K meint, die</w:t>
-      </w:r>
-      <w:r>
-        <w:rPr>
-          <w:sz w:val="24"/>
-          <w:szCs w:val="24"/>
-        </w:rPr>
-        <w:t xml:space="preserve"> </w:t>
-      </w:r>
-      <w:r>
-        <w:rPr>
-          <w:sz w:val="24"/>
-          <w:szCs w:val="24"/>
-        </w:rPr>
-        <w:t>Gebäudereste</w:t>
-      </w:r>
-      <w:r>
-        <w:rPr>
-          <w:sz w:val="24"/>
-          <w:szCs w:val="24"/>
-        </w:rPr>
-        <w:t xml:space="preserve"> </w:t>
-      </w:r>
-      <w:r>
-        <w:rPr>
-          <w:sz w:val="24"/>
-          <w:szCs w:val="24"/>
-        </w:rPr>
-        <w:t>gehörten nun der N. N verlangt dagegen von K die Beseitigung der Reste.</w:t>
+        <w:t xml:space="preserve">Der Werkstattanbau auf dem Grundstück (Stammgrundstück) steht teilweise auf dem Nachbargrundstück, welches sich im Eigentum der N befindet. Errichtet wurde der Anbau durch den Vater der V, der damals Eigentümer des Stammgrundstücks war. Bei der Errichtung war dem Vater der V der Grenzverlauf nicht bekannt. Die Überbauung war trotz sorgfältiger Prüfung der verfügbaren Unterlagen für den Vater der V nicht erkennbar. N hatte der Errichtung des Werkstattanbaus zugesehen und erkannt – anders als der Vater der V –, dass Teile auf ihrem Grundstück stehen. Sie hat der Überbauung aber erst zwei Monate nach der Fertigstellung widersprochen. V wurde schließlich Alleinerbin ihres Vaters. Nachdem K das Grundstück von V erworben hat, lässt K den auf ihrem Grundstück befindlichen Teil des Werkstattanbaus abreißen. Die auf dem Grundstück der N stehenden Gebäudeteile lässt K stehen. K meint, die Gebäudereste gehörten nun der N. N verlangt dagegen von K die Beseitigung der Reste.</w:t>
       </w:r>
     </w:p>
     <w:p>
@@ -8406,27 +7515,7 @@
           <w:sz w:val="24"/>
           <w:szCs w:val="24"/>
         </w:rPr>
-        <w:t>Frage 4: Kann N von K die Beseitigung der auf dem Grundstück der N verbliebenen</w:t>
-      </w:r>
-    </w:p>
-    <w:p>
-      <w:pPr>
-        <w:pStyle w:val="p1"/>
-        <w:spacing w:line="360" w:lineRule="auto"/>
-        <w:jc w:val="both"/>
-        <w:rPr>
-          <w:sz w:val="24"/>
-          <w:szCs w:val="24"/>
-        </w:rPr>
-      </w:pPr>
-      <w:r>
-        <w:rPr>
-          <w:b/>
-          <w:bCs/>
-          <w:sz w:val="24"/>
-          <w:szCs w:val="24"/>
-        </w:rPr>
-        <w:t>Gebäudeteile verlangen</w:t>
+        <w:t xml:space="preserve">Frage 4: Kann N von K die Beseitigung der auf dem Grundstück der N verbliebenen Gebäudeteile verlangen?</w:t>
       </w:r>
     </w:p>
     <w:p>
@@ -8498,7 +7587,7 @@
           <w:b/>
           <w:bCs/>
         </w:rPr>
-        <w:t xml:space="preserve">I. Anspruch der A gegen K auf Maklerprovision i.H.v. 30.000 € gem. § 652 I 1 BGB</w:t>
+        <w:t xml:space="preserve">I. Anspruch der A gegen K auf Maklerlohn i.H.v. 30.000 € aus § 652 I 1 BGB</w:t>
       </w:r>
       <w:r>
         <w:rPr>
@@ -8512,7 +7601,7 @@
     </w:p>
     <w:p>
       <w:r>
-        <w:t xml:space="preserve">A könnte gegen K einen Anspruch auf Zahlung einer Maklerprovision in Höhe von 30.000 € gem. § 652 I 1 haben.</w:t>
+        <w:t xml:space="preserve">A könnte gegen K einen Anspruch auf Zahlung eines Maklerlohns in Höhe von 30.000 € aus § 652 I 1 haben. Dies setzt einen wirksamen Maklervertrag, eine Nachweis- oder Vermittlungsleistung der A und den Abschluss des Hauptvertrags infolge dieser Tätigkeit voraus.</w:t>
       </w:r>
     </w:p>
     <w:p>
@@ -8533,6 +7622,11 @@
       <w:bookmarkEnd w:id="5003"/>
     </w:p>
     <w:p>
+      <w:r>
+        <w:t xml:space="preserve">Zunächst müsste der Anspruch entstanden sein.</w:t>
+      </w:r>
+    </w:p>
+    <w:p>
       <w:pPr>
         <w:keepNext/>
         <w:keepLines/>
@@ -8550,6 +7644,11 @@
       <w:bookmarkEnd w:id="5004"/>
     </w:p>
     <w:p>
+      <w:r>
+        <w:t xml:space="preserve">Hierfür müssten A und K einen wirksamen Maklervertrag i.S.d. § 652 I 1 geschlossen haben.</w:t>
+      </w:r>
+    </w:p>
+    <w:p>
       <w:pPr>
         <w:keepNext/>
         <w:keepLines/>
@@ -8562,13 +7661,13 @@
           <w:b/>
           <w:bCs/>
         </w:rPr>
-        <w:t xml:space="preserve">aa) Abschluss eines Maklervertrags</w:t>
+        <w:t xml:space="preserve">aa) Einigung durch Angebot und Annahme, §§ 145 ff. BGB</w:t>
       </w:r>
       <w:bookmarkEnd w:id="5005"/>
     </w:p>
     <w:p>
       <w:r>
-        <w:t xml:space="preserve">Hierfür müssten A und K zunächst einen Maklervertrag geschlossen haben. Ein Vertrag kommt durch zwei inhaltlich übereinstimmende Willenserklärungen, Angebot und Annahme, gem. §§ 145 ff. zustande.</w:t>
+        <w:t xml:space="preserve">Ein Vertrag kommt durch zwei inhaltlich übereinstimmende Willenserklärungen, Angebot und Annahme, gem. §§ 145 ff. zustande.</w:t>
       </w:r>
       <w:r>
         <w:rPr>
@@ -8590,7 +7689,7 @@
           <w:b/>
           <w:bCs/>
         </w:rPr>
-        <w:t xml:space="preserve">(1) Angebot durch das Exposé</w:t>
+        <w:t xml:space="preserve">(1) Angebot durch das Exposé, § 145 BGB</w:t>
       </w:r>
       <w:bookmarkEnd w:id="5006"/>
     </w:p>
@@ -8614,7 +7713,7 @@
         <w:footnoteReference w:id="5"/>
       </w:r>
       <w:r>
-        <w:t xml:space="preserve"> Das Exposé weist zwar auf die Käuferprovision von 3 % hin, richtet sich jedoch an einen unbestimmten Kreis potenzieller Käufer. Mangels Rechtsbindungswillens stellt es daher lediglich eine invitatio ad offerendum dar.</w:t>
+        <w:t xml:space="preserve"> Das Exposé weist zwar auf die Käuferprovision von 3 % hin, richtet sich jedoch an einen unbestimmten Kreis potenzieller Käufer, sodass A sich erkennbar nicht gegenüber jedem Leser binden wollte. Es stellt daher lediglich eine invitatio ad offerendum dar.</w:t>
       </w:r>
       <w:r>
         <w:rPr>
@@ -8636,13 +7735,13 @@
           <w:b/>
           <w:bCs/>
         </w:rPr>
-        <w:t xml:space="preserve">(2) Abschluss des Maklervertrags in den Geschäftsräumen der A</w:t>
+        <w:t xml:space="preserve">(2) Vertragsschluss in den Geschäftsräumen der A</w:t>
       </w:r>
       <w:bookmarkEnd w:id="5007"/>
     </w:p>
     <w:p>
       <w:r>
-        <w:t xml:space="preserve">Spätestens mit der schriftlichen Vereinbarung in den Geschäftsräumen der A haben A und K jedoch übereinstimmende Willenserklärungen abgegeben. Ein Maklervertrag ist damit geschlossen.</w:t>
+        <w:t xml:space="preserve">Angebot und Annahme könnten jedoch in den Geschäftsräumen der A erklärt worden sein. Nachdem sich K auf das Exposé hin bei A gemeldet hatte, schlossen beide dort schriftlich einen Maklervertrag und gaben damit übereinstimmende Willenserklärungen ab.</w:t>
       </w:r>
     </w:p>
     <w:p>
@@ -8664,7 +7763,7 @@
     </w:p>
     <w:p>
       <w:r>
-        <w:t xml:space="preserve">Weiterhin müsste die formularmäßige Käuferprovision von 3 % wirksamer Vertragsbestandteil geworden sein.</w:t>
+        <w:t xml:space="preserve">Die formularmäßige Käuferprovision von 3 % müsste nach Maßgabe der §§ 305 ff. wirksamer Vertragsbestandteil geworden sein.</w:t>
       </w:r>
     </w:p>
     <w:p>
@@ -8686,7 +7785,7 @@
     </w:p>
     <w:p>
       <w:r>
-        <w:t xml:space="preserve">Die §§ 305 ff. gelten für Verbraucherverträge, also Verträge zwischen einem Unternehmer und einem Verbraucher, mit den Maßgaben des § 310 III.</w:t>
+        <w:t xml:space="preserve">Zunächst müssten die §§ 305 ff. anwendbar sein; eine Bereichsausnahme nach § 310 IV greift nicht. Bei Verbraucherverträgen, also Verträgen zwischen einem Unternehmer und einem Verbraucher, gelten sie zudem mit den Maßgaben des § 310 III.</w:t>
       </w:r>
       <w:r>
         <w:rPr>
@@ -8695,7 +7794,7 @@
         <w:footnoteReference w:id="7"/>
       </w:r>
       <w:r>
-        <w:t xml:space="preserve"> A wird bei Vertragsschluss im Rahmen ihrer gewerblichen Tätigkeit als Maklerin und damit als Unternehmerin i.S.d. § 14 tätig. K verfolgt mit dem Grundstückserwerb private Wohnzwecke und ist somit Verbraucherin i.S.d. § 13. Ein Verbrauchervertrag liegt folglich vor.</w:t>
+        <w:t xml:space="preserve"> A handelt als gewerbliche Maklerin und damit als Unternehmerin i.S.d. § 14. K verfolgt mit dem Grundstückserwerb private Wohnzwecke und ist somit Verbraucherin i.S.d. § 13. Ein Verbrauchervertrag liegt vor.</w:t>
       </w:r>
     </w:p>
     <w:p>
@@ -8717,7 +7816,7 @@
     </w:p>
     <w:p>
       <w:r>
-        <w:t xml:space="preserve">Erfasst sind nach § 305 I 1 vorformulierte Vertragsbedingungen, die für eine Vielzahl von Verträgen bestimmt sind und von einer Partei bei Vertragsschluss gestellt werden.</w:t>
+        <w:t xml:space="preserve">Die Provisionsklausel müsste eine AGB sein. Erfasst sind nach § 305 I 1 vorformulierte Vertragsbedingungen, die für eine Vielzahl von Verträgen bestimmt sind und von einer Partei bei Vertragsschluss gestellt werden.</w:t>
       </w:r>
       <w:r>
         <w:rPr>
@@ -8726,7 +7825,7 @@
         <w:footnoteReference w:id="8"/>
       </w:r>
       <w:r>
-        <w:t xml:space="preserve"> Das Formular, das A seit Langem standardmäßig für ihre Kunden verwendet, enthält die vorformulierte Käuferprovision von 3 %, die nicht individuell ausgehandelt wurde. Die Provisionsklausel ist somit eine AGB.</w:t>
+        <w:t xml:space="preserve"> Das Formular, das A seit Langem standardmäßig für ihre Kunden verwendet, enthält die vorformulierte Käuferprovision von 3 %, die nicht individuell ausgehandelt wurde. Die Provisionsklausel ist somit eine AGB; jedenfalls gilt sie gem. § 310 III Nr. 1 als von A gestellt.</w:t>
       </w:r>
     </w:p>
     <w:p>
@@ -8748,7 +7847,7 @@
     </w:p>
     <w:p>
       <w:r>
-        <w:t xml:space="preserve">Gem. § 305 II muss der Verwender bei Vertragsschluss auf die AGB hinweisen und der anderen Partei die Möglichkeit verschaffen, in zumutbarer Weise von ihrem Inhalt Kenntnis zu nehmen; zudem muss diese mit ihrer Geltung einverstanden sein.</w:t>
+        <w:t xml:space="preserve">Die Klausel müsste ferner gem. § 305 II wirksam in den Vertrag einbezogen worden sein. Dafür muss der Verwender bei Vertragsschluss auf die AGB hinweisen und der anderen Partei die Möglichkeit verschaffen, in zumutbarer Weise von ihrem Inhalt Kenntnis zu nehmen; zudem muss diese mit ihrer Geltung einverstanden sein.</w:t>
       </w:r>
       <w:r>
         <w:rPr>
@@ -8757,7 +7856,7 @@
         <w:footnoteReference w:id="9"/>
       </w:r>
       <w:r>
-        <w:t xml:space="preserve"> A legte K einen schriftlichen Formularvertrag vor, der die Provisionsklausel enthielt. K konnte diese zur Kenntnis nehmen und erklärte sich durch den schriftlichen Vertragsschluss mit ihr einverstanden. Die Klausel ist somit gem. § 305 II einbezogen.</w:t>
+        <w:t xml:space="preserve"> Die Klausel war unmittelbar im Text des schriftlichen Formularvertrags enthalten, den A der K vorlegte. K konnte sie daher zur Kenntnis nehmen und erklärte sich durch den Vertragsschluss mit ihr einverstanden; sie ist gem. § 305 II einbezogen.</w:t>
       </w:r>
     </w:p>
     <w:p>
@@ -8779,7 +7878,7 @@
     </w:p>
     <w:p>
       <w:r>
-        <w:t xml:space="preserve">Eine von der Provisionsklausel abweichende Individualabrede zwischen A und K ist nicht ersichtlich, sodass § 305b nicht eingreift.</w:t>
+        <w:t xml:space="preserve">Eine von der Klausel abweichende, gem. § 305b vorrangige Individualabrede zwischen A und K ist nicht ersichtlich.</w:t>
       </w:r>
     </w:p>
     <w:p>
@@ -8795,7 +7894,7 @@
           <w:b/>
           <w:bCs/>
         </w:rPr>
-        <w:t xml:space="preserve">(5) Kein Überraschungseffekt, § 305c I BGB</w:t>
+        <w:t xml:space="preserve">(5) Keine überraschende Klausel, § 305c I BGB</w:t>
       </w:r>
       <w:bookmarkEnd w:id="5013"/>
     </w:p>
@@ -8868,22 +7967,13 @@
         <w:footnoteReference w:id="14"/>
       </w:r>
       <w:r>
-        <w:t xml:space="preserve"> Da die Höhe der Maklerprovision gesetzlich nicht festgelegt ist, stellt die Käuferprovision von 3 % eine kontrollfreie Preisabrede dar. Das Transparenzgebot des § 307 I 2 bleibt gem. § 307 III 2 jedoch anwendbar.</w:t>
+        <w:t xml:space="preserve"> Da die Höhe der Maklerprovision gesetzlich nicht festgelegt ist, stellt die Käuferprovision von 3 % eine kontrollfreie Preisabrede dar. Anwendbar bleibt gem. § 307 III 2 jedoch das Transparenzgebot des § 307 I 2, wonach AGB klar und verständlich formuliert sein müssen.</w:t>
       </w:r>
       <w:r>
         <w:rPr>
           <w:rStyle w:val="Funotenzeichen"/>
         </w:rPr>
         <w:footnoteReference w:id="15"/>
-      </w:r>
-      <w:r>
-        <w:t xml:space="preserve"> Danach müssen AGB klar und verständlich formuliert sein.</w:t>
-      </w:r>
-      <w:r>
-        <w:rPr>
-          <w:rStyle w:val="Funotenzeichen"/>
-        </w:rPr>
-        <w:footnoteReference w:id="16"/>
       </w:r>
       <w:r>
         <w:t xml:space="preserve"> Für K war eindeutig erkennbar, dass sie bei Abschluss des Kaufvertrags 3 % des Kaufpreises schuldet. Dass die Verkäuferprovision im Formular fehlt, berührt nicht die Klarheit der Käuferprovision, sondern allein die Überprüfbarkeit des § 656c I (dazu unter 2.). Ein Verstoß gegen das Transparenzgebot liegt nicht vor.</w:t>
@@ -8908,7 +7998,7 @@
     </w:p>
     <w:p>
       <w:r>
-        <w:t xml:space="preserve">Die Provisionsklausel ist wirksamer Bestandteil des Maklervertrags zwischen A und K geworden.</w:t>
+        <w:t xml:space="preserve">Die Provisionsklausel ist wirksamer Vertragsbestandteil geworden.</w:t>
       </w:r>
     </w:p>
     <w:p>
@@ -8946,13 +8036,22 @@
           <w:b/>
           <w:bCs/>
         </w:rPr>
-        <w:t xml:space="preserve">(1) K als Verbraucherin, § 656b BGB</w:t>
+        <w:t xml:space="preserve">(1) Verbrauchereigenschaft der K, § 656b BGB</w:t>
       </w:r>
       <w:bookmarkEnd w:id="5017"/>
     </w:p>
     <w:p>
       <w:r>
-        <w:t xml:space="preserve">Gem. § 656b gelten die §§ 656c, 656d nur, wenn der Käufer einer Wohnung oder eines Einfamilienhauses Verbraucher ist. K möchte das Grundstück zu privaten Wohnzwecken erwerben; der Erwerb ist weder ihrer gewerblichen noch ihrer selbständigen beruflichen Tätigkeit zuzurechnen. K handelt folglich als Verbraucherin.</w:t>
+        <w:t xml:space="preserve">K müsste Verbraucherin sein, da die §§ 656c, 656d gem. § 656b nur gelten, wenn der Käufer einer Wohnung oder eines Einfamilienhauses Verbraucher i.S.d. § 13 ist.</w:t>
+      </w:r>
+      <w:r>
+        <w:rPr>
+          <w:rStyle w:val="Funotenzeichen"/>
+        </w:rPr>
+        <w:footnoteReference w:id="16"/>
+      </w:r>
+      <w:r>
+        <w:t xml:space="preserve"> Da K das Grundstück zu privaten Wohnzwecken erwirbt, ist dies der Fall (s.o.).</w:t>
       </w:r>
     </w:p>
     <w:p>
@@ -9071,6 +8170,11 @@
       <w:bookmarkEnd w:id="5020"/>
     </w:p>
     <w:p>
+      <w:r>
+        <w:t xml:space="preserve">Der Maklervertrag müsste den Anforderungen der §§ 656a ff. genügen.</w:t>
+      </w:r>
+    </w:p>
+    <w:p>
       <w:pPr>
         <w:keepNext/>
         <w:keepLines/>
@@ -9089,7 +8193,7 @@
     </w:p>
     <w:p>
       <w:r>
-        <w:t xml:space="preserve">Gem. § 656a bedarf ein Maklervertrag über den Nachweis oder die Vermittlung eines Kaufvertrags über ein Einfamilienhaus der Textform i.S.d. § 126b.</w:t>
+        <w:t xml:space="preserve">Der Maklervertrag müsste gem. § 656a in Textform i.S.d. § 126b geschlossen worden sein.</w:t>
       </w:r>
       <w:r>
         <w:rPr>
@@ -9123,13 +8227,13 @@
           <w:b/>
           <w:bCs/>
         </w:rPr>
-        <w:t xml:space="preserve">(2) Doppeltätigkeit und gleiche Provisionshöhe, § 656c I 1 BGB</w:t>
+        <w:t xml:space="preserve">(2) Halbteilungsgrundsatz bei Doppeltätigkeit, § 656c I 1 BGB</w:t>
       </w:r>
       <w:bookmarkEnd w:id="5022"/>
     </w:p>
     <w:p>
       <w:r>
-        <w:t xml:space="preserve">Lässt sich ein Makler von beiden Parteien des Kaufvertrags einen Maklerlohn versprechen, darf dies gem. § 656c I 1 nur in gleicher Höhe erfolgen (Halbteilungsgrundsatz).</w:t>
+        <w:t xml:space="preserve">Da A für beide Seiten tätig wurde, müsste sie zudem § 656c I 1 beachtet haben. Lässt sich ein Makler von beiden Parteien des Kaufvertrags einen Maklerlohn versprechen, darf dies danach nur in gleicher Höhe erfolgen (Halbteilungsgrundsatz).</w:t>
       </w:r>
       <w:r>
         <w:rPr>
@@ -9147,7 +8251,7 @@
         <w:footnoteReference w:id="26"/>
       </w:r>
       <w:r>
-        <w:t xml:space="preserve"> A wurde zunächst von V und anschließend, wie im Exposé angekündigt, von K beauftragt. Mit V vereinbarte A eine Provision von 3 % des Kaufpreises, mit K ebenfalls 3 %. Die Provisionen sind damit gleich hoch, sodass § 656c I 1 eingehalten ist. K kann dies mangels Kenntnis des Vertrags zwischen A und V allerdings nicht überprüfen (dazu unter 2.).</w:t>
+        <w:t xml:space="preserve"> A wurde zunächst von V und anschließend, wie im Exposé angekündigt, von K beauftragt und vereinbarte mit beiden eine Provision von jeweils 3 % des Kaufpreises. § 656c I 1 ist damit eingehalten. K kann dies mangels Kenntnis des Vertrags zwischen A und V allerdings nicht überprüfen (dazu unter 2.).</w:t>
       </w:r>
     </w:p>
     <w:p>
@@ -9169,7 +8273,7 @@
     </w:p>
     <w:p>
       <w:r>
-        <w:t xml:space="preserve">Der Maklervertrag entspricht den Anforderungen der §§ 656a ff.</w:t>
+        <w:t xml:space="preserve">Die Vorgaben der §§ 656a ff. sind gewahrt.</w:t>
       </w:r>
     </w:p>
     <w:p>
@@ -9185,13 +8289,22 @@
           <w:b/>
           <w:bCs/>
         </w:rPr>
-        <w:t xml:space="preserve">ee) Keine Nichtigkeit infolge Anfechtung, § 142 I BGB</w:t>
+        <w:t xml:space="preserve">ee) Lösung durch Widerruf, §§ 355 I, 312g I BGB</w:t>
       </w:r>
       <w:bookmarkEnd w:id="5024"/>
     </w:p>
     <w:p>
       <w:r>
-        <w:t xml:space="preserve">Der Maklervertrag könnte jedoch gem. § 142 I als von Anfang an nichtig anzusehen sein, wenn K ihre auf seinen Abschluss gerichtete Willenserklärung wirksam angefochten hat.</w:t>
+        <w:t xml:space="preserve">Ks Erklärung, sie wolle an den Maklervertrag nicht mehr gebunden sein, könnte ein Widerruf gem. § 355 I sein. Dieser setzt ein gesetzliches Widerrufsrecht voraus. Ein solches steht dem Verbraucher gem. § 312g I nur bei außerhalb von Geschäftsräumen geschlossenen Verträgen (§ 312b) und bei Fernabsatzverträgen (§ 312c) zu.</w:t>
+      </w:r>
+      <w:r>
+        <w:rPr>
+          <w:rStyle w:val="Funotenzeichen"/>
+        </w:rPr>
+        <w:footnoteReference w:id="27"/>
+      </w:r>
+      <w:r>
+        <w:t xml:space="preserve"> A und K schlossen den Maklervertrag jedoch bei gleichzeitiger Anwesenheit in den Geschäftsräumen der A, nachdem sich K auf das Exposé hin selbst an A gewandt hatte; auch § 312b I 1 Nr. 3 greift daher nicht, und ein Fernabsatzvertrag scheidet ebenfalls aus. K steht somit kein Widerrufsrecht zu.</w:t>
       </w:r>
     </w:p>
     <w:p>
@@ -9199,7 +8312,7 @@
         <w:keepNext/>
         <w:keepLines/>
         <w:jc w:val="left"/>
-        <w:outlineLvl w:val="6"/>
+        <w:outlineLvl w:val="5"/>
       </w:pPr>
       <w:bookmarkStart w:id="5025" w:name="_TocG025"/>
       <w:r>
@@ -9207,31 +8320,13 @@
           <w:b/>
           <w:bCs/>
         </w:rPr>
-        <w:t xml:space="preserve">(1) Erklärung der Anfechtung, § 143 I BGB</w:t>
+        <w:t xml:space="preserve">ff) Nichtigkeit infolge Anfechtung, § 142 I BGB</w:t>
       </w:r>
       <w:bookmarkEnd w:id="5025"/>
     </w:p>
     <w:p>
       <w:r>
-        <w:t xml:space="preserve">Die Anfechtung erfolgt durch Erklärung gegenüber dem Anfechtungsgegner, § 143 I. Sie muss nicht ausdrücklich als solche bezeichnet werden;</w:t>
-      </w:r>
-      <w:r>
-        <w:rPr>
-          <w:rStyle w:val="Funotenzeichen"/>
-        </w:rPr>
-        <w:footnoteReference w:id="27"/>
-      </w:r>
-      <w:r>
-        <w:t xml:space="preserve"> es genügt, dass der Erklärende erkennbar macht, das Geschäft wegen eines Willensmangels nicht gelten lassen zu wollen.</w:t>
-      </w:r>
-      <w:r>
-        <w:rPr>
-          <w:rStyle w:val="Funotenzeichen"/>
-        </w:rPr>
-        <w:footnoteReference w:id="28"/>
-      </w:r>
-      <w:r>
-        <w:t xml:space="preserve"> K erklärte gegenüber A, sie wolle an den Maklervertrag nicht mehr gebunden sein, und begründete dies damit, nicht gewusst zu haben, was die Provisionspflicht bedeute. K hat die Anfechtung damit gegenüber A erklärt.</w:t>
+        <w:t xml:space="preserve">Der Maklervertrag könnte jedoch gem. § 142 I als von Anfang an nichtig anzusehen sein, wenn K ihre auf seinen Abschluss gerichtete Willenserklärung wirksam angefochten hat.</w:t>
       </w:r>
     </w:p>
     <w:p>
@@ -9247,13 +8342,22 @@
           <w:b/>
           <w:bCs/>
         </w:rPr>
-        <w:t xml:space="preserve">(2) Vorliegen eines Anfechtungsgrundes, § 119 I BGB</w:t>
+        <w:t xml:space="preserve">(1) Erklärung der Anfechtung, § 143 I BGB</w:t>
       </w:r>
       <w:bookmarkEnd w:id="5026"/>
     </w:p>
     <w:p>
       <w:r>
-        <w:t xml:space="preserve">In Betracht kommt ein Irrtum nach § 119 I. Ein Erklärungsirrtum gem. § 119 I Alt. 2 liegt vor, wenn der Erklärende eine Erklärung dieses Inhalts überhaupt nicht abgeben wollte, etwa weil er sich verspricht oder verschreibt.</w:t>
+        <w:t xml:space="preserve">Zunächst müsste K die Anfechtung gegenüber A als ihrer Vertragspartnerin erklärt haben, § 143 I, II. Die Erklärung muss nicht ausdrücklich als Anfechtung bezeichnet werden;</w:t>
+      </w:r>
+      <w:r>
+        <w:rPr>
+          <w:rStyle w:val="Funotenzeichen"/>
+        </w:rPr>
+        <w:footnoteReference w:id="28"/>
+      </w:r>
+      <w:r>
+        <w:t xml:space="preserve"> es genügt, dass der Erklärende erkennbar macht, das Geschäft wegen eines Willensmangels nicht gelten lassen zu wollen.</w:t>
       </w:r>
       <w:r>
         <w:rPr>
@@ -9262,16 +8366,7 @@
         <w:footnoteReference w:id="29"/>
       </w:r>
       <w:r>
-        <w:t xml:space="preserve"> Bei einem Inhaltsirrtum gem. § 119 I Alt. 1 weiß der Erklärende dagegen, was er äußerlich erklärt, irrt jedoch über die Bedeutung seiner Erklärung.</w:t>
-      </w:r>
-      <w:r>
-        <w:rPr>
-          <w:rStyle w:val="Funotenzeichen"/>
-        </w:rPr>
-        <w:footnoteReference w:id="30"/>
-      </w:r>
-      <w:r>
-        <w:t xml:space="preserve"> K hatte das Exposé einschließlich der Provisionspflicht gründlich gelesen und anschließend bewusst den schriftlichen Maklervertrag geschlossen. Dass sie sich verschrieben oder eine Erklärung anderen Inhalts abgeben wollte, ist nicht ersichtlich; ein Erklärungsirrtum scheidet aus. Ob Ks Aussage, sie habe nicht gewusst, „was die Provisionspflicht bedeute“, einen Inhaltsirrtum begründet, hängt davon ab, ob ein beachtlicher Rechtsfolgenirrtum vorliegt.</w:t>
+        <w:t xml:space="preserve"> Indem K gegenüber A erklärte, sie wolle an den Vertrag nicht mehr gebunden sein, weil sie die Bedeutung der Provisionspflicht nicht gekannt habe, hat sie die Anfechtung erklärt.</w:t>
       </w:r>
     </w:p>
     <w:p>
@@ -9287,13 +8382,22 @@
           <w:b/>
           <w:bCs/>
         </w:rPr>
-        <w:t xml:space="preserve">(3) Rechtsfolgenirrtum als Inhaltsirrtum, § 119 I Alt. 1 BGB</w:t>
+        <w:t xml:space="preserve">(2) Vorliegen eines Anfechtungsgrundes, § 119 I BGB</w:t>
       </w:r>
       <w:bookmarkEnd w:id="5027"/>
     </w:p>
     <w:p>
       <w:r>
-        <w:t xml:space="preserve">Ein Rechtsfolgenirrtum liegt vor, wenn das Rechtsgeschäft eine wesentlich andere als die vom Erklärenden vorgestellte Rechtsfolge auslöst.</w:t>
+        <w:t xml:space="preserve">Daneben bedarf es eines Anfechtungsgrundes, wobei hier allein ein Irrtum nach § 119 I in Betracht kommt. Ein Erklärungsirrtum gem. § 119 I Alt. 2 liegt vor, wenn der Erklärende eine Erklärung dieses Inhalts überhaupt nicht abgeben wollte, etwa weil er sich verspricht oder verschreibt.</w:t>
+      </w:r>
+      <w:r>
+        <w:rPr>
+          <w:rStyle w:val="Funotenzeichen"/>
+        </w:rPr>
+        <w:footnoteReference w:id="30"/>
+      </w:r>
+      <w:r>
+        <w:t xml:space="preserve"> Bei einem Inhaltsirrtum gem. § 119 I Alt. 1 weiß der Erklärende dagegen, was er äußerlich erklärt, irrt jedoch über die Bedeutung seiner Erklärung.</w:t>
       </w:r>
       <w:r>
         <w:rPr>
@@ -9302,25 +8406,7 @@
         <w:footnoteReference w:id="31"/>
       </w:r>
       <w:r>
-        <w:t xml:space="preserve"> Problematisch ist, wann ein solcher Irrtum als Inhaltsirrtum beachtlich und wann er bloß unbeachtlicher Motivirrtum ist.</w:t>
-      </w:r>
-      <w:r>
-        <w:rPr>
-          <w:rStyle w:val="Funotenzeichen"/>
-        </w:rPr>
-        <w:footnoteReference w:id="32"/>
-      </w:r>
-      <w:r>
-        <w:t xml:space="preserve"> Beachtlich ist er nur, wenn sich die Fehlvorstellung auf eine Rechtsfolge bezieht, die unmittelbarer Inhalt der Erklärung ist. Betrifft sie hingegen Rechtsfolgen, die kraft Gesetzes lediglich mittelbar an das Geschäft anknüpfen, ist sie unbeachtlich.</w:t>
-      </w:r>
-      <w:r>
-        <w:rPr>
-          <w:rStyle w:val="Funotenzeichen"/>
-        </w:rPr>
-        <w:footnoteReference w:id="33"/>
-      </w:r>
-      <w:r>
-        <w:t xml:space="preserve"> K wusste aufgrund des gründlich gelesenen Exposés, dass auch die Käuferseite 3 % des Kaufpreises zu zahlen hat, und unterzeichnete sodann einen Vertrag mit genau dieser Provisionsabrede. Die Zahlungspflicht als unmittelbarer Erklärungsinhalt war ihr also bekannt. Ihre erst nach der Zahlungsaufforderung über 30.000 € geäußerte Unkenntnis betrifft allenfalls die weiteren gesetzlichen Folgen dieser Verpflichtung. Es liegt daher nur ein unbeachtlicher Motivirrtum vor.</w:t>
+        <w:t xml:space="preserve"> K hatte das Exposé gründlich gelesen und den Maklervertrag bewusst geschlossen; dass sie sich verschrieben oder etwas anderes erklären wollte, ist nicht ersichtlich. Ein Erklärungsirrtum scheidet aus. Ob ihre Aussage, sie habe nicht gewusst, „was die Provisionspflicht bedeute“, einen Inhaltsirrtum begründet, hängt davon ab, ob ein beachtlicher Rechtsfolgenirrtum vorliegt.</w:t>
       </w:r>
     </w:p>
     <w:p>
@@ -9336,13 +8422,40 @@
           <w:b/>
           <w:bCs/>
         </w:rPr>
-        <w:t xml:space="preserve">(4) Zwischenergebnis zur Anfechtung</w:t>
+        <w:t xml:space="preserve">(3) Rechtsfolgenirrtum als Inhaltsirrtum, § 119 I Alt. 1 BGB</w:t>
       </w:r>
       <w:bookmarkEnd w:id="5028"/>
     </w:p>
     <w:p>
       <w:r>
-        <w:t xml:space="preserve">Mangels Anfechtungsgrundes ist der Maklervertrag nicht gem. § 142 I nichtig. Zwischen A und K besteht ein wirksamer Maklervertrag.</w:t>
+        <w:t xml:space="preserve">K könnte einem beachtlichen Rechtsfolgenirrtum unterlegen sein. Ein solcher liegt vor, wenn das Rechtsgeschäft eine wesentlich andere als die vom Erklärenden vorgestellte Rechtsfolge auslöst.</w:t>
+      </w:r>
+      <w:r>
+        <w:rPr>
+          <w:rStyle w:val="Funotenzeichen"/>
+        </w:rPr>
+        <w:footnoteReference w:id="32"/>
+      </w:r>
+      <w:r>
+        <w:t xml:space="preserve"> Problematisch ist, wann ein solcher Irrtum als Inhaltsirrtum beachtlich und wann er bloß unbeachtlicher Motivirrtum ist.</w:t>
+      </w:r>
+      <w:r>
+        <w:rPr>
+          <w:rStyle w:val="Funotenzeichen"/>
+        </w:rPr>
+        <w:footnoteReference w:id="33"/>
+      </w:r>
+      <w:r>
+        <w:t xml:space="preserve"> Beachtlich ist er nur, wenn sich die Fehlvorstellung auf eine Rechtsfolge bezieht, die unmittelbarer Inhalt der Erklärung ist. Betrifft sie hingegen Rechtsfolgen, die kraft Gesetzes lediglich mittelbar an das Geschäft anknüpfen, ist sie unbeachtlich.</w:t>
+      </w:r>
+      <w:r>
+        <w:rPr>
+          <w:rStyle w:val="Funotenzeichen"/>
+        </w:rPr>
+        <w:footnoteReference w:id="34"/>
+      </w:r>
+      <w:r>
+        <w:t xml:space="preserve"> K wusste aufgrund des gründlich gelesenen Exposés, dass auch die Käuferseite 3 % des Kaufpreises zu zahlen hat, und unterzeichnete sodann einen Vertrag mit genau dieser Provisionsabrede. Die Zahlungspflicht als unmittelbarer Erklärungsinhalt war ihr also bekannt; ihre erst nach der Zahlungsaufforderung geäußerte Unkenntnis betrifft allenfalls weitere gesetzliche Folgen dieser Verpflichtung. Es liegt daher nur ein unbeachtlicher Motivirrtum vor.</w:t>
       </w:r>
     </w:p>
     <w:p>
@@ -9350,7 +8463,7 @@
         <w:keepNext/>
         <w:keepLines/>
         <w:jc w:val="left"/>
-        <w:outlineLvl w:val="4"/>
+        <w:outlineLvl w:val="6"/>
       </w:pPr>
       <w:bookmarkStart w:id="5029" w:name="_TocG029"/>
       <w:r>
@@ -9358,49 +8471,13 @@
           <w:b/>
           <w:bCs/>
         </w:rPr>
-        <w:t xml:space="preserve">b) Nachweis einer Vertragsgelegenheit, § 652 I 1 BGB</w:t>
+        <w:t xml:space="preserve">(4) Zwischenergebnis zur Anfechtung</w:t>
       </w:r>
       <w:bookmarkEnd w:id="5029"/>
     </w:p>
     <w:p>
       <w:r>
-        <w:t xml:space="preserve">A müsste ferner die geschuldete Maklerleistung erbracht haben. Hierfür genügt nach § 652 I 1 der Nachweis der Gelegenheit zum Abschluss des Hauptvertrags oder dessen Vermittlung.</w:t>
-      </w:r>
-      <w:r>
-        <w:rPr>
-          <w:rStyle w:val="Funotenzeichen"/>
-        </w:rPr>
-        <w:footnoteReference w:id="34"/>
-      </w:r>
-      <w:r>
-        <w:t xml:space="preserve"> Ein Nachweis liegt vor, wenn der Makler seinem Kunden die konkrete Möglichkeit zum Abschluss des angestrebten Hauptvertrags aufzeigt.</w:t>
-      </w:r>
-      <w:r>
-        <w:rPr>
-          <w:rStyle w:val="Funotenzeichen"/>
-        </w:rPr>
-        <w:footnoteReference w:id="35"/>
-      </w:r>
-      <w:r>
-        <w:t xml:space="preserve"> Durch das Exposé der A erfuhr K vom Objekt, der Verkaufsbereitschaft der V und dem Kaufpreis. Dem könnte jedoch die Vorkenntnis der K entgegenstehen, die das Grundstück von Spaziergängen bereits seit Längerem kannte. Die bloße Kenntnis des Objekts ist jedoch von der Kenntnis der konkreten Vertragsgelegenheit zu unterscheiden.</w:t>
-      </w:r>
-      <w:r>
-        <w:rPr>
-          <w:rStyle w:val="Funotenzeichen"/>
-        </w:rPr>
-        <w:footnoteReference w:id="36"/>
-      </w:r>
-      <w:r>
-        <w:t xml:space="preserve"> An Letzterer fehlt es, solange der Kunde nichts von der Verkaufsbereitschaft des Eigentümers weiß.</w:t>
-      </w:r>
-      <w:r>
-        <w:rPr>
-          <w:rStyle w:val="Funotenzeichen"/>
-        </w:rPr>
-        <w:footnoteReference w:id="37"/>
-      </w:r>
-      <w:r>
-        <w:t xml:space="preserve"> Von der Verkaufsabsicht der V und dem Verkaufspreis erfuhr K erstmals durch das Exposé. A hat daher eine Nachweisleistung erbracht.</w:t>
+        <w:t xml:space="preserve">Mangels Anfechtungsgrundes ist der Maklervertrag nicht gem. § 142 I nichtig. Zwischen A und K besteht ein wirksamer Maklervertrag.</w:t>
       </w:r>
     </w:p>
     <w:p>
@@ -9416,13 +8493,40 @@
           <w:b/>
           <w:bCs/>
         </w:rPr>
-        <w:t xml:space="preserve">c) Wirksamer Abschluss des Hauptvertrags</w:t>
+        <w:t xml:space="preserve">b) Nachweis der Gelegenheit zum Vertragsschluss, § 652 I 1 BGB</w:t>
       </w:r>
       <w:bookmarkEnd w:id="5030"/>
     </w:p>
     <w:p>
       <w:r>
-        <w:t xml:space="preserve">Weiterhin müsste der Hauptvertrag wirksam zustande gekommen sein. Maßgeblich ist der Abschluss des schuldrechtlichen Vertrags;</w:t>
+        <w:t xml:space="preserve">A müsste ferner die geschuldete Maklerleistung erbracht haben. Hierfür genügt nach § 652 I 1 der Nachweis der Gelegenheit zum Abschluss des Hauptvertrags oder dessen Vermittlung.</w:t>
+      </w:r>
+      <w:r>
+        <w:rPr>
+          <w:rStyle w:val="Funotenzeichen"/>
+        </w:rPr>
+        <w:footnoteReference w:id="35"/>
+      </w:r>
+      <w:r>
+        <w:t xml:space="preserve"> Ein Nachweis liegt vor, wenn der Makler seinem Kunden die konkrete Möglichkeit zum Abschluss des angestrebten Hauptvertrags aufzeigt.</w:t>
+      </w:r>
+      <w:r>
+        <w:rPr>
+          <w:rStyle w:val="Funotenzeichen"/>
+        </w:rPr>
+        <w:footnoteReference w:id="36"/>
+      </w:r>
+      <w:r>
+        <w:t xml:space="preserve"> Durch das Exposé der A erfuhr K vom Objekt, der Verkaufsbereitschaft der V und dem Kaufpreis. Dem könnte jedoch die Vorkenntnis der K entgegenstehen, die das Grundstück von Spaziergängen bereits seit Längerem kannte. Die bloße Kenntnis des Objekts ist jedoch von der Kenntnis der konkreten Vertragsgelegenheit zu unterscheiden.</w:t>
+      </w:r>
+      <w:r>
+        <w:rPr>
+          <w:rStyle w:val="Funotenzeichen"/>
+        </w:rPr>
+        <w:footnoteReference w:id="37"/>
+      </w:r>
+      <w:r>
+        <w:t xml:space="preserve"> An Letzterer fehlt es, solange der Kunde nichts von der Verkaufsbereitschaft des Eigentümers weiß.</w:t>
       </w:r>
       <w:r>
         <w:rPr>
@@ -9431,16 +8535,7 @@
         <w:footnoteReference w:id="38"/>
       </w:r>
       <w:r>
-        <w:t xml:space="preserve"> auf dessen Durchführung kommt es nicht an.</w:t>
-      </w:r>
-      <w:r>
-        <w:rPr>
-          <w:rStyle w:val="Funotenzeichen"/>
-        </w:rPr>
-        <w:footnoteReference w:id="39"/>
-      </w:r>
-      <w:r>
-        <w:t xml:space="preserve"> Zwischen V und K kam ein nach § 311b I 1 notariell beurkundeter Grundstückskaufvertrag (§ 433) über 1.000.000 € zustande. Ein wirksamer Hauptvertrag liegt somit vor.</w:t>
+        <w:t xml:space="preserve"> Von der Verkaufsabsicht der V und dem Kaufpreis erfuhr K erst durch das Exposé, sodass A eine Nachweisleistung erbracht hat.</w:t>
       </w:r>
     </w:p>
     <w:p>
@@ -9456,13 +8551,22 @@
           <w:b/>
           <w:bCs/>
         </w:rPr>
-        <w:t xml:space="preserve">d) Ursächlichkeit der Maklertätigkeit</w:t>
+        <w:t xml:space="preserve">c) Wirksamer Abschluss des Hauptvertrags</w:t>
       </w:r>
       <w:bookmarkEnd w:id="5031"/>
     </w:p>
     <w:p>
       <w:r>
-        <w:t xml:space="preserve">Der Hauptvertrag müsste ferner infolge der Nachweistätigkeit der A zustande gekommen sein, § 652 I 1.</w:t>
+        <w:t xml:space="preserve">Weiterhin müsste der Hauptvertrag wirksam zustande gekommen sein. Maßgeblich ist der Abschluss des schuldrechtlichen Vertrags;</w:t>
+      </w:r>
+      <w:r>
+        <w:rPr>
+          <w:rStyle w:val="Funotenzeichen"/>
+        </w:rPr>
+        <w:footnoteReference w:id="39"/>
+      </w:r>
+      <w:r>
+        <w:t xml:space="preserve"> auf dessen Durchführung kommt es nicht an.</w:t>
       </w:r>
       <w:r>
         <w:rPr>
@@ -9471,43 +8575,7 @@
         <w:footnoteReference w:id="40"/>
       </w:r>
       <w:r>
-        <w:t xml:space="preserve"> Eine die Kausalität ausschließende Vorkenntnis bestand nicht, da K zwar das Grundstück, nicht aber die konkrete Verkaufsgelegenheit kannte (s.o.).</w:t>
-      </w:r>
-      <w:r>
-        <w:rPr>
-          <w:rStyle w:val="Funotenzeichen"/>
-        </w:rPr>
-        <w:footnoteReference w:id="41"/>
-      </w:r>
-      <w:r>
-        <w:t xml:space="preserve"> Fraglich ist jedoch, ob der Ursachenzusammenhang dadurch entfallen ist, dass V und K ihre Verhandlungen zunächst abbrachen und erst vier Monate später wieder aufnahmen. Eine bloß vorübergehende Unterbrechung der Verhandlungen genügt hierfür nicht.</w:t>
-      </w:r>
-      <w:r>
-        <w:rPr>
-          <w:rStyle w:val="Funotenzeichen"/>
-        </w:rPr>
-        <w:footnoteReference w:id="42"/>
-      </w:r>
-      <w:r>
-        <w:t xml:space="preserve"> Entscheidend ist, ob zwischen Maklerleistung und Vertragsschluss noch ein angemessener zeitlicher Zusammenhang besteht;</w:t>
-      </w:r>
-      <w:r>
-        <w:rPr>
-          <w:rStyle w:val="Funotenzeichen"/>
-        </w:rPr>
-        <w:footnoteReference w:id="43"/>
-      </w:r>
-      <w:r>
-        <w:t xml:space="preserve"> ein Abstand von bis zu einem Jahr kann dabei noch angemessen sein.</w:t>
-      </w:r>
-      <w:r>
-        <w:rPr>
-          <w:rStyle w:val="Funotenzeichen"/>
-        </w:rPr>
-        <w:footnoteReference w:id="44"/>
-      </w:r>
-      <w:r>
-        <w:t xml:space="preserve"> Hier lagen lediglich vier Monate zwischen Abbruch und Wiederaufnahme, und der Vertrag kam über genau das nachgewiesene Grundstück mit derselben Verkäuferin zustande. Der Ursachenzusammenhang besteht daher fort.</w:t>
+        <w:t xml:space="preserve"> Der zwischen V und K über 1.000.000 € geschlossene Grundstückskaufvertrag (§ 433) wurde gem. § 311b I 1 notariell beurkundet und ist wirksam.</w:t>
       </w:r>
     </w:p>
     <w:p>
@@ -9523,13 +8591,58 @@
           <w:b/>
           <w:bCs/>
         </w:rPr>
-        <w:t xml:space="preserve">e) Höhe der Provision</w:t>
+        <w:t xml:space="preserve">d) Ursächlichkeit der Maklertätigkeit</w:t>
       </w:r>
       <w:bookmarkEnd w:id="5032"/>
     </w:p>
     <w:p>
       <w:r>
-        <w:t xml:space="preserve">A und K vereinbarten 3 % des Kaufpreises von 1.000.000 €, mithin 30.000 €.</w:t>
+        <w:t xml:space="preserve">Der Hauptvertrag müsste ferner infolge der Nachweistätigkeit der A zustande gekommen sein, § 652 I 1.</w:t>
+      </w:r>
+      <w:r>
+        <w:rPr>
+          <w:rStyle w:val="Funotenzeichen"/>
+        </w:rPr>
+        <w:footnoteReference w:id="41"/>
+      </w:r>
+      <w:r>
+        <w:t xml:space="preserve"> Eine die Kausalität ausschließende Vorkenntnis bestand nicht, da K zwar das Grundstück, nicht aber die konkrete Verkaufsgelegenheit kannte (s.o.).</w:t>
+      </w:r>
+      <w:r>
+        <w:rPr>
+          <w:rStyle w:val="Funotenzeichen"/>
+        </w:rPr>
+        <w:footnoteReference w:id="42"/>
+      </w:r>
+      <w:r>
+        <w:t xml:space="preserve"> Fraglich ist jedoch, ob der Ursachenzusammenhang dadurch entfallen ist, dass V und K ihre Verhandlungen zunächst abbrachen und erst vier Monate später wieder aufnahmen. Eine bloß vorübergehende Unterbrechung der Verhandlungen genügt hierfür nicht.</w:t>
+      </w:r>
+      <w:r>
+        <w:rPr>
+          <w:rStyle w:val="Funotenzeichen"/>
+        </w:rPr>
+        <w:footnoteReference w:id="43"/>
+      </w:r>
+      <w:r>
+        <w:t xml:space="preserve"> Entscheidend ist, ob zwischen Maklerleistung und Vertragsschluss noch ein angemessener zeitlicher Zusammenhang besteht;</w:t>
+      </w:r>
+      <w:r>
+        <w:rPr>
+          <w:rStyle w:val="Funotenzeichen"/>
+        </w:rPr>
+        <w:footnoteReference w:id="44"/>
+      </w:r>
+      <w:r>
+        <w:t xml:space="preserve"> ein Abstand von bis zu einem Jahr kann dabei noch angemessen sein.</w:t>
+      </w:r>
+      <w:r>
+        <w:rPr>
+          <w:rStyle w:val="Funotenzeichen"/>
+        </w:rPr>
+        <w:footnoteReference w:id="45"/>
+      </w:r>
+      <w:r>
+        <w:t xml:space="preserve"> Hier lagen lediglich vier Monate zwischen Abbruch und Wiederaufnahme, und der Vertrag kam über genau das nachgewiesene Grundstück zustande; der Ursachenzusammenhang besteht fort.</w:t>
       </w:r>
     </w:p>
     <w:p>
@@ -9545,13 +8658,13 @@
           <w:b/>
           <w:bCs/>
         </w:rPr>
-        <w:t xml:space="preserve">f) Zwischenergebnis zur Entstehung</w:t>
+        <w:t xml:space="preserve">e) Höhe der Provision</w:t>
       </w:r>
       <w:bookmarkEnd w:id="5033"/>
     </w:p>
     <w:p>
       <w:r>
-        <w:t xml:space="preserve">Der Anspruch der A gegen K auf Zahlung von 30.000 € aus § 652 I 1 ist entstanden.</w:t>
+        <w:t xml:space="preserve">Schließlich müsste der Anspruch in Höhe von 30.000 € bestehen. A und K vereinbarten 3 % des Kaufpreises von 1.000.000 €, mithin 30.000 €.</w:t>
       </w:r>
     </w:p>
     <w:p>
@@ -9559,7 +8672,7 @@
         <w:keepNext/>
         <w:keepLines/>
         <w:jc w:val="left"/>
-        <w:outlineLvl w:val="3"/>
+        <w:outlineLvl w:val="4"/>
       </w:pPr>
       <w:bookmarkStart w:id="5034" w:name="_TocG034"/>
       <w:r>
@@ -9567,13 +8680,13 @@
           <w:b/>
           <w:bCs/>
         </w:rPr>
-        <w:t xml:space="preserve">2. Durchsetzbarkeit des Provisionsanspruchs</w:t>
+        <w:t xml:space="preserve">f) Zwischenergebnis zur Entstehung</w:t>
       </w:r>
       <w:bookmarkEnd w:id="5034"/>
     </w:p>
     <w:p>
       <w:r>
-        <w:t xml:space="preserve">Fraglich ist, ob A ihren Anspruch auch durchsetzen kann. K macht ihre Zahlung von der Vorlage des Maklervertrags zwischen A und V abhängig.</w:t>
+        <w:t xml:space="preserve">Der Provisionsanspruch der A ist entstanden.</w:t>
       </w:r>
     </w:p>
     <w:p>
@@ -9581,7 +8694,7 @@
         <w:keepNext/>
         <w:keepLines/>
         <w:jc w:val="left"/>
-        <w:outlineLvl w:val="4"/>
+        <w:outlineLvl w:val="3"/>
       </w:pPr>
       <w:bookmarkStart w:id="5035" w:name="_TocG035"/>
       <w:r>
@@ -9589,40 +8702,13 @@
           <w:b/>
           <w:bCs/>
         </w:rPr>
-        <w:t xml:space="preserve">a) Anspruch der K auf Auskunft, § 242 BGB</w:t>
+        <w:t xml:space="preserve">2. Durchsetzbarkeit des Provisionsanspruchs</w:t>
       </w:r>
       <w:bookmarkEnd w:id="5035"/>
     </w:p>
     <w:p>
       <w:r>
-        <w:t xml:space="preserve">Ob A den Halbteilungsgrundsatz des § 656c I 1 eingehalten hat, kann K mangels Kenntnis des Vertrags zwischen A und V nicht überprüfen. § 656c enthält keinen ausdrücklichen Auskunftsanspruch des Maklerkunden, weshalb umstritten ist, ob sich ein solcher aus § 242 ergeben kann.</w:t>
-      </w:r>
-      <w:r>
-        <w:rPr>
-          <w:rStyle w:val="Funotenzeichen"/>
-        </w:rPr>
-        <w:footnoteReference w:id="45"/>
-      </w:r>
-      <w:r>
-        <w:t xml:space="preserve"> Teilweise wird ein solcher Anspruch bejaht, wenn der Maklerkunde zur Kontrolle der Halbteilung auf Informationen des Maklers angewiesen ist.</w:t>
-      </w:r>
-      <w:r>
-        <w:rPr>
-          <w:rStyle w:val="Funotenzeichen"/>
-        </w:rPr>
-        <w:footnoteReference w:id="46"/>
-      </w:r>
-      <w:r>
-        <w:t xml:space="preserve"> Nach anderer Ansicht fehlt es mangels gesetzlicher Regelung an einer Grundlage.</w:t>
-      </w:r>
-      <w:r>
-        <w:rPr>
-          <w:rStyle w:val="Funotenzeichen"/>
-        </w:rPr>
-        <w:footnoteReference w:id="47"/>
-      </w:r>
-      <w:r>
-        <w:t xml:space="preserve"> Für die erstgenannte Ansicht spricht, dass K ohne die Information nicht prüfen kann, ob der zwingende § 656c I 1 eingehalten ist, während A die Auskunft ohne unbillige Belastung erteilen kann. K hat daher einen Auskunftsanspruch aus § 242. Mit ihrer bloßen Mitteilung, V habe ebenfalls 3 % geschuldet und gezahlt, hat A zwar Auskunft erteilt; überprüfen kann K diese Behauptung jedoch nicht. Fraglich ist daher, ob K darüber hinaus Einsicht in den Vertrag verlangen kann.</w:t>
+        <w:t xml:space="preserve">Der Provisionsanspruch müsste zudem durchsetzbar sein. Daran bestehen Zweifel, weil K ihre Zahlung von der Vorlage des Maklervertrags zwischen A und V abhängig macht.</w:t>
       </w:r>
     </w:p>
     <w:p>
@@ -9638,13 +8724,40 @@
           <w:b/>
           <w:bCs/>
         </w:rPr>
-        <w:t xml:space="preserve">b) Anspruch auf Einsicht in den Maklervertrag gemäß § 810 Fall 2 BGB</w:t>
+        <w:t xml:space="preserve">a) Auskunftsanspruch der K aus § 242 BGB</w:t>
       </w:r>
       <w:bookmarkEnd w:id="5036"/>
     </w:p>
     <w:p>
       <w:r>
-        <w:t xml:space="preserve">In Betracht kommt insoweit ein Einsichtsrecht aus § 810 Fall 2.</w:t>
+        <w:t xml:space="preserve">K könnte gegen A ein Anspruch auf Auskunft über die mit V vereinbarte Provision aus § 242 zustehen, da sie mangels Kenntnis des Vertrags zwischen A und V nicht überprüfen kann, ob A den Halbteilungsgrundsatz des § 656c I 1 eingehalten hat. § 656c enthält keinen ausdrücklichen Auskunftsanspruch des Maklerkunden, weshalb umstritten ist, ob sich ein solcher aus § 242 ergeben kann.</w:t>
+      </w:r>
+      <w:r>
+        <w:rPr>
+          <w:rStyle w:val="Funotenzeichen"/>
+        </w:rPr>
+        <w:footnoteReference w:id="46"/>
+      </w:r>
+      <w:r>
+        <w:t xml:space="preserve"> Teilweise wird ein solcher Anspruch bejaht, wenn der Maklerkunde zur Kontrolle der Halbteilung auf Informationen des Maklers angewiesen ist.</w:t>
+      </w:r>
+      <w:r>
+        <w:rPr>
+          <w:rStyle w:val="Funotenzeichen"/>
+        </w:rPr>
+        <w:footnoteReference w:id="47"/>
+      </w:r>
+      <w:r>
+        <w:t xml:space="preserve"> Nach anderer Ansicht fehlt es mangels gesetzlicher Regelung an einer Grundlage.</w:t>
+      </w:r>
+      <w:r>
+        <w:rPr>
+          <w:rStyle w:val="Funotenzeichen"/>
+        </w:rPr>
+        <w:footnoteReference w:id="48"/>
+      </w:r>
+      <w:r>
+        <w:t xml:space="preserve"> Für die erstgenannte Ansicht spricht, dass K ohne die Information nicht prüfen kann, ob der zwingende § 656c I 1 eingehalten ist, während A die Auskunft ohne unbillige Belastung erteilen kann. K hat daher einen Auskunftsanspruch aus § 242. Mit ihrer bloßen Mitteilung, V habe ebenfalls 3 % geschuldet und gezahlt, hat A zwar Auskunft erteilt; überprüfen kann K diese Behauptung jedoch nicht. Fraglich ist daher, ob K darüber hinaus Einsicht in den Vertrag verlangen kann.</w:t>
       </w:r>
     </w:p>
     <w:p>
@@ -9652,7 +8765,7 @@
         <w:keepNext/>
         <w:keepLines/>
         <w:jc w:val="left"/>
-        <w:outlineLvl w:val="5"/>
+        <w:outlineLvl w:val="4"/>
       </w:pPr>
       <w:bookmarkStart w:id="5037" w:name="_TocG037"/>
       <w:r>
@@ -9660,22 +8773,13 @@
           <w:b/>
           <w:bCs/>
         </w:rPr>
-        <w:t xml:space="preserve">aa) Maklervertrag als Urkunde</w:t>
+        <w:t xml:space="preserve">b) Einsichtsanspruch der K aus § 810 Fall 2 BGB</w:t>
       </w:r>
       <w:bookmarkEnd w:id="5037"/>
     </w:p>
     <w:p>
       <w:r>
-        <w:t xml:space="preserve">Urkunde i.S.d. § 810 ist jede durch Niederschrift verkörperte Gedankenerklärung, die Aussagen über ein Rechtsgeschäft oder Rechtsverhältnis enthält.</w:t>
-      </w:r>
-      <w:r>
-        <w:rPr>
-          <w:rStyle w:val="Funotenzeichen"/>
-        </w:rPr>
-        <w:footnoteReference w:id="48"/>
-      </w:r>
-      <w:r>
-        <w:t xml:space="preserve"> A und V schlossen den Maklervertrag schriftlich und hielten darin die Provision der V von 3 % fest. Der Vertrag ist somit eine Urkunde.</w:t>
+        <w:t xml:space="preserve">K könnte gegen A ein Anspruch auf Einsicht in den Maklervertrag zwischen A und V aus § 810 Fall 2 zustehen.</w:t>
       </w:r>
     </w:p>
     <w:p>
@@ -9691,13 +8795,13 @@
           <w:b/>
           <w:bCs/>
         </w:rPr>
-        <w:t xml:space="preserve">bb) Bezug zu einem Rechtsverhältnis der K</w:t>
+        <w:t xml:space="preserve">aa) Maklervertrag als Urkunde</w:t>
       </w:r>
       <w:bookmarkEnd w:id="5038"/>
     </w:p>
     <w:p>
       <w:r>
-        <w:t xml:space="preserve">Die Urkunde müsste ein Rechtsverhältnis beurkunden, an dem K beteiligt ist.</w:t>
+        <w:t xml:space="preserve">Der Maklervertrag zwischen A und V müsste eine Urkunde sein. Urkunde i.S.d. § 810 ist jede durch Niederschrift verkörperte Gedankenerklärung, die Aussagen über ein Rechtsgeschäft oder Rechtsverhältnis enthält.</w:t>
       </w:r>
       <w:r>
         <w:rPr>
@@ -9706,25 +8810,7 @@
         <w:footnoteReference w:id="49"/>
       </w:r>
       <w:r>
-        <w:t xml:space="preserve"> Problematisch ist, dass K nicht Partei des Vertrags zwischen A und V ist. § 810 Fall 2 verlangt jedoch nicht, dass die Urkunde das Rechtsverhältnis des Anspruchstellers unmittelbar dokumentiert;</w:t>
-      </w:r>
-      <w:r>
-        <w:rPr>
-          <w:rStyle w:val="Funotenzeichen"/>
-        </w:rPr>
-        <w:footnoteReference w:id="50"/>
-      </w:r>
-      <w:r>
-        <w:t xml:space="preserve"> es genügt eine objektive und unmittelbare Beziehung der Urkunde zu diesem Rechtsverhältnis.</w:t>
-      </w:r>
-      <w:r>
-        <w:rPr>
-          <w:rStyle w:val="Funotenzeichen"/>
-        </w:rPr>
-        <w:footnoteReference w:id="51"/>
-      </w:r>
-      <w:r>
-        <w:t xml:space="preserve"> Wegen der Doppeltätigkeit der A hängt die Wirksamkeit der Provisionsabrede zwischen A und K gem. § 656c I 1 davon ab, dass auch V eine Provision in gleicher Höhe versprochen hat. Gerade dies dokumentiert der Vertrag zwischen A und V. Die erforderliche Beziehung zum Rechtsverhältnis zwischen A und K liegt somit vor.</w:t>
+        <w:t xml:space="preserve"> A und V schlossen den Maklervertrag schriftlich und hielten darin die Provision der V von 3 % fest. Der Vertrag ist somit eine Urkunde.</w:t>
       </w:r>
     </w:p>
     <w:p>
@@ -9740,13 +8826,31 @@
           <w:b/>
           <w:bCs/>
         </w:rPr>
-        <w:t xml:space="preserve">cc) Rechtliches Interesse an der Einsichtnahme</w:t>
+        <w:t xml:space="preserve">bb) Bezug der Urkunde zu einem Rechtsverhältnis der K</w:t>
       </w:r>
       <w:bookmarkEnd w:id="5039"/>
     </w:p>
     <w:p>
       <w:r>
-        <w:t xml:space="preserve">Weiterhin bedarf es eines rechtlichen Interesses der K an der Einsichtnahme. Ein solches besteht, wenn die Einsicht zur Förderung, Erhaltung oder Verteidigung rechtlich geschützter Interessen erforderlich ist.</w:t>
+        <w:t xml:space="preserve">Die Urkunde müsste ein Rechtsverhältnis beurkunden, an dem K beteiligt ist.</w:t>
+      </w:r>
+      <w:r>
+        <w:rPr>
+          <w:rStyle w:val="Funotenzeichen"/>
+        </w:rPr>
+        <w:footnoteReference w:id="50"/>
+      </w:r>
+      <w:r>
+        <w:t xml:space="preserve"> Problematisch ist, dass K nicht Partei des Vertrags zwischen A und V ist. § 810 Fall 2 verlangt jedoch nicht, dass die Urkunde das Rechtsverhältnis des Anspruchstellers unmittelbar dokumentiert;</w:t>
+      </w:r>
+      <w:r>
+        <w:rPr>
+          <w:rStyle w:val="Funotenzeichen"/>
+        </w:rPr>
+        <w:footnoteReference w:id="51"/>
+      </w:r>
+      <w:r>
+        <w:t xml:space="preserve"> es genügt eine objektive und unmittelbare Beziehung der Urkunde zu diesem Rechtsverhältnis.</w:t>
       </w:r>
       <w:r>
         <w:rPr>
@@ -9755,16 +8859,7 @@
         <w:footnoteReference w:id="52"/>
       </w:r>
       <w:r>
-        <w:t xml:space="preserve"> Eine bloße Ausforschung aufgrund vager Vermutungen genügt hingegen nicht.</w:t>
-      </w:r>
-      <w:r>
-        <w:rPr>
-          <w:rStyle w:val="Funotenzeichen"/>
-        </w:rPr>
-        <w:footnoteReference w:id="53"/>
-      </w:r>
-      <w:r>
-        <w:t xml:space="preserve"> A verlangt von K 30.000 €. Ob diese Forderung besteht, hängt nach § 656c von der Provisionsabrede mit V ab, die A nicht vorlegt, sondern lediglich behauptet. K will damit keine bloßen Vermutungen ausforschen, sondern eine für ihre eigene Zahlungspflicht erhebliche Voraussetzung überprüfen. Ein rechtliches Interesse liegt vor.</w:t>
+        <w:t xml:space="preserve"> Wegen der Doppeltätigkeit der A hängt die Wirksamkeit der Provisionsabrede zwischen A und K gem. § 656c I 1 davon ab, dass auch V eine Provision in gleicher Höhe versprochen hat. Gerade dies dokumentiert der Vertrag zwischen A und V. Die erforderliche Beziehung zum Rechtsverhältnis zwischen A und K liegt somit vor.</w:t>
       </w:r>
     </w:p>
     <w:p>
@@ -9780,13 +8875,31 @@
           <w:b/>
           <w:bCs/>
         </w:rPr>
-        <w:t xml:space="preserve">dd) Besitz der Urkunde durch A</w:t>
+        <w:t xml:space="preserve">cc) Rechtliches Interesse an der Einsichtnahme</w:t>
       </w:r>
       <w:bookmarkEnd w:id="5040"/>
     </w:p>
     <w:p>
       <w:r>
-        <w:t xml:space="preserve">Schließlich müsste sich die Urkunde im Besitz der A befinden. A ist selbst Partei des Vertrags mit V. Mangels entgegenstehender Anhaltspunkte ist davon auszugehen, dass sie die Urkunde besitzt.</w:t>
+        <w:t xml:space="preserve">Weiterhin bedarf es eines rechtlichen Interesses der K an der Einsichtnahme. Ein solches besteht, wenn die Einsicht zur Förderung, Erhaltung oder Verteidigung rechtlich geschützter Interessen erforderlich ist.</w:t>
+      </w:r>
+      <w:r>
+        <w:rPr>
+          <w:rStyle w:val="Funotenzeichen"/>
+        </w:rPr>
+        <w:footnoteReference w:id="53"/>
+      </w:r>
+      <w:r>
+        <w:t xml:space="preserve"> Eine bloße Ausforschung aufgrund vager Vermutungen genügt hingegen nicht.</w:t>
+      </w:r>
+      <w:r>
+        <w:rPr>
+          <w:rStyle w:val="Funotenzeichen"/>
+        </w:rPr>
+        <w:footnoteReference w:id="54"/>
+      </w:r>
+      <w:r>
+        <w:t xml:space="preserve"> Ob die Forderung der A über 30.000 € besteht, hängt nach § 656c von der Provisionsabrede mit V ab, die A nicht vorlegt, sondern lediglich behauptet. K will damit keine bloßen Vermutungen ausforschen, sondern eine für ihre eigene Zahlungspflicht erhebliche Voraussetzung überprüfen. Ein rechtliches Interesse liegt vor.</w:t>
       </w:r>
     </w:p>
     <w:p>
@@ -9802,13 +8915,22 @@
           <w:b/>
           <w:bCs/>
         </w:rPr>
-        <w:t xml:space="preserve">ee) Zwischenergebnis zu § 810 BGB</w:t>
+        <w:t xml:space="preserve">dd) Besitz der Urkunde durch A</w:t>
       </w:r>
       <w:bookmarkEnd w:id="5041"/>
     </w:p>
     <w:p>
       <w:r>
-        <w:t xml:space="preserve">K kann von A gem. § 810 Fall 2 die Gestattung der Einsicht in den Maklervertrag zwischen A und V verlangen.</w:t>
+        <w:t xml:space="preserve">Schließlich müsste sich die Urkunde im Besitz der A befinden.</w:t>
+      </w:r>
+      <w:r>
+        <w:rPr>
+          <w:rStyle w:val="Funotenzeichen"/>
+        </w:rPr>
+        <w:footnoteReference w:id="55"/>
+      </w:r>
+      <w:r>
+        <w:t xml:space="preserve"> A ist selbst Partei des Vertrags mit V. Mangels entgegenstehender Anhaltspunkte ist davon auszugehen, dass sie die Urkunde besitzt.</w:t>
       </w:r>
     </w:p>
     <w:p>
@@ -9816,7 +8938,7 @@
         <w:keepNext/>
         <w:keepLines/>
         <w:jc w:val="left"/>
-        <w:outlineLvl w:val="4"/>
+        <w:outlineLvl w:val="5"/>
       </w:pPr>
       <w:bookmarkStart w:id="5042" w:name="_TocG042"/>
       <w:r>
@@ -9824,13 +8946,13 @@
           <w:b/>
           <w:bCs/>
         </w:rPr>
-        <w:t xml:space="preserve">c) Einrede des Zurückbehaltungsrechts, § 273 I BGB</w:t>
+        <w:t xml:space="preserve">ee) Zwischenergebnis zu § 810 BGB</w:t>
       </w:r>
       <w:bookmarkEnd w:id="5042"/>
     </w:p>
     <w:p>
       <w:r>
-        <w:t xml:space="preserve">K könnte die Zahlung gem. § 273 I bis zur Gewährung der Einsicht verweigern. Ihre Erklärung, sie werde allenfalls nach Vorlage des Vertrags mit V zahlen, ist als Geltendmachung dieses Rechts zu verstehen.</w:t>
+        <w:t xml:space="preserve">K kann von A gem. § 810 Fall 2 die Gestattung der Einsicht in den Maklervertrag zwischen A und V verlangen.</w:t>
       </w:r>
     </w:p>
     <w:p>
@@ -9838,7 +8960,7 @@
         <w:keepNext/>
         <w:keepLines/>
         <w:jc w:val="left"/>
-        <w:outlineLvl w:val="5"/>
+        <w:outlineLvl w:val="4"/>
       </w:pPr>
       <w:bookmarkStart w:id="5043" w:name="_TocG043"/>
       <w:r>
@@ -9846,22 +8968,13 @@
           <w:b/>
           <w:bCs/>
         </w:rPr>
-        <w:t xml:space="preserve">aa) Gegenseitigkeit der Ansprüche</w:t>
+        <w:t xml:space="preserve">c) Einrede des Zurückbehaltungsrechts, § 273 I BGB</w:t>
       </w:r>
       <w:bookmarkEnd w:id="5043"/>
     </w:p>
     <w:p>
       <w:r>
-        <w:t xml:space="preserve">Das Zurückbehaltungsrecht setzt einen Gegenanspruch des Schuldners gegen den Gläubiger voraus.</w:t>
-      </w:r>
-      <w:r>
-        <w:rPr>
-          <w:rStyle w:val="Funotenzeichen"/>
-        </w:rPr>
-        <w:footnoteReference w:id="54"/>
-      </w:r>
-      <w:r>
-        <w:t xml:space="preserve"> Der Provisionsforderung der A aus § 652 I 1 steht der Einsichtsanspruch der K aus § 810 Fall 2 gegenüber. Beide Ansprüche verbinden somit dieselben Personen, nur in umgekehrter Richtung.</w:t>
+        <w:t xml:space="preserve">K könnte die Zahlung gem. § 273 I bis zur Gewährung der Einsicht verweigern. Ihre Erklärung, sie werde allenfalls nach Vorlage des Vertrags mit V zahlen, ist als Geltendmachung dieses Rechts zu verstehen.</w:t>
       </w:r>
     </w:p>
     <w:p>
@@ -9877,22 +8990,13 @@
           <w:b/>
           <w:bCs/>
         </w:rPr>
-        <w:t xml:space="preserve">bb) Zusammenhang der Ansprüche</w:t>
+        <w:t xml:space="preserve">aa) Gegenseitigkeit der Ansprüche</w:t>
       </w:r>
       <w:bookmarkEnd w:id="5044"/>
     </w:p>
     <w:p>
       <w:r>
-        <w:t xml:space="preserve">Der Gegenanspruch müsste aus demselben rechtlichen Verhältnis stammen.</w:t>
-      </w:r>
-      <w:r>
-        <w:rPr>
-          <w:rStyle w:val="Funotenzeichen"/>
-        </w:rPr>
-        <w:footnoteReference w:id="55"/>
-      </w:r>
-      <w:r>
-        <w:t xml:space="preserve"> Dass beide Ansprüche demselben Vertrag entspringen, ist nicht erforderlich; ausreichend ist ein enger tatsächlicher und wirtschaftlicher Zusammenhang.</w:t>
+        <w:t xml:space="preserve">Zunächst müsste K als Schuldnerin der Provision ein Gegenanspruch gegen A als Gläubigerin zustehen.</w:t>
       </w:r>
       <w:r>
         <w:rPr>
@@ -9901,7 +9005,7 @@
         <w:footnoteReference w:id="56"/>
       </w:r>
       <w:r>
-        <w:t xml:space="preserve"> Der Einsichtsanspruch soll gerade klären, ob A die Provision von K nach § 656c I 1 verlangen kann. Beide Ansprüche wurzeln damit in der Doppeltätigkeit der A und hängen eng zusammen.</w:t>
+        <w:t xml:space="preserve"> Der Provisionsforderung der A aus § 652 I 1 steht der Einsichtsanspruch der K aus § 810 Fall 2 in umgekehrter Richtung gegenüber.</w:t>
       </w:r>
     </w:p>
     <w:p>
@@ -9917,13 +9021,13 @@
           <w:b/>
           <w:bCs/>
         </w:rPr>
-        <w:t xml:space="preserve">cc) Fälligkeit und Durchsetzbarkeit des Gegenanspruchs</w:t>
+        <w:t xml:space="preserve">bb) Konnexität der Ansprüche</w:t>
       </w:r>
       <w:bookmarkEnd w:id="5045"/>
     </w:p>
     <w:p>
       <w:r>
-        <w:t xml:space="preserve">Der Gegenanspruch müsste wirksam, fällig und durchsetzbar sein.</w:t>
+        <w:t xml:space="preserve">Der Gegenanspruch müsste aus demselben rechtlichen Verhältnis stammen.</w:t>
       </w:r>
       <w:r>
         <w:rPr>
@@ -9932,7 +9036,16 @@
         <w:footnoteReference w:id="57"/>
       </w:r>
       <w:r>
-        <w:t xml:space="preserve"> Der Einsichtsanspruch der K ist entstanden und mangels abweichender Bestimmung sofort fällig, § 271 I; K hat die Vorlage bereits verlangt. Einreden der A sind nicht ersichtlich.</w:t>
+        <w:t xml:space="preserve"> Dass beide Ansprüche demselben Vertrag entspringen, ist nicht erforderlich; ausreichend ist ein enger tatsächlicher und wirtschaftlicher Zusammenhang.</w:t>
+      </w:r>
+      <w:r>
+        <w:rPr>
+          <w:rStyle w:val="Funotenzeichen"/>
+        </w:rPr>
+        <w:footnoteReference w:id="58"/>
+      </w:r>
+      <w:r>
+        <w:t xml:space="preserve"> Der Einsichtsanspruch soll gerade klären, ob A die Provision von K nach § 656c I 1 verlangen kann. Beide Ansprüche wurzeln damit in der Doppeltätigkeit der A und hängen eng zusammen.</w:t>
       </w:r>
     </w:p>
     <w:p>
@@ -9948,22 +9061,13 @@
           <w:b/>
           <w:bCs/>
         </w:rPr>
-        <w:t xml:space="preserve">dd) Rechtsfolge des Zurückbehaltungsrechts, § 274 I BGB</w:t>
+        <w:t xml:space="preserve">cc) Fälligkeit und Durchsetzbarkeit des Gegenanspruchs</w:t>
       </w:r>
       <w:bookmarkEnd w:id="5046"/>
     </w:p>
     <w:p>
       <w:r>
-        <w:t xml:space="preserve">Grundsätzlich führt das Zurückbehaltungsrecht gem. § 274 I nur zu einer Verurteilung zur Leistung Zug um Zug.</w:t>
-      </w:r>
-      <w:r>
-        <w:rPr>
-          <w:rStyle w:val="Funotenzeichen"/>
-        </w:rPr>
-        <w:footnoteReference w:id="58"/>
-      </w:r>
-      <w:r>
-        <w:t xml:space="preserve"> Ausnahmsweise kommt jedoch eine Abweisung der Klage in Betracht, wenn Haupt- und Gegenanspruch in einem besonderen Abhängigkeitsverhältnis stehen und der Gegenanspruch gerade der Überprüfung der Hauptforderung dient.</w:t>
+        <w:t xml:space="preserve">Der Gegenanspruch müsste wirksam, fällig und durchsetzbar sein.</w:t>
       </w:r>
       <w:r>
         <w:rPr>
@@ -9972,16 +9076,7 @@
         <w:footnoteReference w:id="59"/>
       </w:r>
       <w:r>
-        <w:t xml:space="preserve"> K benötigt die Einsicht, um zu prüfen, ob A § 656c I 1 eingehalten hat. Hätte V keine Provision in gleicher Höhe versprochen, wäre die Provisionsabrede mit K gem. § 656c II 1 unwirksam.</w:t>
-      </w:r>
-      <w:r>
-        <w:rPr>
-          <w:rStyle w:val="Funotenzeichen"/>
-        </w:rPr>
-        <w:footnoteReference w:id="60"/>
-      </w:r>
-      <w:r>
-        <w:t xml:space="preserve"> K kann die Zahlung daher bis zur Gewährung der Einsicht verweigern.</w:t>
+        <w:t xml:space="preserve"> Der Einsichtsanspruch der K ist entstanden und mangels abweichender Bestimmung sofort fällig, § 271 I; K hat die Vorlage bereits verlangt. Einreden der A sind nicht ersichtlich.</w:t>
       </w:r>
     </w:p>
     <w:p>
@@ -9997,13 +9092,40 @@
           <w:b/>
           <w:bCs/>
         </w:rPr>
-        <w:t xml:space="preserve">ee) Zwischenergebnis zu § 273 BGB</w:t>
+        <w:t xml:space="preserve">dd) Rechtsfolge des Zurückbehaltungsrechts, § 274 I BGB</w:t>
       </w:r>
       <w:bookmarkEnd w:id="5047"/>
     </w:p>
     <w:p>
       <w:r>
-        <w:t xml:space="preserve">K kann dem Provisionsanspruch der A ein Zurückbehaltungsrecht gem. § 273 I entgegenhalten.</w:t>
+        <w:t xml:space="preserve">Fraglich ist, welche Wirkung das Zurückbehaltungsrecht hier entfaltet. Grundsätzlich führt es gem. § 274 I nur zu einer Verurteilung zur Leistung Zug um Zug.</w:t>
+      </w:r>
+      <w:r>
+        <w:rPr>
+          <w:rStyle w:val="Funotenzeichen"/>
+        </w:rPr>
+        <w:footnoteReference w:id="60"/>
+      </w:r>
+      <w:r>
+        <w:t xml:space="preserve"> Ausnahmsweise kommt jedoch eine Abweisung der Klage in Betracht, wenn Haupt- und Gegenanspruch in einem besonderen Abhängigkeitsverhältnis stehen und der Gegenanspruch gerade der Überprüfung der Hauptforderung dient.</w:t>
+      </w:r>
+      <w:r>
+        <w:rPr>
+          <w:rStyle w:val="Funotenzeichen"/>
+        </w:rPr>
+        <w:footnoteReference w:id="61"/>
+      </w:r>
+      <w:r>
+        <w:t xml:space="preserve"> K benötigt die Einsicht, um zu prüfen, ob A § 656c I 1 eingehalten hat. Hätte V keine Provision in gleicher Höhe versprochen, wäre die Provisionsabrede mit K gem. § 656c II 1 unwirksam.</w:t>
+      </w:r>
+      <w:r>
+        <w:rPr>
+          <w:rStyle w:val="Funotenzeichen"/>
+        </w:rPr>
+        <w:footnoteReference w:id="62"/>
+      </w:r>
+      <w:r>
+        <w:t xml:space="preserve"> K kann die Zahlung daher bis zur Gewährung der Einsicht verweigern.</w:t>
       </w:r>
     </w:p>
     <w:p>
@@ -10011,7 +9133,7 @@
         <w:keepNext/>
         <w:keepLines/>
         <w:jc w:val="left"/>
-        <w:outlineLvl w:val="3"/>
+        <w:outlineLvl w:val="5"/>
       </w:pPr>
       <w:bookmarkStart w:id="5048" w:name="_TocG048"/>
       <w:r>
@@ -10019,13 +9141,13 @@
           <w:b/>
           <w:bCs/>
         </w:rPr>
-        <w:t xml:space="preserve">3. Ergebnis zur Frage 1</w:t>
+        <w:t xml:space="preserve">ee) Zwischenergebnis zu § 273 BGB</w:t>
       </w:r>
       <w:bookmarkEnd w:id="5048"/>
     </w:p>
     <w:p>
       <w:r>
-        <w:t xml:space="preserve">Der Provisionsanspruch der A gegen K über 30.000 € aus § 652 I 1 ist zwar entstanden. Solange A der K keine Einsicht in den Maklervertrag mit V gewährt, kann sie ihn wegen des Zurückbehaltungsrechts der K aus § 273 I derzeit jedoch nicht durchsetzen.</w:t>
+        <w:t xml:space="preserve">K kann dem Provisionsanspruch der A ein Zurückbehaltungsrecht gem. § 273 I entgegenhalten.</w:t>
       </w:r>
     </w:p>
     <w:p>
@@ -10033,7 +9155,7 @@
         <w:keepNext/>
         <w:keepLines/>
         <w:jc w:val="left"/>
-        <w:outlineLvl w:val="1"/>
+        <w:outlineLvl w:val="3"/>
       </w:pPr>
       <w:bookmarkStart w:id="5049" w:name="_TocG049"/>
       <w:r>
@@ -10041,16 +9163,21 @@
           <w:b/>
           <w:bCs/>
         </w:rPr>
-        <w:t xml:space="preserve">B. Frage 2</w:t>
+        <w:t xml:space="preserve">3. Ergebnis zu Frage 1</w:t>
       </w:r>
       <w:bookmarkEnd w:id="5049"/>
+    </w:p>
+    <w:p>
+      <w:r>
+        <w:t xml:space="preserve">Der Provisionsanspruch der A gegen K über 30.000 € aus § 652 I 1 ist zwar entstanden. Solange A der K keine Einsicht in den Maklervertrag mit V gewährt, kann sie ihn wegen des Zurückbehaltungsrechts der K aus § 273 I derzeit jedoch nicht durchsetzen.</w:t>
+      </w:r>
     </w:p>
     <w:p>
       <w:pPr>
         <w:keepNext/>
         <w:keepLines/>
         <w:jc w:val="left"/>
-        <w:outlineLvl w:val="2"/>
+        <w:outlineLvl w:val="1"/>
       </w:pPr>
       <w:bookmarkStart w:id="5050" w:name="_TocG050"/>
       <w:r>
@@ -10058,21 +9185,16 @@
           <w:b/>
           <w:bCs/>
         </w:rPr>
-        <w:t xml:space="preserve">I. Anspruch der K gegen T auf Räumung und Herausgabe gem. § 546 I BGB</w:t>
+        <w:t xml:space="preserve">B. Frage 2</w:t>
       </w:r>
       <w:bookmarkEnd w:id="5050"/>
-    </w:p>
-    <w:p>
-      <w:r>
-        <w:t xml:space="preserve">K könnte von T gem. § 546 I die Räumung und Herausgabe der Einliegerwohnung verlangen. Hierfür müsste zwischen K und T ein Mietverhältnis bestanden haben, das beendet ist.</w:t>
-      </w:r>
     </w:p>
     <w:p>
       <w:pPr>
         <w:keepNext/>
         <w:keepLines/>
         <w:jc w:val="left"/>
-        <w:outlineLvl w:val="3"/>
+        <w:outlineLvl w:val="2"/>
       </w:pPr>
       <w:bookmarkStart w:id="5051" w:name="_TocG051"/>
       <w:r>
@@ -10080,31 +9202,13 @@
           <w:b/>
           <w:bCs/>
         </w:rPr>
-        <w:t xml:space="preserve">1. Eintritt der K in das Mietverhältnis, § 566 I BGB</w:t>
+        <w:t xml:space="preserve">I. Anspruch der K gegen T auf Räumung und Herausgabe aus § 546 I BGB</w:t>
       </w:r>
       <w:bookmarkEnd w:id="5051"/>
     </w:p>
     <w:p>
       <w:r>
-        <w:t xml:space="preserve">Ursprünglich bestand ein Mietverhältnis zwischen V und T. Wird vermieteter Wohnraum nach der Überlassung an den Mieter veräußert, tritt der Erwerber gem. § 566 I anstelle des Vermieters in die Rechte und Pflichten aus dem Mietverhältnis ein.</w:t>
-      </w:r>
-      <w:r>
-        <w:rPr>
-          <w:rStyle w:val="Funotenzeichen"/>
-        </w:rPr>
-        <w:footnoteReference w:id="61"/>
-      </w:r>
-      <w:r>
-        <w:t xml:space="preserve"> Veräußerung meint dabei die Übertragung des Eigentums.</w:t>
-      </w:r>
-      <w:r>
-        <w:rPr>
-          <w:rStyle w:val="Funotenzeichen"/>
-        </w:rPr>
-        <w:footnoteReference w:id="62"/>
-      </w:r>
-      <w:r>
-        <w:t xml:space="preserve"> T bewohnte die Einliegerwohnung bereits seit Jahren, als K das Grundstück durch Auflassung und Eintragung im Grundbuch (§§ 873 I, 925) erwarb. K ist damit in das Mietverhältnis mit T eingetreten.</w:t>
+        <w:t xml:space="preserve">K könnte von T gem. § 546 I die Räumung und Herausgabe der Einliegerwohnung verlangen. Hierfür müsste zwischen K und T ein Mietverhältnis bestanden haben, das beendet ist.</w:t>
       </w:r>
     </w:p>
     <w:p>
@@ -10120,13 +9224,31 @@
           <w:b/>
           <w:bCs/>
         </w:rPr>
-        <w:t xml:space="preserve">2. Wirksame Beendigung des Mietverhältnisses</w:t>
+        <w:t xml:space="preserve">1. Eintritt der K in das Mietverhältnis, § 566 I BGB</w:t>
       </w:r>
       <w:bookmarkEnd w:id="5052"/>
     </w:p>
     <w:p>
       <w:r>
-        <w:t xml:space="preserve">Das Mietverhältnis könnte durch die Kündigung der K beendet worden sein. K kündigte schriftlich fristlos und hilfsweise ordentlich wegen Zahlungsverzugs.</w:t>
+        <w:t xml:space="preserve">Zunächst müsste zwischen K und T ein Mietverhältnis bestanden haben. T hatte die Wohnung ursprünglich von V gemietet; K könnte jedoch gem. § 566 I eingetreten sein. Danach tritt der Erwerber vermieteten Wohnraums, der nach der Überlassung veräußert wird, anstelle des Vermieters in das Mietverhältnis ein,</w:t>
+      </w:r>
+      <w:r>
+        <w:rPr>
+          <w:rStyle w:val="Funotenzeichen"/>
+        </w:rPr>
+        <w:footnoteReference w:id="63"/>
+      </w:r>
+      <w:r>
+        <w:t xml:space="preserve"> wobei Veräußerung die Übertragung des Eigentums meint.</w:t>
+      </w:r>
+      <w:r>
+        <w:rPr>
+          <w:rStyle w:val="Funotenzeichen"/>
+        </w:rPr>
+        <w:footnoteReference w:id="64"/>
+      </w:r>
+      <w:r>
+        <w:t xml:space="preserve"> T bewohnte die Wohnung bereits, als K das Grundstück durch Auflassung und Eintragung (§§ 873 I, 925) erwarb. K ist damit in das Mietverhältnis eingetreten.</w:t>
       </w:r>
     </w:p>
     <w:p>
@@ -10134,7 +9256,7 @@
         <w:keepNext/>
         <w:keepLines/>
         <w:jc w:val="left"/>
-        <w:outlineLvl w:val="4"/>
+        <w:outlineLvl w:val="3"/>
       </w:pPr>
       <w:bookmarkStart w:id="5053" w:name="_TocG053"/>
       <w:r>
@@ -10142,31 +9264,13 @@
           <w:b/>
           <w:bCs/>
         </w:rPr>
-        <w:t xml:space="preserve">a) Außerordentliche fristlose Kündigung, § 543 BGB</w:t>
+        <w:t xml:space="preserve">2. Wirksame Beendigung des Mietverhältnisses</w:t>
       </w:r>
       <w:bookmarkEnd w:id="5053"/>
     </w:p>
     <w:p>
       <w:r>
-        <w:t xml:space="preserve">Die fristlose Kündigung setzt gem. § 543 I 1 einen wichtigen Grund voraus. Ein solcher liegt nach § 543 I 2 vor, wenn dem Kündigenden unter Berücksichtigung der Umstände des Einzelfalls und der Interessen beider Vertragsparteien die Fortsetzung des Mietverhältnisses bis zu dessen regulärer Beendigung nicht zuzumuten ist.</w:t>
-      </w:r>
-      <w:r>
-        <w:rPr>
-          <w:rStyle w:val="Funotenzeichen"/>
-        </w:rPr>
-        <w:footnoteReference w:id="63"/>
-      </w:r>
-      <w:r>
-        <w:t xml:space="preserve"> Für den Zahlungsverzug enthält § 543 II 1 Nr. 3 besondere Kündigungstatbestände.</w:t>
-      </w:r>
-      <w:r>
-        <w:rPr>
-          <w:rStyle w:val="Funotenzeichen"/>
-        </w:rPr>
-        <w:footnoteReference w:id="64"/>
-      </w:r>
-      <w:r>
-        <w:t xml:space="preserve"> Die schriftlich (§ 568 I) erklärte Kündigung nennt mit den zutreffend bezifferten Rückständen zugleich ihren Grund, § 569 IV.</w:t>
+        <w:t xml:space="preserve">Das Mietverhältnis müsste beendet worden sein. K kündigte schriftlich fristlos und hilfsweise ordentlich wegen Zahlungsverzugs.</w:t>
       </w:r>
     </w:p>
     <w:p>
@@ -10174,7 +9278,7 @@
         <w:keepNext/>
         <w:keepLines/>
         <w:jc w:val="left"/>
-        <w:outlineLvl w:val="5"/>
+        <w:outlineLvl w:val="4"/>
       </w:pPr>
       <w:bookmarkStart w:id="5054" w:name="_TocG054"/>
       <w:r>
@@ -10182,13 +9286,13 @@
           <w:b/>
           <w:bCs/>
         </w:rPr>
-        <w:t xml:space="preserve">aa) Mietrückstand mangels Minderungsrechts</w:t>
+        <w:t xml:space="preserve">a) Außerordentliche fristlose Kündigung, § 543 I, II 1 Nr. 3 BGB</w:t>
       </w:r>
       <w:bookmarkEnd w:id="5054"/>
     </w:p>
     <w:p>
       <w:r>
-        <w:t xml:space="preserve">Ein Rückstand besteht nur, wenn T nicht gem. § 536 I zur Minderung wegen des Kindergartenlärms berechtigt war. Ein Mangel i.S.d. § 536 I ist jede für den Mieter nachteilige Abweichung der tatsächlichen von der vertraglich vereinbarten Beschaffenheit, die die Tauglichkeit zum vertragsgemäßen Gebrauch beeinträchtigt.</w:t>
+        <w:t xml:space="preserve">Das Mietverhältnis könnte bereits durch die fristlose Kündigung beendet worden sein. Diese setzt gem. § 543 I 1 einen wichtigen Grund voraus. Ein solcher liegt nach § 543 I 2 vor, wenn dem Kündigenden unter Berücksichtigung der Umstände des Einzelfalls und der Interessen beider Vertragsparteien die Fortsetzung des Mietverhältnisses bis zu dessen regulärer Beendigung nicht zuzumuten ist.</w:t>
       </w:r>
       <w:r>
         <w:rPr>
@@ -10197,7 +9301,7 @@
         <w:footnoteReference w:id="65"/>
       </w:r>
       <w:r>
-        <w:t xml:space="preserve"> Auch von einem Nachbargrundstück ausgehende Geräusche können einen Mangel begründen.</w:t>
+        <w:t xml:space="preserve"> Für den Zahlungsverzug enthält § 543 II 1 Nr. 3 besondere Kündigungstatbestände.</w:t>
       </w:r>
       <w:r>
         <w:rPr>
@@ -10206,43 +9310,7 @@
         <w:footnoteReference w:id="66"/>
       </w:r>
       <w:r>
-        <w:t xml:space="preserve"> Fehlt eine Beschaffenheitsvereinbarung, ist nach den Umständen des Einzelfalls zu bestimmen, welche Belastung der Mieter hinzunehmen hat.</w:t>
-      </w:r>
-      <w:r>
-        <w:rPr>
-          <w:rStyle w:val="Funotenzeichen"/>
-        </w:rPr>
-        <w:footnoteReference w:id="67"/>
-      </w:r>
-      <w:r>
-        <w:t xml:space="preserve"> Muss der Vermieter die Immissionen selbst gem. § 906 entschädigungslos dulden, begründen sie regelmäßig keinen Mangel.</w:t>
-      </w:r>
-      <w:r>
-        <w:rPr>
-          <w:rStyle w:val="Funotenzeichen"/>
-        </w:rPr>
-        <w:footnoteReference w:id="68"/>
-      </w:r>
-      <w:r>
-        <w:t xml:space="preserve"> Eine besondere Vereinbarung zwischen V und T über die Geräuschbelastung ist nicht ersichtlich. Der Kindergarten war bereits bei Ts Einzug in Betrieb und hält seit jeher sämtliche Immissionsrichtwerte ein, sodass nach § 906 I 2 in der Regel nur eine unwesentliche Beeinträchtigung vorliegt. Die Geräusche sind daher als zulässige Immissionen hinzunehmen; ein Mangel liegt nicht vor.</w:t>
-      </w:r>
-      <w:r>
-        <w:rPr>
-          <w:rStyle w:val="Funotenzeichen"/>
-        </w:rPr>
-        <w:footnoteReference w:id="69"/>
-      </w:r>
-      <w:r>
-        <w:t xml:space="preserve"> Selbst bei Annahme eines Mangels wäre die Minderung gem. § 536b S. 1 ausgeschlossen, da der Mieter, der den Mangel bei Vertragsschluss kennt, keine Rechte aus §§ 536, 536a hat.</w:t>
-      </w:r>
-      <w:r>
-        <w:rPr>
-          <w:rStyle w:val="Funotenzeichen"/>
-        </w:rPr>
-        <w:footnoteReference w:id="70"/>
-      </w:r>
-      <w:r>
-        <w:t xml:space="preserve"> T wusste bereits bei ihrem Einzug, dass der Kindergarten in Betrieb war. T schuldete somit die volle Miete; durch die eigenmächtige Kürzung um 40 % entstanden Mietrückstände.</w:t>
+        <w:t xml:space="preserve"> Die schriftlich (§ 568 I) erklärte Kündigung nennt mit den zutreffend bezifferten Rückständen zugleich ihren Grund, § 569 IV.</w:t>
       </w:r>
     </w:p>
     <w:p>
@@ -10258,13 +9326,49 @@
           <w:b/>
           <w:bCs/>
         </w:rPr>
-        <w:t xml:space="preserve">bb) Zahlungsverzug in kündigungsrelevanter Höhe, § 543 II 1 Nr. 3 lit. b BGB</w:t>
+        <w:t xml:space="preserve">aa) Mietrückstand und Minderungsrecht, §§ 536, 536b BGB</w:t>
       </w:r>
       <w:bookmarkEnd w:id="5055"/>
     </w:p>
     <w:p>
       <w:r>
-        <w:t xml:space="preserve">T müsste in dem von § 543 II 1 Nr. 3 lit. b vorausgesetzten Umfang in Verzug geraten sein. Danach muss der Mieter in einem Zeitraum, der sich über mehr als zwei Termine erstreckt, mit einem Betrag in Verzug sein, der die Miete für zwei Monate erreicht.</w:t>
+        <w:t xml:space="preserve">Zunächst müsste T mit der Miete in Rückstand geraten sein. Dies wäre nicht der Fall, wenn sie gem. § 536 I zur Minderung wegen des Kindergartenlärms berechtigt war. Ein Mangel i.S.d. § 536 I ist jede für den Mieter nachteilige Abweichung der tatsächlichen von der vertraglich vereinbarten Beschaffenheit, die die Tauglichkeit zum vertragsgemäßen Gebrauch beeinträchtigt.</w:t>
+      </w:r>
+      <w:r>
+        <w:rPr>
+          <w:rStyle w:val="Funotenzeichen"/>
+        </w:rPr>
+        <w:footnoteReference w:id="67"/>
+      </w:r>
+      <w:r>
+        <w:t xml:space="preserve"> Auch von einem Nachbargrundstück ausgehende Geräusche können einen Mangel begründen.</w:t>
+      </w:r>
+      <w:r>
+        <w:rPr>
+          <w:rStyle w:val="Funotenzeichen"/>
+        </w:rPr>
+        <w:footnoteReference w:id="68"/>
+      </w:r>
+      <w:r>
+        <w:t xml:space="preserve"> Fehlt eine Beschaffenheitsvereinbarung, ist nach den Umständen des Einzelfalls zu bestimmen, welche Belastung der Mieter hinzunehmen hat.</w:t>
+      </w:r>
+      <w:r>
+        <w:rPr>
+          <w:rStyle w:val="Funotenzeichen"/>
+        </w:rPr>
+        <w:footnoteReference w:id="69"/>
+      </w:r>
+      <w:r>
+        <w:t xml:space="preserve"> Muss der Vermieter die Immissionen selbst gem. § 906 entschädigungslos dulden, begründen sie regelmäßig keinen Mangel.</w:t>
+      </w:r>
+      <w:r>
+        <w:rPr>
+          <w:rStyle w:val="Funotenzeichen"/>
+        </w:rPr>
+        <w:footnoteReference w:id="70"/>
+      </w:r>
+      <w:r>
+        <w:t xml:space="preserve"> Eine besondere Vereinbarung zwischen V und T über die Geräuschbelastung ist nicht ersichtlich. Der Kindergarten war bereits bei Ts Einzug in Betrieb und hält seit jeher sämtliche Immissionsrichtwerte ein, sodass nach § 906 I 2 in der Regel nur eine unwesentliche Beeinträchtigung vorliegt. Die Geräusche sind daher als zulässige Immissionen hinzunehmen; ein Mangel liegt nicht vor.</w:t>
       </w:r>
       <w:r>
         <w:rPr>
@@ -10273,7 +9377,7 @@
         <w:footnoteReference w:id="71"/>
       </w:r>
       <w:r>
-        <w:t xml:space="preserve"> Die Miete ist gem. § 556b I spätestens bis zum dritten Werktag des Monats zu entrichten, sodass es gem. § 286 II Nr. 1 keiner Mahnung bedurfte.</w:t>
+        <w:t xml:space="preserve"> Selbst bei Annahme eines Mangels wäre die Minderung gem. § 536b S. 1 ausgeschlossen, da der Mieter, der den Mangel bei Vertragsschluss kennt, keine Rechte aus §§ 536, 536a hat.</w:t>
       </w:r>
       <w:r>
         <w:rPr>
@@ -10282,16 +9386,7 @@
         <w:footnoteReference w:id="72"/>
       </w:r>
       <w:r>
-        <w:t xml:space="preserve"> Ihr Irrtum über ein Minderungsrecht schließt das Vertretenmüssen (§ 286 IV) nicht aus, da ein Rechtsirrtum nur bei Unvermeidbarkeit entlastet, wofür nichts ersichtlich ist.</w:t>
-      </w:r>
-      <w:r>
-        <w:rPr>
-          <w:rStyle w:val="Funotenzeichen"/>
-        </w:rPr>
-        <w:footnoteReference w:id="73"/>
-      </w:r>
-      <w:r>
-        <w:t xml:space="preserve"> Nach dem Eigentumsübergang zahlte T an K sechs Monate lang jeweils nur 60 % der Miete. Der Rückstand erstreckt sich damit über mehr als zwei Termine und beläuft sich auf 6 × 40 % = 2,4 Monatsmieten. Die Voraussetzungen des § 543 II 1 Nr. 3 lit. b liegen vor.</w:t>
+        <w:t xml:space="preserve"> T kannte den Betrieb des Kindergartens bereits bei ihrem Einzug. Ob sie ein Minderungsrecht zudem durch die vierjährige vorbehaltlose Zahlung verloren hätte, kann offenbleiben. T schuldete somit die volle Miete; durch die eigenmächtige Kürzung um 40 % entstanden Rückstände.</w:t>
       </w:r>
     </w:p>
     <w:p>
@@ -10307,13 +9402,22 @@
           <w:b/>
           <w:bCs/>
         </w:rPr>
-        <w:t xml:space="preserve">cc) Keine Abmahnung erforderlich, § 543 III 2 Nr. 3 BGB</w:t>
+        <w:t xml:space="preserve">bb) Zahlungsverzug in kündigungsrelevanter Höhe, § 543 II 1 Nr. 3 lit. b BGB</w:t>
       </w:r>
       <w:bookmarkEnd w:id="5056"/>
     </w:p>
     <w:p>
       <w:r>
-        <w:t xml:space="preserve">Grundsätzlich ist eine Kündigung wegen einer Pflichtverletzung gem. § 543 III 1 erst nach erfolgloser Fristsetzung oder Abmahnung zulässig.</w:t>
+        <w:t xml:space="preserve">T müsste in dem von § 543 II 1 Nr. 3 lit. b vorausgesetzten Umfang in Verzug geraten sein. Danach muss der Mieter in einem Zeitraum, der sich über mehr als zwei Termine erstreckt, mit einem Betrag in Verzug sein, der die Miete für zwei Monate erreicht.</w:t>
+      </w:r>
+      <w:r>
+        <w:rPr>
+          <w:rStyle w:val="Funotenzeichen"/>
+        </w:rPr>
+        <w:footnoteReference w:id="73"/>
+      </w:r>
+      <w:r>
+        <w:t xml:space="preserve"> Die Miete ist gem. § 556b I spätestens bis zum dritten Werktag des Monats zu entrichten, sodass es gem. § 286 II Nr. 1 keiner Mahnung bedurfte.</w:t>
       </w:r>
       <w:r>
         <w:rPr>
@@ -10322,7 +9426,7 @@
         <w:footnoteReference w:id="74"/>
       </w:r>
       <w:r>
-        <w:t xml:space="preserve"> Hiervon nimmt § 543 III 2 Nr. 3 die Kündigung wegen Zahlungsverzugs nach § 543 II 1 Nr. 3 jedoch aus.</w:t>
+        <w:t xml:space="preserve"> Ihr Irrtum über ein Minderungsrecht schließt das Vertretenmüssen (§ 286 IV) nicht aus, da ein Rechtsirrtum nur bei Unvermeidbarkeit entlastet, wofür nichts ersichtlich ist.</w:t>
       </w:r>
       <w:r>
         <w:rPr>
@@ -10331,7 +9435,16 @@
         <w:footnoteReference w:id="75"/>
       </w:r>
       <w:r>
-        <w:t xml:space="preserve"> K musste T daher nicht abmahnen.</w:t>
+        <w:t xml:space="preserve"> Nach dem Eigentumsübergang zahlte T an K sechs Monate lang jeweils nur 60 % der Miete. Der Rückstand erstreckt sich damit über mehr als zwei Termine und beläuft sich auf 6 × 40 % = 2,4 Monatsmieten. Dass K die Rückstände zunächst sechs Monate auflaufen ließ, steht der Kündigung nicht entgegen, da die §§ 543, 569 die Kündigung wegen Zahlungsverzugs abschließend regeln und § 314 III daher keine Anwendung findet.</w:t>
+      </w:r>
+      <w:r>
+        <w:rPr>
+          <w:rStyle w:val="Funotenzeichen"/>
+        </w:rPr>
+        <w:footnoteReference w:id="76"/>
+      </w:r>
+      <w:r>
+        <w:t xml:space="preserve"> Die Voraussetzungen des § 543 II 1 Nr. 3 lit. b liegen vor.</w:t>
       </w:r>
     </w:p>
     <w:p>
@@ -10347,22 +9460,28 @@
           <w:b/>
           <w:bCs/>
         </w:rPr>
-        <w:t xml:space="preserve">dd) Nachträgliche Unwirksamkeit durch Schonfristzahlung, § 569 III Nr. 2 BGB</w:t>
+        <w:t xml:space="preserve">cc) Keine Abmahnung erforderlich, § 543 III 2 Nr. 3 BGB</w:t>
       </w:r>
       <w:bookmarkEnd w:id="5057"/>
     </w:p>
     <w:p>
       <w:r>
-        <w:t xml:space="preserve">Die Kündigung könnte jedoch gem. § 569 III Nr. 2 S. 1 unwirksam geworden sein. Danach wird eine auf § 543 II 1 Nr. 3 gestützte Kündigung unwirksam, wenn der Vermieter spätestens bis zum Ablauf von zwei Monaten nach Eintritt der Rechtshängigkeit des Räumungsanspruchs hinsichtlich der fälligen Miete und der fälligen Entschädigung nach § 546a I befriedigt wird.</w:t>
-      </w:r>
-      <w:r>
-        <w:rPr>
-          <w:rStyle w:val="Funotenzeichen"/>
-        </w:rPr>
-        <w:footnoteReference w:id="76"/>
-      </w:r>
-      <w:r>
-        <w:t xml:space="preserve"> Die Rechtshängigkeit trat mit Zustellung der Räumungsklage ein, §§ 253 I, 261 I ZPO. Sieben Wochen danach beglich T sämtliche Rückstände und damit innerhalb der Zweimonatsfrist. Ein Ausschluss nach § 569 III Nr. 2 S. 2 ist nicht ersichtlich. Die fristlose Kündigung hat ihre Wirkung damit nachträglich verloren.</w:t>
+        <w:t xml:space="preserve">Einer vorherigen Abmahnung, die § 543 III 1 grundsätzlich verlangt,</w:t>
+      </w:r>
+      <w:r>
+        <w:rPr>
+          <w:rStyle w:val="Funotenzeichen"/>
+        </w:rPr>
+        <w:footnoteReference w:id="77"/>
+      </w:r>
+      <w:r>
+        <w:t xml:space="preserve"> bedurfte es nicht, da § 543 III 2 Nr. 3 die Kündigung wegen Zahlungsverzugs hiervon ausnimmt.</w:t>
+      </w:r>
+      <w:r>
+        <w:rPr>
+          <w:rStyle w:val="Funotenzeichen"/>
+        </w:rPr>
+        <w:footnoteReference w:id="78"/>
       </w:r>
     </w:p>
     <w:p>
@@ -10370,7 +9489,7 @@
         <w:keepNext/>
         <w:keepLines/>
         <w:jc w:val="left"/>
-        <w:outlineLvl w:val="4"/>
+        <w:outlineLvl w:val="5"/>
       </w:pPr>
       <w:bookmarkStart w:id="5058" w:name="_TocG058"/>
       <w:r>
@@ -10378,13 +9497,22 @@
           <w:b/>
           <w:bCs/>
         </w:rPr>
-        <w:t xml:space="preserve">b) Hilfsweise ausgesprochene ordentliche Kündigung, § 573 BGB</w:t>
+        <w:t xml:space="preserve">dd) Nachträgliche Unwirksamkeit durch Schonfristzahlung, § 569 III Nr. 2 BGB</w:t>
       </w:r>
       <w:bookmarkEnd w:id="5058"/>
     </w:p>
     <w:p>
       <w:r>
-        <w:t xml:space="preserve">In Betracht kommt jedoch eine Beendigung durch die hilfsweise erklärte ordentliche Kündigung.</w:t>
+        <w:t xml:space="preserve">Die Kündigung könnte jedoch gem. § 569 III Nr. 2 S. 1 unwirksam geworden sein. Danach wird eine auf § 543 II 1 Nr. 3 gestützte Kündigung unwirksam, wenn der Vermieter spätestens bis zum Ablauf von zwei Monaten nach Eintritt der Rechtshängigkeit des Räumungsanspruchs hinsichtlich der fälligen Miete und der fälligen Entschädigung nach § 546a I befriedigt wird.</w:t>
+      </w:r>
+      <w:r>
+        <w:rPr>
+          <w:rStyle w:val="Funotenzeichen"/>
+        </w:rPr>
+        <w:footnoteReference w:id="79"/>
+      </w:r>
+      <w:r>
+        <w:t xml:space="preserve"> T beglich sämtliche Rückstände sieben Wochen nach Zustellung der Räumungsklage, mit der die Rechtshängigkeit eintrat (§§ 253 I, 261 I ZPO), und damit innerhalb der Zweimonatsfrist. Ein Ausschluss nach § 569 III Nr. 2 S. 2 ist nicht ersichtlich. Die fristlose Kündigung hat ihre Wirkung damit nachträglich verloren.</w:t>
       </w:r>
     </w:p>
     <w:p>
@@ -10392,7 +9520,7 @@
         <w:keepNext/>
         <w:keepLines/>
         <w:jc w:val="left"/>
-        <w:outlineLvl w:val="5"/>
+        <w:outlineLvl w:val="4"/>
       </w:pPr>
       <w:bookmarkStart w:id="5059" w:name="_TocG059"/>
       <w:r>
@@ -10400,31 +9528,13 @@
           <w:b/>
           <w:bCs/>
         </w:rPr>
-        <w:t xml:space="preserve">aa) Zulässigkeit der hilfsweisen Erklärung</w:t>
+        <w:t xml:space="preserve">b) Hilfsweise ausgesprochene ordentliche Kündigung, § 573 BGB</w:t>
       </w:r>
       <w:bookmarkEnd w:id="5059"/>
     </w:p>
     <w:p>
       <w:r>
-        <w:t xml:space="preserve">Als einseitiges Gestaltungsrecht ist die Kündigung grundsätzlich bedingungsfeindlich, da der Empfänger Klarheit über die Rechtslage benötigt.</w:t>
-      </w:r>
-      <w:r>
-        <w:rPr>
-          <w:rStyle w:val="Funotenzeichen"/>
-        </w:rPr>
-        <w:footnoteReference w:id="77"/>
-      </w:r>
-      <w:r>
-        <w:t xml:space="preserve"> Zulässig ist jedoch eine Bedingung, deren Eintritt allein von der rechtlichen Beurteilung abhängt (Rechtsbedingung), weil sie für den Empfänger keine Ungewissheit schafft.</w:t>
-      </w:r>
-      <w:r>
-        <w:rPr>
-          <w:rStyle w:val="Funotenzeichen"/>
-        </w:rPr>
-        <w:footnoteReference w:id="78"/>
-      </w:r>
-      <w:r>
-        <w:t xml:space="preserve"> Die ordentliche Kündigung sollte nur für den Fall gelten, dass die fristlose Kündigung das Mietverhältnis nicht beendet. Für T war damit eindeutig erkennbar, dass K das Mietverhältnis jedenfalls beenden will. Die Bedingung ist zudem eingetreten, da die fristlose Kündigung gem. § 569 III Nr. 2 unwirksam geworden ist.</w:t>
+        <w:t xml:space="preserve">Das Mietverhältnis könnte aber durch die hilfsweise ausgesprochene ordentliche Kündigung nach § 573 geendet haben.</w:t>
       </w:r>
     </w:p>
     <w:p>
@@ -10440,22 +9550,31 @@
           <w:b/>
           <w:bCs/>
         </w:rPr>
-        <w:t xml:space="preserve">bb) Berechtigtes Interesse der K, § 573 II Nr. 1 BGB</w:t>
+        <w:t xml:space="preserve">aa) Zulässigkeit und Eintritt der Bedingung</w:t>
       </w:r>
       <w:bookmarkEnd w:id="5060"/>
     </w:p>
     <w:p>
       <w:r>
-        <w:t xml:space="preserve">Eine ordentliche Kündigung des Vermieters setzt gem. § 573 I 1 ein berechtigtes Interesse an der Beendigung des Mietverhältnisses voraus. Ein solches liegt nach § 573 II Nr. 1 insbesondere vor, wenn der Mieter seine vertraglichen Pflichten schuldhaft nicht unerheblich verletzt hat.</w:t>
-      </w:r>
-      <w:r>
-        <w:rPr>
-          <w:rStyle w:val="Funotenzeichen"/>
-        </w:rPr>
-        <w:footnoteReference w:id="79"/>
-      </w:r>
-      <w:r>
-        <w:t xml:space="preserve"> T zahlte über sechs Monate nur 60 % der Miete, obwohl ihr kein Minderungsrecht zustand, und handelte dabei schuldhaft (s.o.). Der Rückstand von 2,4 Monatsmieten ist nicht unerheblich. K hat daher ein berechtigtes Interesse i.S.d. § 573 II Nr. 1.</w:t>
+        <w:t xml:space="preserve">Fraglich ist zunächst, ob K die ordentliche Kündigung unter einer Bedingung erklären durfte. Als einseitiges Gestaltungsrecht ist die Kündigung grundsätzlich bedingungsfeindlich, da der Empfänger Klarheit über die Rechtslage benötigt.</w:t>
+      </w:r>
+      <w:r>
+        <w:rPr>
+          <w:rStyle w:val="Funotenzeichen"/>
+        </w:rPr>
+        <w:footnoteReference w:id="80"/>
+      </w:r>
+      <w:r>
+        <w:t xml:space="preserve"> Zulässig ist jedoch eine Bedingung, deren Eintritt allein von der rechtlichen Beurteilung abhängt (Rechtsbedingung), weil sie für den Empfänger keine Ungewissheit schafft.</w:t>
+      </w:r>
+      <w:r>
+        <w:rPr>
+          <w:rStyle w:val="Funotenzeichen"/>
+        </w:rPr>
+        <w:footnoteReference w:id="81"/>
+      </w:r>
+      <w:r>
+        <w:t xml:space="preserve"> Die ordentliche Kündigung sollte nur für den Fall gelten, dass die fristlose Kündigung das Mietverhältnis nicht beendet. Für T war damit eindeutig erkennbar, dass K das Mietverhältnis jedenfalls beenden will. Die Bedingung ist zudem eingetreten, da die fristlose Kündigung gem. § 569 III Nr. 2 unwirksam geworden ist.</w:t>
       </w:r>
     </w:p>
     <w:p>
@@ -10471,31 +9590,22 @@
           <w:b/>
           <w:bCs/>
         </w:rPr>
-        <w:t xml:space="preserve">cc) Keine Erstreckung der Schonfristzahlung</w:t>
+        <w:t xml:space="preserve">bb) Berechtigtes Interesse der K, § 573 I 1, II Nr. 1 BGB</w:t>
       </w:r>
       <w:bookmarkEnd w:id="5061"/>
     </w:p>
     <w:p>
       <w:r>
-        <w:t xml:space="preserve">Fraglich ist, ob die Nachzahlung auch die ordentliche Kündigung unwirksam macht. § 569 III Nr. 2 ordnet die Unwirksamkeit ausdrücklich nur für die außerordentliche fristlose Kündigung an.</w:t>
-      </w:r>
-      <w:r>
-        <w:rPr>
-          <w:rStyle w:val="Funotenzeichen"/>
-        </w:rPr>
-        <w:footnoteReference w:id="80"/>
-      </w:r>
-      <w:r>
-        <w:t xml:space="preserve"> Auf eine daneben erklärte ordentliche Kündigung erstreckt sich die Vorschrift nicht.</w:t>
-      </w:r>
-      <w:r>
-        <w:rPr>
-          <w:rStyle w:val="Funotenzeichen"/>
-        </w:rPr>
-        <w:footnoteReference w:id="81"/>
-      </w:r>
-      <w:r>
-        <w:t xml:space="preserve"> Die rechtzeitige Nachzahlung der T beseitigt die ordentliche Kündigung folglich nicht.</w:t>
+        <w:t xml:space="preserve">K müsste ein berechtigtes Interesse an der Beendigung des Mietverhältnisses gehabt haben, § 573 I 1. Ein solches liegt nach § 573 II Nr. 1 insbesondere vor, wenn der Mieter seine vertraglichen Pflichten schuldhaft nicht unerheblich verletzt hat.</w:t>
+      </w:r>
+      <w:r>
+        <w:rPr>
+          <w:rStyle w:val="Funotenzeichen"/>
+        </w:rPr>
+        <w:footnoteReference w:id="82"/>
+      </w:r>
+      <w:r>
+        <w:t xml:space="preserve"> T kürzte die Miete über sechs Monate schuldhaft ohne Minderungsrecht (s.o.); ein Rückstand von 2,4 Monatsmieten ist nicht unerheblich. K hat daher ein berechtigtes Interesse.</w:t>
       </w:r>
     </w:p>
     <w:p>
@@ -10511,22 +9621,31 @@
           <w:b/>
           <w:bCs/>
         </w:rPr>
-        <w:t xml:space="preserve">dd) Einhaltung der Kündigungsfrist, § 573c I BGB</w:t>
+        <w:t xml:space="preserve">cc) Keine Wirkung der Schonfristzahlung auf die ordentliche Kündigung</w:t>
       </w:r>
       <w:bookmarkEnd w:id="5062"/>
     </w:p>
     <w:p>
       <w:r>
-        <w:t xml:space="preserve">Gem. § 573c I 2 verlängert sich die Kündigungsfrist für den Vermieter nach fünf Jahren seit der Überlassung des Wohnraums um drei Monate.</w:t>
-      </w:r>
-      <w:r>
-        <w:rPr>
-          <w:rStyle w:val="Funotenzeichen"/>
-        </w:rPr>
-        <w:footnoteReference w:id="82"/>
-      </w:r>
-      <w:r>
-        <w:t xml:space="preserve"> T wohnte zum Zeitpunkt der Kündigung bereits seit sechs Jahren in der Einliegerwohnung, sodass K eine Frist von sechs Monaten einhalten musste. Wann genau die Kündigung zuging, lässt sich dem Sachverhalt nicht entnehmen. Jedenfalls verlangte K die Räumung erst acht Monate später erneut; zu diesem Zeitpunkt war die Frist abgelaufen und das Mietverhältnis beendet.</w:t>
+        <w:t xml:space="preserve">Fraglich ist, ob die Nachzahlung auch die ordentliche Kündigung unwirksam macht. § 569 III Nr. 2 ordnet die Unwirksamkeit ausdrücklich nur für die außerordentliche fristlose Kündigung an.</w:t>
+      </w:r>
+      <w:r>
+        <w:rPr>
+          <w:rStyle w:val="Funotenzeichen"/>
+        </w:rPr>
+        <w:footnoteReference w:id="83"/>
+      </w:r>
+      <w:r>
+        <w:t xml:space="preserve"> Auf eine daneben erklärte ordentliche Kündigung erstreckt sich die Vorschrift nicht.</w:t>
+      </w:r>
+      <w:r>
+        <w:rPr>
+          <w:rStyle w:val="Funotenzeichen"/>
+        </w:rPr>
+        <w:footnoteReference w:id="84"/>
+      </w:r>
+      <w:r>
+        <w:t xml:space="preserve"> Die rechtzeitige Nachzahlung der T beseitigt die ordentliche Kündigung folglich nicht.</w:t>
       </w:r>
     </w:p>
     <w:p>
@@ -10542,22 +9661,22 @@
           <w:b/>
           <w:bCs/>
         </w:rPr>
-        <w:t xml:space="preserve">ee) Form und Begründung, §§ 568 I, 573 III BGB</w:t>
+        <w:t xml:space="preserve">dd) Einhaltung der Kündigungsfrist, § 573c I BGB</w:t>
       </w:r>
       <w:bookmarkEnd w:id="5063"/>
     </w:p>
     <w:p>
       <w:r>
-        <w:t xml:space="preserve">Die Kündigung bedarf gem. § 568 I der Schriftform, also der eigenhändigen Unterschrift des Kündigenden, § 126 I.</w:t>
-      </w:r>
-      <w:r>
-        <w:rPr>
-          <w:rStyle w:val="Funotenzeichen"/>
-        </w:rPr>
-        <w:footnoteReference w:id="83"/>
-      </w:r>
-      <w:r>
-        <w:t xml:space="preserve"> Zudem sind die Gründe für das berechtigte Interesse gem. § 573 III 1 im Kündigungsschreiben anzugeben. K kündigte schriftlich und bezifferte die Zahlungsrückstände im Schreiben zutreffend. Form und Begründungserfordernis sind somit gewahrt.</w:t>
+        <w:t xml:space="preserve">Weiterhin müsste die Kündigungsfrist eingehalten sein. Gem. § 573c I 2 verlängert sich die Frist für den Vermieter nach fünf Jahren seit der Überlassung des Wohnraums um drei Monate.</w:t>
+      </w:r>
+      <w:r>
+        <w:rPr>
+          <w:rStyle w:val="Funotenzeichen"/>
+        </w:rPr>
+        <w:footnoteReference w:id="85"/>
+      </w:r>
+      <w:r>
+        <w:t xml:space="preserve"> T wohnte bereits seit sechs Jahren in der Wohnung, sodass eine Frist von sechs Monaten galt. Wann die Kündigung genau zuging, ist unbekannt; als K die Räumung acht Monate später erneut verlangte, war die Frist jedenfalls abgelaufen und das Mietverhältnis beendet.</w:t>
       </w:r>
     </w:p>
     <w:p>
@@ -10573,31 +9692,13 @@
           <w:b/>
           <w:bCs/>
         </w:rPr>
-        <w:t xml:space="preserve">ff) Kein erfolgreicher Sozialwiderspruch, §§ 574 ff. BGB</w:t>
+        <w:t xml:space="preserve">ee) Form und Begründung, §§ 568 I, 573 III BGB</w:t>
       </w:r>
       <w:bookmarkEnd w:id="5064"/>
     </w:p>
     <w:p>
       <w:r>
-        <w:t xml:space="preserve">T könnte der Kündigung jedoch gem. § 574 I 1 widersprechen und die Fortsetzung des Mietverhältnisses verlangen, wenn dessen Beendigung für sie eine nicht zu rechtfertigende Härte bedeuten würde. Ihren Brief, die Kündigung sei wegen ihres hohen Alters nicht rechtmäßig, kann man als Widerspruch auslegen. Zwar fließt ein hohes Lebensalter in die Abwägung ein;</w:t>
-      </w:r>
-      <w:r>
-        <w:rPr>
-          <w:rStyle w:val="Funotenzeichen"/>
-        </w:rPr>
-        <w:footnoteReference w:id="84"/>
-      </w:r>
-      <w:r>
-        <w:t xml:space="preserve"> für sich genommen begründet es jedoch keine Härte i.S.d. § 574 I.</w:t>
-      </w:r>
-      <w:r>
-        <w:rPr>
-          <w:rStyle w:val="Funotenzeichen"/>
-        </w:rPr>
-        <w:footnoteReference w:id="85"/>
-      </w:r>
-      <w:r>
-        <w:t xml:space="preserve"> Maßgeblich sind vielmehr die konkreten Folgen eines Umzugs für den Mieter.</w:t>
+        <w:t xml:space="preserve">Die Kündigung müsste zudem formgerecht erklärt und begründet worden sein. Gem. § 568 I bedarf sie der Schriftform, also der eigenhändigen Unterschrift des Kündigenden, § 126 I.</w:t>
       </w:r>
       <w:r>
         <w:rPr>
@@ -10606,25 +9707,7 @@
         <w:footnoteReference w:id="86"/>
       </w:r>
       <w:r>
-        <w:t xml:space="preserve"> Bei der 82-jährigen T bestehen weder gesundheitliche Einschränkungen noch sonstige Umstände, die ihr einen Umzug unmöglich oder unzumutbar machen. Eine Härte i.S.d. § 574 I liegt daher nicht vor. Der fehlende Hinweis auf den Sozialwiderspruch führt nicht zur Unwirksamkeit der Kündigung,</w:t>
-      </w:r>
-      <w:r>
-        <w:rPr>
-          <w:rStyle w:val="Funotenzeichen"/>
-        </w:rPr>
-        <w:footnoteReference w:id="87"/>
-      </w:r>
-      <w:r>
-        <w:t xml:space="preserve"> sondern hat gem. § 574b II 2 nur zur Folge, dass T den Widerspruch noch im ersten Termin des Räumungsrechtsstreits erklären kann.</w:t>
-      </w:r>
-      <w:r>
-        <w:rPr>
-          <w:rStyle w:val="Funotenzeichen"/>
-        </w:rPr>
-        <w:footnoteReference w:id="88"/>
-      </w:r>
-      <w:r>
-        <w:t xml:space="preserve"> Mangels Härte bliebe ein Widerspruch der T jedoch jedenfalls erfolglos.</w:t>
+        <w:t xml:space="preserve"> Zudem sind die Gründe für das berechtigte Interesse gem. § 573 III 1 im Kündigungsschreiben anzugeben. K kündigte schriftlich und bezifferte die Rückstände im Schreiben zutreffend; Form und Begründung sind gewahrt.</w:t>
       </w:r>
     </w:p>
     <w:p>
@@ -10640,13 +9723,58 @@
           <w:b/>
           <w:bCs/>
         </w:rPr>
-        <w:t xml:space="preserve">gg) Zwischenergebnis zur ordentlichen Kündigung</w:t>
+        <w:t xml:space="preserve">ff) Sozialwiderspruch der T, §§ 574 ff. BGB</w:t>
       </w:r>
       <w:bookmarkEnd w:id="5065"/>
     </w:p>
     <w:p>
       <w:r>
-        <w:t xml:space="preserve">Die hilfsweise erklärte ordentliche Kündigung ist wirksam und hat das Mietverhältnis mit Ablauf der Kündigungsfrist beendet.</w:t>
+        <w:t xml:space="preserve">T könnte der Kündigung jedoch gem. § 574 I 1 widersprechen und die Fortsetzung des Mietverhältnisses verlangen, wenn dessen Beendigung für sie eine nicht zu rechtfertigende Härte bedeuten würde. Ihren Brief, die Kündigung sei wegen ihres hohen Alters nicht rechtmäßig, kann man als schriftlichen Widerspruch i.S.d. § 574b I 1 auslegen. Ob der Widerspruch bereits nach § 574 I 2 ausgeschlossen ist, weil ein Grund zur fristlosen Kündigung vorlag, kann offenbleiben, wenn es jedenfalls an einer Härte fehlt. Zwar fließt ein hohes Lebensalter in die Abwägung ein;</w:t>
+      </w:r>
+      <w:r>
+        <w:rPr>
+          <w:rStyle w:val="Funotenzeichen"/>
+        </w:rPr>
+        <w:footnoteReference w:id="87"/>
+      </w:r>
+      <w:r>
+        <w:t xml:space="preserve"> für sich genommen begründet es jedoch keine Härte i.S.d. § 574 I.</w:t>
+      </w:r>
+      <w:r>
+        <w:rPr>
+          <w:rStyle w:val="Funotenzeichen"/>
+        </w:rPr>
+        <w:footnoteReference w:id="88"/>
+      </w:r>
+      <w:r>
+        <w:t xml:space="preserve"> Maßgeblich sind vielmehr die konkreten Folgen eines Umzugs für den Mieter.</w:t>
+      </w:r>
+      <w:r>
+        <w:rPr>
+          <w:rStyle w:val="Funotenzeichen"/>
+        </w:rPr>
+        <w:footnoteReference w:id="89"/>
+      </w:r>
+      <w:r>
+        <w:t xml:space="preserve"> Bei der 82-jährigen T bestehen weder gesundheitliche Einschränkungen noch sonstige Umstände, die ihr einen Umzug unmöglich oder unzumutbar machen. Eine Härte i.S.d. § 574 I liegt daher nicht vor. Der fehlende Hinweis auf den Sozialwiderspruch (§ 568 II) führt nicht zur Unwirksamkeit der Kündigung,</w:t>
+      </w:r>
+      <w:r>
+        <w:rPr>
+          <w:rStyle w:val="Funotenzeichen"/>
+        </w:rPr>
+        <w:footnoteReference w:id="90"/>
+      </w:r>
+      <w:r>
+        <w:t xml:space="preserve"> sondern hat gem. § 574b II 2 nur zur Folge, dass T den Widerspruch noch im ersten Termin des Räumungsrechtsstreits erklären kann.</w:t>
+      </w:r>
+      <w:r>
+        <w:rPr>
+          <w:rStyle w:val="Funotenzeichen"/>
+        </w:rPr>
+        <w:footnoteReference w:id="91"/>
+      </w:r>
+      <w:r>
+        <w:t xml:space="preserve"> Mangels Härte bliebe ein Widerspruch der T jedoch jedenfalls erfolglos.</w:t>
       </w:r>
     </w:p>
     <w:p>
@@ -10654,7 +9782,7 @@
         <w:keepNext/>
         <w:keepLines/>
         <w:jc w:val="left"/>
-        <w:outlineLvl w:val="3"/>
+        <w:outlineLvl w:val="5"/>
       </w:pPr>
       <w:bookmarkStart w:id="5066" w:name="_TocG066"/>
       <w:r>
@@ -10662,13 +9790,13 @@
           <w:b/>
           <w:bCs/>
         </w:rPr>
-        <w:t xml:space="preserve">3. Ergebnis zum Räumungsanspruch</w:t>
+        <w:t xml:space="preserve">gg) Zwischenergebnis zur ordentlichen Kündigung</w:t>
       </w:r>
       <w:bookmarkEnd w:id="5066"/>
     </w:p>
     <w:p>
       <w:r>
-        <w:t xml:space="preserve">Nach Beendigung des Mietverhältnisses ist T gem. § 546 I verpflichtet, die Einliegerwohnung an K zu räumen und herauszugeben.</w:t>
+        <w:t xml:space="preserve">Die hilfsweise erklärte ordentliche Kündigung ist wirksam und hat das Mietverhältnis mit Ablauf der Kündigungsfrist beendet.</w:t>
       </w:r>
     </w:p>
     <w:p>
@@ -10676,7 +9804,7 @@
         <w:keepNext/>
         <w:keepLines/>
         <w:jc w:val="left"/>
-        <w:outlineLvl w:val="2"/>
+        <w:outlineLvl w:val="3"/>
       </w:pPr>
       <w:bookmarkStart w:id="5067" w:name="_TocG067"/>
       <w:r>
@@ -10684,13 +9812,13 @@
           <w:b/>
           <w:bCs/>
         </w:rPr>
-        <w:t xml:space="preserve">II. Anspruch der K gegen T auf Herausgabe aus § 985 BGB</w:t>
+        <w:t xml:space="preserve">3. Ergebnis zum Räumungsanspruch</w:t>
       </w:r>
       <w:bookmarkEnd w:id="5067"/>
     </w:p>
     <w:p>
       <w:r>
-        <w:t xml:space="preserve">Daneben könnte K gegen T ein Anspruch auf Herausgabe der Einliegerwohnung aus § 985 zustehen.</w:t>
+        <w:t xml:space="preserve">Nach Beendigung des Mietverhältnisses ist T gem. § 546 I verpflichtet, die Einliegerwohnung an K zu räumen und herauszugeben.</w:t>
       </w:r>
     </w:p>
     <w:p>
@@ -10698,7 +9826,7 @@
         <w:keepNext/>
         <w:keepLines/>
         <w:jc w:val="left"/>
-        <w:outlineLvl w:val="3"/>
+        <w:outlineLvl w:val="2"/>
       </w:pPr>
       <w:bookmarkStart w:id="5068" w:name="_TocG068"/>
       <w:r>
@@ -10706,13 +9834,13 @@
           <w:b/>
           <w:bCs/>
         </w:rPr>
-        <w:t xml:space="preserve">1. K als Eigentümerin</w:t>
+        <w:t xml:space="preserve">II. Anspruch der K gegen T auf Herausgabe aus § 985 BGB</w:t>
       </w:r>
       <w:bookmarkEnd w:id="5068"/>
     </w:p>
     <w:p>
       <w:r>
-        <w:t xml:space="preserve">K wurde durch Auflassung und Eintragung im Grundbuch (§§ 873 I, 925) Eigentümerin des Grundstücks und damit gem. §§ 93, 94 I auch des Gebäudes einschließlich der Einliegerwohnung.</w:t>
+        <w:t xml:space="preserve">Daneben könnte K gegen T ein Anspruch auf Herausgabe der Einliegerwohnung aus § 985 zustehen.</w:t>
       </w:r>
     </w:p>
     <w:p>
@@ -10728,13 +9856,13 @@
           <w:b/>
           <w:bCs/>
         </w:rPr>
-        <w:t xml:space="preserve">2. T als Besitzerin</w:t>
+        <w:t xml:space="preserve">1. Eigentum der K am Grundstück</w:t>
       </w:r>
       <w:bookmarkEnd w:id="5069"/>
     </w:p>
     <w:p>
       <w:r>
-        <w:t xml:space="preserve">T lebt in der Einliegerwohnung und übt damit die tatsächliche Gewalt über diese aus. Sie ist unmittelbare Besitzerin i.S.d. § 854 I.</w:t>
+        <w:t xml:space="preserve">K müsste Eigentümerin sein. Durch Auflassung und Eintragung (§§ 873 I, 925) erwarb sie das Grundstück und gem. §§ 93, 94 I zugleich das Gebäude samt Einliegerwohnung.</w:t>
       </w:r>
     </w:p>
     <w:p>
@@ -10750,13 +9878,13 @@
           <w:b/>
           <w:bCs/>
         </w:rPr>
-        <w:t xml:space="preserve">3. Fehlendes Besitzrecht der T, § 986 I BGB</w:t>
+        <w:t xml:space="preserve">2. Besitz der T an der Wohnung</w:t>
       </w:r>
       <w:bookmarkEnd w:id="5070"/>
     </w:p>
     <w:p>
       <w:r>
-        <w:t xml:space="preserve">Ein Recht zum Besitz könnte sich allein aus dem Mietverhältnis ergeben. Dieses ist jedoch durch die ordentliche Kündigung beendet worden, sodass das daraus folgende Besitzrecht der T erloschen ist.</w:t>
+        <w:t xml:space="preserve">T müsste Besitzerin sein. Da sie in der Einliegerwohnung lebt und die tatsächliche Gewalt über sie ausübt, ist sie unmittelbare Besitzerin, § 854 I.</w:t>
       </w:r>
     </w:p>
     <w:p>
@@ -10772,13 +9900,13 @@
           <w:b/>
           <w:bCs/>
         </w:rPr>
-        <w:t xml:space="preserve">4. Ergebnis zu § 985 BGB</w:t>
+        <w:t xml:space="preserve">3. Fehlendes Besitzrecht der T, § 986 I BGB</w:t>
       </w:r>
       <w:bookmarkEnd w:id="5071"/>
     </w:p>
     <w:p>
       <w:r>
-        <w:t xml:space="preserve">K kann von T auch gem. § 985 die Herausgabe der Einliegerwohnung verlangen.</w:t>
+        <w:t xml:space="preserve">T dürfte K gegenüber kein Recht zum Besitz zustehen, § 986 I. Ein solches folgte allein aus dem Mietverhältnis, das jedoch durch die ordentliche Kündigung beendet ist.</w:t>
       </w:r>
     </w:p>
     <w:p>
@@ -10786,7 +9914,7 @@
         <w:keepNext/>
         <w:keepLines/>
         <w:jc w:val="left"/>
-        <w:outlineLvl w:val="1"/>
+        <w:outlineLvl w:val="3"/>
       </w:pPr>
       <w:bookmarkStart w:id="5072" w:name="_TocG072"/>
       <w:r>
@@ -10794,16 +9922,21 @@
           <w:b/>
           <w:bCs/>
         </w:rPr>
-        <w:t xml:space="preserve">C. Frage 3</w:t>
+        <w:t xml:space="preserve">4. Ergebnis zu § 985 BGB</w:t>
       </w:r>
       <w:bookmarkEnd w:id="5072"/>
+    </w:p>
+    <w:p>
+      <w:r>
+        <w:t xml:space="preserve">K kann von T auch gem. § 985 die Herausgabe der Einliegerwohnung verlangen.</w:t>
+      </w:r>
     </w:p>
     <w:p>
       <w:pPr>
         <w:keepNext/>
         <w:keepLines/>
         <w:jc w:val="left"/>
-        <w:outlineLvl w:val="2"/>
+        <w:outlineLvl w:val="1"/>
       </w:pPr>
       <w:bookmarkStart w:id="5073" w:name="_TocG073"/>
       <w:r>
@@ -10811,21 +9944,16 @@
           <w:b/>
           <w:bCs/>
         </w:rPr>
-        <w:t xml:space="preserve">I. Anspruch der T gegen K auf Rückzahlung der Mietkaution aus der Kautionsabrede i.V.m. § 566a BGB</w:t>
+        <w:t xml:space="preserve">C. Frage 3</w:t>
       </w:r>
       <w:bookmarkEnd w:id="5073"/>
-    </w:p>
-    <w:p>
-      <w:r>
-        <w:t xml:space="preserve">T könnte von K die Rückzahlung der an V geleisteten Kaution in Höhe von 2.000 € aus der Kautionsabrede i.V.m. § 566a S. 1 verlangen.</w:t>
-      </w:r>
     </w:p>
     <w:p>
       <w:pPr>
         <w:keepNext/>
         <w:keepLines/>
         <w:jc w:val="left"/>
-        <w:outlineLvl w:val="3"/>
+        <w:outlineLvl w:val="2"/>
       </w:pPr>
       <w:bookmarkStart w:id="5074" w:name="_TocG074"/>
       <w:r>
@@ -10833,16 +9961,21 @@
           <w:b/>
           <w:bCs/>
         </w:rPr>
-        <w:t xml:space="preserve">1. Entstehung des Rückzahlungsanspruchs</w:t>
+        <w:t xml:space="preserve">I. Anspruch der T gegen K auf Rückzahlung der Mietkaution aus der Kautionsabrede i.V.m. § 566a S. 1 BGB</w:t>
       </w:r>
       <w:bookmarkEnd w:id="5074"/>
+    </w:p>
+    <w:p>
+      <w:r>
+        <w:t xml:space="preserve">T könnte von K die Rückzahlung der an V geleisteten Kaution in Höhe von 2.000 € aus der Kautionsabrede i.V.m. § 566a S. 1 verlangen.</w:t>
+      </w:r>
     </w:p>
     <w:p>
       <w:pPr>
         <w:keepNext/>
         <w:keepLines/>
         <w:jc w:val="left"/>
-        <w:outlineLvl w:val="4"/>
+        <w:outlineLvl w:val="3"/>
       </w:pPr>
       <w:bookmarkStart w:id="5075" w:name="_TocG075"/>
       <w:r>
@@ -10850,22 +9983,13 @@
           <w:b/>
           <w:bCs/>
         </w:rPr>
-        <w:t xml:space="preserve">a) Wirksame Sicherungsabrede zwischen V und T</w:t>
+        <w:t xml:space="preserve">1. Entstehung des Rückzahlungsanspruchs</w:t>
       </w:r>
       <w:bookmarkEnd w:id="5075"/>
     </w:p>
     <w:p>
       <w:r>
-        <w:t xml:space="preserve">V und T vereinbarten zu Beginn des Mietverhältnisses eine Barkaution von 2.000 €. Gem. § 551 I darf die Sicherheit höchstens das Dreifache der Monatsmiete ohne Betriebskosten betragen.</w:t>
-      </w:r>
-      <w:r>
-        <w:rPr>
-          <w:rStyle w:val="Funotenzeichen"/>
-        </w:rPr>
-        <w:footnoteReference w:id="89"/>
-      </w:r>
-      <w:r>
-        <w:t xml:space="preserve"> Die Kaution entspricht dem Zweifachen der Nettokaltmiete und hält diese Grenze ein. Die Sicherungsabrede ist folglich wirksam.</w:t>
+        <w:t xml:space="preserve">Zunächst müsste der Rückzahlungsanspruch entstanden sein.</w:t>
       </w:r>
     </w:p>
     <w:p>
@@ -10881,22 +10005,22 @@
           <w:b/>
           <w:bCs/>
         </w:rPr>
-        <w:t xml:space="preserve">b) Übergang der Rückgewährpflicht auf K, § 566a BGB</w:t>
+        <w:t xml:space="preserve">a) Wirksame Kautionsabrede zwischen V und T, § 551 BGB</w:t>
       </w:r>
       <w:bookmarkEnd w:id="5076"/>
     </w:p>
     <w:p>
       <w:r>
-        <w:t xml:space="preserve">Gem. § 566a S. 1 tritt der Erwerber in die Rechte und Pflichten ein, die durch die vom Mieter geleistete Sicherheit begründet worden sind.</w:t>
-      </w:r>
-      <w:r>
-        <w:rPr>
-          <w:rStyle w:val="Funotenzeichen"/>
-        </w:rPr>
-        <w:footnoteReference w:id="90"/>
-      </w:r>
-      <w:r>
-        <w:t xml:space="preserve"> T hatte die Kaution an V geleistet. Mit ihrem Eigentumserwerb trat K in die Kautionsabrede ein und ist T gegenüber grundsätzlich zur Rückgewähr verpflichtet, soweit sie die Kaution nicht zur Befriedigung eigener Ansprüche verwenden darf.</w:t>
+        <w:t xml:space="preserve">Erforderlich ist eine wirksame Kautionsabrede zwischen V und T. Die vereinbarte Barkaution von 2.000 € entspricht dem Zweifachen der Nettokaltmiete und hält damit die Höchstgrenze des § 551 I von drei Monatsmieten ohne Betriebskosten ein.</w:t>
+      </w:r>
+      <w:r>
+        <w:rPr>
+          <w:rStyle w:val="Funotenzeichen"/>
+        </w:rPr>
+        <w:footnoteReference w:id="92"/>
+      </w:r>
+      <w:r>
+        <w:t xml:space="preserve"> Die Abrede ist wirksam.</w:t>
       </w:r>
     </w:p>
     <w:p>
@@ -10912,13 +10036,22 @@
           <w:b/>
           <w:bCs/>
         </w:rPr>
-        <w:t xml:space="preserve">c) Beendigung des Mietverhältnisses und Rückgabe der Wohnung</w:t>
+        <w:t xml:space="preserve">b) Übergang der Rückgewährpflicht auf K, § 566a S. 1 BGB</w:t>
       </w:r>
       <w:bookmarkEnd w:id="5077"/>
     </w:p>
     <w:p>
       <w:r>
-        <w:t xml:space="preserve">Der Anspruch setzt weiterhin die Beendigung des Mietverhältnisses voraus. Dieses wurde durch die ordentliche Kündigung beendet (s. Frage 2). T räumte die Wohnung und gab sie an K zurück.</w:t>
+        <w:t xml:space="preserve">Die Pflicht zur Rückgewähr der Kaution müsste auf K übergegangen sein. Gem. § 566a S. 1 tritt der Erwerber in die Rechte und Pflichten ein, die durch die vom Mieter geleistete Sicherheit begründet worden sind.</w:t>
+      </w:r>
+      <w:r>
+        <w:rPr>
+          <w:rStyle w:val="Funotenzeichen"/>
+        </w:rPr>
+        <w:footnoteReference w:id="93"/>
+      </w:r>
+      <w:r>
+        <w:t xml:space="preserve"> Zur Rückgewähr der von T an V geleisteten Kaution ist daher K verpflichtet, soweit sie diese nicht zur Befriedigung eigener Ansprüche verwenden darf.</w:t>
       </w:r>
     </w:p>
     <w:p>
@@ -10934,13 +10067,13 @@
           <w:b/>
           <w:bCs/>
         </w:rPr>
-        <w:t xml:space="preserve">d) Zwischenergebnis zum Rückzahlungsanspruch</w:t>
+        <w:t xml:space="preserve">c) Beendigung des Mietverhältnisses und Rückgabe der Wohnung</w:t>
       </w:r>
       <w:bookmarkEnd w:id="5078"/>
     </w:p>
     <w:p>
       <w:r>
-        <w:t xml:space="preserve">Ein Rückzahlungsanspruch der T über 2.000 € ist damit zunächst entstanden.</w:t>
+        <w:t xml:space="preserve">Zudem müsste das Mietverhältnis beendet und die Wohnung zurückgegeben sein. Beides ist nach der ordentlichen Kündigung (s. Frage 2) und der Räumung durch T der Fall.</w:t>
       </w:r>
     </w:p>
     <w:p>
@@ -10948,7 +10081,7 @@
         <w:keepNext/>
         <w:keepLines/>
         <w:jc w:val="left"/>
-        <w:outlineLvl w:val="3"/>
+        <w:outlineLvl w:val="4"/>
       </w:pPr>
       <w:bookmarkStart w:id="5079" w:name="_TocG079"/>
       <w:r>
@@ -10956,13 +10089,13 @@
           <w:b/>
           <w:bCs/>
         </w:rPr>
-        <w:t xml:space="preserve">2. Erlöschen durch Aufrechnung, § 389 BGB</w:t>
+        <w:t xml:space="preserve">d) Zwischenergebnis zum Rückzahlungsanspruch</w:t>
       </w:r>
       <w:bookmarkEnd w:id="5079"/>
     </w:p>
     <w:p>
       <w:r>
-        <w:t xml:space="preserve">Der Anspruch könnte gem. § 389 durch Aufrechnung erloschen sein. Hierfür müsste K eine aufrechenbare Gegenforderung gegen T zustehen.</w:t>
+        <w:t xml:space="preserve">Ein Rückzahlungsanspruch der T über 2.000 € ist damit zunächst entstanden.</w:t>
       </w:r>
     </w:p>
     <w:p>
@@ -10970,7 +10103,7 @@
         <w:keepNext/>
         <w:keepLines/>
         <w:jc w:val="left"/>
-        <w:outlineLvl w:val="4"/>
+        <w:outlineLvl w:val="3"/>
       </w:pPr>
       <w:bookmarkStart w:id="5080" w:name="_TocG080"/>
       <w:r>
@@ -10978,13 +10111,13 @@
           <w:b/>
           <w:bCs/>
         </w:rPr>
-        <w:t xml:space="preserve">a) Gegenforderung der K aus §§ 280 I, 241 II BGB</w:t>
+        <w:t xml:space="preserve">2. Erlöschen durch Aufrechnung, § 389 BGB</w:t>
       </w:r>
       <w:bookmarkEnd w:id="5080"/>
     </w:p>
     <w:p>
       <w:r>
-        <w:t xml:space="preserve">K könnte gegen T wegen der Beschädigungen an Böden und Türen ein Schadensersatzanspruch in Höhe von 2.000 € aus §§ 280 I, 241 II zustehen.</w:t>
+        <w:t xml:space="preserve">Der Rückzahlungsanspruch könnte jedoch infolge einer Aufrechnung der K gem. § 389 erloschen sein.</w:t>
       </w:r>
     </w:p>
     <w:p>
@@ -10992,7 +10125,7 @@
         <w:keepNext/>
         <w:keepLines/>
         <w:jc w:val="left"/>
-        <w:outlineLvl w:val="5"/>
+        <w:outlineLvl w:val="4"/>
       </w:pPr>
       <w:bookmarkStart w:id="5081" w:name="_TocG081"/>
       <w:r>
@@ -11000,13 +10133,13 @@
           <w:b/>
           <w:bCs/>
         </w:rPr>
-        <w:t xml:space="preserve">aa) Mietverhältnis als Schuldverhältnis</w:t>
+        <w:t xml:space="preserve">a) Gegenforderung der K aus §§ 280 I, 241 II BGB</w:t>
       </w:r>
       <w:bookmarkEnd w:id="5081"/>
     </w:p>
     <w:p>
       <w:r>
-        <w:t xml:space="preserve">Zwischen K und T bestand aufgrund des Eintritts der K gem. § 566 I ein Mietverhältnis und damit ein Schuldverhältnis.</w:t>
+        <w:t xml:space="preserve">K könnte gegen T wegen der Beschädigungen an Böden und Türen ein Schadensersatzanspruch in Höhe von 2.000 € aus §§ 280 I, 241 II zustehen.</w:t>
       </w:r>
     </w:p>
     <w:p>
@@ -11022,22 +10155,13 @@
           <w:b/>
           <w:bCs/>
         </w:rPr>
-        <w:t xml:space="preserve">bb) Verletzung der Obhutspflicht, § 241 II BGB</w:t>
+        <w:t xml:space="preserve">aa) Mietverhältnis als Schuldverhältnis</w:t>
       </w:r>
       <w:bookmarkEnd w:id="5082"/>
     </w:p>
     <w:p>
       <w:r>
-        <w:t xml:space="preserve">Aus § 241 II folgt für den Mieter die Pflicht, die Mietsache schonend zu behandeln und Beschädigungen zu vermeiden, die über den vertragsgemäßen Gebrauch hinausgehen.</w:t>
-      </w:r>
-      <w:r>
-        <w:rPr>
-          <w:rStyle w:val="Funotenzeichen"/>
-        </w:rPr>
-        <w:footnoteReference w:id="91"/>
-      </w:r>
-      <w:r>
-        <w:t xml:space="preserve"> T hat Böden und Türen durch unsachgemäßen Gebrauch erheblich beschädigt und damit ihre Obhutspflicht verletzt.</w:t>
+        <w:t xml:space="preserve">Zwischen K und T müsste ein Schuldverhältnis bestanden haben; dies ist das gem. § 566 I übergegangene Mietverhältnis.</w:t>
       </w:r>
     </w:p>
     <w:p>
@@ -11053,13 +10177,22 @@
           <w:b/>
           <w:bCs/>
         </w:rPr>
-        <w:t xml:space="preserve">cc) Verschulden der T, §§ 280 I 2, 276 BGB</w:t>
+        <w:t xml:space="preserve">bb) Verletzung der Obhutspflicht, § 241 II BGB</w:t>
       </w:r>
       <w:bookmarkEnd w:id="5083"/>
     </w:p>
     <w:p>
       <w:r>
-        <w:t xml:space="preserve">Das Vertretenmüssen wird gem. § 280 I 2 vermutet. T räumt zudem selbst ein, die Schäden pflichtwidrig und schuldhaft verursacht zu haben.</w:t>
+        <w:t xml:space="preserve">T müsste eine Pflicht aus diesem Schuldverhältnis verletzt haben. Aus § 241 II folgt für den Mieter die Pflicht, die Mietsache schonend zu behandeln und Beschädigungen zu vermeiden, die über den vertragsgemäßen Gebrauch hinausgehen.</w:t>
+      </w:r>
+      <w:r>
+        <w:rPr>
+          <w:rStyle w:val="Funotenzeichen"/>
+        </w:rPr>
+        <w:footnoteReference w:id="94"/>
+      </w:r>
+      <w:r>
+        <w:t xml:space="preserve"> T hat Böden und Türen durch unsachgemäßen Gebrauch erheblich beschädigt und damit ihre Obhutspflicht verletzt.</w:t>
       </w:r>
     </w:p>
     <w:p>
@@ -11075,13 +10208,13 @@
           <w:b/>
           <w:bCs/>
         </w:rPr>
-        <w:t xml:space="preserve">dd) Ersatzfähiger Schaden</w:t>
+        <w:t xml:space="preserve">cc) Vertretenmüssen der T, §§ 280 I 2, 276 BGB</w:t>
       </w:r>
       <w:bookmarkEnd w:id="5084"/>
     </w:p>
     <w:p>
       <w:r>
-        <w:t xml:space="preserve">Durch die Pflichtverletzung ist K ein Schaden an der Mietsache entstanden, dessen Beseitigung 2.000 € kosten würde.</w:t>
+        <w:t xml:space="preserve">Das Vertretenmüssen der T wird gem. § 280 I 2 vermutet. T räumt zudem selbst ein, die Schäden pflichtwidrig und schuldhaft verursacht zu haben.</w:t>
       </w:r>
     </w:p>
     <w:p>
@@ -11097,49 +10230,13 @@
           <w:b/>
           <w:bCs/>
         </w:rPr>
-        <w:t xml:space="preserve">ee) Entbehrlichkeit einer Fristsetzung zur Schadensbeseitigung</w:t>
+        <w:t xml:space="preserve">dd) Ersatzfähiger Schaden, § 249 BGB</w:t>
       </w:r>
       <w:bookmarkEnd w:id="5085"/>
     </w:p>
     <w:p>
       <w:r>
-        <w:t xml:space="preserve">T wendet ein, K habe ihr keine Frist zur Reparatur gesetzt. Eine Fristsetzung ist gem. § 281 I 1 jedoch nur erforderlich, wenn wegen der Verletzung einer Leistungspflicht Schadensersatz statt der Leistung verlangt wird.</w:t>
-      </w:r>
-      <w:r>
-        <w:rPr>
-          <w:rStyle w:val="Funotenzeichen"/>
-        </w:rPr>
-        <w:footnoteReference w:id="92"/>
-      </w:r>
-      <w:r>
-        <w:t xml:space="preserve"> Die Pflicht des Mieters, die Mietsache schonend zu behandeln, ist keine Leistungspflicht, sondern eine nicht leistungsbezogene Nebenpflicht i.S.d. § 241 II.</w:t>
-      </w:r>
-      <w:r>
-        <w:rPr>
-          <w:rStyle w:val="Funotenzeichen"/>
-        </w:rPr>
-        <w:footnoteReference w:id="93"/>
-      </w:r>
-      <w:r>
-        <w:t xml:space="preserve"> Ihre Verletzung begründet einen Anspruch auf Schadensersatz neben der Leistung unmittelbar aus § 280 I, für den das Gesetz keine Fristsetzung vorsieht.</w:t>
-      </w:r>
-      <w:r>
-        <w:rPr>
-          <w:rStyle w:val="Funotenzeichen"/>
-        </w:rPr>
-        <w:footnoteReference w:id="94"/>
-      </w:r>
-      <w:r>
-        <w:t xml:space="preserve"> Der Geschädigte kann daher nach seiner Wahl gem. § 249 I Herstellung oder gem. § 249 II 1 sofort den erforderlichen Geldbetrag verlangen, ohne dem Schädiger zuvor Gelegenheit zur eigenen Reparatur geben zu müssen.</w:t>
-      </w:r>
-      <w:r>
-        <w:rPr>
-          <w:rStyle w:val="Funotenzeichen"/>
-        </w:rPr>
-        <w:footnoteReference w:id="95"/>
-      </w:r>
-      <w:r>
-        <w:t xml:space="preserve"> K macht hier Ersatz für bereits entstandene Schäden an Böden und Türen geltend. Einer Fristsetzung bedurfte es daher nicht; der Einwand der T greift nicht durch.</w:t>
+        <w:t xml:space="preserve">Der K müsste durch die Pflichtverletzung ein ersatzfähiger Schaden entstanden sein. Die Beschädigungen an Böden und Türen mindern den Wert der Mietsache; ihre Beseitigung würde 2.000 € kosten.</w:t>
       </w:r>
     </w:p>
     <w:p>
@@ -11155,13 +10252,49 @@
           <w:b/>
           <w:bCs/>
         </w:rPr>
-        <w:t xml:space="preserve">ff) Zwischenergebnis zur Gegenforderung</w:t>
+        <w:t xml:space="preserve">ee) Entbehrlichkeit einer Fristsetzung zur Schadensbeseitigung</w:t>
       </w:r>
       <w:bookmarkEnd w:id="5086"/>
     </w:p>
     <w:p>
       <w:r>
-        <w:t xml:space="preserve">K steht gegen T ein Schadensersatzanspruch in Höhe von 2.000 € aus §§ 280 I, 241 II zu.</w:t>
+        <w:t xml:space="preserve">Fraglich ist, ob der Anspruch eine vorherige Fristsetzung voraussetzt, wie T einwendet. Eine Fristsetzung ist gem. § 281 I 1 nur erforderlich, wenn wegen der Verletzung einer Leistungspflicht Schadensersatz statt der Leistung verlangt wird.</w:t>
+      </w:r>
+      <w:r>
+        <w:rPr>
+          <w:rStyle w:val="Funotenzeichen"/>
+        </w:rPr>
+        <w:footnoteReference w:id="95"/>
+      </w:r>
+      <w:r>
+        <w:t xml:space="preserve"> Die Pflicht des Mieters, die Mietsache schonend zu behandeln, ist keine Leistungspflicht, sondern eine nicht leistungsbezogene Nebenpflicht i.S.d. § 241 II.</w:t>
+      </w:r>
+      <w:r>
+        <w:rPr>
+          <w:rStyle w:val="Funotenzeichen"/>
+        </w:rPr>
+        <w:footnoteReference w:id="96"/>
+      </w:r>
+      <w:r>
+        <w:t xml:space="preserve"> Ihre Verletzung begründet einen Anspruch auf Schadensersatz neben der Leistung unmittelbar aus § 280 I, für den das Gesetz keine Fristsetzung vorsieht.</w:t>
+      </w:r>
+      <w:r>
+        <w:rPr>
+          <w:rStyle w:val="Funotenzeichen"/>
+        </w:rPr>
+        <w:footnoteReference w:id="97"/>
+      </w:r>
+      <w:r>
+        <w:t xml:space="preserve"> Der Geschädigte kann daher nach seiner Wahl gem. § 249 I Herstellung oder gem. § 249 II 1 sofort den erforderlichen Geldbetrag verlangen, ohne dem Schädiger zuvor Gelegenheit zur eigenen Reparatur geben zu müssen.</w:t>
+      </w:r>
+      <w:r>
+        <w:rPr>
+          <w:rStyle w:val="Funotenzeichen"/>
+        </w:rPr>
+        <w:footnoteReference w:id="98"/>
+      </w:r>
+      <w:r>
+        <w:t xml:space="preserve"> Da K Ersatz für bereits entstandene Schäden an Böden und Türen verlangt, bedurfte es keiner Fristsetzung; der Einwand der T greift nicht durch.</w:t>
       </w:r>
     </w:p>
     <w:p>
@@ -11169,7 +10302,7 @@
         <w:keepNext/>
         <w:keepLines/>
         <w:jc w:val="left"/>
-        <w:outlineLvl w:val="4"/>
+        <w:outlineLvl w:val="5"/>
       </w:pPr>
       <w:bookmarkStart w:id="5087" w:name="_TocG087"/>
       <w:r>
@@ -11177,13 +10310,13 @@
           <w:b/>
           <w:bCs/>
         </w:rPr>
-        <w:t xml:space="preserve">b) Voraussetzungen der Aufrechnung, §§ 387 ff. BGB</w:t>
+        <w:t xml:space="preserve">ff) Zwischenergebnis zur Gegenforderung</w:t>
       </w:r>
       <w:bookmarkEnd w:id="5087"/>
     </w:p>
     <w:p>
       <w:r>
-        <w:t xml:space="preserve">Mit diesem Anspruch könnte K gegen den Kautionsrückzahlungsanspruch der T aufgerechnet haben.</w:t>
+        <w:t xml:space="preserve">K steht gegen T ein Schadensersatzanspruch in Höhe von 2.000 € aus §§ 280 I, 241 II zu.</w:t>
       </w:r>
     </w:p>
     <w:p>
@@ -11191,7 +10324,7 @@
         <w:keepNext/>
         <w:keepLines/>
         <w:jc w:val="left"/>
-        <w:outlineLvl w:val="5"/>
+        <w:outlineLvl w:val="4"/>
       </w:pPr>
       <w:bookmarkStart w:id="5088" w:name="_TocG088"/>
       <w:r>
@@ -11199,22 +10332,13 @@
           <w:b/>
           <w:bCs/>
         </w:rPr>
-        <w:t xml:space="preserve">aa) Gegenseitigkeit von Haupt- und Gegenforderung</w:t>
+        <w:t xml:space="preserve">b) Wirksame Aufrechnung, §§ 387 ff. BGB</w:t>
       </w:r>
       <w:bookmarkEnd w:id="5088"/>
     </w:p>
     <w:p>
       <w:r>
-        <w:t xml:space="preserve">Die Forderungen müssten sich zwischen denselben Personen in umgekehrter Gläubiger- und Schuldnerstellung gegenüberstehen.</w:t>
-      </w:r>
-      <w:r>
-        <w:rPr>
-          <w:rStyle w:val="Funotenzeichen"/>
-        </w:rPr>
-        <w:footnoteReference w:id="96"/>
-      </w:r>
-      <w:r>
-        <w:t xml:space="preserve"> K schuldet T die Rückzahlung der Kaution, während T der K Schadensersatz schuldet. Die Forderungen sind somit gegenseitig.</w:t>
+        <w:t xml:space="preserve">Mit diesem Anspruch könnte K gegen den Kautionsrückzahlungsanspruch der T wirksam aufgerechnet haben. Dies setzt eine Aufrechnungslage i.S.d. § 387, das Fehlen von Ausschlussgründen und eine Aufrechnungserklärung gem. § 388 voraus.</w:t>
       </w:r>
     </w:p>
     <w:p>
@@ -11230,31 +10354,13 @@
           <w:b/>
           <w:bCs/>
         </w:rPr>
-        <w:t xml:space="preserve">bb) Gleichartigkeit durch Ausübung der Ersetzungsbefugnis</w:t>
+        <w:t xml:space="preserve">aa) Gegenseitigkeit von Haupt- und Gegenforderung, § 387 BGB</w:t>
       </w:r>
       <w:bookmarkEnd w:id="5089"/>
     </w:p>
     <w:p>
       <w:r>
-        <w:t xml:space="preserve">Weiterhin müssten Haupt- und Gegenforderung ihrem Gegenstand nach gleichartig sein.</w:t>
-      </w:r>
-      <w:r>
-        <w:rPr>
-          <w:rStyle w:val="Funotenzeichen"/>
-        </w:rPr>
-        <w:footnoteReference w:id="97"/>
-      </w:r>
-      <w:r>
-        <w:t xml:space="preserve"> Der Rückzahlungsanspruch ist auf Geld gerichtet, der Schadensersatzanspruch nach § 249 I hingegen zunächst auf Herstellung.</w:t>
-      </w:r>
-      <w:r>
-        <w:rPr>
-          <w:rStyle w:val="Funotenzeichen"/>
-        </w:rPr>
-        <w:footnoteReference w:id="98"/>
-      </w:r>
-      <w:r>
-        <w:t xml:space="preserve"> Bei der Beschädigung einer Sache kann der Gläubiger jedoch gem. § 249 II 1 statt der Herstellung den dafür erforderlichen Geldbetrag verlangen.</w:t>
+        <w:t xml:space="preserve">Die Forderungen müssten sich zwischen denselben Personen in umgekehrter Gläubiger- und Schuldnerstellung gegenüberstehen.</w:t>
       </w:r>
       <w:r>
         <w:rPr>
@@ -11263,25 +10369,7 @@
         <w:footnoteReference w:id="99"/>
       </w:r>
       <w:r>
-        <w:t xml:space="preserve"> Diese Ersetzungsbefugnis muss er ausüben, damit der Anspruch als Geldforderung geltend gemacht werden kann.</w:t>
-      </w:r>
-      <w:r>
-        <w:rPr>
-          <w:rStyle w:val="Funotenzeichen"/>
-        </w:rPr>
-        <w:footnoteReference w:id="100"/>
-      </w:r>
-      <w:r>
-        <w:t xml:space="preserve"> Mit ihrer Erklärung, sie behalte die Kaution wegen der Schäden ein, brachte K zum Ausdruck, dass sie nicht die Reparatur durch T, sondern Geld verlangt. Sie hat damit die Ersetzungsbefugnis konkludent ausgeübt.</w:t>
-      </w:r>
-      <w:r>
-        <w:rPr>
-          <w:rStyle w:val="Funotenzeichen"/>
-        </w:rPr>
-        <w:footnoteReference w:id="101"/>
-      </w:r>
-      <w:r>
-        <w:t xml:space="preserve"> Es stehen sich somit zwei Geldforderungen gegenüber.</w:t>
+        <w:t xml:space="preserve"> K schuldet T die Rückzahlung der Kaution, T der K Schadensersatz; die Forderungen sind gegenseitig.</w:t>
       </w:r>
     </w:p>
     <w:p>
@@ -11297,13 +10385,31 @@
           <w:b/>
           <w:bCs/>
         </w:rPr>
-        <w:t xml:space="preserve">cc) Erfüllbarkeit der Hauptforderung sowie Fälligkeit der Gegenforderung, § 387 BGB</w:t>
+        <w:t xml:space="preserve">bb) Gleichartigkeit infolge der Ersetzungsbefugnis, § 249 II 1 BGB</w:t>
       </w:r>
       <w:bookmarkEnd w:id="5090"/>
     </w:p>
     <w:p>
       <w:r>
-        <w:t xml:space="preserve">Die Hauptforderung muss erfüllbar, die Gegenforderung fällig sein.</w:t>
+        <w:t xml:space="preserve">Weiterhin müssten Haupt- und Gegenforderung ihrem Gegenstand nach gleichartig sein.</w:t>
+      </w:r>
+      <w:r>
+        <w:rPr>
+          <w:rStyle w:val="Funotenzeichen"/>
+        </w:rPr>
+        <w:footnoteReference w:id="100"/>
+      </w:r>
+      <w:r>
+        <w:t xml:space="preserve"> Der Rückzahlungsanspruch ist auf Geld gerichtet, der Schadensersatzanspruch nach § 249 I hingegen zunächst auf Herstellung.</w:t>
+      </w:r>
+      <w:r>
+        <w:rPr>
+          <w:rStyle w:val="Funotenzeichen"/>
+        </w:rPr>
+        <w:footnoteReference w:id="101"/>
+      </w:r>
+      <w:r>
+        <w:t xml:space="preserve"> Bei der Beschädigung einer Sache kann der Gläubiger jedoch gem. § 249 II 1 statt der Herstellung den dafür erforderlichen Geldbetrag verlangen.</w:t>
       </w:r>
       <w:r>
         <w:rPr>
@@ -11312,7 +10418,7 @@
         <w:footnoteReference w:id="102"/>
       </w:r>
       <w:r>
-        <w:t xml:space="preserve"> Der Kautionsrückzahlungsanspruch ist mit Beendigung des Mietverhältnisses erfüllbar. Fällig wird er erst, wenn der Vermieter nach einer angemessenen Prüfungs- und Abrechnungsfrist überblicken kann, ob er die Kaution für eigene Ansprüche benötigt; eine feste Frist besteht nicht.</w:t>
+        <w:t xml:space="preserve"> Diese Ersetzungsbefugnis muss er ausüben, damit der Anspruch als Geldforderung geltend gemacht werden kann.</w:t>
       </w:r>
       <w:r>
         <w:rPr>
@@ -11321,7 +10427,16 @@
         <w:footnoteReference w:id="103"/>
       </w:r>
       <w:r>
-        <w:t xml:space="preserve"> T verlangte die Rückzahlung erst acht Monate nach Rückgabe der Wohnung, während K die Schäden bereits bei der Rückgabe festgestellt hatte. Diese Frist war daher jedenfalls abgelaufen. Der Schadensersatzanspruch der K war mit Eintritt des Schadens fällig, § 271 I.</w:t>
+        <w:t xml:space="preserve"> Mit ihrer Erklärung, sie behalte die Kaution wegen der Schäden ein, verlangte K erkennbar Geld statt Reparatur und übte damit die Ersetzungsbefugnis konkludent aus.</w:t>
+      </w:r>
+      <w:r>
+        <w:rPr>
+          <w:rStyle w:val="Funotenzeichen"/>
+        </w:rPr>
+        <w:footnoteReference w:id="104"/>
+      </w:r>
+      <w:r>
+        <w:t xml:space="preserve"> Es stehen sich somit zwei Geldforderungen gegenüber.</w:t>
       </w:r>
     </w:p>
     <w:p>
@@ -11337,22 +10452,13 @@
           <w:b/>
           <w:bCs/>
         </w:rPr>
-        <w:t xml:space="preserve">dd) Verjährung der Gegenforderung, §§ 548 I, 390, 215 BGB</w:t>
+        <w:t xml:space="preserve">cc) Erfüllbarkeit der Haupt- und Fälligkeit der Gegenforderung</w:t>
       </w:r>
       <w:bookmarkEnd w:id="5091"/>
     </w:p>
     <w:p>
       <w:r>
-        <w:t xml:space="preserve">Gem. § 390 kann mit einer Forderung, der eine Einrede entgegensteht, nicht aufgerechnet werden; bereits das Bestehen der Einrede genügt.</w:t>
-      </w:r>
-      <w:r>
-        <w:rPr>
-          <w:rStyle w:val="Funotenzeichen"/>
-        </w:rPr>
-        <w:footnoteReference w:id="104"/>
-      </w:r>
-      <w:r>
-        <w:t xml:space="preserve"> Ersatzansprüche des Vermieters wegen Verschlechterungen der Mietsache verjähren gem. § 548 I 1 in sechs Monaten, beginnend mit der Rückgabe der Mietsache, § 548 I 2.</w:t>
+        <w:t xml:space="preserve">Die Hauptforderung müsste erfüllbar, die Gegenforderung fällig sein.</w:t>
       </w:r>
       <w:r>
         <w:rPr>
@@ -11361,7 +10467,7 @@
         <w:footnoteReference w:id="105"/>
       </w:r>
       <w:r>
-        <w:t xml:space="preserve"> K erhielt die Wohnung zurück und erklärte erst acht Monate später, die Kaution einzubehalten. Zu diesem Zeitpunkt war der Schadensersatzanspruch verjährt. Gem. § 215 schließt die Verjährung die Aufrechnung jedoch nicht aus, wenn der Anspruch in dem Zeitpunkt noch nicht verjährt war, in dem erstmals aufgerechnet werden konnte.</w:t>
+        <w:t xml:space="preserve"> Der Kautionsrückzahlungsanspruch ist mit Beendigung des Mietverhältnisses erfüllbar. Fällig wird er erst, wenn der Vermieter nach einer angemessenen Prüfungs- und Abrechnungsfrist überblicken kann, ob er die Kaution für eigene Ansprüche benötigt; eine feste Frist besteht nicht.</w:t>
       </w:r>
       <w:r>
         <w:rPr>
@@ -11370,25 +10476,7 @@
         <w:footnoteReference w:id="106"/>
       </w:r>
       <w:r>
-        <w:t xml:space="preserve"> Problematisch ist, dass die Forderungen erst durch die Ausübung der Ersetzungsbefugnis gleichartig wurden und K diese erst nach Ablauf der Verjährungsfrist ausübte. Nach ihrem Sicherungszweck ist die Barkautionsabrede jedoch so auszulegen, dass der Vermieter die Ersetzungsbefugnis erst im Rahmen der Kautionsabrechnung ausüben muss.</w:t>
-      </w:r>
-      <w:r>
-        <w:rPr>
-          <w:rStyle w:val="Funotenzeichen"/>
-        </w:rPr>
-        <w:footnoteReference w:id="107"/>
-      </w:r>
-      <w:r>
-        <w:t xml:space="preserve"> Denn die Barkaution dient gerade dazu, dem Vermieter nach Mietende einen unkomplizierten Zugriff zur Befriedigung seiner Ansprüche zu verschaffen.</w:t>
-      </w:r>
-      <w:r>
-        <w:rPr>
-          <w:rStyle w:val="Funotenzeichen"/>
-        </w:rPr>
-        <w:footnoteReference w:id="108"/>
-      </w:r>
-      <w:r>
-        <w:t xml:space="preserve"> Bei Rückgabe der Wohnung und damit vor Eintritt der Verjährung standen sich die Forderungen daher bereits aufrechenbar gegenüber. § 215 greift ein, sodass die Verjährung der Aufrechnung nicht entgegensteht.</w:t>
+        <w:t xml:space="preserve"> Als T die Rückzahlung acht Monate nach Rückgabe verlangte, war diese Frist jedenfalls abgelaufen, zumal K die Schäden bereits bei der Rückgabe festgestellt hatte. Der Schadensersatzanspruch der K war mit Eintritt des Schadens fällig, § 271 I.</w:t>
       </w:r>
     </w:p>
     <w:p>
@@ -11404,13 +10492,31 @@
           <w:b/>
           <w:bCs/>
         </w:rPr>
-        <w:t xml:space="preserve">ee) Erklärung der Aufrechnung, § 388 S. 1 BGB</w:t>
+        <w:t xml:space="preserve">dd) Verjährung der Gegenforderung, §§ 548 I, 390, 215 BGB</w:t>
       </w:r>
       <w:bookmarkEnd w:id="5092"/>
     </w:p>
     <w:p>
       <w:r>
-        <w:t xml:space="preserve">Die Aufrechnung erfolgt gem. § 388 S. 1 durch Erklärung gegenüber dem anderen Teil. Eine ausdrückliche Bezeichnung als Aufrechnung ist nicht erforderlich;</w:t>
+        <w:t xml:space="preserve">Die Gegenforderung dürfte zudem nicht einredebehaftet sein. Gem. § 390 kann mit einer Forderung, der eine Einrede entgegensteht, nicht aufgerechnet werden; bereits das Bestehen der Einrede genügt.</w:t>
+      </w:r>
+      <w:r>
+        <w:rPr>
+          <w:rStyle w:val="Funotenzeichen"/>
+        </w:rPr>
+        <w:footnoteReference w:id="107"/>
+      </w:r>
+      <w:r>
+        <w:t xml:space="preserve"> Ersatzansprüche des Vermieters wegen Verschlechterungen der Mietsache verjähren gem. § 548 I 1 in sechs Monaten, beginnend mit der Rückgabe der Mietsache, § 548 I 2.</w:t>
+      </w:r>
+      <w:r>
+        <w:rPr>
+          <w:rStyle w:val="Funotenzeichen"/>
+        </w:rPr>
+        <w:footnoteReference w:id="108"/>
+      </w:r>
+      <w:r>
+        <w:t xml:space="preserve"> Als K acht Monate nach Rückgabe erklärte, die Kaution einzubehalten, war der Anspruch daher verjährt. Gem. § 215 schließt die Verjährung die Aufrechnung jedoch nicht aus, wenn der Anspruch in dem Zeitpunkt noch nicht verjährt war, in dem erstmals aufgerechnet werden konnte.</w:t>
       </w:r>
       <w:r>
         <w:rPr>
@@ -11419,7 +10525,7 @@
         <w:footnoteReference w:id="109"/>
       </w:r>
       <w:r>
-        <w:t xml:space="preserve"> es genügt, dass der Wille, die eigene Forderung mit der fremden zu verrechnen, für den Empfänger erkennbar ist.</w:t>
+        <w:t xml:space="preserve"> Problematisch ist, dass die Forderungen erst durch die Ausübung der Ersetzungsbefugnis gleichartig wurden und K diese erst nach Ablauf der Verjährungsfrist ausübte. Nach ihrem Sicherungszweck ist die Barkautionsabrede jedoch so auszulegen, dass der Vermieter die Ersetzungsbefugnis erst im Rahmen der Kautionsabrechnung ausüben muss.</w:t>
       </w:r>
       <w:r>
         <w:rPr>
@@ -11428,7 +10534,16 @@
         <w:footnoteReference w:id="110"/>
       </w:r>
       <w:r>
-        <w:t xml:space="preserve"> Aus Sicht der T (§§ 133, 157) bringt K mit der Erklärung, sie behalte die Kaution wegen der verursachten Schäden ein, gerade diesen Verrechnungswillen zum Ausdruck. K hat die Aufrechnung damit wirksam erklärt.</w:t>
+        <w:t xml:space="preserve"> Denn die Barkaution dient gerade dazu, dem Vermieter nach Mietende einen unkomplizierten Zugriff zur Befriedigung seiner Ansprüche zu verschaffen.</w:t>
+      </w:r>
+      <w:r>
+        <w:rPr>
+          <w:rStyle w:val="Funotenzeichen"/>
+        </w:rPr>
+        <w:footnoteReference w:id="111"/>
+      </w:r>
+      <w:r>
+        <w:t xml:space="preserve"> Die Forderungen standen sich daher schon bei Rückgabe der Wohnung und damit vor Eintritt der Verjährung aufrechenbar gegenüber; gem. § 215 hindert die Verjährung die Aufrechnung nicht.</w:t>
       </w:r>
     </w:p>
     <w:p>
@@ -11444,13 +10559,31 @@
           <w:b/>
           <w:bCs/>
         </w:rPr>
-        <w:t xml:space="preserve">ff) Wirkung der Aufrechnung, § 389 BGB</w:t>
+        <w:t xml:space="preserve">ee) Erklärung der Aufrechnung, § 388 S. 1 BGB</w:t>
       </w:r>
       <w:bookmarkEnd w:id="5093"/>
     </w:p>
     <w:p>
       <w:r>
-        <w:t xml:space="preserve">Gem. § 389 gelten die Forderungen, soweit sie sich decken, als in dem Zeitpunkt erloschen, in dem sie sich erstmals aufrechenbar gegenüberstanden. Beide Forderungen betragen 2.000 € und erlöschen daher vollständig.</w:t>
+        <w:t xml:space="preserve">K müsste die Aufrechnung gem. § 388 S. 1 gegenüber T erklärt haben. Eine ausdrückliche Bezeichnung als Aufrechnung ist nicht erforderlich;</w:t>
+      </w:r>
+      <w:r>
+        <w:rPr>
+          <w:rStyle w:val="Funotenzeichen"/>
+        </w:rPr>
+        <w:footnoteReference w:id="112"/>
+      </w:r>
+      <w:r>
+        <w:t xml:space="preserve"> es genügt, dass der Wille, die eigene Forderung mit der fremden zu verrechnen, für den Empfänger erkennbar ist.</w:t>
+      </w:r>
+      <w:r>
+        <w:rPr>
+          <w:rStyle w:val="Funotenzeichen"/>
+        </w:rPr>
+        <w:footnoteReference w:id="113"/>
+      </w:r>
+      <w:r>
+        <w:t xml:space="preserve"> Aus Sicht der T (§§ 133, 157) bringt Ks Erklärung, sie behalte die Kaution wegen der Schäden ein, gerade diesen Verrechnungswillen zum Ausdruck; die Aufrechnung ist erklärt.</w:t>
       </w:r>
     </w:p>
     <w:p>
@@ -11466,13 +10599,13 @@
           <w:b/>
           <w:bCs/>
         </w:rPr>
-        <w:t xml:space="preserve">gg) Zwischenergebnis zur Aufrechnung</w:t>
+        <w:t xml:space="preserve">ff) Wirkung der Aufrechnung, § 389 BGB</w:t>
       </w:r>
       <w:bookmarkEnd w:id="5094"/>
     </w:p>
     <w:p>
       <w:r>
-        <w:t xml:space="preserve">Der Rückzahlungsanspruch der T ist durch die Aufrechnung der K untergegangen.</w:t>
+        <w:t xml:space="preserve">Gem. § 389 gelten die Forderungen, soweit sie sich decken, als in dem Zeitpunkt erloschen, in dem sie sich erstmals aufrechenbar gegenüberstanden. Beide Forderungen betragen 2.000 € und erlöschen daher vollständig.</w:t>
       </w:r>
     </w:p>
     <w:p>
@@ -11480,7 +10613,7 @@
         <w:keepNext/>
         <w:keepLines/>
         <w:jc w:val="left"/>
-        <w:outlineLvl w:val="3"/>
+        <w:outlineLvl w:val="5"/>
       </w:pPr>
       <w:bookmarkStart w:id="5095" w:name="_TocG095"/>
       <w:r>
@@ -11488,13 +10621,13 @@
           <w:b/>
           <w:bCs/>
         </w:rPr>
-        <w:t xml:space="preserve">3. Ergebnis zu Frage 3</w:t>
+        <w:t xml:space="preserve">gg) Zwischenergebnis zur Aufrechnung</w:t>
       </w:r>
       <w:bookmarkEnd w:id="5095"/>
     </w:p>
     <w:p>
       <w:r>
-        <w:t xml:space="preserve">T hat gegen K keinen Anspruch auf Rückzahlung der Mietkaution.</w:t>
+        <w:t xml:space="preserve">Der Rückzahlungsanspruch der T ist durch die Aufrechnung der K untergegangen.</w:t>
       </w:r>
     </w:p>
     <w:p>
@@ -11502,7 +10635,7 @@
         <w:keepNext/>
         <w:keepLines/>
         <w:jc w:val="left"/>
-        <w:outlineLvl w:val="1"/>
+        <w:outlineLvl w:val="3"/>
       </w:pPr>
       <w:bookmarkStart w:id="5096" w:name="_TocG096"/>
       <w:r>
@@ -11510,16 +10643,21 @@
           <w:b/>
           <w:bCs/>
         </w:rPr>
-        <w:t xml:space="preserve">D. Frage 4</w:t>
+        <w:t xml:space="preserve">3. Ergebnis zu Frage 3</w:t>
       </w:r>
       <w:bookmarkEnd w:id="5096"/>
+    </w:p>
+    <w:p>
+      <w:r>
+        <w:t xml:space="preserve">T hat gegen K keinen Anspruch auf Rückzahlung der Mietkaution.</w:t>
+      </w:r>
     </w:p>
     <w:p>
       <w:pPr>
         <w:keepNext/>
         <w:keepLines/>
         <w:jc w:val="left"/>
-        <w:outlineLvl w:val="2"/>
+        <w:outlineLvl w:val="1"/>
       </w:pPr>
       <w:bookmarkStart w:id="5097" w:name="_TocG097"/>
       <w:r>
@@ -11527,21 +10665,16 @@
           <w:b/>
           <w:bCs/>
         </w:rPr>
-        <w:t xml:space="preserve">I. Anspruch der N gegen K auf Beseitigung aus § 1004 I 1 BGB</w:t>
+        <w:t xml:space="preserve">D. Frage 4</w:t>
       </w:r>
       <w:bookmarkEnd w:id="5097"/>
-    </w:p>
-    <w:p>
-      <w:r>
-        <w:t xml:space="preserve">N könnte gegen K einen Anspruch auf Beseitigung der auf ihrem Grundstück verbliebenen Teile des Werkstattanbaus aus § 1004 I 1 haben.</w:t>
-      </w:r>
     </w:p>
     <w:p>
       <w:pPr>
         <w:keepNext/>
         <w:keepLines/>
         <w:jc w:val="left"/>
-        <w:outlineLvl w:val="3"/>
+        <w:outlineLvl w:val="2"/>
       </w:pPr>
       <w:bookmarkStart w:id="5098" w:name="_TocG098"/>
       <w:r>
@@ -11549,13 +10682,13 @@
           <w:b/>
           <w:bCs/>
         </w:rPr>
-        <w:t xml:space="preserve">1. N als Eigentümerin des Nachbargrundstücks</w:t>
+        <w:t xml:space="preserve">I. Anspruch der N gegen K auf Beseitigung aus § 1004 I 1 BGB</w:t>
       </w:r>
       <w:bookmarkEnd w:id="5098"/>
     </w:p>
     <w:p>
       <w:r>
-        <w:t xml:space="preserve">N ist Eigentümerin des Nachbargrundstücks, auf dem sich die Gebäudereste befinden.</w:t>
+        <w:t xml:space="preserve">N könnte gegen K einen Anspruch auf Beseitigung der auf ihrem Grundstück verbliebenen Teile des Werkstattanbaus aus § 1004 I 1 haben.</w:t>
       </w:r>
     </w:p>
     <w:p>
@@ -11571,31 +10704,13 @@
           <w:b/>
           <w:bCs/>
         </w:rPr>
-        <w:t xml:space="preserve">2. Eigentumsbeeinträchtigung durch die Gebäudereste</w:t>
+        <w:t xml:space="preserve">1. Eigentum der N am Nachbargrundstück</w:t>
       </w:r>
       <w:bookmarkEnd w:id="5099"/>
     </w:p>
     <w:p>
       <w:r>
-        <w:t xml:space="preserve">Eine Eigentumsbeeinträchtigung i.S.d. § 1004 I ist jeder dem Inhalt des Eigentums widersprechende Zustand, der nicht in einer Entziehung oder Vorenthaltung des Besitzes besteht;</w:t>
-      </w:r>
-      <w:r>
-        <w:rPr>
-          <w:rStyle w:val="Funotenzeichen"/>
-        </w:rPr>
-        <w:footnoteReference w:id="111"/>
-      </w:r>
-      <w:r>
-        <w:t xml:space="preserve"> die Einwirkung darf nach Dauer und Intensität nicht völlig unerheblich sein.</w:t>
-      </w:r>
-      <w:r>
-        <w:rPr>
-          <w:rStyle w:val="Funotenzeichen"/>
-        </w:rPr>
-        <w:footnoteReference w:id="112"/>
-      </w:r>
-      <w:r>
-        <w:t xml:space="preserve"> Die Reste des Werkstattanbaus nehmen dauerhaft Fläche des Grundstücks der N in Anspruch und schränken ihre Nutzungsmöglichkeit ein. Eine Beeinträchtigung liegt damit grundsätzlich vor. Fraglich ist jedoch, ob N diesen Zustand aufgrund der Vorschriften über den Überbau dulden muss.</w:t>
+        <w:t xml:space="preserve">N müsste Eigentümerin des beeinträchtigten Grundstücks sein; dies ist hinsichtlich des Nachbargrundstücks der Fall.</w:t>
       </w:r>
     </w:p>
     <w:p>
@@ -11603,7 +10718,7 @@
         <w:keepNext/>
         <w:keepLines/>
         <w:jc w:val="left"/>
-        <w:outlineLvl w:val="4"/>
+        <w:outlineLvl w:val="3"/>
       </w:pPr>
       <w:bookmarkStart w:id="5100" w:name="_TocG100"/>
       <w:r>
@@ -11611,13 +10726,31 @@
           <w:b/>
           <w:bCs/>
         </w:rPr>
-        <w:t xml:space="preserve">a) Ursprüngliche Duldungspflicht nach § 912 I BGB</w:t>
+        <w:t xml:space="preserve">2. Eigentumsbeeinträchtigung durch die Gebäudereste</w:t>
       </w:r>
       <w:bookmarkEnd w:id="5100"/>
     </w:p>
     <w:p>
       <w:r>
-        <w:t xml:space="preserve">Nach § 912 I muss der Nachbar einen Überbau dulden, wenn der Eigentümer bei der Errichtung eines Gebäudes ohne Vorsatz oder grobe Fahrlässigkeit über die Grenze gebaut und der Nachbar nicht vor oder sofort nach der Grenzüberschreitung widersprochen hat.</w:t>
+        <w:t xml:space="preserve">Ferner müsste das Eigentum der N beeinträchtigt sein. Eine Eigentumsbeeinträchtigung i.S.d. § 1004 I ist jeder dem Inhalt des Eigentums widersprechende Zustand, der nicht in einer Entziehung oder Vorenthaltung des Besitzes besteht;</w:t>
+      </w:r>
+      <w:r>
+        <w:rPr>
+          <w:rStyle w:val="Funotenzeichen"/>
+        </w:rPr>
+        <w:footnoteReference w:id="114"/>
+      </w:r>
+      <w:r>
+        <w:t xml:space="preserve"> die Einwirkung darf nach Dauer und Intensität nicht völlig unerheblich sein.</w:t>
+      </w:r>
+      <w:r>
+        <w:rPr>
+          <w:rStyle w:val="Funotenzeichen"/>
+        </w:rPr>
+        <w:footnoteReference w:id="115"/>
+      </w:r>
+      <w:r>
+        <w:t xml:space="preserve"> Die Reste des Werkstattanbaus nehmen dauerhaft Fläche des Grundstücks der N in Anspruch und schränken ihre Nutzungsmöglichkeit ein. Eine Beeinträchtigung liegt damit grundsätzlich vor. Fraglich ist jedoch, ob N diesen Zustand aufgrund der Vorschriften über den Überbau dulden muss.</w:t>
       </w:r>
     </w:p>
     <w:p>
@@ -11625,7 +10758,7 @@
         <w:keepNext/>
         <w:keepLines/>
         <w:jc w:val="left"/>
-        <w:outlineLvl w:val="5"/>
+        <w:outlineLvl w:val="4"/>
       </w:pPr>
       <w:bookmarkStart w:id="5101" w:name="_TocG101"/>
       <w:r>
@@ -11633,22 +10766,13 @@
           <w:b/>
           <w:bCs/>
         </w:rPr>
-        <w:t xml:space="preserve">aa) Grenzüberschreitender Gebäudeteil</w:t>
+        <w:t xml:space="preserve">a) Ursprüngliche Duldungspflicht nach § 912 I BGB</w:t>
       </w:r>
       <w:bookmarkEnd w:id="5101"/>
     </w:p>
     <w:p>
       <w:r>
-        <w:t xml:space="preserve">Ein Überbau liegt vor, wenn ein einheitliches Gebäude, das vom Stammgrundstück aus errichtet wird, die Grenze überschreitet und teilweise auf dem Nachbargrundstück steht.</w:t>
-      </w:r>
-      <w:r>
-        <w:rPr>
-          <w:rStyle w:val="Funotenzeichen"/>
-        </w:rPr>
-        <w:footnoteReference w:id="113"/>
-      </w:r>
-      <w:r>
-        <w:t xml:space="preserve"> Der Vater der V errichtete als damaliger Eigentümer des Stammgrundstücks den Werkstattanbau, der teilweise auf dem Grundstück der N steht. Damit ist ein Überbau gegeben.</w:t>
+        <w:t xml:space="preserve">N könnte zunächst gem. § 912 I zur Duldung verpflichtet gewesen sein. Danach muss der Nachbar einen Überbau dulden, wenn der Eigentümer bei der Errichtung eines Gebäudes ohne Vorsatz oder grobe Fahrlässigkeit über die Grenze gebaut und der Nachbar nicht vor oder sofort nach der Grenzüberschreitung widersprochen hat.</w:t>
       </w:r>
     </w:p>
     <w:p>
@@ -11664,31 +10788,22 @@
           <w:b/>
           <w:bCs/>
         </w:rPr>
-        <w:t xml:space="preserve">bb) Weder Vorsatz noch grobe Fahrlässigkeit des Überbauenden</w:t>
+        <w:t xml:space="preserve">aa) Überbau bei Errichtung eines Gebäudes</w:t>
       </w:r>
       <w:bookmarkEnd w:id="5102"/>
     </w:p>
     <w:p>
       <w:r>
-        <w:t xml:space="preserve">Dem Vater der V dürfte hinsichtlich der Grenzüberschreitung weder Vorsatz noch grobe Fahrlässigkeit zur Last fallen.</w:t>
-      </w:r>
-      <w:r>
-        <w:rPr>
-          <w:rStyle w:val="Funotenzeichen"/>
-        </w:rPr>
-        <w:footnoteReference w:id="114"/>
-      </w:r>
-      <w:r>
-        <w:t xml:space="preserve"> Da ihm der Grenzverlauf unbekannt war, handelte er nicht vorsätzlich. Grob fahrlässig handelt, wer die im Verkehr erforderliche Sorgfalt in besonders schwerem Maße verletzt und schon naheliegende Überlegungen nicht anstellt.</w:t>
-      </w:r>
-      <w:r>
-        <w:rPr>
-          <w:rStyle w:val="Funotenzeichen"/>
-        </w:rPr>
-        <w:footnoteReference w:id="115"/>
-      </w:r>
-      <w:r>
-        <w:t xml:space="preserve"> Der Vater der V hatte die verfügbaren Unterlagen sorgfältig geprüft; gleichwohl war die Grenzüberschreitung für ihn nicht erkennbar. Ihm fällt folglich weder Vorsatz noch grobe Fahrlässigkeit zur Last.</w:t>
+        <w:t xml:space="preserve">Zunächst müsste ein Überbau vorliegen. Ein solcher ist gegeben, wenn ein einheitliches Gebäude, das vom Stammgrundstück aus errichtet wird, die Grenze überschreitet und teilweise auf dem Nachbargrundstück steht.</w:t>
+      </w:r>
+      <w:r>
+        <w:rPr>
+          <w:rStyle w:val="Funotenzeichen"/>
+        </w:rPr>
+        <w:footnoteReference w:id="116"/>
+      </w:r>
+      <w:r>
+        <w:t xml:space="preserve"> Der Vater der V errichtete als damaliger Eigentümer des Stammgrundstücks den Werkstattanbau, der teilweise auf dem Grundstück der N steht. Damit ist ein Überbau gegeben.</w:t>
       </w:r>
     </w:p>
     <w:p>
@@ -11704,22 +10819,31 @@
           <w:b/>
           <w:bCs/>
         </w:rPr>
-        <w:t xml:space="preserve">cc) Verspäteter Widerspruch der N</w:t>
+        <w:t xml:space="preserve">bb) Weder Vorsatz noch grobe Fahrlässigkeit des Überbauenden</w:t>
       </w:r>
       <w:bookmarkEnd w:id="5103"/>
     </w:p>
     <w:p>
       <w:r>
-        <w:t xml:space="preserve">N dürfte nicht vor oder sofort nach der Grenzüberschreitung widersprochen haben.</w:t>
-      </w:r>
-      <w:r>
-        <w:rPr>
-          <w:rStyle w:val="Funotenzeichen"/>
-        </w:rPr>
-        <w:footnoteReference w:id="116"/>
-      </w:r>
-      <w:r>
-        <w:t xml:space="preserve"> Sie beobachtete die Errichtung des Anbaus und erkannte bereits währenddessen, dass Teile auf ihrem Grundstück entstanden. Gleichwohl widersprach sie erst zwei Monate nach der Fertigstellung. Ihr Widerspruch war damit nicht rechtzeitig.</w:t>
+        <w:t xml:space="preserve">Dem Vater der V dürfte hinsichtlich der Grenzüberschreitung weder Vorsatz noch grobe Fahrlässigkeit zur Last fallen.</w:t>
+      </w:r>
+      <w:r>
+        <w:rPr>
+          <w:rStyle w:val="Funotenzeichen"/>
+        </w:rPr>
+        <w:footnoteReference w:id="117"/>
+      </w:r>
+      <w:r>
+        <w:t xml:space="preserve"> Da ihm der Grenzverlauf unbekannt war, handelte er nicht vorsätzlich. Grob fahrlässig handelt, wer die im Verkehr erforderliche Sorgfalt in besonders schwerem Maße verletzt und schon naheliegende Überlegungen nicht anstellt.</w:t>
+      </w:r>
+      <w:r>
+        <w:rPr>
+          <w:rStyle w:val="Funotenzeichen"/>
+        </w:rPr>
+        <w:footnoteReference w:id="118"/>
+      </w:r>
+      <w:r>
+        <w:t xml:space="preserve"> Der Vater der V hatte die verfügbaren Unterlagen sorgfältig geprüft; gleichwohl war die Grenzüberschreitung für ihn nicht erkennbar. Ihm fällt folglich weder Vorsatz noch grobe Fahrlässigkeit zur Last.</w:t>
       </w:r>
     </w:p>
     <w:p>
@@ -11735,13 +10859,22 @@
           <w:b/>
           <w:bCs/>
         </w:rPr>
-        <w:t xml:space="preserve">dd) Zwischenergebnis zu § 912 I BGB</w:t>
+        <w:t xml:space="preserve">cc) Kein sofortiger Widerspruch der N</w:t>
       </w:r>
       <w:bookmarkEnd w:id="5104"/>
     </w:p>
     <w:p>
       <w:r>
-        <w:t xml:space="preserve">Die Voraussetzungen des § 912 I lagen bei Errichtung des Werkstattanbaus vor.</w:t>
+        <w:t xml:space="preserve">N dürfte nicht vor oder sofort nach der Grenzüberschreitung widersprochen haben.</w:t>
+      </w:r>
+      <w:r>
+        <w:rPr>
+          <w:rStyle w:val="Funotenzeichen"/>
+        </w:rPr>
+        <w:footnoteReference w:id="119"/>
+      </w:r>
+      <w:r>
+        <w:t xml:space="preserve"> Sie beobachtete die Errichtung des Anbaus und erkannte bereits währenddessen, dass Teile auf ihrem Grundstück entstanden. Gleichwohl widersprach sie erst zwei Monate nach der Fertigstellung. Ihr Widerspruch war damit nicht rechtzeitig.</w:t>
       </w:r>
     </w:p>
     <w:p>
@@ -11757,28 +10890,13 @@
           <w:b/>
           <w:bCs/>
         </w:rPr>
-        <w:t xml:space="preserve">ee) Rechtsfolgen des entschuldigten Überbaus</w:t>
+        <w:t xml:space="preserve">dd) Zwischenergebnis zu § 912 I BGB</w:t>
       </w:r>
       <w:bookmarkEnd w:id="5105"/>
     </w:p>
     <w:p>
       <w:r>
-        <w:t xml:space="preserve">N war daher zur Duldung des Überbaus verpflichtet und ist hierfür gem. § 912 II 1 durch eine Geldrente zu entschädigen.</w:t>
-      </w:r>
-      <w:r>
-        <w:rPr>
-          <w:rStyle w:val="Funotenzeichen"/>
-        </w:rPr>
-        <w:footnoteReference w:id="117"/>
-      </w:r>
-      <w:r>
-        <w:t xml:space="preserve"> Zugleich bleibt der hinübergebaute Gebäudeteil sachenrechtlich dem Stammgrundstück zugeordnet und steht im Eigentum des jeweiligen Eigentümers des Stammgrundstücks.</w:t>
-      </w:r>
-      <w:r>
-        <w:rPr>
-          <w:rStyle w:val="Funotenzeichen"/>
-        </w:rPr>
-        <w:footnoteReference w:id="118"/>
+        <w:t xml:space="preserve">Die Voraussetzungen des § 912 I lagen bei Errichtung des Werkstattanbaus vor.</w:t>
       </w:r>
     </w:p>
     <w:p>
@@ -11786,7 +10904,7 @@
         <w:keepNext/>
         <w:keepLines/>
         <w:jc w:val="left"/>
-        <w:outlineLvl w:val="4"/>
+        <w:outlineLvl w:val="5"/>
       </w:pPr>
       <w:bookmarkStart w:id="5106" w:name="_TocG106"/>
       <w:r>
@@ -11794,22 +10912,28 @@
           <w:b/>
           <w:bCs/>
         </w:rPr>
-        <w:t xml:space="preserve">b) Fortwirkung gegenüber den Rechtsnachfolgern V und K</w:t>
+        <w:t xml:space="preserve">ee) Rechtsfolgen des entschuldigten Überbaus</w:t>
       </w:r>
       <w:bookmarkEnd w:id="5106"/>
     </w:p>
     <w:p>
       <w:r>
-        <w:t xml:space="preserve">Die Duldungspflicht wirkt als Beschränkung des Eigentums dinglich und bindet auch die Rechtsnachfolger; sie besteht gegenüber dem jeweiligen Eigentümer des Stammgrundstücks.</w:t>
-      </w:r>
-      <w:r>
-        <w:rPr>
-          <w:rStyle w:val="Funotenzeichen"/>
-        </w:rPr>
-        <w:footnoteReference w:id="119"/>
-      </w:r>
-      <w:r>
-        <w:t xml:space="preserve"> V wurde als Alleinerbin ihres Vaters gem. § 1922 I Eigentümerin des Stammgrundstücks und übertrug es auf K. Die Rechtsstellung aus § 912 I ging damit zunächst auf V und sodann auf K über.</w:t>
+        <w:t xml:space="preserve">N war daher zur Duldung des Überbaus verpflichtet und ist hierfür gem. § 912 II 1 durch eine Geldrente zu entschädigen.</w:t>
+      </w:r>
+      <w:r>
+        <w:rPr>
+          <w:rStyle w:val="Funotenzeichen"/>
+        </w:rPr>
+        <w:footnoteReference w:id="120"/>
+      </w:r>
+      <w:r>
+        <w:t xml:space="preserve"> Zugleich bleibt der hinübergebaute Gebäudeteil sachenrechtlich dem Stammgrundstück zugeordnet und steht im Eigentum des jeweiligen Eigentümers des Stammgrundstücks.</w:t>
+      </w:r>
+      <w:r>
+        <w:rPr>
+          <w:rStyle w:val="Funotenzeichen"/>
+        </w:rPr>
+        <w:footnoteReference w:id="121"/>
       </w:r>
     </w:p>
     <w:p>
@@ -11825,31 +10949,22 @@
           <w:b/>
           <w:bCs/>
         </w:rPr>
-        <w:t xml:space="preserve">c) Erlöschen der Duldungspflicht durch den Teilabriss</w:t>
+        <w:t xml:space="preserve">b) Fortwirkung gegenüber den Rechtsnachfolgern V und K</w:t>
       </w:r>
       <w:bookmarkEnd w:id="5107"/>
     </w:p>
     <w:p>
       <w:r>
-        <w:t xml:space="preserve">Fraglich ist jedoch, ob die Duldungspflicht den Teilabriss überdauert. § 912 soll verhindern, dass wirtschaftliche Werte durch die Zerschlagung eines einheitlichen Gebäudes vernichtet werden; geschützt ist also der Bestand des grenzüberschreitenden Gebäudes als wirtschaftliche Einheit.</w:t>
-      </w:r>
-      <w:r>
-        <w:rPr>
-          <w:rStyle w:val="Funotenzeichen"/>
-        </w:rPr>
-        <w:footnoteReference w:id="120"/>
-      </w:r>
-      <w:r>
-        <w:t xml:space="preserve"> K ließ jedoch den auf ihrem Grundstück befindlichen Teil des Werkstattanbaus abreißen und hat diese Einheit damit selbst aufgehoben.</w:t>
-      </w:r>
-      <w:r>
-        <w:rPr>
-          <w:rStyle w:val="Funotenzeichen"/>
-        </w:rPr>
-        <w:footnoteReference w:id="121"/>
-      </w:r>
-      <w:r>
-        <w:t xml:space="preserve"> Die auf dem Grundstück der N verbliebenen Reste bilden kein Gebäude mehr, dessen Erhalt § 912 sichern könnte. Mit dem Schutzzweck der Norm ist auch die Duldungspflicht der N entfallen.</w:t>
+        <w:t xml:space="preserve">Die Duldungspflicht müsste auch gegenüber K fortgewirkt haben. Als dingliche Beschränkung des Eigentums besteht sie gegenüber dem jeweiligen Eigentümer des Stammgrundstücks.</w:t>
+      </w:r>
+      <w:r>
+        <w:rPr>
+          <w:rStyle w:val="Funotenzeichen"/>
+        </w:rPr>
+        <w:footnoteReference w:id="122"/>
+      </w:r>
+      <w:r>
+        <w:t xml:space="preserve"> Dieses ging gem. § 1922 I auf V als Alleinerbin und sodann auf K über, die damit in die Rechtsstellung aus § 912 I einrückte.</w:t>
       </w:r>
     </w:p>
     <w:p>
@@ -11865,22 +10980,13 @@
           <w:b/>
           <w:bCs/>
         </w:rPr>
-        <w:t xml:space="preserve">d) Eigentumslage an den Gebäuderesten</w:t>
+        <w:t xml:space="preserve">c) Erlöschen der Duldungspflicht durch den Teilabriss</w:t>
       </w:r>
       <w:bookmarkEnd w:id="5108"/>
     </w:p>
     <w:p>
       <w:r>
-        <w:t xml:space="preserve">K meint, die Gebäudereste gehörten nun der N. Zwar sind fest mit dem Grund und Boden verbundene Gebäude gem. § 94 I grundsätzlich wesentliche Bestandteile des Grundstücks, auf dem sie stehen.</w:t>
-      </w:r>
-      <w:r>
-        <w:rPr>
-          <w:rStyle w:val="Funotenzeichen"/>
-        </w:rPr>
-        <w:footnoteReference w:id="122"/>
-      </w:r>
-      <w:r>
-        <w:t xml:space="preserve"> Beim Überbau gilt aufgrund der §§ 912 ff. jedoch eine abweichende Zuordnung zum Stammgrundstück.</w:t>
+        <w:t xml:space="preserve">Fraglich ist jedoch, ob die Duldungspflicht den Teilabriss überdauert. § 912 soll verhindern, dass wirtschaftliche Werte durch die Zerschlagung eines einheitlichen Gebäudes vernichtet werden; geschützt ist also der Bestand des grenzüberschreitenden Gebäudes als wirtschaftliche Einheit.</w:t>
       </w:r>
       <w:r>
         <w:rPr>
@@ -11889,7 +10995,7 @@
         <w:footnoteReference w:id="123"/>
       </w:r>
       <w:r>
-        <w:t xml:space="preserve"> Der Abriss des auf dem Stammgrundstück stehenden Teils ändert an dieser Zuordnung nichts, sodass die Reste nicht nachträglich Bestandteil des Grundstücks der N werden.</w:t>
+        <w:t xml:space="preserve"> K ließ jedoch den auf ihrem Grundstück befindlichen Teil des Werkstattanbaus abreißen und hat diese Einheit damit selbst aufgehoben.</w:t>
       </w:r>
       <w:r>
         <w:rPr>
@@ -11898,7 +11004,7 @@
         <w:footnoteReference w:id="124"/>
       </w:r>
       <w:r>
-        <w:t xml:space="preserve"> Die Auffassung der K trifft daher nicht zu; sie ist Eigentümerin der Gebäudereste geblieben.</w:t>
+        <w:t xml:space="preserve"> Die auf dem Grundstück der N verbliebenen Reste bilden kein Gebäude mehr, dessen Erhalt § 912 sichern könnte. Mit dem Schutzzweck der Norm ist auch die Duldungspflicht der N entfallen.</w:t>
       </w:r>
     </w:p>
     <w:p>
@@ -11906,7 +11012,7 @@
         <w:keepNext/>
         <w:keepLines/>
         <w:jc w:val="left"/>
-        <w:outlineLvl w:val="3"/>
+        <w:outlineLvl w:val="4"/>
       </w:pPr>
       <w:bookmarkStart w:id="5109" w:name="_TocG109"/>
       <w:r>
@@ -11914,13 +11020,13 @@
           <w:b/>
           <w:bCs/>
         </w:rPr>
-        <w:t xml:space="preserve">3. K als Zustandsstörerin</w:t>
+        <w:t xml:space="preserve">d) Eigentumslage an den Gebäuderesten</w:t>
       </w:r>
       <w:bookmarkEnd w:id="5109"/>
     </w:p>
     <w:p>
       <w:r>
-        <w:t xml:space="preserve">K müsste Störerin sein. Zu unterscheiden sind Handlungs- und Zustandsstörer.</w:t>
+        <w:t xml:space="preserve">Fraglich ist weiter, wem die Gebäudereste gehören. K meint, sie gehörten nun der N. Zwar sind fest mit dem Grund und Boden verbundene Gebäude gem. § 94 I grundsätzlich wesentliche Bestandteile des Grundstücks, auf dem sie stehen.</w:t>
       </w:r>
       <w:r>
         <w:rPr>
@@ -11929,7 +11035,7 @@
         <w:footnoteReference w:id="125"/>
       </w:r>
       <w:r>
-        <w:t xml:space="preserve"> Handlungsstörer ist, wer die Beeinträchtigung durch sein Verhalten adäquat verursacht hat.</w:t>
+        <w:t xml:space="preserve"> Beim Überbau gilt aufgrund der §§ 912 ff. jedoch eine abweichende Zuordnung zum Stammgrundstück.</w:t>
       </w:r>
       <w:r>
         <w:rPr>
@@ -11938,7 +11044,7 @@
         <w:footnoteReference w:id="126"/>
       </w:r>
       <w:r>
-        <w:t xml:space="preserve"> Als Zustandsstörer haftet dagegen, wer die Beeinträchtigung nicht selbst herbeigeführt hat, sie aber durch seinen maßgebenden Willen aufrechterhält.</w:t>
+        <w:t xml:space="preserve"> Der Abriss des auf dem Stammgrundstück stehenden Teils ändert an dieser Zuordnung nichts, sodass die Reste nicht nachträglich Bestandteil des Grundstücks der N werden.</w:t>
       </w:r>
       <w:r>
         <w:rPr>
@@ -11947,16 +11053,7 @@
         <w:footnoteReference w:id="127"/>
       </w:r>
       <w:r>
-        <w:t xml:space="preserve"> Voraussetzung ist, dass er die Störung beseitigen kann und sie ihm zurechenbar ist.</w:t>
-      </w:r>
-      <w:r>
-        <w:rPr>
-          <w:rStyle w:val="Funotenzeichen"/>
-        </w:rPr>
-        <w:footnoteReference w:id="128"/>
-      </w:r>
-      <w:r>
-        <w:t xml:space="preserve"> Zwar hat nicht K, sondern der Vater der V den Anbau errichtet. K ist jedoch Eigentümerin der Gebäudereste und kann diese beseitigen. Zudem hat sie durch den Teilabriss selbst bewirkt, dass aus dem zu duldenden Überbau eine nicht mehr zu duldende Beeinträchtigung wurde, und lässt die Reste bewusst stehen. Die Beeinträchtigung ist ihr daher zurechenbar; K ist jedenfalls Zustandsstörerin.</w:t>
+        <w:t xml:space="preserve"> Die Auffassung der K trifft daher nicht zu; sie ist Eigentümerin der Gebäudereste geblieben.</w:t>
       </w:r>
     </w:p>
     <w:p>
@@ -11972,13 +11069,40 @@
           <w:b/>
           <w:bCs/>
         </w:rPr>
-        <w:t xml:space="preserve">4. Kein Ausschluss nach § 1004 II BGB</w:t>
+        <w:t xml:space="preserve">3. Verantwortlichkeit der K als Störerin</w:t>
       </w:r>
       <w:bookmarkEnd w:id="5110"/>
     </w:p>
     <w:p>
       <w:r>
-        <w:t xml:space="preserve">Die Duldungspflicht aus § 912 I ist mit dem Teilabriss entfallen. Andere Gründe, aus denen N die Gebäudereste dulden müsste, sind nicht ersichtlich. Der Anspruch ist daher nicht gem. § 1004 II ausgeschlossen.</w:t>
+        <w:t xml:space="preserve">K müsste Störerin sein. Handlungsstörer ist, wer die Beeinträchtigung durch sein Verhalten adäquat verursacht hat;</w:t>
+      </w:r>
+      <w:r>
+        <w:rPr>
+          <w:rStyle w:val="Funotenzeichen"/>
+        </w:rPr>
+        <w:footnoteReference w:id="128"/>
+      </w:r>
+      <w:r>
+        <w:t xml:space="preserve"> als Zustandsstörer haftet dagegen, wer sie nicht selbst herbeigeführt hat, aber durch seinen maßgebenden Willen aufrechterhält.</w:t>
+      </w:r>
+      <w:r>
+        <w:rPr>
+          <w:rStyle w:val="Funotenzeichen"/>
+        </w:rPr>
+        <w:footnoteReference w:id="129"/>
+      </w:r>
+      <w:r>
+        <w:t xml:space="preserve"> Voraussetzung ist, dass er die Störung beseitigen kann und sie ihm zurechenbar ist.</w:t>
+      </w:r>
+      <w:r>
+        <w:rPr>
+          <w:rStyle w:val="Funotenzeichen"/>
+        </w:rPr>
+        <w:footnoteReference w:id="130"/>
+      </w:r>
+      <w:r>
+        <w:t xml:space="preserve"> Zwar hat nicht K, sondern der Vater der V den Anbau errichtet. K ist jedoch Eigentümerin der Gebäudereste und kann diese beseitigen. Zudem hat sie durch den Teilabriss selbst bewirkt, dass aus dem zu duldenden Überbau eine nicht mehr zu duldende Beeinträchtigung wurde, und lässt die Reste bewusst stehen. Die Beeinträchtigung ist ihr daher zurechenbar; K ist jedenfalls Zustandsstörerin.</w:t>
       </w:r>
     </w:p>
     <w:p>
@@ -11994,9 +11118,31 @@
           <w:b/>
           <w:bCs/>
         </w:rPr>
+        <w:t xml:space="preserve">4. Kein Ausschluss nach § 1004 II BGB</w:t>
+      </w:r>
+      <w:bookmarkEnd w:id="5111"/>
+    </w:p>
+    <w:p>
+      <w:r>
+        <w:t xml:space="preserve">Schließlich dürfte N nicht gem. § 1004 II zur Duldung verpflichtet sein. Die Duldungspflicht aus § 912 I ist mit dem Teilabriss entfallen; andere Duldungsgründe sind nicht ersichtlich.</w:t>
+      </w:r>
+    </w:p>
+    <w:p>
+      <w:pPr>
+        <w:keepNext/>
+        <w:keepLines/>
+        <w:jc w:val="left"/>
+        <w:outlineLvl w:val="3"/>
+      </w:pPr>
+      <w:bookmarkStart w:id="5112" w:name="_TocG112"/>
+      <w:r>
+        <w:rPr>
+          <w:b/>
+          <w:bCs/>
+        </w:rPr>
         <w:t xml:space="preserve">5. Ergebnis zu Frage 4</w:t>
       </w:r>
-      <w:bookmarkEnd w:id="5111"/>
+      <w:bookmarkEnd w:id="5112"/>
     </w:p>
     <w:p>
       <w:r>
@@ -12296,7 +11442,7 @@
         <w:footnoteRef/>
       </w:r>
       <w:r>
-        <w:t xml:space="preserve"> </w:t>
+        <w:t xml:space="preserve"> [Quelle einfügen: Bearbeiter, in: Werk, § … Rn. …; BGH, Urt. v. … – Az. …, Fundstelle …; Bearbeiter, in: Werk, § … Rn. …; Bearbeiter, in: Werk, § … Rn. …]</w:t>
       </w:r>
     </w:p>
   </w:footnote>
@@ -12312,7 +11458,7 @@
         <w:footnoteRef/>
       </w:r>
       <w:r>
-        <w:t xml:space="preserve"> </w:t>
+        <w:t xml:space="preserve"> [Quelle einfügen]</w:t>
       </w:r>
     </w:p>
   </w:footnote>
@@ -12328,7 +11474,7 @@
         <w:footnoteRef/>
       </w:r>
       <w:r>
-        <w:t xml:space="preserve"> </w:t>
+        <w:t xml:space="preserve"> [Quelle einfügen]</w:t>
       </w:r>
     </w:p>
   </w:footnote>
@@ -12344,7 +11490,7 @@
         <w:footnoteRef/>
       </w:r>
       <w:r>
-        <w:t xml:space="preserve"> </w:t>
+        <w:t xml:space="preserve"> [Quelle einfügen]</w:t>
       </w:r>
     </w:p>
   </w:footnote>
@@ -12360,7 +11506,7 @@
         <w:footnoteRef/>
       </w:r>
       <w:r>
-        <w:t xml:space="preserve"> </w:t>
+        <w:t xml:space="preserve"> [Quelle einfügen]</w:t>
       </w:r>
     </w:p>
   </w:footnote>
@@ -12376,7 +11522,7 @@
         <w:footnoteRef/>
       </w:r>
       <w:r>
-        <w:t xml:space="preserve"> </w:t>
+        <w:t xml:space="preserve"> [Quelle einfügen]</w:t>
       </w:r>
     </w:p>
   </w:footnote>
@@ -12392,7 +11538,7 @@
         <w:footnoteRef/>
       </w:r>
       <w:r>
-        <w:t xml:space="preserve"> </w:t>
+        <w:t xml:space="preserve"> [Quelle einfügen]</w:t>
       </w:r>
     </w:p>
   </w:footnote>
@@ -12408,7 +11554,7 @@
         <w:footnoteRef/>
       </w:r>
       <w:r>
-        <w:t xml:space="preserve"> </w:t>
+        <w:t xml:space="preserve"> [Quelle einfügen]</w:t>
       </w:r>
     </w:p>
   </w:footnote>
@@ -12424,7 +11570,7 @@
         <w:footnoteRef/>
       </w:r>
       <w:r>
-        <w:t xml:space="preserve"> </w:t>
+        <w:t xml:space="preserve"> [Quelle einfügen]</w:t>
       </w:r>
     </w:p>
   </w:footnote>
@@ -12440,7 +11586,7 @@
         <w:footnoteRef/>
       </w:r>
       <w:r>
-        <w:t xml:space="preserve"> </w:t>
+        <w:t xml:space="preserve"> [Quelle einfügen]</w:t>
       </w:r>
     </w:p>
   </w:footnote>
@@ -12456,7 +11602,7 @@
         <w:footnoteRef/>
       </w:r>
       <w:r>
-        <w:t xml:space="preserve"> </w:t>
+        <w:t xml:space="preserve"> [Quelle einfügen: Bearbeiter, in: Werk, § … Rn. …; BGH, Urt. v. … – Az. …, Fundstelle …]</w:t>
       </w:r>
     </w:p>
   </w:footnote>
@@ -12472,7 +11618,7 @@
         <w:footnoteRef/>
       </w:r>
       <w:r>
-        <w:t xml:space="preserve"> </w:t>
+        <w:t xml:space="preserve"> [Quelle einfügen: Bearbeiter, in: Werk, § … Rn. …; BGH, Urt. v. … – Az. …, Fundstelle …]</w:t>
       </w:r>
     </w:p>
   </w:footnote>
@@ -12488,7 +11634,7 @@
         <w:footnoteRef/>
       </w:r>
       <w:r>
-        <w:t xml:space="preserve"> </w:t>
+        <w:t xml:space="preserve"> [Quelle einfügen]</w:t>
       </w:r>
     </w:p>
   </w:footnote>
@@ -12504,7 +11650,7 @@
         <w:footnoteRef/>
       </w:r>
       <w:r>
-        <w:t xml:space="preserve"> </w:t>
+        <w:t xml:space="preserve"> [Quelle einfügen]</w:t>
       </w:r>
     </w:p>
   </w:footnote>
@@ -12520,7 +11666,7 @@
         <w:footnoteRef/>
       </w:r>
       <w:r>
-        <w:t xml:space="preserve"> </w:t>
+        <w:t xml:space="preserve"> [Quelle einfügen]</w:t>
       </w:r>
     </w:p>
   </w:footnote>
@@ -12536,7 +11682,7 @@
         <w:footnoteRef/>
       </w:r>
       <w:r>
-        <w:t xml:space="preserve"> </w:t>
+        <w:t xml:space="preserve"> [Quelle einfügen]</w:t>
       </w:r>
     </w:p>
   </w:footnote>
@@ -12552,7 +11698,7 @@
         <w:footnoteRef/>
       </w:r>
       <w:r>
-        <w:t xml:space="preserve"> </w:t>
+        <w:t xml:space="preserve"> [Quelle einfügen]</w:t>
       </w:r>
     </w:p>
   </w:footnote>
@@ -12568,7 +11714,7 @@
         <w:footnoteRef/>
       </w:r>
       <w:r>
-        <w:t xml:space="preserve"> </w:t>
+        <w:t xml:space="preserve"> [Quelle einfügen: Bearbeiter, in: Werk, § … Rn. …; BGH, Urt. v. … – Az. …, Fundstelle …]</w:t>
       </w:r>
     </w:p>
   </w:footnote>
@@ -12584,7 +11730,7 @@
         <w:footnoteRef/>
       </w:r>
       <w:r>
-        <w:t xml:space="preserve"> </w:t>
+        <w:t xml:space="preserve"> [Quelle einfügen]</w:t>
       </w:r>
     </w:p>
   </w:footnote>
@@ -12600,7 +11746,7 @@
         <w:footnoteRef/>
       </w:r>
       <w:r>
-        <w:t xml:space="preserve"> </w:t>
+        <w:t xml:space="preserve"> [Quelle einfügen: Bearbeiter, in: Werk, § … Rn. …; BGH, Urt. v. … – Az. …, Fundstelle …; Bearbeiter, in: Werk, § … Rn. …]</w:t>
       </w:r>
     </w:p>
   </w:footnote>
@@ -12616,7 +11762,7 @@
         <w:footnoteRef/>
       </w:r>
       <w:r>
-        <w:t xml:space="preserve"> </w:t>
+        <w:t xml:space="preserve"> [Quelle einfügen: Bearbeiter, in: Werk, § … Rn. …; BGH, Urt. v. … – Az. …, Fundstelle …; Bearbeiter, in: Werk, § … Rn. …; Bearbeiter, in: Werk, § … Rn. …]</w:t>
       </w:r>
     </w:p>
   </w:footnote>
@@ -12632,7 +11778,7 @@
         <w:footnoteRef/>
       </w:r>
       <w:r>
-        <w:t xml:space="preserve"> </w:t>
+        <w:t xml:space="preserve"> [Quelle einfügen]</w:t>
       </w:r>
     </w:p>
   </w:footnote>
@@ -12648,7 +11794,7 @@
         <w:footnoteRef/>
       </w:r>
       <w:r>
-        <w:t xml:space="preserve"> </w:t>
+        <w:t xml:space="preserve"> [Quelle einfügen]</w:t>
       </w:r>
     </w:p>
   </w:footnote>
@@ -12664,7 +11810,7 @@
         <w:footnoteRef/>
       </w:r>
       <w:r>
-        <w:t xml:space="preserve"> </w:t>
+        <w:t xml:space="preserve"> [Quelle einfügen]</w:t>
       </w:r>
     </w:p>
   </w:footnote>
@@ -12680,7 +11826,7 @@
         <w:footnoteRef/>
       </w:r>
       <w:r>
-        <w:t xml:space="preserve"> </w:t>
+        <w:t xml:space="preserve"> [Quelle einfügen: Bearbeiter, in: Werk, § … Rn. …; BGH, Urt. v. … – Az. …, Fundstelle …; Bearbeiter, in: Werk, § … Rn. …; Bearbeiter, in: Werk, § … Rn. …; BGH, Urt. v. … – Az. …, Fundstelle …]</w:t>
       </w:r>
     </w:p>
   </w:footnote>
@@ -12696,7 +11842,7 @@
         <w:footnoteRef/>
       </w:r>
       <w:r>
-        <w:t xml:space="preserve"> </w:t>
+        <w:t xml:space="preserve"> [Quelle einfügen: Bearbeiter, in: Werk, § … Rn. …; BGH, Urt. v. … – Az. …, Fundstelle …; Bearbeiter, in: Werk, § … Rn. …; Bearbeiter, in: Werk, § … Rn. …]</w:t>
       </w:r>
     </w:p>
   </w:footnote>
@@ -12712,7 +11858,7 @@
         <w:footnoteRef/>
       </w:r>
       <w:r>
-        <w:t xml:space="preserve"> </w:t>
+        <w:t xml:space="preserve"> [Quelle einfügen: Bearbeiter, in: Werk, § … Rn. …; BGH, Urt. v. … – Az. …, Fundstelle …]</w:t>
       </w:r>
     </w:p>
   </w:footnote>
@@ -12728,7 +11874,7 @@
         <w:footnoteRef/>
       </w:r>
       <w:r>
-        <w:t xml:space="preserve"> </w:t>
+        <w:t xml:space="preserve"> [Quelle einfügen]</w:t>
       </w:r>
     </w:p>
   </w:footnote>
@@ -12744,7 +11890,7 @@
         <w:footnoteRef/>
       </w:r>
       <w:r>
-        <w:t xml:space="preserve"> </w:t>
+        <w:t xml:space="preserve"> [Quelle einfügen: Bearbeiter, in: Werk, § … Rn. …; BGH, Urt. v. … – Az. …, Fundstelle …]</w:t>
       </w:r>
     </w:p>
   </w:footnote>
@@ -12760,7 +11906,7 @@
         <w:footnoteRef/>
       </w:r>
       <w:r>
-        <w:t xml:space="preserve"> </w:t>
+        <w:t xml:space="preserve"> [Quelle einfügen: Bearbeiter, in: Werk, § … Rn. …; BGH, Urt. v. … – Az. …, Fundstelle …]</w:t>
       </w:r>
     </w:p>
   </w:footnote>
@@ -12776,7 +11922,7 @@
         <w:footnoteRef/>
       </w:r>
       <w:r>
-        <w:t xml:space="preserve"> </w:t>
+        <w:t xml:space="preserve"> [Quelle einfügen: Bearbeiter, in: Werk, § … Rn. …; BGH, Urt. v. … – Az. …, Fundstelle …; Bearbeiter, in: Werk, § … Rn. …; Bearbeiter, in: Werk, § … Rn. …]</w:t>
       </w:r>
     </w:p>
   </w:footnote>
@@ -12792,7 +11938,7 @@
         <w:footnoteRef/>
       </w:r>
       <w:r>
-        <w:t xml:space="preserve"> </w:t>
+        <w:t xml:space="preserve"> [Quelle einfügen: Bearbeiter, in: Werk, § … Rn. …; BGH, Urt. v. … – Az. …, Fundstelle …]</w:t>
       </w:r>
     </w:p>
   </w:footnote>
@@ -12808,7 +11954,7 @@
         <w:footnoteRef/>
       </w:r>
       <w:r>
-        <w:t xml:space="preserve"> </w:t>
+        <w:t xml:space="preserve"> [Quelle einfügen: Bearbeiter, in: Werk, § … Rn. …; BGH, Urt. v. … – Az. …, Fundstelle …]</w:t>
       </w:r>
     </w:p>
   </w:footnote>
@@ -12824,7 +11970,7 @@
         <w:footnoteRef/>
       </w:r>
       <w:r>
-        <w:t xml:space="preserve"> </w:t>
+        <w:t xml:space="preserve"> [Quelle einfügen: Bearbeiter, in: Werk, § … Rn. …; BGH, Urt. v. … – Az. …, Fundstelle …; Bearbeiter, in: Werk, § … Rn. …]</w:t>
       </w:r>
     </w:p>
   </w:footnote>
@@ -12840,7 +11986,7 @@
         <w:footnoteRef/>
       </w:r>
       <w:r>
-        <w:t xml:space="preserve"> </w:t>
+        <w:t xml:space="preserve"> [Quelle einfügen: Bearbeiter, in: Werk, § … Rn. …; BGH, Urt. v. … – Az. …, Fundstelle …; Bearbeiter, in: Werk, § … Rn. …]</w:t>
       </w:r>
     </w:p>
   </w:footnote>
@@ -12856,7 +12002,7 @@
         <w:footnoteRef/>
       </w:r>
       <w:r>
-        <w:t xml:space="preserve"> </w:t>
+        <w:t xml:space="preserve"> [Quelle einfügen]</w:t>
       </w:r>
     </w:p>
   </w:footnote>
@@ -12872,7 +12018,7 @@
         <w:footnoteRef/>
       </w:r>
       <w:r>
-        <w:t xml:space="preserve"> </w:t>
+        <w:t xml:space="preserve"> [Quelle einfügen: Bearbeiter, in: Werk, § … Rn. …; BGH, Urt. v. … – Az. …, Fundstelle …; Bearbeiter, in: Werk, § … Rn. …]</w:t>
       </w:r>
     </w:p>
   </w:footnote>
@@ -12888,7 +12034,7 @@
         <w:footnoteRef/>
       </w:r>
       <w:r>
-        <w:t xml:space="preserve"> </w:t>
+        <w:t xml:space="preserve"> [Quelle einfügen: Bearbeiter, in: Werk, § … Rn. …; BGH, Urt. v. … – Az. …, Fundstelle …; Bearbeiter, in: Werk, § … Rn. …; Bearbeiter, in: Werk, § … Rn. …; BGH, Urt. v. … – Az. …, Fundstelle …; Bearbeiter, in: Werk, § … Rn. …]</w:t>
       </w:r>
     </w:p>
   </w:footnote>
@@ -12904,7 +12050,7 @@
         <w:footnoteRef/>
       </w:r>
       <w:r>
-        <w:t xml:space="preserve"> </w:t>
+        <w:t xml:space="preserve"> [Quelle einfügen]</w:t>
       </w:r>
     </w:p>
   </w:footnote>
@@ -12920,7 +12066,7 @@
         <w:footnoteRef/>
       </w:r>
       <w:r>
-        <w:t xml:space="preserve"> </w:t>
+        <w:t xml:space="preserve"> [Quelle einfügen: Bearbeiter, in: Werk, § … Rn. …; BGH, Urt. v. … – Az. …, Fundstelle …; Bearbeiter, in: Werk, § … Rn. …]</w:t>
       </w:r>
     </w:p>
   </w:footnote>
@@ -12936,7 +12082,7 @@
         <w:footnoteRef/>
       </w:r>
       <w:r>
-        <w:t xml:space="preserve"> </w:t>
+        <w:t xml:space="preserve"> [Quelle einfügen: Bearbeiter, in: Werk, § … Rn. …; BGH, Urt. v. … – Az. …, Fundstelle …]</w:t>
       </w:r>
     </w:p>
   </w:footnote>
@@ -12952,7 +12098,7 @@
         <w:footnoteRef/>
       </w:r>
       <w:r>
-        <w:t xml:space="preserve"> </w:t>
+        <w:t xml:space="preserve"> [Quelle einfügen]</w:t>
       </w:r>
     </w:p>
   </w:footnote>
@@ -12968,7 +12114,7 @@
         <w:footnoteRef/>
       </w:r>
       <w:r>
-        <w:t xml:space="preserve"> </w:t>
+        <w:t xml:space="preserve"> [Quelle einfügen: Bearbeiter, in: Werk, § … Rn. …; BGH, Urt. v. … – Az. …, Fundstelle …; Bearbeiter, in: Werk, § … Rn. …; Bearbeiter, in: Werk, § … Rn. …; BGH, Urt. v. … – Az. …, Fundstelle …]</w:t>
       </w:r>
     </w:p>
   </w:footnote>
@@ -12984,7 +12130,7 @@
         <w:footnoteRef/>
       </w:r>
       <w:r>
-        <w:t xml:space="preserve"> </w:t>
+        <w:t xml:space="preserve"> [Quelle einfügen]</w:t>
       </w:r>
     </w:p>
   </w:footnote>
@@ -13000,7 +12146,7 @@
         <w:footnoteRef/>
       </w:r>
       <w:r>
-        <w:t xml:space="preserve"> </w:t>
+        <w:t xml:space="preserve"> [Quelle einfügen: Bearbeiter, in: Werk, § … Rn. …; BGH, Urt. v. … – Az. …, Fundstelle …; Bearbeiter, in: Werk, § … Rn. …]</w:t>
       </w:r>
     </w:p>
   </w:footnote>
@@ -13016,7 +12162,7 @@
         <w:footnoteRef/>
       </w:r>
       <w:r>
-        <w:t xml:space="preserve"> </w:t>
+        <w:t xml:space="preserve"> [Quelle einfügen: Bearbeiter, in: Werk, § … Rn. …; BGH, Urt. v. … – Az. …, Fundstelle …; Bearbeiter, in: Werk, § … Rn. …]</w:t>
       </w:r>
     </w:p>
   </w:footnote>
@@ -13032,7 +12178,7 @@
         <w:footnoteRef/>
       </w:r>
       <w:r>
-        <w:t xml:space="preserve"> </w:t>
+        <w:t xml:space="preserve"> [Quelle einfügen]</w:t>
       </w:r>
     </w:p>
   </w:footnote>
@@ -13048,7 +12194,7 @@
         <w:footnoteRef/>
       </w:r>
       <w:r>
-        <w:t xml:space="preserve"> </w:t>
+        <w:t xml:space="preserve"> [Quelle einfügen: Bearbeiter, in: Werk, § … Rn. …; BGH, Urt. v. … – Az. …, Fundstelle …; Bearbeiter, in: Werk, § … Rn. …]</w:t>
       </w:r>
     </w:p>
   </w:footnote>
@@ -13064,7 +12210,7 @@
         <w:footnoteRef/>
       </w:r>
       <w:r>
-        <w:t xml:space="preserve"> </w:t>
+        <w:t xml:space="preserve"> [Quelle einfügen]</w:t>
       </w:r>
     </w:p>
   </w:footnote>
@@ -13080,7 +12226,7 @@
         <w:footnoteRef/>
       </w:r>
       <w:r>
-        <w:t xml:space="preserve"> </w:t>
+        <w:t xml:space="preserve"> [Quelle einfügen]</w:t>
       </w:r>
     </w:p>
   </w:footnote>
@@ -13096,7 +12242,7 @@
         <w:footnoteRef/>
       </w:r>
       <w:r>
-        <w:t xml:space="preserve"> </w:t>
+        <w:t xml:space="preserve"> [Quelle einfügen]</w:t>
       </w:r>
     </w:p>
   </w:footnote>
@@ -13112,7 +12258,7 @@
         <w:footnoteRef/>
       </w:r>
       <w:r>
-        <w:t xml:space="preserve"> </w:t>
+        <w:t xml:space="preserve"> [Quelle einfügen]</w:t>
       </w:r>
     </w:p>
   </w:footnote>
@@ -13128,7 +12274,7 @@
         <w:footnoteRef/>
       </w:r>
       <w:r>
-        <w:t xml:space="preserve"> </w:t>
+        <w:t xml:space="preserve"> [Quelle einfügen]</w:t>
       </w:r>
     </w:p>
   </w:footnote>
@@ -13144,7 +12290,7 @@
         <w:footnoteRef/>
       </w:r>
       <w:r>
-        <w:t xml:space="preserve"> </w:t>
+        <w:t xml:space="preserve"> [Quelle einfügen]</w:t>
       </w:r>
     </w:p>
   </w:footnote>
@@ -13160,7 +12306,7 @@
         <w:footnoteRef/>
       </w:r>
       <w:r>
-        <w:t xml:space="preserve"> </w:t>
+        <w:t xml:space="preserve"> [Quelle einfügen: Bearbeiter, in: Werk, § … Rn. …; BGH, Urt. v. … – Az. …, Fundstelle …; Bearbeiter, in: Werk, § … Rn. …; Bearbeiter, in: Werk, § … Rn. …]</w:t>
       </w:r>
     </w:p>
   </w:footnote>
@@ -13176,7 +12322,7 @@
         <w:footnoteRef/>
       </w:r>
       <w:r>
-        <w:t xml:space="preserve"> </w:t>
+        <w:t xml:space="preserve"> [Quelle einfügen]</w:t>
       </w:r>
     </w:p>
   </w:footnote>
@@ -13192,7 +12338,7 @@
         <w:footnoteRef/>
       </w:r>
       <w:r>
-        <w:t xml:space="preserve"> </w:t>
+        <w:t xml:space="preserve"> [Quelle einfügen: Bearbeiter, in: Werk, § … Rn. …; BGH, Urt. v. … – Az. …, Fundstelle …; Bearbeiter, in: Werk, § … Rn. …; Bearbeiter, in: Werk, § … Rn. …]</w:t>
       </w:r>
     </w:p>
   </w:footnote>
@@ -13208,7 +12354,7 @@
         <w:footnoteRef/>
       </w:r>
       <w:r>
-        <w:t xml:space="preserve"> </w:t>
+        <w:t xml:space="preserve"> [Quelle einfügen: Bearbeiter, in: Werk, § … Rn. …; BGH, Urt. v. … – Az. …, Fundstelle …]</w:t>
       </w:r>
     </w:p>
   </w:footnote>
@@ -13224,7 +12370,7 @@
         <w:footnoteRef/>
       </w:r>
       <w:r>
-        <w:t xml:space="preserve"> </w:t>
+        <w:t xml:space="preserve"> [Quelle einfügen: Bearbeiter, in: Werk, § … Rn. …; BGH, Urt. v. … – Az. …, Fundstelle …; Bearbeiter, in: Werk, § … Rn. …; Bearbeiter, in: Werk, § … Rn. …; BGH, Urt. v. … – Az. …, Fundstelle …]</w:t>
       </w:r>
     </w:p>
   </w:footnote>
@@ -13240,7 +12386,7 @@
         <w:footnoteRef/>
       </w:r>
       <w:r>
-        <w:t xml:space="preserve"> </w:t>
+        <w:t xml:space="preserve"> [Quelle einfügen: Bearbeiter, in: Werk, § … Rn. …; BGH, Urt. v. … – Az. …, Fundstelle …; Bearbeiter, in: Werk, § … Rn. …]</w:t>
       </w:r>
     </w:p>
   </w:footnote>
@@ -13256,7 +12402,7 @@
         <w:footnoteRef/>
       </w:r>
       <w:r>
-        <w:t xml:space="preserve"> </w:t>
+        <w:t xml:space="preserve"> [Quelle einfügen: Bearbeiter, in: Werk, § … Rn. …; BGH, Urt. v. … – Az. …, Fundstelle …; Bearbeiter, in: Werk, § … Rn. …; Bearbeiter, in: Werk, § … Rn. …]</w:t>
       </w:r>
     </w:p>
   </w:footnote>
@@ -13272,7 +12418,7 @@
         <w:footnoteRef/>
       </w:r>
       <w:r>
-        <w:t xml:space="preserve"> </w:t>
+        <w:t xml:space="preserve"> [Quelle einfügen]</w:t>
       </w:r>
     </w:p>
   </w:footnote>
@@ -13288,7 +12434,7 @@
         <w:footnoteRef/>
       </w:r>
       <w:r>
-        <w:t xml:space="preserve"> </w:t>
+        <w:t xml:space="preserve"> [Quelle einfügen]</w:t>
       </w:r>
     </w:p>
   </w:footnote>
@@ -13304,7 +12450,7 @@
         <w:footnoteRef/>
       </w:r>
       <w:r>
-        <w:t xml:space="preserve"> </w:t>
+        <w:t xml:space="preserve"> [Quelle einfügen]</w:t>
       </w:r>
     </w:p>
   </w:footnote>
@@ -13320,7 +12466,7 @@
         <w:footnoteRef/>
       </w:r>
       <w:r>
-        <w:t xml:space="preserve"> </w:t>
+        <w:t xml:space="preserve"> [Quelle einfügen: Bearbeiter, in: Werk, § … Rn. …; BGH, Urt. v. … – Az. …, Fundstelle …; Bearbeiter, in: Werk, § … Rn. …]</w:t>
       </w:r>
     </w:p>
   </w:footnote>
@@ -13336,7 +12482,7 @@
         <w:footnoteRef/>
       </w:r>
       <w:r>
-        <w:t xml:space="preserve"> </w:t>
+        <w:t xml:space="preserve"> [Quelle einfügen]</w:t>
       </w:r>
     </w:p>
   </w:footnote>
@@ -13352,7 +12498,7 @@
         <w:footnoteRef/>
       </w:r>
       <w:r>
-        <w:t xml:space="preserve"> </w:t>
+        <w:t xml:space="preserve"> [Quelle einfügen]</w:t>
       </w:r>
     </w:p>
   </w:footnote>
@@ -13368,7 +12514,7 @@
         <w:footnoteRef/>
       </w:r>
       <w:r>
-        <w:t xml:space="preserve"> </w:t>
+        <w:t xml:space="preserve"> [Quelle einfügen]</w:t>
       </w:r>
     </w:p>
   </w:footnote>
@@ -13384,7 +12530,7 @@
         <w:footnoteRef/>
       </w:r>
       <w:r>
-        <w:t xml:space="preserve"> </w:t>
+        <w:t xml:space="preserve"> [Quelle einfügen]</w:t>
       </w:r>
     </w:p>
   </w:footnote>
@@ -13400,7 +12546,7 @@
         <w:footnoteRef/>
       </w:r>
       <w:r>
-        <w:t xml:space="preserve"> </w:t>
+        <w:t xml:space="preserve"> [Quelle einfügen]</w:t>
       </w:r>
     </w:p>
   </w:footnote>
@@ -13416,7 +12562,7 @@
         <w:footnoteRef/>
       </w:r>
       <w:r>
-        <w:t xml:space="preserve"> </w:t>
+        <w:t xml:space="preserve"> [Quelle einfügen]</w:t>
       </w:r>
     </w:p>
   </w:footnote>
@@ -13432,7 +12578,7 @@
         <w:footnoteRef/>
       </w:r>
       <w:r>
-        <w:t xml:space="preserve"> </w:t>
+        <w:t xml:space="preserve"> [Quelle einfügen]</w:t>
       </w:r>
     </w:p>
   </w:footnote>
@@ -13448,7 +12594,7 @@
         <w:footnoteRef/>
       </w:r>
       <w:r>
-        <w:t xml:space="preserve"> </w:t>
+        <w:t xml:space="preserve"> [Quelle einfügen: Bearbeiter, in: Werk, § … Rn. …; BGH, Urt. v. … – Az. …, Fundstelle …; Bearbeiter, in: Werk, § … Rn. …; Bearbeiter, in: Werk, § … Rn. …]</w:t>
       </w:r>
     </w:p>
   </w:footnote>
@@ -13464,7 +12610,7 @@
         <w:footnoteRef/>
       </w:r>
       <w:r>
-        <w:t xml:space="preserve"> </w:t>
+        <w:t xml:space="preserve"> [Quelle einfügen]</w:t>
       </w:r>
     </w:p>
   </w:footnote>
@@ -13480,7 +12626,7 @@
         <w:footnoteRef/>
       </w:r>
       <w:r>
-        <w:t xml:space="preserve"> </w:t>
+        <w:t xml:space="preserve"> [Quelle einfügen]</w:t>
       </w:r>
     </w:p>
   </w:footnote>
@@ -13496,7 +12642,7 @@
         <w:footnoteRef/>
       </w:r>
       <w:r>
-        <w:t xml:space="preserve"> </w:t>
+        <w:t xml:space="preserve"> [Quelle einfügen: Bearbeiter, in: Werk, § … Rn. …; BGH, Urt. v. … – Az. …, Fundstelle …; Bearbeiter, in: Werk, § … Rn. …]</w:t>
       </w:r>
     </w:p>
   </w:footnote>
@@ -13512,7 +12658,7 @@
         <w:footnoteRef/>
       </w:r>
       <w:r>
-        <w:t xml:space="preserve"> </w:t>
+        <w:t xml:space="preserve"> [Quelle einfügen: Bearbeiter, in: Werk, § … Rn. …; BGH, Urt. v. … – Az. …, Fundstelle …]</w:t>
       </w:r>
     </w:p>
   </w:footnote>
@@ -13528,7 +12674,7 @@
         <w:footnoteRef/>
       </w:r>
       <w:r>
-        <w:t xml:space="preserve"> </w:t>
+        <w:t xml:space="preserve"> [Quelle einfügen]</w:t>
       </w:r>
     </w:p>
   </w:footnote>
@@ -13544,7 +12690,7 @@
         <w:footnoteRef/>
       </w:r>
       <w:r>
-        <w:t xml:space="preserve"> </w:t>
+        <w:t xml:space="preserve"> [Quelle einfügen]</w:t>
       </w:r>
     </w:p>
   </w:footnote>
@@ -13560,7 +12706,7 @@
         <w:footnoteRef/>
       </w:r>
       <w:r>
-        <w:t xml:space="preserve"> </w:t>
+        <w:t xml:space="preserve"> [Quelle einfügen]</w:t>
       </w:r>
     </w:p>
   </w:footnote>
@@ -13576,7 +12722,7 @@
         <w:footnoteRef/>
       </w:r>
       <w:r>
-        <w:t xml:space="preserve"> </w:t>
+        <w:t xml:space="preserve"> [Quelle einfügen: Bearbeiter, in: Werk, § … Rn. …; BGH, Urt. v. … – Az. …, Fundstelle …; Bearbeiter, in: Werk, § … Rn. …; Bearbeiter, in: Werk, § … Rn. …]</w:t>
       </w:r>
     </w:p>
   </w:footnote>
@@ -13592,7 +12738,7 @@
         <w:footnoteRef/>
       </w:r>
       <w:r>
-        <w:t xml:space="preserve"> </w:t>
+        <w:t xml:space="preserve"> [Quelle einfügen]</w:t>
       </w:r>
     </w:p>
   </w:footnote>
@@ -13608,7 +12754,7 @@
         <w:footnoteRef/>
       </w:r>
       <w:r>
-        <w:t xml:space="preserve"> </w:t>
+        <w:t xml:space="preserve"> [Quelle einfügen]</w:t>
       </w:r>
     </w:p>
   </w:footnote>
@@ -13624,7 +12770,7 @@
         <w:footnoteRef/>
       </w:r>
       <w:r>
-        <w:t xml:space="preserve"> </w:t>
+        <w:t xml:space="preserve"> [Quelle einfügen]</w:t>
       </w:r>
     </w:p>
   </w:footnote>
@@ -13640,7 +12786,7 @@
         <w:footnoteRef/>
       </w:r>
       <w:r>
-        <w:t xml:space="preserve"> </w:t>
+        <w:t xml:space="preserve"> [Quelle einfügen]</w:t>
       </w:r>
     </w:p>
   </w:footnote>
@@ -13656,7 +12802,7 @@
         <w:footnoteRef/>
       </w:r>
       <w:r>
-        <w:t xml:space="preserve"> </w:t>
+        <w:t xml:space="preserve"> [Quelle einfügen]</w:t>
       </w:r>
     </w:p>
   </w:footnote>
@@ -13672,7 +12818,7 @@
         <w:footnoteRef/>
       </w:r>
       <w:r>
-        <w:t xml:space="preserve"> </w:t>
+        <w:t xml:space="preserve"> [Quelle einfügen]</w:t>
       </w:r>
     </w:p>
   </w:footnote>
@@ -13688,7 +12834,7 @@
         <w:footnoteRef/>
       </w:r>
       <w:r>
-        <w:t xml:space="preserve"> </w:t>
+        <w:t xml:space="preserve"> [Quelle einfügen]</w:t>
       </w:r>
     </w:p>
   </w:footnote>
@@ -13704,7 +12850,7 @@
         <w:footnoteRef/>
       </w:r>
       <w:r>
-        <w:t xml:space="preserve"> </w:t>
+        <w:t xml:space="preserve"> [Quelle einfügen: Bearbeiter, in: Werk, § … Rn. …; BGH, Urt. v. … – Az. …, Fundstelle …; Bearbeiter, in: Werk, § … Rn. …]</w:t>
       </w:r>
     </w:p>
   </w:footnote>
@@ -13720,7 +12866,7 @@
         <w:footnoteRef/>
       </w:r>
       <w:r>
-        <w:t xml:space="preserve"> </w:t>
+        <w:t xml:space="preserve"> [Quelle einfügen]</w:t>
       </w:r>
     </w:p>
   </w:footnote>
@@ -13736,7 +12882,7 @@
         <w:footnoteRef/>
       </w:r>
       <w:r>
-        <w:t xml:space="preserve"> </w:t>
+        <w:t xml:space="preserve"> [Quelle einfügen: Bearbeiter, in: Werk, § … Rn. …; BGH, Urt. v. … – Az. …, Fundstelle …; Bearbeiter, in: Werk, § … Rn. …]</w:t>
       </w:r>
     </w:p>
   </w:footnote>
@@ -13752,7 +12898,7 @@
         <w:footnoteRef/>
       </w:r>
       <w:r>
-        <w:t xml:space="preserve"> </w:t>
+        <w:t xml:space="preserve"> [Quelle einfügen]</w:t>
       </w:r>
     </w:p>
   </w:footnote>
@@ -13768,7 +12914,7 @@
         <w:footnoteRef/>
       </w:r>
       <w:r>
-        <w:t xml:space="preserve"> </w:t>
+        <w:t xml:space="preserve"> [Quelle einfügen: Bearbeiter, in: Werk, § … Rn. …; BGH, Urt. v. … – Az. …, Fundstelle …]</w:t>
       </w:r>
     </w:p>
   </w:footnote>
@@ -13784,7 +12930,7 @@
         <w:footnoteRef/>
       </w:r>
       <w:r>
-        <w:t xml:space="preserve"> </w:t>
+        <w:t xml:space="preserve"> [Quelle einfügen]</w:t>
       </w:r>
     </w:p>
   </w:footnote>
@@ -13800,7 +12946,7 @@
         <w:footnoteRef/>
       </w:r>
       <w:r>
-        <w:t xml:space="preserve"> </w:t>
+        <w:t xml:space="preserve"> [Quelle einfügen: Bearbeiter, in: Werk, § … Rn. …; BGH, Urt. v. … – Az. …, Fundstelle …; Bearbeiter, in: Werk, § … Rn. …]</w:t>
       </w:r>
     </w:p>
   </w:footnote>
@@ -13816,7 +12962,7 @@
         <w:footnoteRef/>
       </w:r>
       <w:r>
-        <w:t xml:space="preserve"> </w:t>
+        <w:t xml:space="preserve"> [Quelle einfügen]</w:t>
       </w:r>
     </w:p>
   </w:footnote>
@@ -13832,7 +12978,7 @@
         <w:footnoteRef/>
       </w:r>
       <w:r>
-        <w:t xml:space="preserve"> </w:t>
+        <w:t xml:space="preserve"> [Quelle einfügen]</w:t>
       </w:r>
     </w:p>
   </w:footnote>
@@ -13848,7 +12994,7 @@
         <w:footnoteRef/>
       </w:r>
       <w:r>
-        <w:t xml:space="preserve"> </w:t>
+        <w:t xml:space="preserve"> [Quelle einfügen]</w:t>
       </w:r>
     </w:p>
   </w:footnote>
@@ -13864,7 +13010,7 @@
         <w:footnoteRef/>
       </w:r>
       <w:r>
-        <w:t xml:space="preserve"> </w:t>
+        <w:t xml:space="preserve"> [Quelle einfügen: Bearbeiter, in: Werk, § … Rn. …; BGH, Urt. v. … – Az. …, Fundstelle …]</w:t>
       </w:r>
     </w:p>
   </w:footnote>
@@ -13880,7 +13026,7 @@
         <w:footnoteRef/>
       </w:r>
       <w:r>
-        <w:t xml:space="preserve"> </w:t>
+        <w:t xml:space="preserve"> [Quelle einfügen]</w:t>
       </w:r>
     </w:p>
   </w:footnote>
@@ -13896,7 +13042,7 @@
         <w:footnoteRef/>
       </w:r>
       <w:r>
-        <w:t xml:space="preserve"> </w:t>
+        <w:t xml:space="preserve"> [Quelle einfügen]</w:t>
       </w:r>
     </w:p>
   </w:footnote>
@@ -13912,7 +13058,7 @@
         <w:footnoteRef/>
       </w:r>
       <w:r>
-        <w:t xml:space="preserve"> </w:t>
+        <w:t xml:space="preserve"> [Quelle einfügen: Bearbeiter, in: Werk, § … Rn. …; BGH, Urt. v. … – Az. …, Fundstelle …; Bearbeiter, in: Werk, § … Rn. …]</w:t>
       </w:r>
     </w:p>
   </w:footnote>
@@ -13928,7 +13074,7 @@
         <w:footnoteRef/>
       </w:r>
       <w:r>
-        <w:t xml:space="preserve"> </w:t>
+        <w:t xml:space="preserve"> [Quelle einfügen]</w:t>
       </w:r>
     </w:p>
   </w:footnote>
@@ -13944,7 +13090,7 @@
         <w:footnoteRef/>
       </w:r>
       <w:r>
-        <w:t xml:space="preserve"> </w:t>
+        <w:t xml:space="preserve"> [Quelle einfügen]</w:t>
       </w:r>
     </w:p>
   </w:footnote>
@@ -13960,7 +13106,7 @@
         <w:footnoteRef/>
       </w:r>
       <w:r>
-        <w:t xml:space="preserve"> </w:t>
+        <w:t xml:space="preserve"> [Quelle einfügen: Bearbeiter, in: Werk, § … Rn. …; BGH, Urt. v. … – Az. …, Fundstelle …]</w:t>
       </w:r>
     </w:p>
   </w:footnote>
@@ -13976,7 +13122,7 @@
         <w:footnoteRef/>
       </w:r>
       <w:r>
-        <w:t xml:space="preserve"> </w:t>
+        <w:t xml:space="preserve"> [Quelle einfügen]</w:t>
       </w:r>
     </w:p>
   </w:footnote>
@@ -13992,7 +13138,7 @@
         <w:footnoteRef/>
       </w:r>
       <w:r>
-        <w:t xml:space="preserve"> </w:t>
+        <w:t xml:space="preserve"> [Quelle einfügen: Bearbeiter, in: Werk, § … Rn. …; BGH, Urt. v. … – Az. …, Fundstelle …]</w:t>
       </w:r>
     </w:p>
   </w:footnote>
@@ -14008,7 +13154,7 @@
         <w:footnoteRef/>
       </w:r>
       <w:r>
-        <w:t xml:space="preserve"> </w:t>
+        <w:t xml:space="preserve"> [Quelle einfügen]</w:t>
       </w:r>
     </w:p>
   </w:footnote>
@@ -14024,7 +13170,7 @@
         <w:footnoteRef/>
       </w:r>
       <w:r>
-        <w:t xml:space="preserve"> </w:t>
+        <w:t xml:space="preserve"> [Quelle einfügen]</w:t>
       </w:r>
     </w:p>
   </w:footnote>
@@ -14040,7 +13186,7 @@
         <w:footnoteRef/>
       </w:r>
       <w:r>
-        <w:t xml:space="preserve"> </w:t>
+        <w:t xml:space="preserve"> [Quelle einfügen]</w:t>
       </w:r>
     </w:p>
   </w:footnote>
@@ -14056,7 +13202,7 @@
         <w:footnoteRef/>
       </w:r>
       <w:r>
-        <w:t xml:space="preserve"> </w:t>
+        <w:t xml:space="preserve"> [Quelle einfügen]</w:t>
       </w:r>
     </w:p>
   </w:footnote>
@@ -14072,7 +13218,7 @@
         <w:footnoteRef/>
       </w:r>
       <w:r>
-        <w:t xml:space="preserve"> </w:t>
+        <w:t xml:space="preserve"> [Quelle einfügen: Bearbeiter, in: Werk, § … Rn. …; BGH, Urt. v. … – Az. …, Fundstelle …]</w:t>
       </w:r>
     </w:p>
   </w:footnote>
@@ -14088,7 +13234,7 @@
         <w:footnoteRef/>
       </w:r>
       <w:r>
-        <w:t xml:space="preserve"> </w:t>
+        <w:t xml:space="preserve"> [Quelle einfügen: Bearbeiter, in: Werk, § … Rn. …; BGH, Urt. v. … – Az. …, Fundstelle …; Bearbeiter, in: Werk, § … Rn. …; Bearbeiter, in: Werk, § … Rn. …; BGH, Urt. v. … – Az. …, Fundstelle …; Bearbeiter, in: Werk, § … Rn. …; Bearbeiter, in: Werk, § … Rn. …; BGH, Urt. v. … – Az. …, Fundstelle …; Bearbeiter, in: Werk, § … Rn. …; Bearbeiter, in: Werk, § … Rn. …; BGH, Urt. v. … – Az. …, Fundstelle …]</w:t>
       </w:r>
     </w:p>
   </w:footnote>
@@ -14104,7 +13250,7 @@
         <w:footnoteRef/>
       </w:r>
       <w:r>
-        <w:t xml:space="preserve"> </w:t>
+        <w:t xml:space="preserve"> [Quelle einfügen]</w:t>
       </w:r>
     </w:p>
   </w:footnote>
@@ -14120,7 +13266,7 @@
         <w:footnoteRef/>
       </w:r>
       <w:r>
-        <w:t xml:space="preserve"> </w:t>
+        <w:t xml:space="preserve"> [Quelle einfügen]</w:t>
       </w:r>
     </w:p>
   </w:footnote>
@@ -14136,7 +13282,7 @@
         <w:footnoteRef/>
       </w:r>
       <w:r>
-        <w:t xml:space="preserve"> </w:t>
+        <w:t xml:space="preserve"> [Quelle einfügen]</w:t>
       </w:r>
     </w:p>
   </w:footnote>
@@ -14152,7 +13298,7 @@
         <w:footnoteRef/>
       </w:r>
       <w:r>
-        <w:t xml:space="preserve"> </w:t>
+        <w:t xml:space="preserve"> [Quelle einfügen]</w:t>
       </w:r>
     </w:p>
   </w:footnote>
@@ -14168,7 +13314,7 @@
         <w:footnoteRef/>
       </w:r>
       <w:r>
-        <w:t xml:space="preserve"> </w:t>
+        <w:t xml:space="preserve"> [Quelle einfügen]</w:t>
       </w:r>
     </w:p>
   </w:footnote>
@@ -14184,7 +13330,7 @@
         <w:footnoteRef/>
       </w:r>
       <w:r>
-        <w:t xml:space="preserve"> </w:t>
+        <w:t xml:space="preserve"> [Quelle einfügen: Bearbeiter, in: Werk, § … Rn. …; BGH, Urt. v. … – Az. …, Fundstelle …; Bearbeiter, in: Werk, § … Rn. …]</w:t>
       </w:r>
     </w:p>
   </w:footnote>
@@ -14200,7 +13346,7 @@
         <w:footnoteRef/>
       </w:r>
       <w:r>
-        <w:t xml:space="preserve"> </w:t>
+        <w:t xml:space="preserve"> [Quelle einfügen]</w:t>
       </w:r>
     </w:p>
   </w:footnote>
@@ -14216,7 +13362,7 @@
         <w:footnoteRef/>
       </w:r>
       <w:r>
-        <w:t xml:space="preserve"> </w:t>
+        <w:t xml:space="preserve"> [Quelle einfügen]</w:t>
       </w:r>
     </w:p>
   </w:footnote>
@@ -14232,7 +13378,7 @@
         <w:footnoteRef/>
       </w:r>
       <w:r>
-        <w:t xml:space="preserve"> </w:t>
+        <w:t xml:space="preserve"> [Quelle einfügen]</w:t>
       </w:r>
     </w:p>
   </w:footnote>
@@ -14248,7 +13394,7 @@
         <w:footnoteRef/>
       </w:r>
       <w:r>
-        <w:t xml:space="preserve"> </w:t>
+        <w:t xml:space="preserve"> [Quelle einfügen]</w:t>
       </w:r>
     </w:p>
   </w:footnote>
@@ -14264,7 +13410,7 @@
         <w:footnoteRef/>
       </w:r>
       <w:r>
-        <w:t xml:space="preserve"> </w:t>
+        <w:t xml:space="preserve"> [Quelle einfügen: Bearbeiter, in: Werk, § … Rn. …; BGH, Urt. v. … – Az. …, Fundstelle …]</w:t>
       </w:r>
     </w:p>
   </w:footnote>
@@ -14280,7 +13426,7 @@
         <w:footnoteRef/>
       </w:r>
       <w:r>
-        <w:t xml:space="preserve"> </w:t>
+        <w:t xml:space="preserve"> [Quelle einfügen]</w:t>
       </w:r>
     </w:p>
   </w:footnote>
@@ -14296,7 +13442,39 @@
         <w:footnoteRef/>
       </w:r>
       <w:r>
-        <w:t xml:space="preserve"> </w:t>
+        <w:t xml:space="preserve"> [Quelle einfügen: Bearbeiter, in: Werk, § … Rn. …; BGH, Urt. v. … – Az. …, Fundstelle …; Bearbeiter, in: Werk, § … Rn. …]</w:t>
+      </w:r>
+    </w:p>
+  </w:footnote>
+  <w:footnote w:id="129">
+    <w:p>
+      <w:pPr>
+        <w:pStyle w:val="Funotentext"/>
+      </w:pPr>
+      <w:r>
+        <w:rPr>
+          <w:rStyle w:val="Funotenzeichen"/>
+        </w:rPr>
+        <w:footnoteRef/>
+      </w:r>
+      <w:r>
+        <w:t xml:space="preserve"> [Quelle einfügen]</w:t>
+      </w:r>
+    </w:p>
+  </w:footnote>
+  <w:footnote w:id="130">
+    <w:p>
+      <w:pPr>
+        <w:pStyle w:val="Funotentext"/>
+      </w:pPr>
+      <w:r>
+        <w:rPr>
+          <w:rStyle w:val="Funotenzeichen"/>
+        </w:rPr>
+        <w:footnoteRef/>
+      </w:r>
+      <w:r>
+        <w:t xml:space="preserve"> [Quelle einfügen: Bearbeiter, in: Werk, § … Rn. …; BGH, Urt. v. … – Az. …, Fundstelle …]</w:t>
       </w:r>
     </w:p>
   </w:footnote>

--- a/Zivilrecht_Hausarbeit_WS_gekuerzt_25_Seiten.docx
+++ b/Zivilrecht_Hausarbeit_WS_gekuerzt_25_Seiten.docx
@@ -381,7 +381,7 @@
           <w:noProof/>
         </w:rPr>
         <w:tab/>
-        <w:t xml:space="preserve">Entstehung des Anspruchs</w:t>
+        <w:t xml:space="preserve">Anspruch entstanden</w:t>
       </w:r>
       <w:r>
         <w:rPr>
@@ -1311,7 +1311,7 @@
         <w:rPr>
           <w:noProof/>
         </w:rPr>
-        <w:t>4</w:t>
+        <w:t>3</w:t>
       </w:r>
       <w:r>
         <w:rPr>
@@ -1491,7 +1491,7 @@
         <w:rPr>
           <w:noProof/>
         </w:rPr>
-        <w:t>5</w:t>
+        <w:t>4</w:t>
       </w:r>
       <w:r>
         <w:rPr>
@@ -1731,7 +1731,7 @@
         <w:rPr>
           <w:noProof/>
         </w:rPr>
-        <w:t>6</w:t>
+        <w:t>5</w:t>
       </w:r>
       <w:r>
         <w:rPr>
@@ -1971,7 +1971,7 @@
         <w:rPr>
           <w:noProof/>
         </w:rPr>
-        <w:t>7</w:t>
+        <w:t>6</w:t>
       </w:r>
       <w:r>
         <w:rPr>
@@ -2151,7 +2151,7 @@
         <w:rPr>
           <w:noProof/>
         </w:rPr>
-        <w:t>8</w:t>
+        <w:t>7</w:t>
       </w:r>
       <w:r>
         <w:rPr>
@@ -2211,7 +2211,7 @@
         <w:rPr>
           <w:noProof/>
         </w:rPr>
-        <w:t>8</w:t>
+        <w:t>7</w:t>
       </w:r>
       <w:r>
         <w:rPr>
@@ -2271,7 +2271,7 @@
         <w:rPr>
           <w:noProof/>
         </w:rPr>
-        <w:t>9</w:t>
+        <w:t>8</w:t>
       </w:r>
       <w:r>
         <w:rPr>
@@ -2331,7 +2331,7 @@
         <w:rPr>
           <w:noProof/>
         </w:rPr>
-        <w:t>9</w:t>
+        <w:t>8</w:t>
       </w:r>
       <w:r>
         <w:rPr>
@@ -2391,7 +2391,7 @@
         <w:rPr>
           <w:noProof/>
         </w:rPr>
-        <w:t>9</w:t>
+        <w:t>8</w:t>
       </w:r>
       <w:r>
         <w:rPr>
@@ -2451,7 +2451,7 @@
         <w:rPr>
           <w:noProof/>
         </w:rPr>
-        <w:t>9</w:t>
+        <w:t>8</w:t>
       </w:r>
       <w:r>
         <w:rPr>
@@ -2631,7 +2631,7 @@
         <w:rPr>
           <w:noProof/>
         </w:rPr>
-        <w:t>10</w:t>
+        <w:t>9</w:t>
       </w:r>
       <w:r>
         <w:rPr>
@@ -2691,7 +2691,7 @@
         <w:rPr>
           <w:noProof/>
         </w:rPr>
-        <w:t>10</w:t>
+        <w:t>9</w:t>
       </w:r>
       <w:r>
         <w:rPr>
@@ -2811,7 +2811,7 @@
         <w:rPr>
           <w:noProof/>
         </w:rPr>
-        <w:t>11</w:t>
+        <w:t>10</w:t>
       </w:r>
       <w:r>
         <w:rPr>
@@ -2871,7 +2871,7 @@
         <w:rPr>
           <w:noProof/>
         </w:rPr>
-        <w:t>11</w:t>
+        <w:t>10</w:t>
       </w:r>
       <w:r>
         <w:rPr>
@@ -2931,7 +2931,7 @@
         <w:rPr>
           <w:noProof/>
         </w:rPr>
-        <w:t>11</w:t>
+        <w:t>10</w:t>
       </w:r>
       <w:r>
         <w:rPr>
@@ -2991,7 +2991,7 @@
         <w:rPr>
           <w:noProof/>
         </w:rPr>
-        <w:t>11</w:t>
+        <w:t>10</w:t>
       </w:r>
       <w:r>
         <w:rPr>
@@ -3051,7 +3051,7 @@
         <w:rPr>
           <w:noProof/>
         </w:rPr>
-        <w:t>11</w:t>
+        <w:t>10</w:t>
       </w:r>
       <w:r>
         <w:rPr>
@@ -3111,7 +3111,7 @@
         <w:rPr>
           <w:noProof/>
         </w:rPr>
-        <w:t>11</w:t>
+        <w:t>10</w:t>
       </w:r>
       <w:r>
         <w:rPr>
@@ -3171,7 +3171,7 @@
         <w:rPr>
           <w:noProof/>
         </w:rPr>
-        <w:t>12</w:t>
+        <w:t>11</w:t>
       </w:r>
       <w:r>
         <w:rPr>
@@ -3231,7 +3231,7 @@
         <w:rPr>
           <w:noProof/>
         </w:rPr>
-        <w:t>12</w:t>
+        <w:t>11</w:t>
       </w:r>
       <w:r>
         <w:rPr>
@@ -3291,7 +3291,7 @@
         <w:rPr>
           <w:noProof/>
         </w:rPr>
-        <w:t>12</w:t>
+        <w:t>11</w:t>
       </w:r>
       <w:r>
         <w:rPr>
@@ -3351,7 +3351,7 @@
         <w:rPr>
           <w:noProof/>
         </w:rPr>
-        <w:t>12</w:t>
+        <w:t>11</w:t>
       </w:r>
       <w:r>
         <w:rPr>
@@ -3411,7 +3411,7 @@
         <w:rPr>
           <w:noProof/>
         </w:rPr>
-        <w:t>12</w:t>
+        <w:t>11</w:t>
       </w:r>
       <w:r>
         <w:rPr>
@@ -3471,7 +3471,7 @@
         <w:rPr>
           <w:noProof/>
         </w:rPr>
-        <w:t>13</w:t>
+        <w:t>11</w:t>
       </w:r>
       <w:r>
         <w:rPr>
@@ -3531,7 +3531,7 @@
         <w:rPr>
           <w:noProof/>
         </w:rPr>
-        <w:t>13</w:t>
+        <w:t>12</w:t>
       </w:r>
       <w:r>
         <w:rPr>
@@ -3591,7 +3591,7 @@
         <w:rPr>
           <w:noProof/>
         </w:rPr>
-        <w:t>13</w:t>
+        <w:t>12</w:t>
       </w:r>
       <w:r>
         <w:rPr>
@@ -3651,7 +3651,7 @@
         <w:rPr>
           <w:noProof/>
         </w:rPr>
-        <w:t>14</w:t>
+        <w:t>13</w:t>
       </w:r>
       <w:r>
         <w:rPr>
@@ -3711,7 +3711,7 @@
         <w:rPr>
           <w:noProof/>
         </w:rPr>
-        <w:t>14</w:t>
+        <w:t>13</w:t>
       </w:r>
       <w:r>
         <w:rPr>
@@ -3771,7 +3771,7 @@
         <w:rPr>
           <w:noProof/>
         </w:rPr>
-        <w:t>15</w:t>
+        <w:t>13</w:t>
       </w:r>
       <w:r>
         <w:rPr>
@@ -3831,7 +3831,7 @@
         <w:rPr>
           <w:noProof/>
         </w:rPr>
-        <w:t>15</w:t>
+        <w:t>14</w:t>
       </w:r>
       <w:r>
         <w:rPr>
@@ -3891,7 +3891,7 @@
         <w:rPr>
           <w:noProof/>
         </w:rPr>
-        <w:t>15</w:t>
+        <w:t>14</w:t>
       </w:r>
       <w:r>
         <w:rPr>
@@ -3951,7 +3951,7 @@
         <w:rPr>
           <w:noProof/>
         </w:rPr>
-        <w:t>15</w:t>
+        <w:t>14</w:t>
       </w:r>
       <w:r>
         <w:rPr>
@@ -4011,7 +4011,7 @@
         <w:rPr>
           <w:noProof/>
         </w:rPr>
-        <w:t>16</w:t>
+        <w:t>14</w:t>
       </w:r>
       <w:r>
         <w:rPr>
@@ -4071,7 +4071,7 @@
         <w:rPr>
           <w:noProof/>
         </w:rPr>
-        <w:t>16</w:t>
+        <w:t>15</w:t>
       </w:r>
       <w:r>
         <w:rPr>
@@ -4131,7 +4131,7 @@
         <w:rPr>
           <w:noProof/>
         </w:rPr>
-        <w:t>16</w:t>
+        <w:t>15</w:t>
       </w:r>
       <w:r>
         <w:rPr>
@@ -4191,7 +4191,7 @@
         <w:rPr>
           <w:noProof/>
         </w:rPr>
-        <w:t>17</w:t>
+        <w:t>15</w:t>
       </w:r>
       <w:r>
         <w:rPr>
@@ -4251,7 +4251,7 @@
         <w:rPr>
           <w:noProof/>
         </w:rPr>
-        <w:t>17</w:t>
+        <w:t>16</w:t>
       </w:r>
       <w:r>
         <w:rPr>
@@ -4311,7 +4311,7 @@
         <w:rPr>
           <w:noProof/>
         </w:rPr>
-        <w:t>17</w:t>
+        <w:t>16</w:t>
       </w:r>
       <w:r>
         <w:rPr>
@@ -4371,7 +4371,7 @@
         <w:rPr>
           <w:noProof/>
         </w:rPr>
-        <w:t>17</w:t>
+        <w:t>16</w:t>
       </w:r>
       <w:r>
         <w:rPr>
@@ -4431,7 +4431,7 @@
         <w:rPr>
           <w:noProof/>
         </w:rPr>
-        <w:t>17</w:t>
+        <w:t>16</w:t>
       </w:r>
       <w:r>
         <w:rPr>
@@ -4491,7 +4491,7 @@
         <w:rPr>
           <w:noProof/>
         </w:rPr>
-        <w:t>18</w:t>
+        <w:t>16</w:t>
       </w:r>
       <w:r>
         <w:rPr>
@@ -4551,7 +4551,7 @@
         <w:rPr>
           <w:noProof/>
         </w:rPr>
-        <w:t>18</w:t>
+        <w:t>16</w:t>
       </w:r>
       <w:r>
         <w:rPr>
@@ -4611,7 +4611,7 @@
         <w:rPr>
           <w:noProof/>
         </w:rPr>
-        <w:t>18</w:t>
+        <w:t>16</w:t>
       </w:r>
       <w:r>
         <w:rPr>
@@ -4671,7 +4671,7 @@
         <w:rPr>
           <w:noProof/>
         </w:rPr>
-        <w:t>18</w:t>
+        <w:t>17</w:t>
       </w:r>
       <w:r>
         <w:rPr>
@@ -4701,7 +4701,7 @@
           <w:noProof/>
         </w:rPr>
         <w:tab/>
-        <w:t xml:space="preserve">Entstehung des Rückzahlungsanspruchs</w:t>
+        <w:t xml:space="preserve">Rückzahlungsanspruch entstanden</w:t>
       </w:r>
       <w:r>
         <w:rPr>
@@ -4731,7 +4731,7 @@
         <w:rPr>
           <w:noProof/>
         </w:rPr>
-        <w:t>18</w:t>
+        <w:t>17</w:t>
       </w:r>
       <w:r>
         <w:rPr>
@@ -4791,7 +4791,7 @@
         <w:rPr>
           <w:noProof/>
         </w:rPr>
-        <w:t>18</w:t>
+        <w:t>17</w:t>
       </w:r>
       <w:r>
         <w:rPr>
@@ -4851,7 +4851,7 @@
         <w:rPr>
           <w:noProof/>
         </w:rPr>
-        <w:t>18</w:t>
+        <w:t>17</w:t>
       </w:r>
       <w:r>
         <w:rPr>
@@ -4911,7 +4911,7 @@
         <w:rPr>
           <w:noProof/>
         </w:rPr>
-        <w:t>18</w:t>
+        <w:t>17</w:t>
       </w:r>
       <w:r>
         <w:rPr>
@@ -4971,7 +4971,7 @@
         <w:rPr>
           <w:noProof/>
         </w:rPr>
-        <w:t>19</w:t>
+        <w:t>17</w:t>
       </w:r>
       <w:r>
         <w:rPr>
@@ -5001,7 +5001,7 @@
           <w:noProof/>
         </w:rPr>
         <w:tab/>
-        <w:t xml:space="preserve">Erlöschen durch Aufrechnung, § 389 BGB</w:t>
+        <w:t xml:space="preserve">Rückzahlungsanspruch erloschen, § 389 BGB</w:t>
       </w:r>
       <w:r>
         <w:rPr>
@@ -5031,7 +5031,7 @@
         <w:rPr>
           <w:noProof/>
         </w:rPr>
-        <w:t>19</w:t>
+        <w:t>17</w:t>
       </w:r>
       <w:r>
         <w:rPr>
@@ -5091,7 +5091,7 @@
         <w:rPr>
           <w:noProof/>
         </w:rPr>
-        <w:t>19</w:t>
+        <w:t>17</w:t>
       </w:r>
       <w:r>
         <w:rPr>
@@ -5151,7 +5151,7 @@
         <w:rPr>
           <w:noProof/>
         </w:rPr>
-        <w:t>19</w:t>
+        <w:t>17</w:t>
       </w:r>
       <w:r>
         <w:rPr>
@@ -5211,7 +5211,7 @@
         <w:rPr>
           <w:noProof/>
         </w:rPr>
-        <w:t>19</w:t>
+        <w:t>18</w:t>
       </w:r>
       <w:r>
         <w:rPr>
@@ -5271,7 +5271,7 @@
         <w:rPr>
           <w:noProof/>
         </w:rPr>
-        <w:t>19</w:t>
+        <w:t>18</w:t>
       </w:r>
       <w:r>
         <w:rPr>
@@ -5331,7 +5331,7 @@
         <w:rPr>
           <w:noProof/>
         </w:rPr>
-        <w:t>19</w:t>
+        <w:t>18</w:t>
       </w:r>
       <w:r>
         <w:rPr>
@@ -5391,7 +5391,7 @@
         <w:rPr>
           <w:noProof/>
         </w:rPr>
-        <w:t>19</w:t>
+        <w:t>18</w:t>
       </w:r>
       <w:r>
         <w:rPr>
@@ -5451,7 +5451,7 @@
         <w:rPr>
           <w:noProof/>
         </w:rPr>
-        <w:t>20</w:t>
+        <w:t>19</w:t>
       </w:r>
       <w:r>
         <w:rPr>
@@ -5511,7 +5511,7 @@
         <w:rPr>
           <w:noProof/>
         </w:rPr>
-        <w:t>20</w:t>
+        <w:t>19</w:t>
       </w:r>
       <w:r>
         <w:rPr>
@@ -5571,7 +5571,7 @@
         <w:rPr>
           <w:noProof/>
         </w:rPr>
-        <w:t>20</w:t>
+        <w:t>19</w:t>
       </w:r>
       <w:r>
         <w:rPr>
@@ -5631,7 +5631,7 @@
         <w:rPr>
           <w:noProof/>
         </w:rPr>
-        <w:t>20</w:t>
+        <w:t>19</w:t>
       </w:r>
       <w:r>
         <w:rPr>
@@ -5691,7 +5691,7 @@
         <w:rPr>
           <w:noProof/>
         </w:rPr>
-        <w:t>21</w:t>
+        <w:t>19</w:t>
       </w:r>
       <w:r>
         <w:rPr>
@@ -5751,7 +5751,7 @@
         <w:rPr>
           <w:noProof/>
         </w:rPr>
-        <w:t>21</w:t>
+        <w:t>20</w:t>
       </w:r>
       <w:r>
         <w:rPr>
@@ -5811,7 +5811,7 @@
         <w:rPr>
           <w:noProof/>
         </w:rPr>
-        <w:t>22</w:t>
+        <w:t>20</w:t>
       </w:r>
       <w:r>
         <w:rPr>
@@ -5871,7 +5871,7 @@
         <w:rPr>
           <w:noProof/>
         </w:rPr>
-        <w:t>22</w:t>
+        <w:t>21</w:t>
       </w:r>
       <w:r>
         <w:rPr>
@@ -5931,7 +5931,7 @@
         <w:rPr>
           <w:noProof/>
         </w:rPr>
-        <w:t>22</w:t>
+        <w:t>21</w:t>
       </w:r>
       <w:r>
         <w:rPr>
@@ -5991,7 +5991,7 @@
         <w:rPr>
           <w:noProof/>
         </w:rPr>
-        <w:t>22</w:t>
+        <w:t>21</w:t>
       </w:r>
       <w:r>
         <w:rPr>
@@ -6051,7 +6051,7 @@
         <w:rPr>
           <w:noProof/>
         </w:rPr>
-        <w:t>22</w:t>
+        <w:t>21</w:t>
       </w:r>
       <w:r>
         <w:rPr>
@@ -6111,7 +6111,7 @@
         <w:rPr>
           <w:noProof/>
         </w:rPr>
-        <w:t>22</w:t>
+        <w:t>21</w:t>
       </w:r>
       <w:r>
         <w:rPr>
@@ -6171,7 +6171,7 @@
         <w:rPr>
           <w:noProof/>
         </w:rPr>
-        <w:t>22</w:t>
+        <w:t>21</w:t>
       </w:r>
       <w:r>
         <w:rPr>
@@ -6231,7 +6231,7 @@
         <w:rPr>
           <w:noProof/>
         </w:rPr>
-        <w:t>23</w:t>
+        <w:t>21</w:t>
       </w:r>
       <w:r>
         <w:rPr>
@@ -6291,7 +6291,7 @@
         <w:rPr>
           <w:noProof/>
         </w:rPr>
-        <w:t>23</w:t>
+        <w:t>21</w:t>
       </w:r>
       <w:r>
         <w:rPr>
@@ -6351,7 +6351,7 @@
         <w:rPr>
           <w:noProof/>
         </w:rPr>
-        <w:t>23</w:t>
+        <w:t>22</w:t>
       </w:r>
       <w:r>
         <w:rPr>
@@ -6411,7 +6411,7 @@
         <w:rPr>
           <w:noProof/>
         </w:rPr>
-        <w:t>23</w:t>
+        <w:t>22</w:t>
       </w:r>
       <w:r>
         <w:rPr>
@@ -6471,7 +6471,7 @@
         <w:rPr>
           <w:noProof/>
         </w:rPr>
-        <w:t>24</w:t>
+        <w:t>22</w:t>
       </w:r>
       <w:r>
         <w:rPr>
@@ -6531,7 +6531,7 @@
         <w:rPr>
           <w:noProof/>
         </w:rPr>
-        <w:t>24</w:t>
+        <w:t>22</w:t>
       </w:r>
       <w:r>
         <w:rPr>
@@ -6591,7 +6591,7 @@
         <w:rPr>
           <w:noProof/>
         </w:rPr>
-        <w:t>24</w:t>
+        <w:t>22</w:t>
       </w:r>
       <w:r>
         <w:rPr>
@@ -6651,7 +6651,7 @@
         <w:rPr>
           <w:noProof/>
         </w:rPr>
-        <w:t>24</w:t>
+        <w:t>23</w:t>
       </w:r>
       <w:r>
         <w:rPr>
@@ -6711,7 +6711,67 @@
         <w:rPr>
           <w:noProof/>
         </w:rPr>
-        <w:t>24</w:t>
+        <w:t>23</w:t>
+      </w:r>
+      <w:r>
+        <w:rPr>
+          <w:noProof/>
+        </w:rPr>
+        <w:fldChar w:fldCharType="end"/>
+      </w:r>
+    </w:p>
+    <w:p>
+      <w:pPr>
+        <w:pStyle w:val="Verzeichnis3"/>
+        <w:tabs>
+          <w:tab w:val="left" w:pos="908"/>
+          <w:tab w:val="right" w:leader="dot" w:pos="9062"/>
+        </w:tabs>
+        <w:ind w:left="908" w:right="567" w:hanging="454"/>
+        <w:jc w:val="left"/>
+      </w:pPr>
+      <w:r>
+        <w:rPr>
+          <w:noProof/>
+        </w:rPr>
+        <w:t xml:space="preserve">5.</w:t>
+      </w:r>
+      <w:r>
+        <w:rPr>
+          <w:noProof/>
+        </w:rPr>
+        <w:tab/>
+        <w:t xml:space="preserve">Zwischenergebnis zur Beeinträchtigung</w:t>
+      </w:r>
+      <w:r>
+        <w:rPr>
+          <w:noProof/>
+        </w:rPr>
+        <w:tab/>
+      </w:r>
+      <w:r>
+        <w:rPr>
+          <w:noProof/>
+        </w:rPr>
+        <w:fldChar w:fldCharType="begin"/>
+      </w:r>
+      <w:r>
+        <w:rPr>
+          <w:noProof/>
+        </w:rPr>
+        <w:instrText xml:space="preserve"> PAGEREF _TocG108 \h </w:instrText>
+      </w:r>
+      <w:r>
+        <w:rPr>
+          <w:noProof/>
+        </w:rPr>
+        <w:fldChar w:fldCharType="separate"/>
+      </w:r>
+      <w:r>
+        <w:rPr>
+          <w:noProof/>
+        </w:rPr>
+        <w:t>23</w:t>
       </w:r>
       <w:r>
         <w:rPr>
@@ -6759,7 +6819,7 @@
         <w:rPr>
           <w:noProof/>
         </w:rPr>
-        <w:instrText xml:space="preserve"> PAGEREF _TocG108 \h </w:instrText>
+        <w:instrText xml:space="preserve"> PAGEREF _TocG109 \h </w:instrText>
       </w:r>
       <w:r>
         <w:rPr>
@@ -6771,7 +6831,7 @@
         <w:rPr>
           <w:noProof/>
         </w:rPr>
-        <w:t>25</w:t>
+        <w:t>23</w:t>
       </w:r>
       <w:r>
         <w:rPr>
@@ -6819,7 +6879,7 @@
         <w:rPr>
           <w:noProof/>
         </w:rPr>
-        <w:instrText xml:space="preserve"> PAGEREF _TocG109 \h </w:instrText>
+        <w:instrText xml:space="preserve"> PAGEREF _TocG110 \h </w:instrText>
       </w:r>
       <w:r>
         <w:rPr>
@@ -6831,7 +6891,7 @@
         <w:rPr>
           <w:noProof/>
         </w:rPr>
-        <w:t>25</w:t>
+        <w:t>24</w:t>
       </w:r>
       <w:r>
         <w:rPr>
@@ -6879,7 +6939,7 @@
         <w:rPr>
           <w:noProof/>
         </w:rPr>
-        <w:instrText xml:space="preserve"> PAGEREF _TocG110 \h </w:instrText>
+        <w:instrText xml:space="preserve"> PAGEREF _TocG111 \h </w:instrText>
       </w:r>
       <w:r>
         <w:rPr>
@@ -6891,7 +6951,7 @@
         <w:rPr>
           <w:noProof/>
         </w:rPr>
-        <w:t>25</w:t>
+        <w:t>24</w:t>
       </w:r>
       <w:r>
         <w:rPr>
@@ -7461,7 +7521,7 @@
     </w:p>
     <w:p>
       <w:r>
-        <w:t xml:space="preserve">A könnte gegen K einen Anspruch auf Zahlung eines Maklerlohns in Höhe von 30.000 € aus § 652 I 1 haben. Dies setzt einen wirksamen Maklervertrag, eine Nachweis- oder Vermittlungsleistung der A und den Abschluss des Hauptvertrags infolge dieser Tätigkeit voraus.</w:t>
+        <w:t xml:space="preserve">A könnte gegen K einen Anspruch auf Maklerlohn in Höhe von 30.000 € aus § 652 I 1 haben. Voraussetzung sind ein wirksamer Maklervertrag, eine Nachweis- oder Vermittlungsleistung der A und der hierauf beruhende Abschluss des Hauptvertrags.</w:t>
       </w:r>
     </w:p>
     <w:p>
@@ -7477,7 +7537,7 @@
           <w:b/>
           <w:bCs/>
         </w:rPr>
-        <w:t xml:space="preserve">I. Entstehung des Anspruchs</w:t>
+        <w:t xml:space="preserve">I. Anspruch entstanden</w:t>
       </w:r>
       <w:bookmarkEnd w:id="5002"/>
     </w:p>
@@ -7527,7 +7587,7 @@
     </w:p>
     <w:p>
       <w:r>
-        <w:t xml:space="preserve">Ein Vertrag kommt durch zwei inhaltlich übereinstimmende Willenserklärungen, Angebot und Annahme, gem. §§ 145 ff. zustande.</w:t>
+        <w:t xml:space="preserve">Ein Vertrag setzt zwei übereinstimmende Willenserklärungen, Angebot und Annahme, voraus, §§ 145 ff.</w:t>
       </w:r>
       <w:r>
         <w:rPr>
@@ -7555,7 +7615,7 @@
     </w:p>
     <w:p>
       <w:r>
-        <w:t xml:space="preserve">Zunächst könnte bereits das von A erstellte Exposé ein Angebot i.S.d. § 145 darstellen. Ein Angebot ist eine empfangsbedürftige Willenserklärung, die alle vertragswesentlichen Bestandteile enthält.</w:t>
+        <w:t xml:space="preserve">Bereits das Exposé der A könnte ein Angebot i.S.d. § 145 sein. Ein Angebot ist eine empfangsbedürftige Willenserklärung, die alle wesentlichen Vertragsbestandteile enthält.</w:t>
       </w:r>
       <w:r>
         <w:rPr>
@@ -7564,7 +7624,7 @@
         <w:footnoteReference w:id="4"/>
       </w:r>
       <w:r>
-        <w:t xml:space="preserve"> Maßgeblich ist, ob aus Sicht eines objektiven Empfängers ein Rechtsbindungswille erkennbar ist, §§ 133, 157.</w:t>
+        <w:t xml:space="preserve"> Maßgeblich ist, ob ein objektiver Empfänger einen Rechtsbindungswillen erkennen kann, §§ 133, 157.</w:t>
       </w:r>
       <w:r>
         <w:rPr>
@@ -7573,13 +7633,7 @@
         <w:footnoteReference w:id="5"/>
       </w:r>
       <w:r>
-        <w:t xml:space="preserve"> Das Exposé weist zwar auf die Käuferprovision von 3 % hin, richtet sich aber an einen unbestimmten Kreis potenzieller Käufer, sodass A sich erkennbar nicht gegenüber jedem Leser binden wollte. Es ist daher lediglich eine invitatio ad offerendum.</w:t>
-      </w:r>
-      <w:r>
-        <w:rPr>
-          <w:rStyle w:val="Funotenzeichen"/>
-        </w:rPr>
-        <w:footnoteReference w:id="6"/>
+        <w:t xml:space="preserve"> Das Exposé nennt zwar die Käuferprovision von 3 %, richtet sich aber an einen unbestimmten Kreis möglicher Käufer. A wollte sich daher erkennbar nicht gegenüber jedem Leser binden. Das Exposé ist folglich nur eine invitatio ad offerendum.</w:t>
       </w:r>
     </w:p>
     <w:p>
@@ -7601,7 +7655,7 @@
     </w:p>
     <w:p>
       <w:r>
-        <w:t xml:space="preserve">Angebot und Annahme könnten jedoch in den Geschäftsräumen der A erklärt worden sein. Nachdem sich K auf das Exposé hin bei A gemeldet hatte, schlossen beide dort schriftlich einen Maklervertrag und gaben damit übereinstimmende Willenserklärungen ab.</w:t>
+        <w:t xml:space="preserve">Angebot und Annahme könnten aber in den Geschäftsräumen der A erklärt worden sein. Nachdem sich K auf das Exposé hin gemeldet hatte, schlossen A und K dort schriftlich einen Maklervertrag. Eine Einigung liegt somit vor.</w:t>
       </w:r>
     </w:p>
     <w:p>
@@ -7623,7 +7677,7 @@
     </w:p>
     <w:p>
       <w:r>
-        <w:t xml:space="preserve">Die formularmäßige Käuferprovision von 3 % müsste nach Maßgabe der §§ 305 ff. wirksamer Vertragsbestandteil geworden sein.</w:t>
+        <w:t xml:space="preserve">Die formularmäßige Käuferprovision von 3 % müsste nach den §§ 305 ff. wirksam Vertragsbestandteil geworden sein.</w:t>
       </w:r>
     </w:p>
     <w:p>
@@ -7645,16 +7699,16 @@
     </w:p>
     <w:p>
       <w:r>
-        <w:t xml:space="preserve">Zunächst müssten die §§ 305 ff. anwendbar sein; eine Bereichsausnahme nach § 310 IV greift nicht. Bei Verbraucherverträgen, also Verträgen zwischen einem Unternehmer und einem Verbraucher, gelten sie zudem mit den Maßgaben des § 310 III.</w:t>
-      </w:r>
-      <w:r>
-        <w:rPr>
-          <w:rStyle w:val="Funotenzeichen"/>
-        </w:rPr>
-        <w:footnoteReference w:id="7"/>
-      </w:r>
-      <w:r>
-        <w:t xml:space="preserve"> A handelt als gewerbliche Maklerin und damit als Unternehmerin i.S.d. § 14. K verfolgt mit dem Grundstückserwerb private Wohnzwecke und ist somit Verbraucherin i.S.d. § 13. Ein Verbrauchervertrag liegt vor.</w:t>
+        <w:t xml:space="preserve">Zunächst müssten die §§ 305 ff. anwendbar sein. Eine Bereichsausnahme nach § 310 IV greift nicht. Bei Verträgen zwischen einem Unternehmer und einem Verbraucher gelten sie mit den Maßgaben des § 310 III.</w:t>
+      </w:r>
+      <w:r>
+        <w:rPr>
+          <w:rStyle w:val="Funotenzeichen"/>
+        </w:rPr>
+        <w:footnoteReference w:id="6"/>
+      </w:r>
+      <w:r>
+        <w:t xml:space="preserve"> A handelt als gewerbliche Maklerin und ist damit Unternehmerin i.S.d. § 14. K erwirbt das Grundstück zu privaten Wohnzwecken und ist somit Verbraucherin i.S.d. § 13. Es liegt folglich ein Verbrauchervertrag vor.</w:t>
       </w:r>
     </w:p>
     <w:p>
@@ -7676,16 +7730,16 @@
     </w:p>
     <w:p>
       <w:r>
-        <w:t xml:space="preserve">Die Provisionsklausel müsste eine AGB sein. Erfasst sind nach § 305 I 1 vorformulierte Vertragsbedingungen, die für eine Vielzahl von Verträgen bestimmt sind und von einer Partei bei Vertragsschluss gestellt werden.</w:t>
-      </w:r>
-      <w:r>
-        <w:rPr>
-          <w:rStyle w:val="Funotenzeichen"/>
-        </w:rPr>
-        <w:footnoteReference w:id="8"/>
-      </w:r>
-      <w:r>
-        <w:t xml:space="preserve"> Das Formular, das A seit Langem standardmäßig für ihre Kunden verwendet, enthält die vorformulierte Käuferprovision von 3 %, die nicht individuell ausgehandelt wurde. Die Provisionsklausel ist somit eine AGB; jedenfalls gilt sie gem. § 310 III Nr. 1 als von A gestellt.</w:t>
+        <w:t xml:space="preserve">Die Provisionsklausel müsste eine AGB sein. AGB sind gem. § 305 I 1 alle für eine Vielzahl von Verträgen vorformulierten Vertragsbedingungen, die eine Vertragspartei der anderen bei Vertragsschluss stellt.</w:t>
+      </w:r>
+      <w:r>
+        <w:rPr>
+          <w:rStyle w:val="Funotenzeichen"/>
+        </w:rPr>
+        <w:footnoteReference w:id="7"/>
+      </w:r>
+      <w:r>
+        <w:t xml:space="preserve"> A verwendet das Formular mit der vorformulierten Käuferprovision von 3 % seit Langem für ihre Kunden. Ausgehandelt wurde die Klausel nicht. Sie ist somit eine AGB und gilt zudem gem. § 310 III Nr. 1 als von A gestellt.</w:t>
       </w:r>
     </w:p>
     <w:p>
@@ -7707,7 +7761,16 @@
     </w:p>
     <w:p>
       <w:r>
-        <w:t xml:space="preserve">Die Klausel müsste ferner gem. § 305 II wirksam in den Vertrag einbezogen worden sein. Dafür muss der Verwender bei Vertragsschluss auf die AGB hinweisen und der anderen Partei die Möglichkeit verschaffen, in zumutbarer Weise von ihrem Inhalt Kenntnis zu nehmen; zudem muss diese mit ihrer Geltung einverstanden sein.</w:t>
+        <w:t xml:space="preserve">Die Klausel müsste gem. § 305 II in den Vertrag einbezogen worden sein. Dafür muss der Verwender bei Vertragsschluss auf die AGB hinweisen und der anderen Partei die zumutbare Kenntnisnahme ermöglichen.</w:t>
+      </w:r>
+      <w:r>
+        <w:rPr>
+          <w:rStyle w:val="Funotenzeichen"/>
+        </w:rPr>
+        <w:footnoteReference w:id="8"/>
+      </w:r>
+      <w:r>
+        <w:t xml:space="preserve"> Diese muss zudem mit der Geltung einverstanden sein.</w:t>
       </w:r>
       <w:r>
         <w:rPr>
@@ -7716,7 +7779,7 @@
         <w:footnoteReference w:id="9"/>
       </w:r>
       <w:r>
-        <w:t xml:space="preserve"> Die Klausel war unmittelbar im Text des schriftlichen Formularvertrags enthalten, den A der K vorlegte. K konnte sie daher zur Kenntnis nehmen und erklärte sich durch den Vertragsschluss mit ihr einverstanden; sie ist einbezogen.</w:t>
+        <w:t xml:space="preserve"> Die Klausel stand im Formularvertrag, den A der K vorlegte. K konnte sie daher zur Kenntnis nehmen und war durch den Vertragsschluss mit ihr einverstanden. Die Klausel ist somit einbezogen.</w:t>
       </w:r>
     </w:p>
     <w:p>
@@ -7738,7 +7801,7 @@
     </w:p>
     <w:p>
       <w:r>
-        <w:t xml:space="preserve">Eine von der Klausel abweichende, gem. § 305b vorrangige Individualabrede zwischen A und K ist nicht ersichtlich.</w:t>
+        <w:t xml:space="preserve">Eine vorrangige Individualabrede i.S.d. § 305b ist nicht ersichtlich.</w:t>
       </w:r>
     </w:p>
     <w:p>
@@ -7760,7 +7823,7 @@
     </w:p>
     <w:p>
       <w:r>
-        <w:t xml:space="preserve">Die Klausel dürfte nicht überraschend i.S.d. § 305c I sein. Dies setzt voraus, dass sie objektiv ungewöhnlich ist und der Vertragspartner subjektiv nicht mit ihr rechnen musste.</w:t>
+        <w:t xml:space="preserve">Die Klausel dürfte nicht überraschend i.S.d. § 305c I sein. Das setzt voraus, dass sie objektiv ungewöhnlich ist und der Vertragspartner subjektiv nicht mit ihr rechnen musste.</w:t>
       </w:r>
       <w:r>
         <w:rPr>
@@ -7769,7 +7832,7 @@
         <w:footnoteReference w:id="10"/>
       </w:r>
       <w:r>
-        <w:t xml:space="preserve"> Objektiv ungewöhnlich ist sie, wenn sie deutlich von dem abweicht, was im redlichen Geschäftsverkehr üblicherweise zu erwarten ist.</w:t>
+        <w:t xml:space="preserve"> Objektiv ungewöhnlich ist eine Klausel, die deutlich von dem abweicht, was im redlichen Geschäftsverkehr üblich ist.</w:t>
       </w:r>
       <w:r>
         <w:rPr>
@@ -7787,7 +7850,7 @@
         <w:footnoteReference w:id="12"/>
       </w:r>
       <w:r>
-        <w:t xml:space="preserve"> Die Käuferprovision von 3 % ist marktüblich. Zudem hatte A bereits im Exposé, das K gründlich gelesen hatte, deutlich auf ihre Doppeltätigkeit und die Käuferprovision hingewiesen. K musste daher mit der Klausel rechnen; sie ist nicht überraschend.</w:t>
+        <w:t xml:space="preserve"> Eine Käuferprovision von 3 % ist marktüblich. Zudem hatte A im Exposé, das K gründlich gelesen hatte, deutlich auf die Käuferprovision hingewiesen. K musste somit mit der Klausel rechnen. Sie ist folglich nicht überraschend.</w:t>
       </w:r>
     </w:p>
     <w:p>
@@ -7809,7 +7872,7 @@
     </w:p>
     <w:p>
       <w:r>
-        <w:t xml:space="preserve">Die Klausel müsste schließlich einer Inhaltskontrolle standhalten. Gem. § 307 III 1 unterliegen AGB dieser nur, soweit sie von Rechtsvorschriften abweichen oder diese ergänzen.</w:t>
+        <w:t xml:space="preserve">Die Klausel müsste schließlich der Inhaltskontrolle standhalten. Dieser unterliegen AGB gem. § 307 III 1 nur, soweit sie von Rechtsvorschriften abweichen oder diese ergänzen.</w:t>
       </w:r>
       <w:r>
         <w:rPr>
@@ -7818,7 +7881,7 @@
         <w:footnoteReference w:id="13"/>
       </w:r>
       <w:r>
-        <w:t xml:space="preserve"> Preisabreden über die Hauptleistung sind mangels gesetzlicher Preisvorgaben grundsätzlich kontrollfrei.</w:t>
+        <w:t xml:space="preserve"> Preisabreden über die Hauptleistung sind daher grundsätzlich kontrollfrei.</w:t>
       </w:r>
       <w:r>
         <w:rPr>
@@ -7827,7 +7890,7 @@
         <w:footnoteReference w:id="14"/>
       </w:r>
       <w:r>
-        <w:t xml:space="preserve"> Da die Höhe der Maklerprovision gesetzlich nicht festgelegt ist, stellt die Käuferprovision von 3 % eine kontrollfreie Preisabrede dar. Anwendbar bleibt nach § 307 III 2 allerdings das Transparenzgebot des § 307 I 2, wonach AGB klar und verständlich formuliert sein müssen.</w:t>
+        <w:t xml:space="preserve"> Die Höhe der Maklerprovision ist gesetzlich nicht festgelegt, sodass die Käuferprovision von 3 % eine kontrollfreie Preisabrede ist. Gem. § 307 III 2 bleibt aber das Transparenzgebot des § 307 I 2 anwendbar, wonach AGB klar und verständlich sein müssen.</w:t>
       </w:r>
       <w:r>
         <w:rPr>
@@ -7836,7 +7899,7 @@
         <w:footnoteReference w:id="15"/>
       </w:r>
       <w:r>
-        <w:t xml:space="preserve"> Für K war eindeutig erkennbar, dass sie bei Abschluss des Kaufvertrags 3 % des Kaufpreises schuldet. Dass die Verkäuferprovision im Formular fehlt, berührt nicht die Klarheit der Käuferprovision, sondern allein die Überprüfbarkeit des § 656c I (dazu unter II.). Ein Verstoß gegen das Transparenzgebot liegt nicht vor.</w:t>
+        <w:t xml:space="preserve"> Für K war eindeutig erkennbar, dass sie bei Abschluss des Kaufvertrags 3 % des Kaufpreises schuldet. Dass die Verkäuferprovision im Formular fehlt, betrifft nicht die Klarheit der Käuferprovision, sondern nur die Überprüfbarkeit des § 656c I (dazu unter II.). Ein Verstoß gegen das Transparenzgebot liegt folglich nicht vor.</w:t>
       </w:r>
     </w:p>
     <w:p>
@@ -7858,7 +7921,7 @@
     </w:p>
     <w:p>
       <w:r>
-        <w:t xml:space="preserve">Die Provisionsklausel ist wirksamer Vertragsbestandteil geworden.</w:t>
+        <w:t xml:space="preserve">Die Provisionsklausel ist somit wirksamer Vertragsbestandteil.</w:t>
       </w:r>
     </w:p>
     <w:p>
@@ -7880,7 +7943,7 @@
     </w:p>
     <w:p>
       <w:r>
-        <w:t xml:space="preserve">Weiterhin könnten die besonderen Vorschriften der §§ 656a ff. auf den Maklervertrag anwendbar sein.</w:t>
+        <w:t xml:space="preserve">Weiterhin könnten die §§ 656a ff. anwendbar sein.</w:t>
       </w:r>
     </w:p>
     <w:p>
@@ -7902,7 +7965,7 @@
     </w:p>
     <w:p>
       <w:r>
-        <w:t xml:space="preserve">K müsste Verbraucherin sein, da die §§ 656c, 656d gem. § 656b nur gelten, wenn der Käufer einer Wohnung oder eines Einfamilienhauses Verbraucher i.S.d. § 13 ist.</w:t>
+        <w:t xml:space="preserve">K müsste Verbraucherin sein. Gem. § 656b gelten die §§ 656c, 656d nur, wenn der Käufer einer Wohnung oder eines Einfamilienhauses Verbraucher ist.</w:t>
       </w:r>
       <w:r>
         <w:rPr>
@@ -7911,7 +7974,7 @@
         <w:footnoteReference w:id="16"/>
       </w:r>
       <w:r>
-        <w:t xml:space="preserve"> Da K das Grundstück zu privaten Wohnzwecken erwirbt, ist dies der Fall (s.o.).</w:t>
+        <w:t xml:space="preserve"> Als private Erwerberin ist K somit Verbraucherin.</w:t>
       </w:r>
     </w:p>
     <w:p>
@@ -7933,7 +7996,7 @@
     </w:p>
     <w:p>
       <w:r>
-        <w:t xml:space="preserve">Zudem müsste das Kaufobjekt ein Einfamilienhaus sein. Fraglich ist, ob die Doppelhaushälfte trotz der vermieteten Einliegerwohnung und des Werkstattanbaus noch als solches anzusehen ist. Ein Einfamilienhaus i.S.d. §§ 656a ff. ist ein Gebäude, das in erster Linie den Wohnzwecken der Mitglieder eines einzelnen Haushalts dient;</w:t>
+        <w:t xml:space="preserve">Zudem müsste das Kaufobjekt ein Einfamilienhaus sein. Fraglich ist, ob die Doppelhaushälfte trotz der vermieteten Einliegerwohnung und des Werkstattanbaus noch als solches anzusehen ist. Ein Einfamilienhaus i.S.d. §§ 656a ff. ist ein Gebäude, das in erster Linie den Wohnzwecken der Mitglieder eines einzelnen Haushalts dient.</w:t>
       </w:r>
       <w:r>
         <w:rPr>
@@ -7942,7 +8005,7 @@
         <w:footnoteReference w:id="17"/>
       </w:r>
       <w:r>
-        <w:t xml:space="preserve"> hierunter können auch Doppelhaushälften fallen.</w:t>
+        <w:t xml:space="preserve"> Hierunter können auch Doppelhaushälften fallen.</w:t>
       </w:r>
       <w:r>
         <w:rPr>
@@ -7969,7 +8032,7 @@
         <w:footnoteReference w:id="20"/>
       </w:r>
       <w:r>
-        <w:t xml:space="preserve"> Nach anderer Ansicht ist der konkrete, für den Makler erkennbare Erwerbszweck des Käufers maßgeblich; angeführt wird insbesondere der Verbraucherschutzzweck der §§ 656a ff.</w:t>
+        <w:t xml:space="preserve"> Nach anderer Ansicht ist der konkrete, für den Makler erkennbare Erwerbszweck des Käufers maßgeblich. Angeführt wird vor allem der Verbraucherschutzzweck der §§ 656a ff.</w:t>
       </w:r>
       <w:r>
         <w:rPr>
@@ -7978,16 +8041,7 @@
         <w:footnoteReference w:id="21"/>
       </w:r>
       <w:r>
-        <w:t xml:space="preserve"> Der Streit kann dahinstehen, wenn beide Ansichten zum gleichen Ergebnis führen. Nach objektiver Betrachtung steht die Wohnnutzung der Doppelhaushälfte im Vordergrund. Die vermietete Einliegerwohnung ist ausdrücklich untergeordnet und der Werkstattanbau lediglich klein, sodass beide gegenüber der Nutzung durch einen Haushalt zurücktreten.</w:t>
-      </w:r>
-      <w:r>
-        <w:rPr>
-          <w:rStyle w:val="Funotenzeichen"/>
-        </w:rPr>
-        <w:footnoteReference w:id="22"/>
-      </w:r>
-      <w:r>
-        <w:t xml:space="preserve"> Auch nach dem Erwerbszweck liegt ein Einfamilienhaus vor, da K das Objekt zu privaten Wohnzwecken erwerben möchte. Dieser Zweck war für A bei einer privaten Interessentin, die eine Doppelhaushälfte erwerben will, auch erkennbar. Das Kaufobjekt ist somit ein Einfamilienhaus i.S.d. §§ 656a ff.</w:t>
+        <w:t xml:space="preserve"> Objektiv steht die Wohnnutzung der Doppelhaushälfte im Vordergrund. Die vermietete Einliegerwohnung ist ausdrücklich untergeordnet und der Werkstattanbau nur klein, sodass beide hinter der Nutzung durch einen Haushalt zurücktreten. Auch nach dem Erwerbszweck liegt ein Einfamilienhaus vor, da K das Objekt zu privaten Wohnzwecken erwerben möchte. Dies war für A bei einer privaten Interessentin, die eine Doppelhaushälfte erwerben will, auch erkennbar. Da beide Ansichten zum selben Ergebnis führen, kann der Streit dahinstehen. Das Kaufobjekt ist somit ein Einfamilienhaus i.S.d. §§ 656a ff.</w:t>
       </w:r>
     </w:p>
     <w:p>
@@ -8009,7 +8063,7 @@
     </w:p>
     <w:p>
       <w:r>
-        <w:t xml:space="preserve">Der Anwendungsbereich der §§ 656a ff. ist eröffnet.</w:t>
+        <w:t xml:space="preserve">Der Anwendungsbereich der §§ 656a ff. ist somit eröffnet.</w:t>
       </w:r>
     </w:p>
     <w:p>
@@ -8031,7 +8085,7 @@
     </w:p>
     <w:p>
       <w:r>
-        <w:t xml:space="preserve">Der Maklervertrag müsste den Anforderungen der §§ 656a ff. genügen.</w:t>
+        <w:t xml:space="preserve">Der Maklervertrag müsste die Vorgaben der §§ 656a ff. einhalten.</w:t>
       </w:r>
     </w:p>
     <w:p>
@@ -8053,7 +8107,16 @@
     </w:p>
     <w:p>
       <w:r>
-        <w:t xml:space="preserve">Der Maklervertrag müsste gem. § 656a in Textform i.S.d. § 126b geschlossen worden sein.</w:t>
+        <w:t xml:space="preserve">Der Maklervertrag müsste gem. § 656a in Textform geschlossen worden sein.</w:t>
+      </w:r>
+      <w:r>
+        <w:rPr>
+          <w:rStyle w:val="Funotenzeichen"/>
+        </w:rPr>
+        <w:footnoteReference w:id="22"/>
+      </w:r>
+      <w:r>
+        <w:t xml:space="preserve"> Diese erfordert gem. § 126b eine lesbare Erklärung, die die Person des Erklärenden nennt und auf einem dauerhaften Datenträger abgegeben wird.</w:t>
       </w:r>
       <w:r>
         <w:rPr>
@@ -8062,7 +8125,7 @@
         <w:footnoteReference w:id="23"/>
       </w:r>
       <w:r>
-        <w:t xml:space="preserve"> Erforderlich ist eine lesbare Erklärung, die die Person des Erklärenden nennt und auf einem dauerhaften Datenträger abgegeben wird.</w:t>
+        <w:t xml:space="preserve"> A und K schlossen den Vertrag schriftlich. Die strengere Schriftform wahrt zugleich die Textform.</w:t>
       </w:r>
       <w:r>
         <w:rPr>
@@ -8071,7 +8134,7 @@
         <w:footnoteReference w:id="24"/>
       </w:r>
       <w:r>
-        <w:t xml:space="preserve"> Der Maklervertrag zwischen A und K wurde schriftlich abgeschlossen. Die strengere Schriftform wahrt zugleich die Textform; § 656a ist eingehalten.</w:t>
+        <w:t xml:space="preserve"> Die Form des § 656a ist somit gewahrt.</w:t>
       </w:r>
     </w:p>
     <w:p>
@@ -8093,7 +8156,7 @@
     </w:p>
     <w:p>
       <w:r>
-        <w:t xml:space="preserve">Da A für beide Seiten tätig wurde, müsste sie zudem § 656c I 1 beachtet haben. Lässt sich ein Makler von beiden Parteien des Kaufvertrags einen Maklerlohn versprechen, darf dies danach nur in gleicher Höhe erfolgen (Halbteilungsgrundsatz).</w:t>
+        <w:t xml:space="preserve">Da A für beide Seiten tätig wurde, müsste sie zudem den Halbteilungsgrundsatz des § 656c I 1 beachtet haben. Danach darf sich ein Makler, der für beide Parteien des Kaufvertrags tätig wird, von beiden nur einen Maklerlohn in gleicher Höhe versprechen lassen.</w:t>
       </w:r>
       <w:r>
         <w:rPr>
@@ -8102,7 +8165,7 @@
         <w:footnoteReference w:id="25"/>
       </w:r>
       <w:r>
-        <w:t xml:space="preserve"> Eine gleichzeitige Beauftragung ist nicht erforderlich; es genügt, dass der Makler nacheinander für beide Seiten tätig wird.</w:t>
+        <w:t xml:space="preserve"> Er muss dabei nicht gleichzeitig von beiden Seiten beauftragt werden, sondern kann auch nacheinander für sie tätig werden.</w:t>
       </w:r>
       <w:r>
         <w:rPr>
@@ -8111,7 +8174,7 @@
         <w:footnoteReference w:id="26"/>
       </w:r>
       <w:r>
-        <w:t xml:space="preserve"> A wurde zunächst von V und anschließend, wie im Exposé angekündigt, von K beauftragt und vereinbarte mit beiden eine Provision von jeweils 3 % des Kaufpreises. § 656c I 1 ist damit eingehalten. K kann dies mangels Kenntnis des Vertrags zwischen A und V allerdings nicht überprüfen (dazu unter II.).</w:t>
+        <w:t xml:space="preserve"> A wurde zunächst von V und dann, wie im Exposé angekündigt, von K beauftragt und vereinbarte mit beiden jeweils 3 % des Kaufpreises. Die Vorgabe des § 656c I 1 ist somit eingehalten. Überprüfen kann K dies mangels Kenntnis des Vertrags mit V aber nicht (dazu unter II.).</w:t>
       </w:r>
     </w:p>
     <w:p>
@@ -8133,7 +8196,7 @@
     </w:p>
     <w:p>
       <w:r>
-        <w:t xml:space="preserve">Die Vorgaben der §§ 656a ff. sind gewahrt.</w:t>
+        <w:t xml:space="preserve">Die Vorgaben der §§ 656a ff. sind somit gewahrt.</w:t>
       </w:r>
     </w:p>
     <w:p>
@@ -8155,7 +8218,7 @@
     </w:p>
     <w:p>
       <w:r>
-        <w:t xml:space="preserve">Die Erklärung der K, sie wolle an den Maklervertrag nicht mehr gebunden sein, könnte ein Widerruf gem. § 355 I sein. Dieser setzt ein gesetzliches Widerrufsrecht voraus. Ein solches steht dem Verbraucher gem. § 312g I nur bei außerhalb von Geschäftsräumen geschlossenen Verträgen (§ 312b) und bei Fernabsatzverträgen (§ 312c) zu.</w:t>
+        <w:t xml:space="preserve">Die Erklärung der K, sie wolle an den Maklervertrag nicht mehr gebunden sein, könnte ein Widerruf gem. § 355 I sein. Dieser setzt ein gesetzliches Widerrufsrecht voraus.</w:t>
       </w:r>
       <w:r>
         <w:rPr>
@@ -8164,7 +8227,16 @@
         <w:footnoteReference w:id="27"/>
       </w:r>
       <w:r>
-        <w:t xml:space="preserve"> A und K schlossen den Maklervertrag bei gleichzeitiger Anwesenheit in den Geschäftsräumen der A, nachdem sich K auf das Exposé hin selbst an A gewandt hatte; auch § 312b I 1 Nr. 3 greift daher nicht, und ein Fernabsatzvertrag scheidet ebenfalls aus. K steht somit kein Widerrufsrecht zu.</w:t>
+        <w:t xml:space="preserve"> Ein solches hat der Verbraucher gem. § 312g I nur bei außerhalb von Geschäftsräumen geschlossenen Verträgen nach § 312b und bei Fernabsatzverträgen nach § 312c.</w:t>
+      </w:r>
+      <w:r>
+        <w:rPr>
+          <w:rStyle w:val="Funotenzeichen"/>
+        </w:rPr>
+        <w:footnoteReference w:id="28"/>
+      </w:r>
+      <w:r>
+        <w:t xml:space="preserve"> A und K schlossen den Vertrag bei gleichzeitiger Anwesenheit in den Geschäftsräumen der A, nachdem sich K auf das Exposé hin selbst an A gewandt hatte. Weder § 312b I 1 Nr. 3 noch § 312c greift daher ein. K steht somit kein Widerrufsrecht zu.</w:t>
       </w:r>
     </w:p>
     <w:p>
@@ -8192,10 +8264,10 @@
         <w:rPr>
           <w:rStyle w:val="Funotenzeichen"/>
         </w:rPr>
-        <w:footnoteReference w:id="28"/>
-      </w:r>
-      <w:r>
-        <w:t xml:space="preserve"> K gab ihre Erklärung erst ab, nachdem sie das Grundstück von V gekauft und A die Provision verlangt hatte. Eine etwaige Kündigung stünde dem Anspruch daher nicht entgegen.</w:t>
+        <w:footnoteReference w:id="29"/>
+      </w:r>
+      <w:r>
+        <w:t xml:space="preserve"> K gab ihre Erklärung erst nach dem Kaufvertrag mit V und dem Zahlungsverlangen der A ab. Eine etwaige Kündigung stünde dem Anspruch daher nicht entgegen.</w:t>
       </w:r>
     </w:p>
     <w:p>
@@ -8217,7 +8289,7 @@
     </w:p>
     <w:p>
       <w:r>
-        <w:t xml:space="preserve">Schließlich könnte der Maklervertrag gem. § 142 I als von Anfang an nichtig anzusehen sein, wenn K ihre auf seinen Abschluss gerichtete Willenserklärung wirksam angefochten hat.</w:t>
+        <w:t xml:space="preserve">Schließlich könnte der Maklervertrag gem. § 142 I von Anfang an nichtig sein, wenn K ihre Willenserklärung wirksam angefochten hat.</w:t>
       </w:r>
     </w:p>
     <w:p>
@@ -8239,16 +8311,7 @@
     </w:p>
     <w:p>
       <w:r>
-        <w:t xml:space="preserve">Zunächst müsste K die Anfechtung gegenüber A als ihrer Vertragspartnerin erklärt haben, § 143 I, II. Die Erklärung muss nicht ausdrücklich als Anfechtung bezeichnet werden;</w:t>
-      </w:r>
-      <w:r>
-        <w:rPr>
-          <w:rStyle w:val="Funotenzeichen"/>
-        </w:rPr>
-        <w:footnoteReference w:id="29"/>
-      </w:r>
-      <w:r>
-        <w:t xml:space="preserve"> es genügt, dass der Erklärende erkennbar macht, das Geschäft wegen eines Willensmangels nicht gelten lassen zu wollen.</w:t>
+        <w:t xml:space="preserve">Zunächst müsste K die Anfechtung gegenüber A als ihrer Vertragspartnerin erklärt haben, § 143 I, II. Der Begriff Anfechtung muss dabei nicht verwendet werden.</w:t>
       </w:r>
       <w:r>
         <w:rPr>
@@ -8257,7 +8320,16 @@
         <w:footnoteReference w:id="30"/>
       </w:r>
       <w:r>
-        <w:t xml:space="preserve"> Indem K gegenüber A erklärte, sie wolle an den Vertrag nicht mehr gebunden sein, weil sie die Bedeutung der Provisionspflicht nicht gekannt habe, hat sie die Anfechtung erklärt.</w:t>
+        <w:t xml:space="preserve"> Es genügt, dass der Erklärende erkennbar macht, das Geschäft wegen eines Willensmangels nicht gelten lassen zu wollen.</w:t>
+      </w:r>
+      <w:r>
+        <w:rPr>
+          <w:rStyle w:val="Funotenzeichen"/>
+        </w:rPr>
+        <w:footnoteReference w:id="31"/>
+      </w:r>
+      <w:r>
+        <w:t xml:space="preserve"> K erklärte gegenüber A, sie wolle an den Vertrag nicht mehr gebunden sein, weil sie nicht gewusst habe, was die Provisionspflicht bedeute. Damit hat sie die Anfechtung erklärt.</w:t>
       </w:r>
     </w:p>
     <w:p>
@@ -8279,16 +8351,7 @@
     </w:p>
     <w:p>
       <w:r>
-        <w:t xml:space="preserve">Daneben bedarf es eines Anfechtungsgrundes, wobei hier allein ein Irrtum nach § 119 I in Betracht kommt. Ein Erklärungsirrtum gem. § 119 I Alt. 2 liegt vor, wenn der Erklärende eine Erklärung dieses Inhalts überhaupt nicht abgeben wollte, etwa weil er sich verspricht oder verschreibt.</w:t>
-      </w:r>
-      <w:r>
-        <w:rPr>
-          <w:rStyle w:val="Funotenzeichen"/>
-        </w:rPr>
-        <w:footnoteReference w:id="31"/>
-      </w:r>
-      <w:r>
-        <w:t xml:space="preserve"> Bei einem Inhaltsirrtum gem. § 119 I Alt. 1 weiß der Erklärende dagegen, was er äußerlich erklärt, irrt aber über die Bedeutung seiner Erklärung.</w:t>
+        <w:t xml:space="preserve">Weiterhin bedarf es eines Anfechtungsgrundes, hier allein eines Irrtums nach § 119 I. Ein Erklärungsirrtum gem. § 119 I Alt. 2 liegt vor, wenn der Erklärende eine Erklärung dieses Inhalts überhaupt nicht abgeben wollte, etwa weil er sich verschreibt.</w:t>
       </w:r>
       <w:r>
         <w:rPr>
@@ -8297,7 +8360,16 @@
         <w:footnoteReference w:id="32"/>
       </w:r>
       <w:r>
-        <w:t xml:space="preserve"> K hatte das Exposé gründlich gelesen und den Maklervertrag bewusst geschlossen; dass sie sich verschrieben oder etwas anderes erklären wollte, ist nicht ersichtlich. Ein Erklärungsirrtum scheidet aus. Ob ihre Aussage, sie habe nicht gewusst, „was die Provisionspflicht bedeute“, einen Inhaltsirrtum begründet, hängt davon ab, ob ein beachtlicher Rechtsfolgenirrtum vorliegt.</w:t>
+        <w:t xml:space="preserve"> Bei einem Inhaltsirrtum gem. § 119 I Alt. 1 weiß der Erklärende, was er erklärt, irrt aber über die Bedeutung seiner Erklärung.</w:t>
+      </w:r>
+      <w:r>
+        <w:rPr>
+          <w:rStyle w:val="Funotenzeichen"/>
+        </w:rPr>
+        <w:footnoteReference w:id="33"/>
+      </w:r>
+      <w:r>
+        <w:t xml:space="preserve"> K hat den Maklervertrag nach gründlicher Lektüre des Exposés bewusst abgeschlossen. Dass sie sich verschrieben hat, ist nicht ersichtlich. Ein Erklärungsirrtum scheidet somit aus. Ob ihre Aussage, sie habe nicht gewusst, „was die Provisionspflicht bedeute“, einen Inhaltsirrtum begründet, hängt davon ab, ob ein beachtlicher Rechtsfolgenirrtum vorliegt.</w:t>
       </w:r>
     </w:p>
     <w:p>
@@ -8319,13 +8391,13 @@
     </w:p>
     <w:p>
       <w:r>
-        <w:t xml:space="preserve">K könnte einem beachtlichen Rechtsfolgenirrtum unterlegen sein. Ein solcher liegt vor, wenn das Rechtsgeschäft eine wesentlich andere als die vom Erklärenden vorgestellte Rechtsfolge auslöst.</w:t>
-      </w:r>
-      <w:r>
-        <w:rPr>
-          <w:rStyle w:val="Funotenzeichen"/>
-        </w:rPr>
-        <w:footnoteReference w:id="33"/>
+        <w:t xml:space="preserve">K könnte einem beachtlichen Rechtsfolgenirrtum unterlegen sein. Ein solcher liegt vor, wenn das Geschäft eine wesentlich andere als die vorgestellte Rechtsfolge auslöst.</w:t>
+      </w:r>
+      <w:r>
+        <w:rPr>
+          <w:rStyle w:val="Funotenzeichen"/>
+        </w:rPr>
+        <w:footnoteReference w:id="34"/>
       </w:r>
       <w:r>
         <w:t xml:space="preserve"> Problematisch ist, wann ein solcher Irrtum als Inhaltsirrtum beachtlich und wann er bloß unbeachtlicher Motivirrtum ist.</w:t>
@@ -8334,19 +8406,28 @@
         <w:rPr>
           <w:rStyle w:val="Funotenzeichen"/>
         </w:rPr>
-        <w:footnoteReference w:id="34"/>
-      </w:r>
-      <w:r>
-        <w:t xml:space="preserve"> Beachtlich ist er nur, wenn sich die Fehlvorstellung auf eine Rechtsfolge bezieht, die unmittelbarer Inhalt der Erklärung ist. Betrifft sie hingegen Rechtsfolgen, die kraft Gesetzes lediglich mittelbar an das Geschäft anknüpfen, ist sie unbeachtlich.</w:t>
-      </w:r>
-      <w:r>
-        <w:rPr>
-          <w:rStyle w:val="Funotenzeichen"/>
-        </w:rPr>
         <w:footnoteReference w:id="35"/>
       </w:r>
       <w:r>
-        <w:t xml:space="preserve"> K wusste aufgrund des gründlich gelesenen Exposés, dass auch die Käuferseite 3 % des Kaufpreises zu zahlen hat, und unterzeichnete sodann einen Vertrag mit genau dieser Provisionsabrede. Die Zahlungspflicht als unmittelbarer Erklärungsinhalt war ihr also bekannt; ihre erst nach der Zahlungsaufforderung geäußerte Unkenntnis betrifft allenfalls weitere gesetzliche Folgen dieser Verpflichtung. Es liegt daher nur ein unbeachtlicher Motivirrtum vor.</w:t>
+        <w:t xml:space="preserve"> Beachtlich ist er nur, wenn sich die Fehlvorstellung auf eine Rechtsfolge bezieht, die unmittelbarer Inhalt der Erklärung ist.</w:t>
+      </w:r>
+      <w:r>
+        <w:rPr>
+          <w:rStyle w:val="Funotenzeichen"/>
+        </w:rPr>
+        <w:footnoteReference w:id="36"/>
+      </w:r>
+      <w:r>
+        <w:t xml:space="preserve"> Knüpft die Rechtsfolge dagegen nur mittelbar kraft Gesetzes an das Geschäft an, ist der Irrtum unbeachtlich.</w:t>
+      </w:r>
+      <w:r>
+        <w:rPr>
+          <w:rStyle w:val="Funotenzeichen"/>
+        </w:rPr>
+        <w:footnoteReference w:id="37"/>
+      </w:r>
+      <w:r>
+        <w:t xml:space="preserve"> K wusste aus dem Exposé, dass auch die Käuferseite 3 % des Kaufpreises zahlen muss, und schloss dann einen Vertrag mit genau dieser Provisionsabrede. Die Zahlungspflicht als unmittelbarer Erklärungsinhalt war ihr somit bekannt. Ihre erst nach der Zahlungsaufforderung geäußerte Unkenntnis betrifft allenfalls weitere gesetzliche Folgen. Es liegt folglich nur ein unbeachtlicher Motivirrtum vor.</w:t>
       </w:r>
     </w:p>
     <w:p>
@@ -8368,7 +8449,7 @@
     </w:p>
     <w:p>
       <w:r>
-        <w:t xml:space="preserve">Mangels Anfechtungsgrundes ist der Maklervertrag nicht gem. § 142 I nichtig. Zwischen A und K besteht ein wirksamer Maklervertrag.</w:t>
+        <w:t xml:space="preserve">Mangels Anfechtungsgrundes ist der Vertrag nicht gem. § 142 I nichtig. Zwischen A und K besteht somit ein wirksamer Maklervertrag.</w:t>
       </w:r>
     </w:p>
     <w:p>
@@ -8390,25 +8471,7 @@
     </w:p>
     <w:p>
       <w:r>
-        <w:t xml:space="preserve">A müsste ferner die geschuldete Maklerleistung erbracht haben. Hierfür genügt nach § 652 I 1 der Nachweis der Gelegenheit zum Abschluss des Hauptvertrags oder dessen Vermittlung.</w:t>
-      </w:r>
-      <w:r>
-        <w:rPr>
-          <w:rStyle w:val="Funotenzeichen"/>
-        </w:rPr>
-        <w:footnoteReference w:id="36"/>
-      </w:r>
-      <w:r>
-        <w:t xml:space="preserve"> Ein Nachweis liegt vor, wenn der Makler seinem Kunden die konkrete Möglichkeit zum Abschluss des angestrebten Hauptvertrags aufzeigt.</w:t>
-      </w:r>
-      <w:r>
-        <w:rPr>
-          <w:rStyle w:val="Funotenzeichen"/>
-        </w:rPr>
-        <w:footnoteReference w:id="37"/>
-      </w:r>
-      <w:r>
-        <w:t xml:space="preserve"> K nahm das Exposé der A zur Kenntnis, in dem das Grundstück zum Kauf angeboten wurde. Einem Nachweis könnte allerdings entgegenstehen, dass K das Grundstück von Spaziergängen bereits seit Längerem kannte. Die bloße Kenntnis des Objekts ist jedoch von der Kenntnis der konkreten Vertragsgelegenheit zu unterscheiden;</w:t>
+        <w:t xml:space="preserve">A müsste ferner die geschuldete Maklerleistung erbracht haben. Nach § 652 I 1 genügt der Nachweis der Gelegenheit zum Abschluss des Hauptvertrags oder dessen Vermittlung.</w:t>
       </w:r>
       <w:r>
         <w:rPr>
@@ -8417,7 +8480,7 @@
         <w:footnoteReference w:id="38"/>
       </w:r>
       <w:r>
-        <w:t xml:space="preserve"> an Letzterer fehlt es, solange der Kunde nichts von der Verkaufsbereitschaft des Eigentümers weiß.</w:t>
+        <w:t xml:space="preserve"> Ein Nachweis liegt vor, wenn der Makler dem Kunden die konkrete Möglichkeit zum Abschluss des angestrebten Hauptvertrags aufzeigt.</w:t>
       </w:r>
       <w:r>
         <w:rPr>
@@ -8426,7 +8489,25 @@
         <w:footnoteReference w:id="39"/>
       </w:r>
       <w:r>
-        <w:t xml:space="preserve"> Von der Verkaufsabsicht der V und dem Kaufpreis erfuhr K erst durch das Exposé, sodass A ihr die Vertragsgelegenheit nachgewiesen hat.</w:t>
+        <w:t xml:space="preserve"> Einem Nachweis könnte entgegenstehen, dass K das Grundstück von Spaziergängen bereits seit Längerem kannte. Die bloße Kenntnis des Objekts ist aber von der Kenntnis der konkreten Vertragsgelegenheit zu unterscheiden.</w:t>
+      </w:r>
+      <w:r>
+        <w:rPr>
+          <w:rStyle w:val="Funotenzeichen"/>
+        </w:rPr>
+        <w:footnoteReference w:id="40"/>
+      </w:r>
+      <w:r>
+        <w:t xml:space="preserve"> An Letzterer fehlt es, solange der Kunde nichts von der Verkaufsbereitschaft des Eigentümers weiß.</w:t>
+      </w:r>
+      <w:r>
+        <w:rPr>
+          <w:rStyle w:val="Funotenzeichen"/>
+        </w:rPr>
+        <w:footnoteReference w:id="41"/>
+      </w:r>
+      <w:r>
+        <w:t xml:space="preserve"> Von der Verkaufsabsicht der V und dem Kaufpreis erfuhr K erst durch das Exposé der A. A hat ihr die Vertragsgelegenheit somit nachgewiesen.</w:t>
       </w:r>
     </w:p>
     <w:p>
@@ -8448,25 +8529,25 @@
     </w:p>
     <w:p>
       <w:r>
-        <w:t xml:space="preserve">Weiterhin müsste der Hauptvertrag wirksam zustande gekommen sein. Maßgeblich ist der Abschluss des schuldrechtlichen Vertrags;</w:t>
-      </w:r>
-      <w:r>
-        <w:rPr>
-          <w:rStyle w:val="Funotenzeichen"/>
-        </w:rPr>
-        <w:footnoteReference w:id="40"/>
-      </w:r>
-      <w:r>
-        <w:t xml:space="preserve"> auf dessen Durchführung kommt es nicht an.</w:t>
-      </w:r>
-      <w:r>
-        <w:rPr>
-          <w:rStyle w:val="Funotenzeichen"/>
-        </w:rPr>
-        <w:footnoteReference w:id="41"/>
-      </w:r>
-      <w:r>
-        <w:t xml:space="preserve"> Der zwischen V und K über 1.000.000 € geschlossene Grundstückskaufvertrag (§ 433) wurde gem. § 311b I 1 notariell beurkundet und ist wirksam.</w:t>
+        <w:t xml:space="preserve">Weiterhin müsste der Hauptvertrag wirksam zustande gekommen sein. Maßgeblich ist der Abschluss des schuldrechtlichen Vertrags.</w:t>
+      </w:r>
+      <w:r>
+        <w:rPr>
+          <w:rStyle w:val="Funotenzeichen"/>
+        </w:rPr>
+        <w:footnoteReference w:id="42"/>
+      </w:r>
+      <w:r>
+        <w:t xml:space="preserve"> Auf dessen Durchführung kommt es nicht an.</w:t>
+      </w:r>
+      <w:r>
+        <w:rPr>
+          <w:rStyle w:val="Funotenzeichen"/>
+        </w:rPr>
+        <w:footnoteReference w:id="43"/>
+      </w:r>
+      <w:r>
+        <w:t xml:space="preserve"> Der Grundstückskaufvertrag zwischen V und K über 1.000.000 € wurde gem. § 311b I 1 notariell beurkundet und ist somit wirksam.</w:t>
       </w:r>
     </w:p>
     <w:p>
@@ -8494,28 +8575,10 @@
         <w:rPr>
           <w:rStyle w:val="Funotenzeichen"/>
         </w:rPr>
-        <w:footnoteReference w:id="42"/>
-      </w:r>
-      <w:r>
-        <w:t xml:space="preserve"> Eine die Kausalität ausschließende Vorkenntnis bestand nicht, da K zwar das Grundstück, nicht aber die konkrete Verkaufsgelegenheit kannte (s.o.).</w:t>
-      </w:r>
-      <w:r>
-        <w:rPr>
-          <w:rStyle w:val="Funotenzeichen"/>
-        </w:rPr>
-        <w:footnoteReference w:id="43"/>
-      </w:r>
-      <w:r>
-        <w:t xml:space="preserve"> Fraglich ist jedoch, ob der Ursachenzusammenhang dadurch entfallen ist, dass V und K ihre Verhandlungen zunächst abbrachen und erst vier Monate später wieder aufnahmen. Eine bloß vorübergehende Unterbrechung der Verhandlungen genügt hierfür nicht.</w:t>
-      </w:r>
-      <w:r>
-        <w:rPr>
-          <w:rStyle w:val="Funotenzeichen"/>
-        </w:rPr>
         <w:footnoteReference w:id="44"/>
       </w:r>
       <w:r>
-        <w:t xml:space="preserve"> Entscheidend ist, ob zwischen Maklerleistung und Vertragsschluss noch ein angemessener zeitlicher Zusammenhang besteht;</w:t>
+        <w:t xml:space="preserve"> Eine die Kausalität ausschließende Vorkenntnis der K bestand nicht (s.o.). Fraglich ist aber, ob der Ursachenzusammenhang entfallen ist, weil V und K ihre Verhandlungen abbrachen und erst vier Monate später wieder aufnahmen. Eine bloß vorübergehende Unterbrechung genügt hierfür nicht.</w:t>
       </w:r>
       <w:r>
         <w:rPr>
@@ -8524,7 +8587,7 @@
         <w:footnoteReference w:id="45"/>
       </w:r>
       <w:r>
-        <w:t xml:space="preserve"> ein Abstand von bis zu einem Jahr kann dabei noch angemessen sein.</w:t>
+        <w:t xml:space="preserve"> Entscheidend ist, ob zwischen Maklerleistung und Vertragsschluss noch ein angemessener zeitlicher Zusammenhang besteht.</w:t>
       </w:r>
       <w:r>
         <w:rPr>
@@ -8533,7 +8596,16 @@
         <w:footnoteReference w:id="46"/>
       </w:r>
       <w:r>
-        <w:t xml:space="preserve"> Hier lagen lediglich vier Monate zwischen Abbruch und Wiederaufnahme, und der Vertrag kam über genau das nachgewiesene Grundstück zustande; der Ursachenzusammenhang besteht fort.</w:t>
+        <w:t xml:space="preserve"> Ein Abstand von bis zu einem Jahr kann dabei noch angemessen sein.</w:t>
+      </w:r>
+      <w:r>
+        <w:rPr>
+          <w:rStyle w:val="Funotenzeichen"/>
+        </w:rPr>
+        <w:footnoteReference w:id="47"/>
+      </w:r>
+      <w:r>
+        <w:t xml:space="preserve"> Hier lagen nur vier Monate zwischen Abbruch und Wiederaufnahme, und der Vertrag betraf genau das nachgewiesene Grundstück. Der Ursachenzusammenhang besteht somit fort.</w:t>
       </w:r>
     </w:p>
     <w:p>
@@ -8555,7 +8627,7 @@
     </w:p>
     <w:p>
       <w:r>
-        <w:t xml:space="preserve">Schließlich müsste der Anspruch in Höhe von 30.000 € bestehen. A und K vereinbarten 3 % des Kaufpreises von 1.000.000 €, mithin 30.000 €.</w:t>
+        <w:t xml:space="preserve">A und K vereinbarten 3 % des Kaufpreises von 1.000.000 €. Der Anspruch besteht somit in Höhe von 30.000 €.</w:t>
       </w:r>
     </w:p>
     <w:p>
@@ -8577,7 +8649,7 @@
     </w:p>
     <w:p>
       <w:r>
-        <w:t xml:space="preserve">Der Provisionsanspruch der A ist entstanden.</w:t>
+        <w:t xml:space="preserve">Der Provisionsanspruch der A ist somit entstanden.</w:t>
       </w:r>
     </w:p>
     <w:p>
@@ -8599,7 +8671,7 @@
     </w:p>
     <w:p>
       <w:r>
-        <w:t xml:space="preserve">Der Provisionsanspruch müsste zudem durchsetzbar sein. Daran bestehen Zweifel, weil K ihre Zahlung von der Vorlage des Maklervertrags zwischen A und V abhängig macht.</w:t>
+        <w:t xml:space="preserve">Fraglich ist, ob A den Anspruch auch durchsetzen kann, da K die Zahlung von der Vorlage des Vertrags zwischen A und V abhängig macht.</w:t>
       </w:r>
     </w:p>
     <w:p>
@@ -8621,16 +8693,7 @@
     </w:p>
     <w:p>
       <w:r>
-        <w:t xml:space="preserve">K könnte gegen A ein Anspruch auf Auskunft über die mit V vereinbarte Provision aus § 242 zustehen, da sie mangels Kenntnis des Vertrags zwischen A und V nicht überprüfen kann, ob A den Halbteilungsgrundsatz des § 656c I 1 eingehalten hat. § 656c enthält keinen ausdrücklichen Auskunftsanspruch des Maklerkunden, weshalb umstritten ist, ob sich ein solcher aus § 242 ergeben kann.</w:t>
-      </w:r>
-      <w:r>
-        <w:rPr>
-          <w:rStyle w:val="Funotenzeichen"/>
-        </w:rPr>
-        <w:footnoteReference w:id="47"/>
-      </w:r>
-      <w:r>
-        <w:t xml:space="preserve"> Teilweise wird ein solcher Anspruch bejaht, wenn der Maklerkunde zur Kontrolle der Halbteilung auf Informationen des Maklers angewiesen ist.</w:t>
+        <w:t xml:space="preserve">K könnte gegen A aus § 242 ein Anspruch auf Auskunft über die mit V vereinbarte Provision zustehen, da sie ohne Kenntnis dieses Vertrags nicht prüfen kann, ob A den Halbteilungsgrundsatz des § 656c I 1 eingehalten hat. Da § 656c keinen ausdrücklichen Auskunftsanspruch enthält, ist umstritten, ob sich ein solcher aus § 242 ergibt.</w:t>
       </w:r>
       <w:r>
         <w:rPr>
@@ -8639,7 +8702,7 @@
         <w:footnoteReference w:id="48"/>
       </w:r>
       <w:r>
-        <w:t xml:space="preserve"> Nach anderer Ansicht fehlt es mangels gesetzlicher Regelung an einer Grundlage.</w:t>
+        <w:t xml:space="preserve"> Teilweise wird er bejaht, wenn der Maklerkunde zur Kontrolle der Halbteilung auf Informationen des Maklers angewiesen ist.</w:t>
       </w:r>
       <w:r>
         <w:rPr>
@@ -8648,7 +8711,16 @@
         <w:footnoteReference w:id="49"/>
       </w:r>
       <w:r>
-        <w:t xml:space="preserve"> Für die erstgenannte Ansicht spricht, dass K ohne die Information nicht prüfen kann, ob der zwingende § 656c I 1 eingehalten ist, während A die Auskunft ohne unbillige Belastung erteilen kann. K hat daher einen Auskunftsanspruch aus § 242. Mit ihrer bloßen Mitteilung, V habe ebenfalls 3 % geschuldet und gezahlt, hat A zwar Auskunft erteilt; überprüfen kann K diese Behauptung aber nicht. Fraglich ist daher, ob K darüber hinaus Einsicht in den Vertrag verlangen kann.</w:t>
+        <w:t xml:space="preserve"> Nach anderer Ansicht fehlt mangels gesetzlicher Regelung eine Grundlage.</w:t>
+      </w:r>
+      <w:r>
+        <w:rPr>
+          <w:rStyle w:val="Funotenzeichen"/>
+        </w:rPr>
+        <w:footnoteReference w:id="50"/>
+      </w:r>
+      <w:r>
+        <w:t xml:space="preserve"> Für die erste Ansicht spricht, dass K die Einhaltung des zwingenden § 656c I 1 sonst nicht prüfen kann, während A die Auskunft ohne unbillige Belastung erteilen kann. K hat daher einen Auskunftsanspruch aus § 242. Mit der Mitteilung, V habe ebenfalls 3 % geschuldet und gezahlt, hat A zwar Auskunft erteilt. Überprüfen kann K diese Behauptung aber nicht. Fraglich ist daher, ob sie zudem Einsicht in den Vertrag verlangen kann.</w:t>
       </w:r>
     </w:p>
     <w:p>
@@ -8698,10 +8770,10 @@
         <w:rPr>
           <w:rStyle w:val="Funotenzeichen"/>
         </w:rPr>
-        <w:footnoteReference w:id="50"/>
-      </w:r>
-      <w:r>
-        <w:t xml:space="preserve"> A und V schlossen den Maklervertrag schriftlich und hielten darin die Provision der V von 3 % fest. Er ist somit eine Urkunde.</w:t>
+        <w:footnoteReference w:id="51"/>
+      </w:r>
+      <w:r>
+        <w:t xml:space="preserve"> Der schriftliche Vertrag hält die Provision der V von 3 % fest und ist somit eine Urkunde.</w:t>
       </w:r>
     </w:p>
     <w:p>
@@ -8723,16 +8795,7 @@
     </w:p>
     <w:p>
       <w:r>
-        <w:t xml:space="preserve">Die Urkunde müsste ein Rechtsverhältnis beurkunden, an dem K beteiligt ist.</w:t>
-      </w:r>
-      <w:r>
-        <w:rPr>
-          <w:rStyle w:val="Funotenzeichen"/>
-        </w:rPr>
-        <w:footnoteReference w:id="51"/>
-      </w:r>
-      <w:r>
-        <w:t xml:space="preserve"> Problematisch ist, dass K nicht Partei des Vertrags zwischen A und V ist. § 810 Fall 2 verlangt jedoch nicht, dass die Urkunde das Rechtsverhältnis des Anspruchstellers unmittelbar dokumentiert;</w:t>
+        <w:t xml:space="preserve">In der Urkunde müsste ein Rechtsverhältnis beurkundet sein, an dem K beteiligt ist, § 810 Fall 2.</w:t>
       </w:r>
       <w:r>
         <w:rPr>
@@ -8741,7 +8804,7 @@
         <w:footnoteReference w:id="52"/>
       </w:r>
       <w:r>
-        <w:t xml:space="preserve"> es genügt eine objektive und unmittelbare Beziehung der Urkunde zu diesem Rechtsverhältnis.</w:t>
+        <w:t xml:space="preserve"> K ist aber nicht Partei des Vertrags zwischen A und V. Die Urkunde muss das Rechtsverhältnis des Anspruchstellers jedoch nicht selbst dokumentieren.</w:t>
       </w:r>
       <w:r>
         <w:rPr>
@@ -8750,7 +8813,16 @@
         <w:footnoteReference w:id="53"/>
       </w:r>
       <w:r>
-        <w:t xml:space="preserve"> Wegen der Doppeltätigkeit der A hängt die Wirksamkeit der Provisionsabrede zwischen A und K gem. § 656c I 1 davon ab, dass auch V eine Provision in gleicher Höhe versprochen hat. Gerade dies dokumentiert der Vertrag zwischen A und V. Die erforderliche Beziehung zum Rechtsverhältnis zwischen A und K besteht.</w:t>
+        <w:t xml:space="preserve"> Ausreichend ist, dass sie objektiv und unmittelbar mit diesem Rechtsverhältnis zusammenhängt.</w:t>
+      </w:r>
+      <w:r>
+        <w:rPr>
+          <w:rStyle w:val="Funotenzeichen"/>
+        </w:rPr>
+        <w:footnoteReference w:id="54"/>
+      </w:r>
+      <w:r>
+        <w:t xml:space="preserve"> Wegen der Doppeltätigkeit der A hängt die Wirksamkeit der Provisionsabrede mit K gem. § 656c I 1 davon ab, dass V eine Provision in gleicher Höhe versprochen hat. Gerade dies dokumentiert der Vertrag zwischen A und V. Die erforderliche Beziehung besteht somit.</w:t>
       </w:r>
     </w:p>
     <w:p>
@@ -8772,16 +8844,7 @@
     </w:p>
     <w:p>
       <w:r>
-        <w:t xml:space="preserve">Weiterhin bedarf es eines rechtlichen Interesses der K an der Einsichtnahme. Ein solches besteht, wenn die Einsicht zur Förderung, Erhaltung oder Verteidigung rechtlich geschützter Interessen erforderlich ist.</w:t>
-      </w:r>
-      <w:r>
-        <w:rPr>
-          <w:rStyle w:val="Funotenzeichen"/>
-        </w:rPr>
-        <w:footnoteReference w:id="54"/>
-      </w:r>
-      <w:r>
-        <w:t xml:space="preserve"> Eine bloße Ausforschung aufgrund vager Vermutungen genügt hingegen nicht.</w:t>
+        <w:t xml:space="preserve">Weiterhin bedarf es eines rechtlichen Interesses der K an der Einsicht. Ein solches besteht, wenn die Einsicht zur Förderung, Erhaltung oder Verteidigung rechtlich geschützter Interessen erforderlich ist.</w:t>
       </w:r>
       <w:r>
         <w:rPr>
@@ -8790,7 +8853,16 @@
         <w:footnoteReference w:id="55"/>
       </w:r>
       <w:r>
-        <w:t xml:space="preserve"> Ob die Forderung der A über 30.000 € besteht, hängt nach § 656c von der Provisionsabrede mit V ab, die A nicht vorlegt, sondern lediglich behauptet. K will damit keine bloßen Vermutungen ausforschen, sondern eine für ihre eigene Zahlungspflicht erhebliche Voraussetzung überprüfen. Ein rechtliches Interesse liegt vor.</w:t>
+        <w:t xml:space="preserve"> Eine bloße Ausforschung aufgrund vager Vermutungen genügt nicht.</w:t>
+      </w:r>
+      <w:r>
+        <w:rPr>
+          <w:rStyle w:val="Funotenzeichen"/>
+        </w:rPr>
+        <w:footnoteReference w:id="56"/>
+      </w:r>
+      <w:r>
+        <w:t xml:space="preserve"> Ob die Forderung der A über 30.000 € besteht, hängt nach § 656c von der Provisionsabrede mit V ab, die A nur behauptet. K will damit keine Vermutungen ausforschen, sondern eine Voraussetzung ihrer eigenen Zahlungspflicht prüfen. Ein rechtliches Interesse liegt somit vor.</w:t>
       </w:r>
     </w:p>
     <w:p>
@@ -8812,16 +8884,16 @@
     </w:p>
     <w:p>
       <w:r>
-        <w:t xml:space="preserve">Schließlich müsste sich die Urkunde im Besitz der A befinden.</w:t>
-      </w:r>
-      <w:r>
-        <w:rPr>
-          <w:rStyle w:val="Funotenzeichen"/>
-        </w:rPr>
-        <w:footnoteReference w:id="56"/>
-      </w:r>
-      <w:r>
-        <w:t xml:space="preserve"> A ist selbst Partei des Vertrags mit V. Mangels entgegenstehender Anhaltspunkte ist davon auszugehen, dass sie die Urkunde besitzt.</w:t>
+        <w:t xml:space="preserve">Schließlich müsste A die Urkunde besitzen.</w:t>
+      </w:r>
+      <w:r>
+        <w:rPr>
+          <w:rStyle w:val="Funotenzeichen"/>
+        </w:rPr>
+        <w:footnoteReference w:id="57"/>
+      </w:r>
+      <w:r>
+        <w:t xml:space="preserve"> A ist Vertragspartnerin der V und besitzt die Urkunde somit mangels gegenteiliger Anhaltspunkte.</w:t>
       </w:r>
     </w:p>
     <w:p>
@@ -8843,7 +8915,7 @@
     </w:p>
     <w:p>
       <w:r>
-        <w:t xml:space="preserve">K kann von A gem. § 810 Fall 2 die Gestattung der Einsicht in den Maklervertrag zwischen A und V verlangen.</w:t>
+        <w:t xml:space="preserve">K kann somit gem. § 810 Fall 2 Einsicht in den Maklervertrag zwischen A und V verlangen.</w:t>
       </w:r>
     </w:p>
     <w:p>
@@ -8865,7 +8937,16 @@
     </w:p>
     <w:p>
       <w:r>
-        <w:t xml:space="preserve">K könnte die Zahlung gem. § 273 I bis zur Gewährung der Einsicht verweigern. Ihre Erklärung, sie werde allenfalls nach Vorlage des Vertrags mit V zahlen, ist als Geltendmachung dieses Rechts zu verstehen.</w:t>
+        <w:t xml:space="preserve">K könnte die Zahlung gem. § 273 I bis zur Gewährung der Einsicht verweigern. Das Zurückbehaltungsrecht muss als Einrede geltend gemacht werden.</w:t>
+      </w:r>
+      <w:r>
+        <w:rPr>
+          <w:rStyle w:val="Funotenzeichen"/>
+        </w:rPr>
+        <w:footnoteReference w:id="58"/>
+      </w:r>
+      <w:r>
+        <w:t xml:space="preserve"> Dies hat K mit der Erklärung getan, sie werde allenfalls nach Vorlage des Vertrags mit V zahlen.</w:t>
       </w:r>
     </w:p>
     <w:p>
@@ -8887,16 +8968,16 @@
     </w:p>
     <w:p>
       <w:r>
-        <w:t xml:space="preserve">Zunächst müsste K als Schuldnerin der Provision ein Gegenanspruch gegen A als Gläubigerin zustehen.</w:t>
-      </w:r>
-      <w:r>
-        <w:rPr>
-          <w:rStyle w:val="Funotenzeichen"/>
-        </w:rPr>
-        <w:footnoteReference w:id="57"/>
-      </w:r>
-      <w:r>
-        <w:t xml:space="preserve"> Der Provisionsforderung der A aus § 652 I 1 steht der Einsichtsanspruch der K aus § 810 Fall 2 in umgekehrter Richtung gegenüber.</w:t>
+        <w:t xml:space="preserve">Zunächst müsste K als Schuldnerin ein Gegenanspruch gegen die Gläubigerin A zustehen.</w:t>
+      </w:r>
+      <w:r>
+        <w:rPr>
+          <w:rStyle w:val="Funotenzeichen"/>
+        </w:rPr>
+        <w:footnoteReference w:id="59"/>
+      </w:r>
+      <w:r>
+        <w:t xml:space="preserve"> Der Provisionsforderung der A steht der Einsichtsanspruch der K aus § 810 Fall 2 gegenüber. Die Ansprüche sind somit gegenseitig.</w:t>
       </w:r>
     </w:p>
     <w:p>
@@ -8924,19 +9005,19 @@
         <w:rPr>
           <w:rStyle w:val="Funotenzeichen"/>
         </w:rPr>
-        <w:footnoteReference w:id="58"/>
-      </w:r>
-      <w:r>
-        <w:t xml:space="preserve"> Dass beide Ansprüche demselben Vertrag entspringen, ist nicht erforderlich; ausreichend ist ein enger tatsächlicher und wirtschaftlicher Zusammenhang.</w:t>
-      </w:r>
-      <w:r>
-        <w:rPr>
-          <w:rStyle w:val="Funotenzeichen"/>
-        </w:rPr>
-        <w:footnoteReference w:id="59"/>
-      </w:r>
-      <w:r>
-        <w:t xml:space="preserve"> Der Einsichtsanspruch soll gerade klären, ob A die Provision von K nach § 656c I 1 verlangen kann. Beide Ansprüche wurzeln damit in der Doppeltätigkeit der A und hängen eng zusammen.</w:t>
+        <w:footnoteReference w:id="60"/>
+      </w:r>
+      <w:r>
+        <w:t xml:space="preserve"> Ein einheitlicher Vertrag ist nicht erforderlich. Es genügt ein enger tatsächlicher und wirtschaftlicher Zusammenhang.</w:t>
+      </w:r>
+      <w:r>
+        <w:rPr>
+          <w:rStyle w:val="Funotenzeichen"/>
+        </w:rPr>
+        <w:footnoteReference w:id="61"/>
+      </w:r>
+      <w:r>
+        <w:t xml:space="preserve"> Der Einsichtsanspruch soll gerade klären, ob A die Provision von K nach § 656c I 1 verlangen kann. Beide Ansprüche wurzeln in der Doppeltätigkeit der A und sind somit konnex.</w:t>
       </w:r>
     </w:p>
     <w:p>
@@ -8964,10 +9045,10 @@
         <w:rPr>
           <w:rStyle w:val="Funotenzeichen"/>
         </w:rPr>
-        <w:footnoteReference w:id="60"/>
-      </w:r>
-      <w:r>
-        <w:t xml:space="preserve"> Der Einsichtsanspruch der K ist entstanden und mangels abweichender Bestimmung sofort fällig, § 271 I; K hat die Vorlage bereits verlangt. Einreden der A sind nicht ersichtlich.</w:t>
+        <w:footnoteReference w:id="62"/>
+      </w:r>
+      <w:r>
+        <w:t xml:space="preserve"> Der Einsichtsanspruch ist entstanden und gem. § 271 I sofort fällig. Einreden der A sind nicht ersichtlich, sodass er auch durchsetzbar ist.</w:t>
       </w:r>
     </w:p>
     <w:p>
@@ -8989,25 +9070,7 @@
     </w:p>
     <w:p>
       <w:r>
-        <w:t xml:space="preserve">Fraglich ist, welche Wirkung das Zurückbehaltungsrecht hier entfaltet. Grundsätzlich führt es gem. § 274 I nur dazu, dass der Schuldner Zug um Zug gegen Erfüllung des Gegenanspruchs zu leisten hat.</w:t>
-      </w:r>
-      <w:r>
-        <w:rPr>
-          <w:rStyle w:val="Funotenzeichen"/>
-        </w:rPr>
-        <w:footnoteReference w:id="61"/>
-      </w:r>
-      <w:r>
-        <w:t xml:space="preserve"> Anders liegt es ausnahmsweise, wenn Haupt- und Gegenanspruch in einem besonderen Abhängigkeitsverhältnis stehen und der Gegenanspruch gerade der Überprüfung der Hauptforderung dient. Dann kann der Gläubiger die Leistung vorerst überhaupt nicht verlangen, sodass eine Zahlungsklage nicht zu einer Verurteilung Zug um Zug, sondern zur Abweisung führen würde.</w:t>
-      </w:r>
-      <w:r>
-        <w:rPr>
-          <w:rStyle w:val="Funotenzeichen"/>
-        </w:rPr>
-        <w:footnoteReference w:id="62"/>
-      </w:r>
-      <w:r>
-        <w:t xml:space="preserve"> K benötigt die Einsicht, um zu prüfen, ob A § 656c I 1 eingehalten hat. Hätte V keine Provision in gleicher Höhe versprochen, wäre die Provisionsabrede mit K gem. § 656c II 1 unwirksam.</w:t>
+        <w:t xml:space="preserve">Fraglich ist, welche Wirkung das Zurückbehaltungsrecht hier hat. Grundsätzlich muss der Schuldner gem. § 274 I nur Zug um Zug gegen Erfüllung des Gegenanspruchs leisten.</w:t>
       </w:r>
       <w:r>
         <w:rPr>
@@ -9016,7 +9079,16 @@
         <w:footnoteReference w:id="63"/>
       </w:r>
       <w:r>
-        <w:t xml:space="preserve"> A kann die Zahlung daher derzeit nicht verlangen, solange sie K die Einsicht nicht gewährt.</w:t>
+        <w:t xml:space="preserve"> Anders liegt es ausnahmsweise, wenn der Gegenanspruch gerade der Überprüfung der Hauptforderung dient. Dann kann der Gläubiger die Leistung vorerst überhaupt nicht verlangen, sodass eine Zahlungsklage nicht zu einer Verurteilung Zug um Zug, sondern zur Abweisung führen würde.</w:t>
+      </w:r>
+      <w:r>
+        <w:rPr>
+          <w:rStyle w:val="Funotenzeichen"/>
+        </w:rPr>
+        <w:footnoteReference w:id="64"/>
+      </w:r>
+      <w:r>
+        <w:t xml:space="preserve"> K benötigt die Einsicht, um zu prüfen, ob A § 656c I 1 eingehalten hat. Andernfalls wäre die Provisionsabrede mit K gem. § 656c II 1 unwirksam. A kann die Zahlung daher derzeit nicht verlangen, solange sie K die Einsicht nicht gewährt.</w:t>
       </w:r>
     </w:p>
     <w:p>
@@ -9038,7 +9110,7 @@
     </w:p>
     <w:p>
       <w:r>
-        <w:t xml:space="preserve">K steht ein Zurückbehaltungsrecht gem. § 273 I zu.</w:t>
+        <w:t xml:space="preserve">K steht somit ein Zurückbehaltungsrecht gem. § 273 I zu.</w:t>
       </w:r>
     </w:p>
     <w:p>
@@ -9060,7 +9132,7 @@
     </w:p>
     <w:p>
       <w:r>
-        <w:t xml:space="preserve">Der Provisionsanspruch der A gegen K über 30.000 € aus § 652 I 1 ist zwar entstanden. Solange A der K keine Einsicht in den Maklervertrag mit V gewährt, kann sie ihn wegen des Zurückbehaltungsrechts der K aus § 273 I derzeit aber nicht durchsetzen.</w:t>
+        <w:t xml:space="preserve">Der Provisionsanspruch der A gegen K aus § 652 I 1 über 30.000 € ist zwar entstanden. Solange A der K keine Einsicht in den Maklervertrag mit V gewährt, kann sie ihn wegen des Zurückbehaltungsrechts aus § 273 I aber nicht durchsetzen.</w:t>
       </w:r>
     </w:p>
     <w:p>
@@ -9099,7 +9171,7 @@
     </w:p>
     <w:p>
       <w:r>
-        <w:t xml:space="preserve">K könnte von T gem. § 546 I die Räumung und Herausgabe der Einliegerwohnung verlangen. Hierfür müsste zwischen K und T ein Mietverhältnis bestanden haben, das beendet ist.</w:t>
+        <w:t xml:space="preserve">K könnte von T gem. § 546 I die Räumung und Herausgabe der Einliegerwohnung verlangen. Dies setzt ein beendetes Mietverhältnis zwischen K und T voraus.</w:t>
       </w:r>
     </w:p>
     <w:p>
@@ -9121,16 +9193,7 @@
     </w:p>
     <w:p>
       <w:r>
-        <w:t xml:space="preserve">Zunächst müsste zwischen K und T ein Mietverhältnis bestanden haben. T hatte die Wohnung ursprünglich von V gemietet; K könnte aber gem. § 566 I eingetreten sein. Danach tritt der Erwerber vermieteten Wohnraums, der nach der Überlassung veräußert wird, anstelle des Vermieters in das Mietverhältnis ein,</w:t>
-      </w:r>
-      <w:r>
-        <w:rPr>
-          <w:rStyle w:val="Funotenzeichen"/>
-        </w:rPr>
-        <w:footnoteReference w:id="64"/>
-      </w:r>
-      <w:r>
-        <w:t xml:space="preserve"> wobei Veräußerung die Übertragung des Eigentums meint.</w:t>
+        <w:t xml:space="preserve">Zunächst müsste zwischen K und T ein Mietverhältnis bestanden haben. T hatte die Wohnung von V gemietet. K könnte aber gem. § 566 I eingetreten sein. Danach tritt der Erwerber vermieteten Wohnraums, der nach der Überlassung an den Mieter veräußert wird, anstelle des Vermieters in das Mietverhältnis ein.</w:t>
       </w:r>
       <w:r>
         <w:rPr>
@@ -9139,7 +9202,16 @@
         <w:footnoteReference w:id="65"/>
       </w:r>
       <w:r>
-        <w:t xml:space="preserve"> T bewohnte die Wohnung bereits, als K das Grundstück durch Auflassung und Eintragung (§§ 873 I, 925) erwarb. K ist damit in das Mietverhältnis eingetreten.</w:t>
+        <w:t xml:space="preserve"> Veräußerung meint dabei die Übertragung des Eigentums.</w:t>
+      </w:r>
+      <w:r>
+        <w:rPr>
+          <w:rStyle w:val="Funotenzeichen"/>
+        </w:rPr>
+        <w:footnoteReference w:id="66"/>
+      </w:r>
+      <w:r>
+        <w:t xml:space="preserve"> T bewohnte die Wohnung bereits, als K das Grundstück gem. §§ 873 I, 925 durch Auflassung und Eintragung erwarb. K ist somit in das Mietverhältnis eingetreten.</w:t>
       </w:r>
     </w:p>
     <w:p>
@@ -9183,16 +9255,7 @@
     </w:p>
     <w:p>
       <w:r>
-        <w:t xml:space="preserve">Das Mietverhältnis könnte bereits durch die fristlose Kündigung beendet worden sein. Diese setzt gem. § 543 I 1 einen wichtigen Grund voraus. Ein solcher liegt nach § 543 I 2 vor, wenn dem Kündigenden unter Berücksichtigung der Umstände des Einzelfalls und der Interessen beider Vertragsparteien die Fortsetzung des Mietverhältnisses bis zu dessen regulärer Beendigung nicht zuzumuten ist.</w:t>
-      </w:r>
-      <w:r>
-        <w:rPr>
-          <w:rStyle w:val="Funotenzeichen"/>
-        </w:rPr>
-        <w:footnoteReference w:id="66"/>
-      </w:r>
-      <w:r>
-        <w:t xml:space="preserve"> Für den Zahlungsverzug enthält § 543 II 1 Nr. 3 besondere Kündigungstatbestände.</w:t>
+        <w:t xml:space="preserve">Das Mietverhältnis könnte durch die fristlose Kündigung beendet worden sein. Diese setzt gem. § 543 I 1 einen wichtigen Grund voraus. Ein solcher liegt gem. § 543 I 2 vor, wenn dem Kündigenden unter Abwägung aller Umstände die Fortsetzung des Mietverhältnisses bis zu seinem regulären Ende nicht zuzumuten ist.</w:t>
       </w:r>
       <w:r>
         <w:rPr>
@@ -9201,7 +9264,16 @@
         <w:footnoteReference w:id="67"/>
       </w:r>
       <w:r>
-        <w:t xml:space="preserve"> Die schriftlich (§ 568 I) erklärte Kündigung nennt mit den zutreffend bezifferten Rückständen zugleich ihren Grund, § 569 IV.</w:t>
+        <w:t xml:space="preserve"> Für den Zahlungsverzug regelt § 543 II 1 Nr. 3 besondere Kündigungsgründe.</w:t>
+      </w:r>
+      <w:r>
+        <w:rPr>
+          <w:rStyle w:val="Funotenzeichen"/>
+        </w:rPr>
+        <w:footnoteReference w:id="68"/>
+      </w:r>
+      <w:r>
+        <w:t xml:space="preserve"> Die gem. § 568 I schriftlich erklärte Kündigung nennt mit den bezifferten Rückständen zugleich ihren Grund, § 569 IV.</w:t>
       </w:r>
     </w:p>
     <w:p>
@@ -9223,16 +9295,7 @@
     </w:p>
     <w:p>
       <w:r>
-        <w:t xml:space="preserve">Zunächst müsste T mit der Miete in Rückstand geraten sein. Dies wäre nicht der Fall, wenn sie gem. § 536 I zur Minderung wegen des Kindergartenlärms berechtigt war. Ein Mangel i.S.d. § 536 I ist jede für den Mieter nachteilige Abweichung der tatsächlichen von der vertraglich vereinbarten Beschaffenheit, die die Tauglichkeit zum vertragsgemäßen Gebrauch beeinträchtigt.</w:t>
-      </w:r>
-      <w:r>
-        <w:rPr>
-          <w:rStyle w:val="Funotenzeichen"/>
-        </w:rPr>
-        <w:footnoteReference w:id="68"/>
-      </w:r>
-      <w:r>
-        <w:t xml:space="preserve"> Auch von einem Nachbargrundstück ausgehende Geräusche können einen Mangel begründen.</w:t>
+        <w:t xml:space="preserve">Zunächst müsste T mit der Miete in Rückstand geraten sein. Dies wäre nicht der Fall, wenn sie gem. § 536 I wegen des Kindergartenlärms zur Minderung berechtigt war. Ein Mangel ist jede für den Mieter nachteilige Abweichung der tatsächlichen von der vereinbarten Beschaffenheit, welche die Tauglichkeit zum vertragsgemäßen Gebrauch beeinträchtigt.</w:t>
       </w:r>
       <w:r>
         <w:rPr>
@@ -9241,7 +9304,7 @@
         <w:footnoteReference w:id="69"/>
       </w:r>
       <w:r>
-        <w:t xml:space="preserve"> Fehlt eine Beschaffenheitsvereinbarung, ist nach den Umständen des Einzelfalls zu bestimmen, welche Belastung der Mieter hinzunehmen hat.</w:t>
+        <w:t xml:space="preserve"> Auch Geräusche von einem Nachbargrundstück können einen Mangel begründen.</w:t>
       </w:r>
       <w:r>
         <w:rPr>
@@ -9250,7 +9313,7 @@
         <w:footnoteReference w:id="70"/>
       </w:r>
       <w:r>
-        <w:t xml:space="preserve"> Muss der Vermieter die Immissionen selbst gem. § 906 entschädigungslos dulden, begründen sie regelmäßig keinen Mangel.</w:t>
+        <w:t xml:space="preserve"> Fehlt eine Beschaffenheitsvereinbarung, ist nach den Umständen des Einzelfalls zu bestimmen, welche Belastung der Mieter hinnehmen muss.</w:t>
       </w:r>
       <w:r>
         <w:rPr>
@@ -9259,7 +9322,7 @@
         <w:footnoteReference w:id="71"/>
       </w:r>
       <w:r>
-        <w:t xml:space="preserve"> Eine besondere Vereinbarung zwischen V und T über die Geräuschbelastung ist nicht ersichtlich. Der Kindergarten war bereits bei Einzug der T in Betrieb und hält seit jeher sämtliche Immissionsrichtwerte ein, sodass nach § 906 I 2 in der Regel nur eine unwesentliche Beeinträchtigung vorliegt. Die Geräusche sind daher als zulässige Immissionen hinzunehmen; ein Mangel liegt nicht vor.</w:t>
+        <w:t xml:space="preserve"> Muss der Vermieter die Immissionen selbst gem. § 906 entschädigungslos dulden, liegt regelmäßig kein Mangel vor.</w:t>
       </w:r>
       <w:r>
         <w:rPr>
@@ -9268,7 +9331,7 @@
         <w:footnoteReference w:id="72"/>
       </w:r>
       <w:r>
-        <w:t xml:space="preserve"> Selbst bei Annahme eines Mangels wäre die Minderung gem. § 536b S. 1 ausgeschlossen, da der Mieter, der den Mangel bei Vertragsschluss kennt, keine Rechte aus §§ 536, 536a hat.</w:t>
+        <w:t xml:space="preserve"> Eine Vereinbarung zwischen V und T über die Geräuschbelastung ist nicht ersichtlich. Der Kindergarten war bereits vor dem Einzug der T in Betrieb und hält seit jeher alle Immissionsrichtwerte ein, sodass gem. § 906 I 2 in der Regel nur eine unwesentliche Beeinträchtigung vorliegt. Die Geräusche sind folglich hinzunehmen und begründen keinen Mangel. Zudem hat der Mieter gem. § 536b keine Rechte aus §§ 536, 536a, wenn er den Mangel bei Vertragsschluss kennt oder die Mietsache in Kenntnis des Mangels vorbehaltlos annimmt.</w:t>
       </w:r>
       <w:r>
         <w:rPr>
@@ -9277,7 +9340,7 @@
         <w:footnoteReference w:id="73"/>
       </w:r>
       <w:r>
-        <w:t xml:space="preserve"> T kannte den Betrieb des Kindergartens bereits bei ihrem Einzug. Ob sie ein Minderungsrecht zudem durch die vierjährige vorbehaltlose Zahlung verloren hätte, kann offenbleiben. T schuldete somit die volle Miete; durch die Kürzung um 40 % entstanden Rückstände.</w:t>
+        <w:t xml:space="preserve"> T kannte den Kindergarten bereits bei ihrem Einzug, sodass eine Minderung auch danach ausgeschlossen wäre. Ob sie ein Minderungsrecht zudem durch die vierjährige vorbehaltlose Zahlung verloren hätte, kann offenbleiben. T schuldete somit die volle Miete, sodass durch die Kürzung um 40 % Rückstände entstanden.</w:t>
       </w:r>
     </w:p>
     <w:p>
@@ -9299,7 +9362,7 @@
     </w:p>
     <w:p>
       <w:r>
-        <w:t xml:space="preserve">T müsste in dem von § 543 II 1 Nr. 3 lit. b vorausgesetzten Umfang in Verzug geraten sein. Danach muss der Mieter in einem Zeitraum, der sich über mehr als zwei Termine erstreckt, mit einem Betrag in Verzug sein, der die Miete für zwei Monate erreicht.</w:t>
+        <w:t xml:space="preserve">T müsste in dem von § 543 II 1 Nr. 3 lit. b vorausgesetzten Umfang in Verzug sein. Danach muss der Mieter in einem Zeitraum, der sich über mehr als zwei Termine erstreckt, mit einem Betrag in Verzug sein, der die Miete für zwei Monate erreicht.</w:t>
       </w:r>
       <w:r>
         <w:rPr>
@@ -9308,7 +9371,7 @@
         <w:footnoteReference w:id="74"/>
       </w:r>
       <w:r>
-        <w:t xml:space="preserve"> Die Miete ist gem. § 556b I spätestens bis zum dritten Werktag des Monats zu entrichten, sodass es gem. § 286 II Nr. 1 keiner Mahnung bedurfte.</w:t>
+        <w:t xml:space="preserve"> Da die Miete gem. § 556b I bis zum dritten Werktag des Monats zu entrichten ist, bedurfte es gem. § 286 II Nr. 1 keiner Mahnung.</w:t>
       </w:r>
       <w:r>
         <w:rPr>
@@ -9317,7 +9380,7 @@
         <w:footnoteReference w:id="75"/>
       </w:r>
       <w:r>
-        <w:t xml:space="preserve"> Ihr Irrtum über ein Minderungsrecht schließt das Vertretenmüssen (§ 286 IV) nicht aus, da ein Rechtsirrtum nur bei Unvermeidbarkeit entlastet, wofür nichts ersichtlich ist.</w:t>
+        <w:t xml:space="preserve"> Ein Rechtsirrtum schließt das Vertretenmüssen nach § 286 IV nur aus, wenn er unvermeidbar war.</w:t>
       </w:r>
       <w:r>
         <w:rPr>
@@ -9326,7 +9389,7 @@
         <w:footnoteReference w:id="76"/>
       </w:r>
       <w:r>
-        <w:t xml:space="preserve"> Nach dem Eigentumsübergang zahlte T an K sechs Monate lang jeweils nur 60 % der Miete. Maßgeblich sind allein diese Rückstände, da K gem. § 566 I nur in die während der Dauer ihres Eigentums entstehenden Rechte eintritt; frühere Rückstände stehen weiterhin V zu.</w:t>
+        <w:t xml:space="preserve"> Dafür ist hinsichtlich des vermeintlichen Minderungsrechts der T nichts ersichtlich. Nach dem Eigentumsübergang zahlte T an K sechs Monate lang nur 60 % der Miete. Maßgeblich sind allein diese Rückstände, da K gem. § 566 I nur in die während der Dauer ihres Eigentums entstehenden Rechte eintritt. Frühere Rückstände stehen weiterhin V zu.</w:t>
       </w:r>
       <w:r>
         <w:rPr>
@@ -9335,7 +9398,7 @@
         <w:footnoteReference w:id="77"/>
       </w:r>
       <w:r>
-        <w:t xml:space="preserve"> Der Rückstand erstreckt sich damit über mehr als zwei Termine und beläuft sich auf 6 × 40 % = 2,4 Monatsmieten. Dass K die Rückstände zunächst sechs Monate auflaufen ließ, steht der Kündigung nicht entgegen, da die §§ 543, 569 die Kündigung wegen Zahlungsverzugs abschließend regeln und § 314 III daher keine Anwendung findet.</w:t>
+        <w:t xml:space="preserve"> Der Rückstand erstreckt sich somit über mehr als zwei Termine und beträgt 6 × 40 % = 2,4 Monatsmieten. Dass K die Rückstände sechs Monate auflaufen ließ, schadet nicht, da die §§ 543, 569 die Kündigung wegen Zahlungsverzugs abschließend regeln und § 314 III daher nicht anwendbar ist.</w:t>
       </w:r>
       <w:r>
         <w:rPr>
@@ -9344,7 +9407,7 @@
         <w:footnoteReference w:id="78"/>
       </w:r>
       <w:r>
-        <w:t xml:space="preserve"> Die Voraussetzungen des § 543 II 1 Nr. 3 lit. b liegen vor.</w:t>
+        <w:t xml:space="preserve"> Die Voraussetzungen des § 543 II 1 Nr. 3 lit. b liegen folglich vor.</w:t>
       </w:r>
     </w:p>
     <w:p>
@@ -9366,7 +9429,7 @@
     </w:p>
     <w:p>
       <w:r>
-        <w:t xml:space="preserve">Einer Abmahnung, die § 543 III 1 grundsätzlich verlangt,</w:t>
+        <w:t xml:space="preserve">Eine Abmahnung, die § 543 III 1 grundsätzlich verlangt,</w:t>
       </w:r>
       <w:r>
         <w:rPr>
@@ -9375,7 +9438,7 @@
         <w:footnoteReference w:id="79"/>
       </w:r>
       <w:r>
-        <w:t xml:space="preserve"> bedurfte es gem. § 543 III 2 Nr. 3 bei Zahlungsverzug nicht.</w:t>
+        <w:t xml:space="preserve"> war gem. § 543 III 2 Nr. 3 bei Zahlungsverzug entbehrlich.</w:t>
       </w:r>
       <w:r>
         <w:rPr>
@@ -9403,7 +9466,7 @@
     </w:p>
     <w:p>
       <w:r>
-        <w:t xml:space="preserve">Die Kündigung könnte jedoch gem. § 569 III Nr. 2 S. 1 unwirksam geworden sein. Danach wird eine auf § 543 II 1 Nr. 3 gestützte Kündigung unwirksam, wenn der Vermieter hinsichtlich der fälligen Miete und der fälligen Entschädigung nach § 546a I befriedigt wird.</w:t>
+        <w:t xml:space="preserve">Die Kündigung könnte jedoch gem. § 569 III Nr. 2 S. 1 unwirksam geworden sein. Danach wird eine auf § 543 II 1 Nr. 3 gestützte Kündigung unwirksam, wenn der Vermieter spätestens bis zum Ablauf von zwei Monaten nach Rechtshängigkeit des Räumungsanspruchs hinsichtlich der fälligen Miete und der fälligen Entschädigung nach § 546a I befriedigt wird.</w:t>
       </w:r>
       <w:r>
         <w:rPr>
@@ -9412,7 +9475,7 @@
         <w:footnoteReference w:id="81"/>
       </w:r>
       <w:r>
-        <w:t xml:space="preserve"> Dies muss spätestens bis zum Ablauf von zwei Monaten nach Eintritt der Rechtshängigkeit des Räumungsanspruchs geschehen. T beglich sämtliche Rückstände sieben Wochen nach Zustellung der Räumungsklage, mit der die Rechtshängigkeit eintrat (§§ 253 I, 261 I ZPO), und damit innerhalb der Zweimonatsfrist. Mangels gegenteiliger Angaben ist davon auszugehen, dass die Zahlung auch die bis dahin fällige Nutzungsentschädigung nach § 546a I umfasste, sodass K vollständig befriedigt wurde. Ein Ausschluss nach § 569 III Nr. 2 S. 2 ist nicht ersichtlich. Die fristlose Kündigung hat ihre Wirkung damit nachträglich verloren.</w:t>
+        <w:t xml:space="preserve"> Die Rechtshängigkeit tritt gem. §§ 253 I, 261 I ZPO mit Zustellung der Klage ein. T beglich sämtliche Rückstände sieben Wochen nach Zustellung der Räumungsklage und damit innerhalb der Frist. Mangels gegenteiliger Angaben ist davon auszugehen, dass die Zahlung auch die fällige Nutzungsentschädigung nach § 546a I umfasste, sodass K vollständig befriedigt wurde. Ein Ausschluss nach § 569 III Nr. 2 S. 2 ist nicht ersichtlich. Die fristlose Kündigung hat ihre Wirkung somit nachträglich verloren.</w:t>
       </w:r>
     </w:p>
     <w:p>
@@ -9434,7 +9497,7 @@
     </w:p>
     <w:p>
       <w:r>
-        <w:t xml:space="preserve">Das Mietverhältnis könnte aber durch die hilfsweise ausgesprochene ordentliche Kündigung nach § 573 geendet haben.</w:t>
+        <w:t xml:space="preserve">Das Mietverhältnis könnte aber durch die hilfsweise ordentliche Kündigung nach § 573 geendet haben.</w:t>
       </w:r>
     </w:p>
     <w:p>
@@ -9465,7 +9528,7 @@
         <w:footnoteReference w:id="82"/>
       </w:r>
       <w:r>
-        <w:t xml:space="preserve"> Zulässig ist allerdings eine Bedingung, deren Eintritt allein von der rechtlichen Beurteilung abhängt (Rechtsbedingung), weil sie für den Empfänger keine Ungewissheit schafft.</w:t>
+        <w:t xml:space="preserve"> Zulässig ist aber eine Rechtsbedingung, deren Eintritt allein von der rechtlichen Beurteilung abhängt, weil sie für den Empfänger keine Ungewissheit schafft.</w:t>
       </w:r>
       <w:r>
         <w:rPr>
@@ -9474,7 +9537,7 @@
         <w:footnoteReference w:id="83"/>
       </w:r>
       <w:r>
-        <w:t xml:space="preserve"> Die ordentliche Kündigung sollte nur für den Fall gelten, dass die fristlose Kündigung das Mietverhältnis nicht beendet. Für T war damit eindeutig erkennbar, dass K das Mietverhältnis jedenfalls beenden will. Die Bedingung ist zudem eingetreten, da die fristlose Kündigung gem. § 569 III Nr. 2 unwirksam geworden ist.</w:t>
+        <w:t xml:space="preserve"> Die ordentliche Kündigung sollte nur gelten, falls die fristlose Kündigung das Mietverhältnis nicht beendet. Für T war damit klar erkennbar, dass K das Mietverhältnis jedenfalls beenden will. Die Bedingung ist somit zulässig und zudem eingetreten, da die fristlose Kündigung gem. § 569 III Nr. 2 unwirksam geworden ist.</w:t>
       </w:r>
     </w:p>
     <w:p>
@@ -9496,7 +9559,7 @@
     </w:p>
     <w:p>
       <w:r>
-        <w:t xml:space="preserve">K müsste ein berechtigtes Interesse an der Beendigung des Mietverhältnisses gehabt haben, § 573 I 1. Ein solches liegt nach § 573 II Nr. 1 insbesondere vor, wenn der Mieter seine vertraglichen Pflichten schuldhaft nicht unerheblich verletzt hat.</w:t>
+        <w:t xml:space="preserve">K müsste gem. § 573 I 1 ein berechtigtes Interesse an der Beendigung des Mietverhältnisses haben. Ein solches liegt gem. § 573 II Nr. 1 insbesondere vor, wenn der Mieter seine vertraglichen Pflichten schuldhaft nicht unerheblich verletzt hat.</w:t>
       </w:r>
       <w:r>
         <w:rPr>
@@ -9505,7 +9568,7 @@
         <w:footnoteReference w:id="84"/>
       </w:r>
       <w:r>
-        <w:t xml:space="preserve"> T kürzte die Miete über sechs Monate unberechtigt und schuldhaft (s.o.); ein Rückstand von 2,4 Monatsmieten ist nicht unerheblich. K hat daher ein berechtigtes Interesse.</w:t>
+        <w:t xml:space="preserve"> T kürzte die Miete sechs Monate lang unberechtigt und schuldhaft (s.o.). Ein Rückstand von 2,4 Monatsmieten ist nicht unerheblich. K hat somit ein berechtigtes Interesse.</w:t>
       </w:r>
     </w:p>
     <w:p>
@@ -9527,7 +9590,7 @@
     </w:p>
     <w:p>
       <w:r>
-        <w:t xml:space="preserve">Fraglich ist, ob die Nachzahlung auch die ordentliche Kündigung unwirksam macht. § 569 III Nr. 2 ordnet die Unwirksamkeit ausdrücklich nur für die außerordentliche fristlose Kündigung an.</w:t>
+        <w:t xml:space="preserve">Fraglich ist, ob die Nachzahlung auch die ordentliche Kündigung unwirksam macht. Die Vorschrift des § 569 III Nr. 2 betrifft ausdrücklich nur die außerordentliche fristlose Kündigung.</w:t>
       </w:r>
       <w:r>
         <w:rPr>
@@ -9536,7 +9599,7 @@
         <w:footnoteReference w:id="85"/>
       </w:r>
       <w:r>
-        <w:t xml:space="preserve"> Auf eine daneben erklärte ordentliche Kündigung erstreckt sich die Vorschrift nicht.</w:t>
+        <w:t xml:space="preserve"> Auf eine daneben erklärte ordentliche Kündigung erstreckt sie sich nicht.</w:t>
       </w:r>
       <w:r>
         <w:rPr>
@@ -9545,7 +9608,7 @@
         <w:footnoteReference w:id="86"/>
       </w:r>
       <w:r>
-        <w:t xml:space="preserve"> Die rechtzeitige Nachzahlung der T beseitigt die ordentliche Kündigung folglich nicht. Sie kann allenfalls bei der Gewichtung der Pflichtverletzung im Rahmen des § 573 II Nr. 1 zugunsten des Mieters berücksichtigt werden.</w:t>
+        <w:t xml:space="preserve"> Die Nachzahlung kann allenfalls bei der Gewichtung der Pflichtverletzung im Rahmen des § 573 II Nr. 1 zugunsten des Mieters berücksichtigt werden.</w:t>
       </w:r>
       <w:r>
         <w:rPr>
@@ -9554,7 +9617,7 @@
         <w:footnoteReference w:id="87"/>
       </w:r>
       <w:r>
-        <w:t xml:space="preserve"> T hatte die Miete aber sechs Monate lang eigenmächtig gekürzt und erst nach Klageerhebung nachgezahlt, sodass das berechtigte Interesse der K bestehen bleibt.</w:t>
+        <w:t xml:space="preserve"> T hatte die Miete aber sechs Monate lang eigenmächtig gekürzt und erst nach Klageerhebung nachgezahlt. Das berechtigte Interesse der K bleibt daher bestehen.</w:t>
       </w:r>
     </w:p>
     <w:p>
@@ -9576,7 +9639,7 @@
     </w:p>
     <w:p>
       <w:r>
-        <w:t xml:space="preserve">Weiterhin müsste die Kündigungsfrist eingehalten sein. Gem. § 573c I 2 verlängert sich die Frist für den Vermieter nach fünf Jahren seit der Überlassung des Wohnraums um drei Monate.</w:t>
+        <w:t xml:space="preserve">Weiterhin müsste die Kündigungsfrist eingehalten sein. Diese verlängert sich für den Vermieter gem. § 573c I 2 nach fünf Jahren seit der Überlassung um drei Monate.</w:t>
       </w:r>
       <w:r>
         <w:rPr>
@@ -9585,7 +9648,7 @@
         <w:footnoteReference w:id="88"/>
       </w:r>
       <w:r>
-        <w:t xml:space="preserve"> T wohnte bereits seit sechs Jahren in der Wohnung, sodass eine Frist von sechs Monaten galt. Wann die Kündigung genau zuging, ist unbekannt; als K die Räumung acht Monate später erneut verlangte, war die Frist jedenfalls abgelaufen und das Mietverhältnis beendet.</w:t>
+        <w:t xml:space="preserve"> T wohnte seit sechs Jahren in der Wohnung, sodass eine Frist von sechs Monaten galt. Der genaue Zugang der Kündigung ist unbekannt. Als K die Räumung acht Monate später erneut verlangte, war die Frist aber jedenfalls abgelaufen und das Mietverhältnis somit beendet.</w:t>
       </w:r>
     </w:p>
     <w:p>
@@ -9607,7 +9670,7 @@
     </w:p>
     <w:p>
       <w:r>
-        <w:t xml:space="preserve">Die Kündigung müsste zudem formgerecht erklärt und begründet worden sein. Gem. § 568 I bedarf sie der Schriftform, also der eigenhändigen Unterschrift des Kündigenden, § 126 I.</w:t>
+        <w:t xml:space="preserve">Die Kündigung müsste zudem formgerecht erklärt und begründet sein. Gem. § 568 I bedarf sie der Schriftform, also der eigenhändigen Unterschrift, § 126 I.</w:t>
       </w:r>
       <w:r>
         <w:rPr>
@@ -9616,7 +9679,7 @@
         <w:footnoteReference w:id="89"/>
       </w:r>
       <w:r>
-        <w:t xml:space="preserve"> Zudem sind die Gründe für das berechtigte Interesse gem. § 573 III 1 im Kündigungsschreiben anzugeben. K kündigte schriftlich und bezifferte die Rückstände im Schreiben zutreffend; Form und Begründung sind gewahrt.</w:t>
+        <w:t xml:space="preserve"> Die Gründe für das berechtigte Interesse sind gem. § 573 III 1 im Kündigungsschreiben anzugeben. K kündigte schriftlich und bezifferte die Rückstände zutreffend. Form und Begründung sind somit gewahrt.</w:t>
       </w:r>
     </w:p>
     <w:p>
@@ -9638,7 +9701,7 @@
     </w:p>
     <w:p>
       <w:r>
-        <w:t xml:space="preserve">T könnte der Kündigung gem. § 574 I 1 widersprechen und die Fortsetzung des Mietverhältnisses verlangen, wenn dessen Beendigung für sie eine nicht zu rechtfertigende Härte bedeuten würde. Ihren Brief, die Kündigung sei wegen ihres hohen Alters nicht rechtmäßig, kann man als schriftlichen Widerspruch i.S.d. § 574b I 1 auslegen. Ob der Widerspruch bereits nach § 574 I 2 ausgeschlossen ist, weil ein Grund zur fristlosen Kündigung vorlag, kann offenbleiben, wenn es jedenfalls an einer Härte fehlt. Zwar fließt ein hohes Lebensalter in die Abwägung ein;</w:t>
+        <w:t xml:space="preserve">T könnte der Kündigung gem. § 574 I 1 widersprechen und die Fortsetzung des Mietverhältnisses verlangen, wenn dessen Beendigung für sie eine nicht zu rechtfertigende Härte bedeuten würde. Ihren Brief, die Kündigung sei wegen ihres hohen Alters nicht rechtmäßig, kann man als schriftlichen Widerspruch i.S.d. § 574b I 1 auslegen. Ob der Widerspruch schon gem. § 574 I 2 ausgeschlossen ist, weil ein Grund zur fristlosen Kündigung vorlag, kann offenbleiben, wenn es an einer Härte fehlt. Ein hohes Lebensalter fließt zwar in die Abwägung ein,</w:t>
       </w:r>
       <w:r>
         <w:rPr>
@@ -9647,7 +9710,7 @@
         <w:footnoteReference w:id="90"/>
       </w:r>
       <w:r>
-        <w:t xml:space="preserve"> für sich genommen begründet es jedoch keine Härte i.S.d. § 574 I.</w:t>
+        <w:t xml:space="preserve"> begründet für sich genommen aber keine Härte.</w:t>
       </w:r>
       <w:r>
         <w:rPr>
@@ -9665,7 +9728,7 @@
         <w:footnoteReference w:id="92"/>
       </w:r>
       <w:r>
-        <w:t xml:space="preserve"> Bei der 82-jährigen T bestehen weder gesundheitliche Einschränkungen noch sonstige Umstände, die ihr einen Umzug unmöglich oder unzumutbar machen. Eine Härte i.S.d. § 574 I liegt daher nicht vor. Der fehlende Hinweis auf den Sozialwiderspruch (§ 568 II) führt nicht zur Unwirksamkeit der Kündigung,</w:t>
+        <w:t xml:space="preserve"> Bei der 82-jährigen T bestehen weder gesundheitliche Einschränkungen noch sonstige Umstände, die ihr einen Umzug unzumutbar machen. Eine Härte liegt somit nicht vor. Der fehlende Hinweis auf den Sozialwiderspruch nach § 568 II macht die Kündigung nicht unwirksam.</w:t>
       </w:r>
       <w:r>
         <w:rPr>
@@ -9674,7 +9737,7 @@
         <w:footnoteReference w:id="93"/>
       </w:r>
       <w:r>
-        <w:t xml:space="preserve"> sondern hat gem. § 574b II 2 nur zur Folge, dass T den Widerspruch noch im ersten Termin des Räumungsrechtsstreits erklären kann.</w:t>
+        <w:t xml:space="preserve"> Gem. § 574b II 2 kann T den Widerspruch dann aber noch im ersten Termin des Räumungsrechtsstreits erklären.</w:t>
       </w:r>
       <w:r>
         <w:rPr>
@@ -9683,7 +9746,7 @@
         <w:footnoteReference w:id="94"/>
       </w:r>
       <w:r>
-        <w:t xml:space="preserve"> Mangels Härte bliebe ein Widerspruch der T aber in jedem Fall erfolglos.</w:t>
+        <w:t xml:space="preserve"> Mangels Härte bliebe ein Widerspruch der T somit in jedem Fall erfolglos.</w:t>
       </w:r>
     </w:p>
     <w:p>
@@ -9705,7 +9768,7 @@
     </w:p>
     <w:p>
       <w:r>
-        <w:t xml:space="preserve">Die hilfsweise erklärte ordentliche Kündigung ist wirksam und hat das Mietverhältnis mit Ablauf der Kündigungsfrist beendet.</w:t>
+        <w:t xml:space="preserve">Die ordentliche Kündigung hat das Mietverhältnis somit mit Ablauf der Kündigungsfrist beendet.</w:t>
       </w:r>
     </w:p>
     <w:p>
@@ -9727,7 +9790,7 @@
     </w:p>
     <w:p>
       <w:r>
-        <w:t xml:space="preserve">Nach Beendigung des Mietverhältnisses ist T gem. § 546 I verpflichtet, die Einliegerwohnung an K zu räumen und herauszugeben.</w:t>
+        <w:t xml:space="preserve">T ist somit gem. § 546 I verpflichtet, die Einliegerwohnung zu räumen und an K herauszugeben.</w:t>
       </w:r>
     </w:p>
     <w:p>
@@ -9771,7 +9834,7 @@
     </w:p>
     <w:p>
       <w:r>
-        <w:t xml:space="preserve">K müsste Eigentümerin sein. Durch Auflassung und Eintragung (§§ 873 I, 925) erwarb sie das Grundstück und gem. §§ 93, 94 I zugleich das Gebäude samt Einliegerwohnung.</w:t>
+        <w:t xml:space="preserve">K erwarb das Grundstück gem. §§ 873 I, 925 und damit gem. §§ 93, 94 I auch das Gebäude samt Einliegerwohnung. Sie ist somit Eigentümerin.</w:t>
       </w:r>
     </w:p>
     <w:p>
@@ -9793,7 +9856,7 @@
     </w:p>
     <w:p>
       <w:r>
-        <w:t xml:space="preserve">T müsste Besitzerin sein. Als Bewohnerin der Einliegerwohnung übt sie die tatsächliche Gewalt aus und ist unmittelbare Besitzerin, § 854 I.</w:t>
+        <w:t xml:space="preserve">T übt als Bewohnerin die tatsächliche Gewalt über die Wohnung aus und ist somit gem. § 854 I unmittelbare Besitzerin.</w:t>
       </w:r>
     </w:p>
     <w:p>
@@ -9815,7 +9878,16 @@
     </w:p>
     <w:p>
       <w:r>
-        <w:t xml:space="preserve">T dürfte K gegenüber kein Recht zum Besitz zustehen, § 986 I. Ein solches könnte allein aus dem Mietverhältnis folgen, das jedoch beendet ist; T ist daher nicht zum Besitz berechtigt.</w:t>
+        <w:t xml:space="preserve">T dürfte gegenüber K kein Recht zum Besitz haben, § 986 I. Ein Besitzrecht aus einem Mietverhältnis endet mit dessen Beendigung.</w:t>
+      </w:r>
+      <w:r>
+        <w:rPr>
+          <w:rStyle w:val="Funotenzeichen"/>
+        </w:rPr>
+        <w:footnoteReference w:id="95"/>
+      </w:r>
+      <w:r>
+        <w:t xml:space="preserve"> Das Mietverhältnis mit T ist beendet. T hat somit kein Besitzrecht.</w:t>
       </w:r>
     </w:p>
     <w:p>
@@ -9837,7 +9909,7 @@
     </w:p>
     <w:p>
       <w:r>
-        <w:t xml:space="preserve">K kann die Herausgabe der Wohnung auch gem. § 985 verlangen.</w:t>
+        <w:t xml:space="preserve">K kann somit auch gem. § 985 die Herausgabe der Wohnung verlangen.</w:t>
       </w:r>
     </w:p>
     <w:p>
@@ -9859,7 +9931,7 @@
     </w:p>
     <w:p>
       <w:r>
-        <w:t xml:space="preserve">T könnte von K die Rückzahlung der an V geleisteten Kaution in Höhe von 2.000 € aus der Kautionsabrede i.V.m. § 566a S. 1 verlangen.</w:t>
+        <w:t xml:space="preserve">T könnte von K die Rückzahlung der an V gezahlten Kaution von 2.000 € aus der Kautionsabrede i.V.m. § 566a S. 1 verlangen.</w:t>
       </w:r>
     </w:p>
     <w:p>
@@ -9875,7 +9947,7 @@
           <w:b/>
           <w:bCs/>
         </w:rPr>
-        <w:t xml:space="preserve">I. Entstehung des Rückzahlungsanspruchs</w:t>
+        <w:t xml:space="preserve">I. Rückzahlungsanspruch entstanden</w:t>
       </w:r>
       <w:bookmarkEnd w:id="5074"/>
     </w:p>
@@ -9903,16 +9975,16 @@
     </w:p>
     <w:p>
       <w:r>
-        <w:t xml:space="preserve">Erforderlich ist eine wirksame Kautionsabrede zwischen V und T. Die vereinbarte Barkaution von 2.000 € entspricht dem Zweifachen der Nettokaltmiete und hält damit die Höchstgrenze des § 551 I von drei Monatsmieten ohne Betriebskosten ein.</w:t>
-      </w:r>
-      <w:r>
-        <w:rPr>
-          <w:rStyle w:val="Funotenzeichen"/>
-        </w:rPr>
-        <w:footnoteReference w:id="95"/>
-      </w:r>
-      <w:r>
-        <w:t xml:space="preserve"> Die Abrede ist wirksam.</w:t>
+        <w:t xml:space="preserve">Erforderlich ist eine wirksame Kautionsabrede zwischen V und T. Gem. § 551 I darf die Sicherheit höchstens das Dreifache der Monatsmiete ohne Betriebskosten betragen.</w:t>
+      </w:r>
+      <w:r>
+        <w:rPr>
+          <w:rStyle w:val="Funotenzeichen"/>
+        </w:rPr>
+        <w:footnoteReference w:id="96"/>
+      </w:r>
+      <w:r>
+        <w:t xml:space="preserve"> Die Barkaution von 2.000 € entspricht der doppelten Nettokaltmiete. Die Abrede ist somit wirksam.</w:t>
       </w:r>
     </w:p>
     <w:p>
@@ -9934,16 +10006,16 @@
     </w:p>
     <w:p>
       <w:r>
-        <w:t xml:space="preserve">Die Pflicht zur Rückgewähr der Kaution müsste auf K übergegangen sein. Gem. § 566a S. 1 tritt der Erwerber in die Rechte und Pflichten ein, die durch die vom Mieter geleistete Sicherheit begründet worden sind.</w:t>
-      </w:r>
-      <w:r>
-        <w:rPr>
-          <w:rStyle w:val="Funotenzeichen"/>
-        </w:rPr>
-        <w:footnoteReference w:id="96"/>
-      </w:r>
-      <w:r>
-        <w:t xml:space="preserve"> Zur Rückgewähr der von T an V geleisteten Kaution ist daher K verpflichtet, soweit sie diese nicht für eigene Ansprüche verwenden darf.</w:t>
+        <w:t xml:space="preserve">Die Rückgewährpflicht müsste auf K übergegangen sein. Gem. § 566a S. 1 tritt der Erwerber in die Rechte und Pflichten ein, die durch die vom Mieter geleistete Sicherheit begründet worden sind.</w:t>
+      </w:r>
+      <w:r>
+        <w:rPr>
+          <w:rStyle w:val="Funotenzeichen"/>
+        </w:rPr>
+        <w:footnoteReference w:id="97"/>
+      </w:r>
+      <w:r>
+        <w:t xml:space="preserve"> K ist somit zur Rückgewähr der von T an V geleisteten Kaution verpflichtet, soweit sie diese nicht für eigene Ansprüche verwenden darf.</w:t>
       </w:r>
     </w:p>
     <w:p>
@@ -9965,7 +10037,16 @@
     </w:p>
     <w:p>
       <w:r>
-        <w:t xml:space="preserve">Zudem müsste das Mietverhältnis beendet und die Wohnung zurückgegeben sein. Beides ist nach der ordentlichen Kündigung (s. Frage 2) und der Räumung durch T der Fall.</w:t>
+        <w:t xml:space="preserve">Zudem müsste das Mietverhältnis beendet und die Wohnung zurückgegeben sein.</w:t>
+      </w:r>
+      <w:r>
+        <w:rPr>
+          <w:rStyle w:val="Funotenzeichen"/>
+        </w:rPr>
+        <w:footnoteReference w:id="98"/>
+      </w:r>
+      <w:r>
+        <w:t xml:space="preserve"> Beides ist nach der ordentlichen Kündigung (s. Frage 2) und der Räumung durch T der Fall.</w:t>
       </w:r>
     </w:p>
     <w:p>
@@ -9987,7 +10068,7 @@
     </w:p>
     <w:p>
       <w:r>
-        <w:t xml:space="preserve">Der Rückzahlungsanspruch der T ist zunächst entstanden.</w:t>
+        <w:t xml:space="preserve">Der Rückzahlungsanspruch der T ist somit entstanden.</w:t>
       </w:r>
     </w:p>
     <w:p>
@@ -10003,13 +10084,13 @@
           <w:b/>
           <w:bCs/>
         </w:rPr>
-        <w:t xml:space="preserve">II. Erlöschen durch Aufrechnung, § 389 BGB</w:t>
+        <w:t xml:space="preserve">II. Rückzahlungsanspruch erloschen, § 389 BGB</w:t>
       </w:r>
       <w:bookmarkEnd w:id="5079"/>
     </w:p>
     <w:p>
       <w:r>
-        <w:t xml:space="preserve">Der Rückzahlungsanspruch könnte jedoch infolge einer Aufrechnung der K gem. § 389 erloschen sein.</w:t>
+        <w:t xml:space="preserve">Der Anspruch könnte jedoch durch Aufrechnung der K gem. § 389 erloschen sein.</w:t>
       </w:r>
     </w:p>
     <w:p>
@@ -10053,7 +10134,7 @@
     </w:p>
     <w:p>
       <w:r>
-        <w:t xml:space="preserve">Zwischen K und T müsste ein Schuldverhältnis bestanden haben; dies ist das gem. § 566 I übergegangene Mietverhältnis. Da K nur in die während ihres Eigentums entstehenden Rechte eintritt (s. Frage 2), ist mangels gegenteiliger Angaben davon auszugehen, dass T die Schäden in dieser Zeit verursachte; andernfalls stünde der Anspruch der V zu.</w:t>
+        <w:t xml:space="preserve">Zwischen K und T bestand das gem. § 566 I übergegangene Mietverhältnis. Da K nur in die während ihres Eigentums entstehenden Rechte eintritt (s. Frage 2), ist mangels gegenteiliger Angaben davon auszugehen, dass T die Schäden in dieser Zeit verursachte. Andernfalls stünde der Anspruch der V zu.</w:t>
       </w:r>
     </w:p>
     <w:p>
@@ -10075,16 +10156,16 @@
     </w:p>
     <w:p>
       <w:r>
-        <w:t xml:space="preserve">T müsste eine Pflicht aus dem Mietverhältnis verletzt haben. Aus § 241 II folgt für den Mieter die Pflicht, die Mietsache schonend zu behandeln und Beschädigungen zu vermeiden, die über den vertragsgemäßen Gebrauch hinausgehen.</w:t>
-      </w:r>
-      <w:r>
-        <w:rPr>
-          <w:rStyle w:val="Funotenzeichen"/>
-        </w:rPr>
-        <w:footnoteReference w:id="97"/>
-      </w:r>
-      <w:r>
-        <w:t xml:space="preserve"> Durch unsachgemäßen Gebrauch beschädigte T Böden und Türen erheblich und verletzte so ihre Obhutspflicht.</w:t>
+        <w:t xml:space="preserve">T müsste eine Pflicht aus dem Mietverhältnis verletzt haben. Aus § 241 II folgt die Pflicht des Mieters, die Mietsache schonend zu behandeln und Schäden zu vermeiden, die über den vertragsgemäßen Gebrauch hinausgehen.</w:t>
+      </w:r>
+      <w:r>
+        <w:rPr>
+          <w:rStyle w:val="Funotenzeichen"/>
+        </w:rPr>
+        <w:footnoteReference w:id="99"/>
+      </w:r>
+      <w:r>
+        <w:t xml:space="preserve"> Durch unsachgemäßen Gebrauch beschädigte T Böden und Türen erheblich. Sie hat somit ihre Obhutspflicht verletzt.</w:t>
       </w:r>
     </w:p>
     <w:p>
@@ -10106,7 +10187,7 @@
     </w:p>
     <w:p>
       <w:r>
-        <w:t xml:space="preserve">Das Vertretenmüssen der T wird gem. § 280 I 2 vermutet; zudem räumt sie ein, die Schäden pflichtwidrig und schuldhaft verursacht zu haben.</w:t>
+        <w:t xml:space="preserve">Das Vertretenmüssen wird gem. § 280 I 2 vermutet. Zudem räumt T ein, die Schäden pflichtwidrig und schuldhaft verursacht zu haben. Sie hat die Pflichtverletzung somit zu vertreten.</w:t>
       </w:r>
     </w:p>
     <w:p>
@@ -10128,7 +10209,16 @@
     </w:p>
     <w:p>
       <w:r>
-        <w:t xml:space="preserve">Der K müsste durch die Pflichtverletzung ein ersatzfähiger Schaden entstanden sein. Die Beschädigungen an Böden und Türen mindern den Wert der Mietsache; ihre Beseitigung würde 2.000 € kosten.</w:t>
+        <w:t xml:space="preserve">Der K müsste durch die Pflichtverletzung ein ersatzfähiger Schaden entstanden sein. Schaden ist jede unfreiwillige Einbuße an rechtlich geschützten Gütern.</w:t>
+      </w:r>
+      <w:r>
+        <w:rPr>
+          <w:rStyle w:val="Funotenzeichen"/>
+        </w:rPr>
+        <w:footnoteReference w:id="100"/>
+      </w:r>
+      <w:r>
+        <w:t xml:space="preserve"> Die Beschädigungen an Böden und Türen mindern den Wert der Mietsache, ihre Beseitigung würde 2.000 € kosten. Ein Schaden liegt somit vor.</w:t>
       </w:r>
     </w:p>
     <w:p>
@@ -10150,34 +10240,7 @@
     </w:p>
     <w:p>
       <w:r>
-        <w:t xml:space="preserve">Fraglich ist, ob der Anspruch eine vorherige Fristsetzung voraussetzt, wie T einwendet. Eine Fristsetzung ist gem. § 281 I 1 nur erforderlich, wenn wegen der Verletzung einer Leistungspflicht Schadensersatz statt der Leistung verlangt wird.</w:t>
-      </w:r>
-      <w:r>
-        <w:rPr>
-          <w:rStyle w:val="Funotenzeichen"/>
-        </w:rPr>
-        <w:footnoteReference w:id="98"/>
-      </w:r>
-      <w:r>
-        <w:t xml:space="preserve"> Die Pflicht des Mieters, die Mietsache schonend zu behandeln, ist keine Leistungspflicht, sondern eine nicht leistungsbezogene Nebenpflicht i.S.d. § 241 II.</w:t>
-      </w:r>
-      <w:r>
-        <w:rPr>
-          <w:rStyle w:val="Funotenzeichen"/>
-        </w:rPr>
-        <w:footnoteReference w:id="99"/>
-      </w:r>
-      <w:r>
-        <w:t xml:space="preserve"> Ihre Verletzung begründet einen Anspruch auf Schadensersatz neben der Leistung unmittelbar aus § 280 I, für den das Gesetz keine Fristsetzung vorsieht.</w:t>
-      </w:r>
-      <w:r>
-        <w:rPr>
-          <w:rStyle w:val="Funotenzeichen"/>
-        </w:rPr>
-        <w:footnoteReference w:id="100"/>
-      </w:r>
-      <w:r>
-        <w:t xml:space="preserve"> Der Geschädigte kann daher nach seiner Wahl gem. § 249 I Herstellung oder gem. § 249 II 1 sofort den erforderlichen Geldbetrag verlangen, ohne dem Schädiger zuvor Gelegenheit zur eigenen Reparatur geben zu müssen.</w:t>
+        <w:t xml:space="preserve">Fraglich ist, ob der Anspruch, wie T einwendet, eine vorherige Fristsetzung voraussetzt. Eine solche ist gem. § 281 I 1 nur erforderlich, wenn wegen der Verletzung einer Leistungspflicht Schadensersatz statt der Leistung verlangt wird.</w:t>
       </w:r>
       <w:r>
         <w:rPr>
@@ -10186,7 +10249,34 @@
         <w:footnoteReference w:id="101"/>
       </w:r>
       <w:r>
-        <w:t xml:space="preserve"> Da K Ersatz für bereits entstandene Schäden verlangt, bedurfte es keiner Fristsetzung; der Einwand der T greift nicht durch.</w:t>
+        <w:t xml:space="preserve"> Die Pflicht des Mieters zur schonenden Behandlung der Mietsache ist aber eine nicht leistungsbezogene Nebenpflicht i.S.d. § 241 II.</w:t>
+      </w:r>
+      <w:r>
+        <w:rPr>
+          <w:rStyle w:val="Funotenzeichen"/>
+        </w:rPr>
+        <w:footnoteReference w:id="102"/>
+      </w:r>
+      <w:r>
+        <w:t xml:space="preserve"> Ihre Verletzung begründet einen Anspruch auf Schadensersatz neben der Leistung unmittelbar aus § 280 I, für den keine Fristsetzung vorgesehen ist.</w:t>
+      </w:r>
+      <w:r>
+        <w:rPr>
+          <w:rStyle w:val="Funotenzeichen"/>
+        </w:rPr>
+        <w:footnoteReference w:id="103"/>
+      </w:r>
+      <w:r>
+        <w:t xml:space="preserve"> Der Geschädigte kann daher nach seiner Wahl gem. § 249 I Herstellung oder gem. § 249 II 1 sofort den erforderlichen Geldbetrag verlangen, ohne dem Schädiger zuvor Gelegenheit zur Reparatur geben zu müssen.</w:t>
+      </w:r>
+      <w:r>
+        <w:rPr>
+          <w:rStyle w:val="Funotenzeichen"/>
+        </w:rPr>
+        <w:footnoteReference w:id="104"/>
+      </w:r>
+      <w:r>
+        <w:t xml:space="preserve"> K verlangt Ersatz für bereits entstandene Schäden. Einer Fristsetzung bedurfte es somit nicht.</w:t>
       </w:r>
     </w:p>
     <w:p>
@@ -10208,7 +10298,7 @@
     </w:p>
     <w:p>
       <w:r>
-        <w:t xml:space="preserve">K hat gegen T einen Anspruch auf 2.000 € aus §§ 280 I, 241 II.</w:t>
+        <w:t xml:space="preserve">K hat somit gegen T einen Anspruch auf 2.000 € aus §§ 280 I, 241 II.</w:t>
       </w:r>
     </w:p>
     <w:p>
@@ -10230,7 +10320,13 @@
     </w:p>
     <w:p>
       <w:r>
-        <w:t xml:space="preserve">Mit diesem Anspruch könnte K gegen den Kautionsrückzahlungsanspruch der T wirksam aufgerechnet haben. Dies setzt eine Aufrechnungslage i.S.d. § 387, das Fehlen von Ausschlussgründen und eine Aufrechnungserklärung gem. § 388 voraus.</w:t>
+        <w:t xml:space="preserve">Mit diesem Anspruch könnte K gegen den Rückzahlungsanspruch der T aufgerechnet haben. Dies setzt eine Aufrechnungslage i.S.d. § 387, das Fehlen von Ausschlussgründen und eine Aufrechnungserklärung gem. § 388 voraus.</w:t>
+      </w:r>
+      <w:r>
+        <w:rPr>
+          <w:rStyle w:val="Funotenzeichen"/>
+        </w:rPr>
+        <w:footnoteReference w:id="105"/>
       </w:r>
     </w:p>
     <w:p>
@@ -10258,10 +10354,10 @@
         <w:rPr>
           <w:rStyle w:val="Funotenzeichen"/>
         </w:rPr>
-        <w:footnoteReference w:id="102"/>
-      </w:r>
-      <w:r>
-        <w:t xml:space="preserve"> K schuldet T die Kaution, T der K Schadensersatz; die Forderungen sind gegenseitig.</w:t>
+        <w:footnoteReference w:id="106"/>
+      </w:r>
+      <w:r>
+        <w:t xml:space="preserve"> K schuldet T die Kaution, T schuldet K Schadensersatz. Die Forderungen sind somit gegenseitig.</w:t>
       </w:r>
     </w:p>
     <w:p>
@@ -10283,43 +10379,7 @@
     </w:p>
     <w:p>
       <w:r>
-        <w:t xml:space="preserve">Weiterhin müssten Haupt- und Gegenforderung ihrem Gegenstand nach gleichartig sein.</w:t>
-      </w:r>
-      <w:r>
-        <w:rPr>
-          <w:rStyle w:val="Funotenzeichen"/>
-        </w:rPr>
-        <w:footnoteReference w:id="103"/>
-      </w:r>
-      <w:r>
-        <w:t xml:space="preserve"> Der Rückzahlungsanspruch ist auf Geld gerichtet, der Schadensersatzanspruch nach § 249 I hingegen zunächst auf Herstellung.</w:t>
-      </w:r>
-      <w:r>
-        <w:rPr>
-          <w:rStyle w:val="Funotenzeichen"/>
-        </w:rPr>
-        <w:footnoteReference w:id="104"/>
-      </w:r>
-      <w:r>
-        <w:t xml:space="preserve"> Bei der Beschädigung einer Sache kann der Gläubiger allerdings gem. § 249 II 1 statt der Herstellung den dafür erforderlichen Geldbetrag verlangen.</w:t>
-      </w:r>
-      <w:r>
-        <w:rPr>
-          <w:rStyle w:val="Funotenzeichen"/>
-        </w:rPr>
-        <w:footnoteReference w:id="105"/>
-      </w:r>
-      <w:r>
-        <w:t xml:space="preserve"> Diese Ersetzungsbefugnis muss er ausüben, damit der Anspruch als Geldforderung geltend gemacht werden kann.</w:t>
-      </w:r>
-      <w:r>
-        <w:rPr>
-          <w:rStyle w:val="Funotenzeichen"/>
-        </w:rPr>
-        <w:footnoteReference w:id="106"/>
-      </w:r>
-      <w:r>
-        <w:t xml:space="preserve"> Mit ihrer Erklärung, sie behalte die Kaution wegen der Schäden ein, verlangte K Geld statt Reparatur und übte damit die Ersetzungsbefugnis konkludent aus.</w:t>
+        <w:t xml:space="preserve">Weiterhin müssten die Forderungen ihrem Gegenstand nach gleichartig sein.</w:t>
       </w:r>
       <w:r>
         <w:rPr>
@@ -10328,7 +10388,34 @@
         <w:footnoteReference w:id="107"/>
       </w:r>
       <w:r>
-        <w:t xml:space="preserve"> Die Forderungen sind somit gleichartig.</w:t>
+        <w:t xml:space="preserve"> Der Rückzahlungsanspruch ist auf Geld gerichtet, der Schadensersatzanspruch gem. § 249 I hingegen zunächst auf Herstellung.</w:t>
+      </w:r>
+      <w:r>
+        <w:rPr>
+          <w:rStyle w:val="Funotenzeichen"/>
+        </w:rPr>
+        <w:footnoteReference w:id="108"/>
+      </w:r>
+      <w:r>
+        <w:t xml:space="preserve"> Bei Beschädigung einer Sache kann der Gläubiger jedoch gem. § 249 II 1 statt der Herstellung den erforderlichen Geldbetrag verlangen.</w:t>
+      </w:r>
+      <w:r>
+        <w:rPr>
+          <w:rStyle w:val="Funotenzeichen"/>
+        </w:rPr>
+        <w:footnoteReference w:id="109"/>
+      </w:r>
+      <w:r>
+        <w:t xml:space="preserve"> Diese Ersetzungsbefugnis muss er ausüben, um den Anspruch als Geldforderung geltend zu machen.</w:t>
+      </w:r>
+      <w:r>
+        <w:rPr>
+          <w:rStyle w:val="Funotenzeichen"/>
+        </w:rPr>
+        <w:footnoteReference w:id="110"/>
+      </w:r>
+      <w:r>
+        <w:t xml:space="preserve"> Mit der Erklärung, sie behalte die Kaution wegen der Schäden ein, verlangte K Geld statt Reparatur und übte die Ersetzungsbefugnis damit konkludent aus. Die Forderungen sind somit gleichartig.</w:t>
       </w:r>
     </w:p>
     <w:p>
@@ -10356,19 +10443,19 @@
         <w:rPr>
           <w:rStyle w:val="Funotenzeichen"/>
         </w:rPr>
-        <w:footnoteReference w:id="108"/>
-      </w:r>
-      <w:r>
-        <w:t xml:space="preserve"> Der Kautionsrückzahlungsanspruch ist mit Beendigung des Mietverhältnisses erfüllbar. Fällig wird er erst, wenn der Vermieter nach einer angemessenen Prüfungs- und Abrechnungsfrist überblicken kann, ob er die Kaution für eigene Ansprüche benötigt; eine feste Frist besteht nicht.</w:t>
-      </w:r>
-      <w:r>
-        <w:rPr>
-          <w:rStyle w:val="Funotenzeichen"/>
-        </w:rPr>
-        <w:footnoteReference w:id="109"/>
-      </w:r>
-      <w:r>
-        <w:t xml:space="preserve"> Als T die Rückzahlung acht Monate nach Rückgabe verlangte, war diese Frist jedenfalls abgelaufen, zumal K die Schäden bereits bei der Rückgabe festgestellt hatte. Der Schadensersatzanspruch der K war mit Eintritt des Schadens fällig, § 271 I.</w:t>
+        <w:footnoteReference w:id="111"/>
+      </w:r>
+      <w:r>
+        <w:t xml:space="preserve"> Der Rückzahlungsanspruch ist mit Beendigung des Mietverhältnisses erfüllbar. Fällig wird er erst nach einer angemessenen Prüfungs- und Abrechnungsfrist, in der der Vermieter klären kann, ob er die Kaution für eigene Ansprüche benötigt.</w:t>
+      </w:r>
+      <w:r>
+        <w:rPr>
+          <w:rStyle w:val="Funotenzeichen"/>
+        </w:rPr>
+        <w:footnoteReference w:id="112"/>
+      </w:r>
+      <w:r>
+        <w:t xml:space="preserve"> Diese Frist war acht Monate nach Rückgabe jedenfalls abgelaufen, zumal K die Schäden schon bei der Rückgabe festgestellt hatte. Der Schadensersatzanspruch der K war gem. § 271 I mit Eintritt des Schadens fällig. Beide Voraussetzungen liegen somit vor.</w:t>
       </w:r>
     </w:p>
     <w:p>
@@ -10390,31 +10477,31 @@
     </w:p>
     <w:p>
       <w:r>
-        <w:t xml:space="preserve">Die Gegenforderung dürfte zudem nicht einredebehaftet sein. Gem. § 390 kann mit einer Forderung, der eine Einrede entgegensteht, nicht aufgerechnet werden; bereits das Bestehen der Einrede genügt.</w:t>
-      </w:r>
-      <w:r>
-        <w:rPr>
-          <w:rStyle w:val="Funotenzeichen"/>
-        </w:rPr>
-        <w:footnoteReference w:id="110"/>
-      </w:r>
-      <w:r>
-        <w:t xml:space="preserve"> Ersatzansprüche des Vermieters wegen Verschlechterungen der Mietsache verjähren gem. § 548 I 1 in sechs Monaten, beginnend mit der Rückgabe der Mietsache, § 548 I 2.</w:t>
-      </w:r>
-      <w:r>
-        <w:rPr>
-          <w:rStyle w:val="Funotenzeichen"/>
-        </w:rPr>
-        <w:footnoteReference w:id="111"/>
-      </w:r>
-      <w:r>
-        <w:t xml:space="preserve"> Als K acht Monate nach Rückgabe erklärte, die Kaution einzubehalten, war der Anspruch daher verjährt. Gem. § 215 schließt die Verjährung die Aufrechnung jedoch nicht aus, wenn der Anspruch in dem Zeitpunkt noch nicht verjährt war, in dem erstmals aufgerechnet werden konnte.</w:t>
-      </w:r>
-      <w:r>
-        <w:rPr>
-          <w:rStyle w:val="Funotenzeichen"/>
-        </w:rPr>
-        <w:footnoteReference w:id="112"/>
+        <w:t xml:space="preserve">Die Gegenforderung dürfte nicht einredebehaftet sein. Gem. § 390 kann mit einer einredebehafteten Forderung nicht aufgerechnet werden, wobei schon das Bestehen der Einrede genügt.</w:t>
+      </w:r>
+      <w:r>
+        <w:rPr>
+          <w:rStyle w:val="Funotenzeichen"/>
+        </w:rPr>
+        <w:footnoteReference w:id="113"/>
+      </w:r>
+      <w:r>
+        <w:t xml:space="preserve"> Ersatzansprüche des Vermieters wegen Verschlechterungen der Mietsache verjähren gem. § 548 I in sechs Monaten ab Rückgabe der Mietsache.</w:t>
+      </w:r>
+      <w:r>
+        <w:rPr>
+          <w:rStyle w:val="Funotenzeichen"/>
+        </w:rPr>
+        <w:footnoteReference w:id="114"/>
+      </w:r>
+      <w:r>
+        <w:t xml:space="preserve"> Als K acht Monate nach Rückgabe erklärte, die Kaution einzubehalten, war der Anspruch somit verjährt. Gem. § 215 schließt die Verjährung die Aufrechnung aber nicht aus, wenn der Anspruch noch nicht verjährt war, als erstmals aufgerechnet werden konnte.</w:t>
+      </w:r>
+      <w:r>
+        <w:rPr>
+          <w:rStyle w:val="Funotenzeichen"/>
+        </w:rPr>
+        <w:footnoteReference w:id="115"/>
       </w:r>
       <w:r>
         <w:t xml:space="preserve"> Problematisch ist, dass die Forderungen erst durch die Ausübung der Ersetzungsbefugnis gleichartig wurden und K diese erst nach Ablauf der Verjährungsfrist ausübte. Nach ihrem Sicherungszweck ist die Barkautionsabrede aber so auszulegen, dass der Vermieter die Ersetzungsbefugnis erst im Rahmen der Kautionsabrechnung ausüben muss.</w:t>
@@ -10423,19 +10510,19 @@
         <w:rPr>
           <w:rStyle w:val="Funotenzeichen"/>
         </w:rPr>
-        <w:footnoteReference w:id="113"/>
-      </w:r>
-      <w:r>
-        <w:t xml:space="preserve"> Denn die Barkaution dient gerade dazu, dem Vermieter nach Mietende einen unkomplizierten Zugriff zur Befriedigung seiner Ansprüche zu verschaffen.</w:t>
-      </w:r>
-      <w:r>
-        <w:rPr>
-          <w:rStyle w:val="Funotenzeichen"/>
-        </w:rPr>
-        <w:footnoteReference w:id="114"/>
-      </w:r>
-      <w:r>
-        <w:t xml:space="preserve"> Die Forderungen standen sich daher schon bei Rückgabe der Wohnung und damit vor Eintritt der Verjährung aufrechenbar gegenüber; gem. § 215 hindert die Verjährung die Aufrechnung nicht.</w:t>
+        <w:footnoteReference w:id="116"/>
+      </w:r>
+      <w:r>
+        <w:t xml:space="preserve"> Denn die Barkaution soll dem Vermieter nach Mietende einen einfachen Zugriff zur Befriedigung seiner Ansprüche verschaffen.</w:t>
+      </w:r>
+      <w:r>
+        <w:rPr>
+          <w:rStyle w:val="Funotenzeichen"/>
+        </w:rPr>
+        <w:footnoteReference w:id="117"/>
+      </w:r>
+      <w:r>
+        <w:t xml:space="preserve"> Die Forderungen standen sich daher schon bei Rückgabe der Wohnung und damit vor Eintritt der Verjährung aufrechenbar gegenüber. Folglich hindert die Verjährung die Aufrechnung gem. § 215 nicht.</w:t>
       </w:r>
     </w:p>
     <w:p>
@@ -10457,25 +10544,25 @@
     </w:p>
     <w:p>
       <w:r>
-        <w:t xml:space="preserve">K müsste die Aufrechnung gem. § 388 S. 1 gegenüber T erklärt haben. Eine ausdrückliche Bezeichnung als Aufrechnung ist nicht erforderlich;</w:t>
-      </w:r>
-      <w:r>
-        <w:rPr>
-          <w:rStyle w:val="Funotenzeichen"/>
-        </w:rPr>
-        <w:footnoteReference w:id="115"/>
-      </w:r>
-      <w:r>
-        <w:t xml:space="preserve"> es genügt, dass der Wille, die eigene Forderung mit der fremden zu verrechnen, für den Empfänger erkennbar ist.</w:t>
-      </w:r>
-      <w:r>
-        <w:rPr>
-          <w:rStyle w:val="Funotenzeichen"/>
-        </w:rPr>
-        <w:footnoteReference w:id="116"/>
-      </w:r>
-      <w:r>
-        <w:t xml:space="preserve"> Aus Sicht der T (§§ 133, 157) bringt die Erklärung der K, sie behalte die Kaution wegen der Schäden ein, gerade diesen Verrechnungswillen zum Ausdruck; die Aufrechnung ist erklärt.</w:t>
+        <w:t xml:space="preserve">K müsste die Aufrechnung gem. § 388 S. 1 gegenüber T erklärt haben. Der Begriff Aufrechnung muss dabei nicht verwendet werden.</w:t>
+      </w:r>
+      <w:r>
+        <w:rPr>
+          <w:rStyle w:val="Funotenzeichen"/>
+        </w:rPr>
+        <w:footnoteReference w:id="118"/>
+      </w:r>
+      <w:r>
+        <w:t xml:space="preserve"> Es genügt, dass der Wille, die eigene mit der fremden Forderung zu verrechnen, für den Empfänger erkennbar ist.</w:t>
+      </w:r>
+      <w:r>
+        <w:rPr>
+          <w:rStyle w:val="Funotenzeichen"/>
+        </w:rPr>
+        <w:footnoteReference w:id="119"/>
+      </w:r>
+      <w:r>
+        <w:t xml:space="preserve"> Die Erklärung der K, sie behalte die Kaution wegen der Schäden ein, bringt aus Sicht der T gem. §§ 133, 157 gerade diesen Willen zum Ausdruck. Die Aufrechnung ist somit erklärt.</w:t>
       </w:r>
     </w:p>
     <w:p>
@@ -10497,7 +10584,7 @@
     </w:p>
     <w:p>
       <w:r>
-        <w:t xml:space="preserve">Gem. § 389 gelten die Forderungen, soweit sie sich decken, als in dem Zeitpunkt erloschen, in dem sie sich erstmals aufrechenbar gegenüberstanden. Beide betragen 2.000 € und erlöschen daher vollständig.</w:t>
+        <w:t xml:space="preserve">Gem. § 389 erlöschen die Forderungen, soweit sie sich decken, rückwirkend zu dem Zeitpunkt, in dem sie sich erstmals aufrechenbar gegenüberstanden. Beide betragen 2.000 € und erlöschen somit vollständig.</w:t>
       </w:r>
     </w:p>
     <w:p>
@@ -10519,7 +10606,7 @@
     </w:p>
     <w:p>
       <w:r>
-        <w:t xml:space="preserve">Der Rückzahlungsanspruch der T ist durch Aufrechnung erloschen.</w:t>
+        <w:t xml:space="preserve">Der Rückzahlungsanspruch der T ist somit durch Aufrechnung erloschen.</w:t>
       </w:r>
     </w:p>
     <w:p>
@@ -10563,7 +10650,7 @@
     </w:p>
     <w:p>
       <w:r>
-        <w:t xml:space="preserve">N könnte gegen K einen Anspruch auf Beseitigung der auf ihrem Grundstück verbliebenen Teile des Werkstattanbaus aus § 1004 I 1 haben.</w:t>
+        <w:t xml:space="preserve">N könnte von K gem. § 1004 I 1 die Beseitigung der auf ihrem Grundstück verbliebenen Reste des Werkstattanbaus verlangen.</w:t>
       </w:r>
     </w:p>
     <w:p>
@@ -10585,7 +10672,7 @@
     </w:p>
     <w:p>
       <w:r>
-        <w:t xml:space="preserve">N müsste Eigentümerin des beeinträchtigten Grundstücks sein; dies ist hinsichtlich des Nachbargrundstücks der Fall.</w:t>
+        <w:t xml:space="preserve">N ist Eigentümerin des beeinträchtigten Nachbargrundstücks.</w:t>
       </w:r>
     </w:p>
     <w:p>
@@ -10607,25 +10694,25 @@
     </w:p>
     <w:p>
       <w:r>
-        <w:t xml:space="preserve">Ferner müsste das Eigentum der N beeinträchtigt sein. Eine Eigentumsbeeinträchtigung i.S.d. § 1004 I ist jeder dem Inhalt des Eigentums widersprechende Zustand, der nicht in einer Entziehung oder Vorenthaltung des Besitzes besteht;</w:t>
-      </w:r>
-      <w:r>
-        <w:rPr>
-          <w:rStyle w:val="Funotenzeichen"/>
-        </w:rPr>
-        <w:footnoteReference w:id="117"/>
-      </w:r>
-      <w:r>
-        <w:t xml:space="preserve"> die Einwirkung darf nach Dauer und Intensität nicht völlig unerheblich sein.</w:t>
-      </w:r>
-      <w:r>
-        <w:rPr>
-          <w:rStyle w:val="Funotenzeichen"/>
-        </w:rPr>
-        <w:footnoteReference w:id="118"/>
-      </w:r>
-      <w:r>
-        <w:t xml:space="preserve"> Die Reste des Werkstattanbaus nehmen dauerhaft Fläche des Grundstücks der N in Anspruch und schränken ihre Nutzungsmöglichkeit ein. Eine Beeinträchtigung liegt damit grundsätzlich vor. Fraglich ist jedoch, ob N diesen Zustand aufgrund der Vorschriften über den Überbau dulden muss.</w:t>
+        <w:t xml:space="preserve">Ferner müsste das Eigentum der N beeinträchtigt sein. Eine Beeinträchtigung i.S.d. § 1004 I ist jeder dem Inhalt des Eigentums widersprechende Zustand, der nicht in einer Entziehung oder Vorenthaltung des Besitzes besteht.</w:t>
+      </w:r>
+      <w:r>
+        <w:rPr>
+          <w:rStyle w:val="Funotenzeichen"/>
+        </w:rPr>
+        <w:footnoteReference w:id="120"/>
+      </w:r>
+      <w:r>
+        <w:t xml:space="preserve"> Die Einwirkung darf nach Dauer und Intensität nicht völlig unerheblich sein.</w:t>
+      </w:r>
+      <w:r>
+        <w:rPr>
+          <w:rStyle w:val="Funotenzeichen"/>
+        </w:rPr>
+        <w:footnoteReference w:id="121"/>
+      </w:r>
+      <w:r>
+        <w:t xml:space="preserve"> Die Reste des Werkstattanbaus nehmen dauerhaft Fläche des Grundstücks der N in Anspruch und schränken dessen Nutzung ein. Eine Beeinträchtigung liegt somit grundsätzlich vor. Fraglich ist aber, ob N diesen Zustand nach den Vorschriften über den Überbau dulden muss.</w:t>
       </w:r>
     </w:p>
     <w:p>
@@ -10647,7 +10734,13 @@
     </w:p>
     <w:p>
       <w:r>
-        <w:t xml:space="preserve">N könnte zunächst gem. § 912 I zur Duldung verpflichtet gewesen sein. Danach muss der Nachbar einen Überbau dulden, wenn der Eigentümer bei der Errichtung eines Gebäudes ohne Vorsatz oder grobe Fahrlässigkeit über die Grenze gebaut und der Nachbar nicht vor oder sofort nach der Grenzüberschreitung widersprochen hat.</w:t>
+        <w:t xml:space="preserve">N könnte gem. § 912 I zur Duldung verpflichtet gewesen sein. Danach muss der Nachbar einen Überbau dulden, wenn der Eigentümer bei Errichtung eines Gebäudes ohne Vorsatz oder grobe Fahrlässigkeit über die Grenze gebaut und der Nachbar nicht vor oder sofort nach der Grenzüberschreitung widersprochen hat.</w:t>
+      </w:r>
+      <w:r>
+        <w:rPr>
+          <w:rStyle w:val="Funotenzeichen"/>
+        </w:rPr>
+        <w:footnoteReference w:id="122"/>
       </w:r>
     </w:p>
     <w:p>
@@ -10669,13 +10762,13 @@
     </w:p>
     <w:p>
       <w:r>
-        <w:t xml:space="preserve">Zunächst müsste ein Überbau vorliegen. Ein solcher ist gegeben, wenn ein einheitliches Gebäude, das vom Stammgrundstück aus errichtet wird, die Grenze überschreitet und teilweise auf dem Nachbargrundstück steht.</w:t>
-      </w:r>
-      <w:r>
-        <w:rPr>
-          <w:rStyle w:val="Funotenzeichen"/>
-        </w:rPr>
-        <w:footnoteReference w:id="119"/>
+        <w:t xml:space="preserve">Zunächst müsste ein Überbau vorliegen. Ein solcher ist gegeben, wenn ein einheitliches Gebäude, das vom Stammgrundstück aus errichtet wird, die Grenze überschreitet.</w:t>
+      </w:r>
+      <w:r>
+        <w:rPr>
+          <w:rStyle w:val="Funotenzeichen"/>
+        </w:rPr>
+        <w:footnoteReference w:id="123"/>
       </w:r>
       <w:r>
         <w:t xml:space="preserve"> Der Vater der V errichtete als damaliger Eigentümer des Stammgrundstücks den Werkstattanbau, der teilweise auf dem Grundstück der N steht. Damit ist ein Überbau gegeben.</w:t>
@@ -10700,25 +10793,34 @@
     </w:p>
     <w:p>
       <w:r>
-        <w:t xml:space="preserve">Dem Vater der V dürfte hinsichtlich der Grenzüberschreitung weder Vorsatz noch grobe Fahrlässigkeit zur Last fallen.</w:t>
-      </w:r>
-      <w:r>
-        <w:rPr>
-          <w:rStyle w:val="Funotenzeichen"/>
-        </w:rPr>
-        <w:footnoteReference w:id="120"/>
-      </w:r>
-      <w:r>
-        <w:t xml:space="preserve"> Da ihm der Grenzverlauf unbekannt war, handelte er nicht vorsätzlich. Grob fahrlässig handelt, wer die im Verkehr erforderliche Sorgfalt in besonders schwerem Maße verletzt und schon naheliegende Überlegungen nicht anstellt.</w:t>
-      </w:r>
-      <w:r>
-        <w:rPr>
-          <w:rStyle w:val="Funotenzeichen"/>
-        </w:rPr>
-        <w:footnoteReference w:id="121"/>
-      </w:r>
-      <w:r>
-        <w:t xml:space="preserve"> Der Vater der V hatte die verfügbaren Unterlagen sorgfältig geprüft; gleichwohl war die Grenzüberschreitung für ihn nicht erkennbar. Ihm fällt folglich keines von beidem zur Last.</w:t>
+        <w:t xml:space="preserve">Dem Vater der V dürfte weder Vorsatz noch grobe Fahrlässigkeit zur Last fallen.</w:t>
+      </w:r>
+      <w:r>
+        <w:rPr>
+          <w:rStyle w:val="Funotenzeichen"/>
+        </w:rPr>
+        <w:footnoteReference w:id="124"/>
+      </w:r>
+      <w:r>
+        <w:t xml:space="preserve"> Vorsätzlich handelt, wer weiß, dass er über die Grenze baut.</w:t>
+      </w:r>
+      <w:r>
+        <w:rPr>
+          <w:rStyle w:val="Funotenzeichen"/>
+        </w:rPr>
+        <w:footnoteReference w:id="125"/>
+      </w:r>
+      <w:r>
+        <w:t xml:space="preserve"> Dem Vater der V war der Grenzverlauf unbekannt, sodass er nicht vorsätzlich handelte. Grob fahrlässig handelt, wer die im Verkehr erforderliche Sorgfalt in besonders schwerem Maße verletzt und schon naheliegende Überlegungen nicht anstellt.</w:t>
+      </w:r>
+      <w:r>
+        <w:rPr>
+          <w:rStyle w:val="Funotenzeichen"/>
+        </w:rPr>
+        <w:footnoteReference w:id="126"/>
+      </w:r>
+      <w:r>
+        <w:t xml:space="preserve"> Der Vater der V hatte die verfügbaren Unterlagen sorgfältig geprüft, ohne dass die Grenzüberschreitung erkennbar war. Ihm fällt somit auch keine grobe Fahrlässigkeit zur Last.</w:t>
       </w:r>
     </w:p>
     <w:p>
@@ -10746,10 +10848,10 @@
         <w:rPr>
           <w:rStyle w:val="Funotenzeichen"/>
         </w:rPr>
-        <w:footnoteReference w:id="122"/>
-      </w:r>
-      <w:r>
-        <w:t xml:space="preserve"> Sie beobachtete die Errichtung des Anbaus und erkannte bereits währenddessen, dass Teile auf ihrem Grundstück entstanden. Gleichwohl widersprach sie erst zwei Monate nach der Fertigstellung. Ihr Widerspruch war damit nicht rechtzeitig.</w:t>
+        <w:footnoteReference w:id="127"/>
+      </w:r>
+      <w:r>
+        <w:t xml:space="preserve"> Sie erkannte bereits während der Errichtung, dass Teile des Anbaus auf ihrem Grundstück entstanden, widersprach aber erst zwei Monate nach der Fertigstellung. Ihr Widerspruch war somit nicht rechtzeitig.</w:t>
       </w:r>
     </w:p>
     <w:p>
@@ -10771,7 +10873,7 @@
     </w:p>
     <w:p>
       <w:r>
-        <w:t xml:space="preserve">Die Voraussetzungen des § 912 I lagen bei Errichtung des Werkstattanbaus vor.</w:t>
+        <w:t xml:space="preserve">Die Voraussetzungen des § 912 I waren bei Errichtung des Anbaus somit erfüllt.</w:t>
       </w:r>
     </w:p>
     <w:p>
@@ -10793,22 +10895,25 @@
     </w:p>
     <w:p>
       <w:r>
-        <w:t xml:space="preserve">N war daher zur Duldung des Überbaus verpflichtet und ist hierfür gem. § 912 II 1 durch eine Geldrente zu entschädigen.</w:t>
-      </w:r>
-      <w:r>
-        <w:rPr>
-          <w:rStyle w:val="Funotenzeichen"/>
-        </w:rPr>
-        <w:footnoteReference w:id="123"/>
-      </w:r>
-      <w:r>
-        <w:t xml:space="preserve"> Zugleich bleibt der hinübergebaute Gebäudeteil sachenrechtlich dem Stammgrundstück zugeordnet und steht im Eigentum des jeweiligen Eigentümers des Stammgrundstücks.</w:t>
-      </w:r>
-      <w:r>
-        <w:rPr>
-          <w:rStyle w:val="Funotenzeichen"/>
-        </w:rPr>
-        <w:footnoteReference w:id="124"/>
+        <w:t xml:space="preserve">Der Nachbar muss den entschuldigten Überbau dulden und ist gem. § 912 II 1 durch eine Geldrente zu entschädigen.</w:t>
+      </w:r>
+      <w:r>
+        <w:rPr>
+          <w:rStyle w:val="Funotenzeichen"/>
+        </w:rPr>
+        <w:footnoteReference w:id="128"/>
+      </w:r>
+      <w:r>
+        <w:t xml:space="preserve"> Der hinübergebaute Gebäudeteil bleibt zudem dem Stammgrundstück zugeordnet und steht im Eigentum von dessen jeweiligem Eigentümer.</w:t>
+      </w:r>
+      <w:r>
+        <w:rPr>
+          <w:rStyle w:val="Funotenzeichen"/>
+        </w:rPr>
+        <w:footnoteReference w:id="129"/>
+      </w:r>
+      <w:r>
+        <w:t xml:space="preserve"> N war somit zur Duldung verpflichtet.</w:t>
       </w:r>
     </w:p>
     <w:p>
@@ -10836,10 +10941,10 @@
         <w:rPr>
           <w:rStyle w:val="Funotenzeichen"/>
         </w:rPr>
-        <w:footnoteReference w:id="125"/>
-      </w:r>
-      <w:r>
-        <w:t xml:space="preserve"> Dieses ging gem. § 1922 I auf V als Alleinerbin und sodann auf K über, die damit in die Rechtsstellung aus § 912 I einrückte.</w:t>
+        <w:footnoteReference w:id="130"/>
+      </w:r>
+      <w:r>
+        <w:t xml:space="preserve"> Dieses ging gem. § 1922 I auf V als Alleinerbin und sodann auf K über. Die Duldungspflicht wirkte somit auch zugunsten der K.</w:t>
       </w:r>
     </w:p>
     <w:p>
@@ -10861,25 +10966,16 @@
     </w:p>
     <w:p>
       <w:r>
-        <w:t xml:space="preserve">Die Duldungspflicht könnte jedoch durch den Teilabriss erloschen sein. § 912 soll verhindern, dass wirtschaftliche Werte durch die Zerschlagung eines einheitlichen Gebäudes vernichtet werden; geschützt ist also der Bestand des grenzüberschreitenden Gebäudes als wirtschaftliche Einheit.</w:t>
-      </w:r>
-      <w:r>
-        <w:rPr>
-          <w:rStyle w:val="Funotenzeichen"/>
-        </w:rPr>
-        <w:footnoteReference w:id="126"/>
-      </w:r>
-      <w:r>
-        <w:t xml:space="preserve"> K ließ den auf ihrem Grundstück befindlichen Teil des Werkstattanbaus abreißen und hat diese Einheit damit selbst aufgehoben.</w:t>
-      </w:r>
-      <w:r>
-        <w:rPr>
-          <w:rStyle w:val="Funotenzeichen"/>
-        </w:rPr>
-        <w:footnoteReference w:id="127"/>
-      </w:r>
-      <w:r>
-        <w:t xml:space="preserve"> Die auf dem Grundstück der N verbliebenen Reste bilden kein Gebäude mehr, dessen Erhalt § 912 sichern könnte. Mit dem Schutzzweck der Norm ist auch die Duldungspflicht der N entfallen.</w:t>
+        <w:t xml:space="preserve">Die Duldungspflicht könnte jedoch durch den Teilabriss erloschen sein. Die Vorschrift des § 912 soll verhindern, dass wirtschaftliche Werte durch die Zerschlagung eines einheitlichen Gebäudes vernichtet werden. Geschützt ist also der Bestand des grenzüberschreitenden Gebäudes als wirtschaftliche Einheit.</w:t>
+      </w:r>
+      <w:r>
+        <w:rPr>
+          <w:rStyle w:val="Funotenzeichen"/>
+        </w:rPr>
+        <w:footnoteReference w:id="131"/>
+      </w:r>
+      <w:r>
+        <w:t xml:space="preserve"> K ließ den auf ihrem Grundstück stehenden Teil des Anbaus abreißen und hob diese Einheit damit selbst auf. Die verbliebenen Reste bilden kein Gebäude mehr, dessen Erhalt § 912 sichern könnte. Mit dem Schutzzweck der Norm ist somit auch die Duldungspflicht der N entfallen.</w:t>
       </w:r>
     </w:p>
     <w:p>
@@ -10901,34 +10997,34 @@
     </w:p>
     <w:p>
       <w:r>
-        <w:t xml:space="preserve">Fraglich ist weiter, wem die Gebäudereste gehören. K meint, sie gehörten nun der N. Zwar sind fest mit dem Grund und Boden verbundene Gebäude gem. § 94 I grundsätzlich wesentliche Bestandteile des Grundstücks, auf dem sie stehen.</w:t>
-      </w:r>
-      <w:r>
-        <w:rPr>
-          <w:rStyle w:val="Funotenzeichen"/>
-        </w:rPr>
-        <w:footnoteReference w:id="128"/>
-      </w:r>
-      <w:r>
-        <w:t xml:space="preserve"> Beim Überbau gilt aufgrund der §§ 912 ff. jedoch eine abweichende Zuordnung zum Stammgrundstück.</w:t>
-      </w:r>
-      <w:r>
-        <w:rPr>
-          <w:rStyle w:val="Funotenzeichen"/>
-        </w:rPr>
-        <w:footnoteReference w:id="129"/>
-      </w:r>
-      <w:r>
-        <w:t xml:space="preserve"> Der Abriss des auf dem Stammgrundstück stehenden Teils ändert an dieser Zuordnung nichts, sodass die Reste nicht nachträglich Bestandteil des Grundstücks der N werden.</w:t>
-      </w:r>
-      <w:r>
-        <w:rPr>
-          <w:rStyle w:val="Funotenzeichen"/>
-        </w:rPr>
-        <w:footnoteReference w:id="130"/>
-      </w:r>
-      <w:r>
-        <w:t xml:space="preserve"> Die Auffassung der K trifft daher nicht zu; sie ist Eigentümerin der Gebäudereste geblieben.</w:t>
+        <w:t xml:space="preserve">Fraglich ist weiter, wem die Gebäudereste gehören. K meint, sie gehörten nun der N. Gem. § 94 I sind Gebäude zwar wesentliche Bestandteile des Grundstücks, auf dem sie stehen.</w:t>
+      </w:r>
+      <w:r>
+        <w:rPr>
+          <w:rStyle w:val="Funotenzeichen"/>
+        </w:rPr>
+        <w:footnoteReference w:id="132"/>
+      </w:r>
+      <w:r>
+        <w:t xml:space="preserve"> Beim Überbau gilt nach den §§ 912 ff. jedoch eine abweichende Zuordnung zum Stammgrundstück.</w:t>
+      </w:r>
+      <w:r>
+        <w:rPr>
+          <w:rStyle w:val="Funotenzeichen"/>
+        </w:rPr>
+        <w:footnoteReference w:id="133"/>
+      </w:r>
+      <w:r>
+        <w:t xml:space="preserve"> Diese Zuordnung bleibt auch nach Abriss des auf dem Stammgrundstück stehenden Teils bestehen.</w:t>
+      </w:r>
+      <w:r>
+        <w:rPr>
+          <w:rStyle w:val="Funotenzeichen"/>
+        </w:rPr>
+        <w:footnoteReference w:id="134"/>
+      </w:r>
+      <w:r>
+        <w:t xml:space="preserve"> Die Reste sind folglich nicht Bestandteil des Grundstücks der N geworden. Die Auffassung der K trifft somit nicht zu, sie ist Eigentümerin der Gebäudereste geblieben.</w:t>
       </w:r>
     </w:p>
     <w:p>
@@ -10936,7 +11032,7 @@
         <w:keepNext/>
         <w:keepLines/>
         <w:jc w:val="left"/>
-        <w:outlineLvl w:val="2"/>
+        <w:outlineLvl w:val="3"/>
       </w:pPr>
       <w:bookmarkStart w:id="5108" w:name="_TocG108"/>
       <w:r>
@@ -10944,40 +11040,13 @@
           <w:b/>
           <w:bCs/>
         </w:rPr>
-        <w:t xml:space="preserve">III. Verantwortlichkeit der K als Störerin</w:t>
+        <w:t xml:space="preserve">5. Zwischenergebnis zur Beeinträchtigung</w:t>
       </w:r>
       <w:bookmarkEnd w:id="5108"/>
     </w:p>
     <w:p>
       <w:r>
-        <w:t xml:space="preserve">K müsste Störerin sein. Handlungsstörer ist, wer die Beeinträchtigung durch sein Verhalten adäquat verursacht hat;</w:t>
-      </w:r>
-      <w:r>
-        <w:rPr>
-          <w:rStyle w:val="Funotenzeichen"/>
-        </w:rPr>
-        <w:footnoteReference w:id="131"/>
-      </w:r>
-      <w:r>
-        <w:t xml:space="preserve"> als Zustandsstörer haftet dagegen, wer sie nicht selbst herbeigeführt hat, aber durch seinen maßgebenden Willen aufrechterhält.</w:t>
-      </w:r>
-      <w:r>
-        <w:rPr>
-          <w:rStyle w:val="Funotenzeichen"/>
-        </w:rPr>
-        <w:footnoteReference w:id="132"/>
-      </w:r>
-      <w:r>
-        <w:t xml:space="preserve"> Voraussetzung ist, dass er die Störung beseitigen kann und sie ihm zurechenbar ist.</w:t>
-      </w:r>
-      <w:r>
-        <w:rPr>
-          <w:rStyle w:val="Funotenzeichen"/>
-        </w:rPr>
-        <w:footnoteReference w:id="133"/>
-      </w:r>
-      <w:r>
-        <w:t xml:space="preserve"> Zwar hat nicht K, sondern der Vater der V den Anbau errichtet. K ist jedoch Eigentümerin der Gebäudereste und kann diese beseitigen. Zudem hat sie durch den Teilabriss selbst bewirkt, dass aus dem zu duldenden Überbau eine nicht mehr zu duldende Beeinträchtigung wurde, und lässt die Reste bewusst stehen. Die Beeinträchtigung ist ihr daher zurechenbar; K ist jedenfalls Zustandsstörerin.</w:t>
+        <w:t xml:space="preserve">Das Eigentum der N ist somit durch die Gebäudereste beeinträchtigt, ohne dass N diese nach § 912 I dulden muss.</w:t>
       </w:r>
     </w:p>
     <w:p>
@@ -10993,13 +11062,40 @@
           <w:b/>
           <w:bCs/>
         </w:rPr>
-        <w:t xml:space="preserve">IV. Kein Ausschluss nach § 1004 II BGB</w:t>
+        <w:t xml:space="preserve">III. Verantwortlichkeit der K als Störerin</w:t>
       </w:r>
       <w:bookmarkEnd w:id="5109"/>
     </w:p>
     <w:p>
       <w:r>
-        <w:t xml:space="preserve">Schließlich dürfte N nicht zur Duldung verpflichtet sein, § 1004 II. Die Pflicht aus § 912 I ist aber entfallen; andere Gründe fehlen.</w:t>
+        <w:t xml:space="preserve">K müsste Störerin sein. Handlungsstörer ist, wer die Beeinträchtigung durch sein Verhalten adäquat verursacht hat.</w:t>
+      </w:r>
+      <w:r>
+        <w:rPr>
+          <w:rStyle w:val="Funotenzeichen"/>
+        </w:rPr>
+        <w:footnoteReference w:id="135"/>
+      </w:r>
+      <w:r>
+        <w:t xml:space="preserve"> Zustandsstörer ist, wer sie zwar nicht herbeigeführt hat, aber durch seinen maßgebenden Willen aufrechterhält.</w:t>
+      </w:r>
+      <w:r>
+        <w:rPr>
+          <w:rStyle w:val="Funotenzeichen"/>
+        </w:rPr>
+        <w:footnoteReference w:id="136"/>
+      </w:r>
+      <w:r>
+        <w:t xml:space="preserve"> Er muss die Störung beseitigen können und sie muss ihm zurechenbar sein.</w:t>
+      </w:r>
+      <w:r>
+        <w:rPr>
+          <w:rStyle w:val="Funotenzeichen"/>
+        </w:rPr>
+        <w:footnoteReference w:id="137"/>
+      </w:r>
+      <w:r>
+        <w:t xml:space="preserve"> Den Anbau hat zwar nicht K, sondern der Vater der V errichtet. K ist aber Eigentümerin der Reste und kann sie beseitigen. Zudem hat sie durch den Teilabriss selbst bewirkt, dass aus dem zu duldenden Überbau eine nicht mehr zu duldende Beeinträchtigung wurde, und lässt die Reste bewusst stehen. Die Beeinträchtigung ist ihr somit zurechenbar. K ist folglich jedenfalls Zustandsstörerin.</w:t>
       </w:r>
     </w:p>
     <w:p>
@@ -11015,9 +11111,31 @@
           <w:b/>
           <w:bCs/>
         </w:rPr>
+        <w:t xml:space="preserve">IV. Kein Ausschluss nach § 1004 II BGB</w:t>
+      </w:r>
+      <w:bookmarkEnd w:id="5110"/>
+    </w:p>
+    <w:p>
+      <w:r>
+        <w:t xml:space="preserve">Nach Wegfall der Pflicht aus § 912 I ist N somit auch nicht gem. § 1004 II zur Duldung verpflichtet.</w:t>
+      </w:r>
+    </w:p>
+    <w:p>
+      <w:pPr>
+        <w:keepNext/>
+        <w:keepLines/>
+        <w:jc w:val="left"/>
+        <w:outlineLvl w:val="2"/>
+      </w:pPr>
+      <w:bookmarkStart w:id="5111" w:name="_TocG111"/>
+      <w:r>
+        <w:rPr>
+          <w:b/>
+          <w:bCs/>
+        </w:rPr>
         <w:t xml:space="preserve">V. Ergebnis zu Frage 4</w:t>
       </w:r>
-      <w:bookmarkEnd w:id="5110"/>
+      <w:bookmarkEnd w:id="5111"/>
     </w:p>
     <w:p>
       <w:r>
@@ -11317,7 +11435,7 @@
         <w:footnoteRef/>
       </w:r>
       <w:r>
-        <w:t xml:space="preserve"> [Quelle einfügen: Bearbeiter, in: Werk, § … Rn. …; BGH, Urt. v. … – Az. …, Fundstelle …; Bearbeiter, in: Werk, § … Rn. …; Bearbeiter, in: Werk, § … Rn. …]</w:t>
+        <w:t xml:space="preserve"> </w:t>
       </w:r>
     </w:p>
   </w:footnote>
@@ -11333,7 +11451,7 @@
         <w:footnoteRef/>
       </w:r>
       <w:r>
-        <w:t xml:space="preserve"> [Quelle einfügen]</w:t>
+        <w:t xml:space="preserve"> </w:t>
       </w:r>
     </w:p>
   </w:footnote>
@@ -11349,7 +11467,7 @@
         <w:footnoteRef/>
       </w:r>
       <w:r>
-        <w:t xml:space="preserve"> [Quelle einfügen]</w:t>
+        <w:t xml:space="preserve"> </w:t>
       </w:r>
     </w:p>
   </w:footnote>
@@ -11365,7 +11483,7 @@
         <w:footnoteRef/>
       </w:r>
       <w:r>
-        <w:t xml:space="preserve"> [Quelle einfügen]</w:t>
+        <w:t xml:space="preserve"> </w:t>
       </w:r>
     </w:p>
   </w:footnote>
@@ -11381,7 +11499,7 @@
         <w:footnoteRef/>
       </w:r>
       <w:r>
-        <w:t xml:space="preserve"> [Quelle einfügen]</w:t>
+        <w:t xml:space="preserve"> </w:t>
       </w:r>
     </w:p>
   </w:footnote>
@@ -11397,7 +11515,7 @@
         <w:footnoteRef/>
       </w:r>
       <w:r>
-        <w:t xml:space="preserve"> [Quelle einfügen]</w:t>
+        <w:t xml:space="preserve"> </w:t>
       </w:r>
     </w:p>
   </w:footnote>
@@ -11413,7 +11531,7 @@
         <w:footnoteRef/>
       </w:r>
       <w:r>
-        <w:t xml:space="preserve"> [Quelle einfügen]</w:t>
+        <w:t xml:space="preserve"> </w:t>
       </w:r>
     </w:p>
   </w:footnote>
@@ -11429,7 +11547,7 @@
         <w:footnoteRef/>
       </w:r>
       <w:r>
-        <w:t xml:space="preserve"> [Quelle einfügen]</w:t>
+        <w:t xml:space="preserve"> </w:t>
       </w:r>
     </w:p>
   </w:footnote>
@@ -11445,7 +11563,7 @@
         <w:footnoteRef/>
       </w:r>
       <w:r>
-        <w:t xml:space="preserve"> [Quelle einfügen]</w:t>
+        <w:t xml:space="preserve"> </w:t>
       </w:r>
     </w:p>
   </w:footnote>
@@ -11461,7 +11579,7 @@
         <w:footnoteRef/>
       </w:r>
       <w:r>
-        <w:t xml:space="preserve"> [Quelle einfügen]</w:t>
+        <w:t xml:space="preserve"> </w:t>
       </w:r>
     </w:p>
   </w:footnote>
@@ -11477,7 +11595,7 @@
         <w:footnoteRef/>
       </w:r>
       <w:r>
-        <w:t xml:space="preserve"> [Quelle einfügen: Bearbeiter, in: Werk, § … Rn. …; BGH, Urt. v. … – Az. …, Fundstelle …]</w:t>
+        <w:t xml:space="preserve"> </w:t>
       </w:r>
     </w:p>
   </w:footnote>
@@ -11493,7 +11611,7 @@
         <w:footnoteRef/>
       </w:r>
       <w:r>
-        <w:t xml:space="preserve"> [Quelle einfügen: Bearbeiter, in: Werk, § … Rn. …; BGH, Urt. v. … – Az. …, Fundstelle …]</w:t>
+        <w:t xml:space="preserve"> </w:t>
       </w:r>
     </w:p>
   </w:footnote>
@@ -11509,7 +11627,7 @@
         <w:footnoteRef/>
       </w:r>
       <w:r>
-        <w:t xml:space="preserve"> [Quelle einfügen]</w:t>
+        <w:t xml:space="preserve"> </w:t>
       </w:r>
     </w:p>
   </w:footnote>
@@ -11525,7 +11643,7 @@
         <w:footnoteRef/>
       </w:r>
       <w:r>
-        <w:t xml:space="preserve"> [Quelle einfügen]</w:t>
+        <w:t xml:space="preserve"> </w:t>
       </w:r>
     </w:p>
   </w:footnote>
@@ -11541,7 +11659,7 @@
         <w:footnoteRef/>
       </w:r>
       <w:r>
-        <w:t xml:space="preserve"> [Quelle einfügen]</w:t>
+        <w:t xml:space="preserve"> </w:t>
       </w:r>
     </w:p>
   </w:footnote>
@@ -11557,7 +11675,7 @@
         <w:footnoteRef/>
       </w:r>
       <w:r>
-        <w:t xml:space="preserve"> [Quelle einfügen]</w:t>
+        <w:t xml:space="preserve"> </w:t>
       </w:r>
     </w:p>
   </w:footnote>
@@ -11573,7 +11691,7 @@
         <w:footnoteRef/>
       </w:r>
       <w:r>
-        <w:t xml:space="preserve"> [Quelle einfügen]</w:t>
+        <w:t xml:space="preserve"> </w:t>
       </w:r>
     </w:p>
   </w:footnote>
@@ -11589,7 +11707,7 @@
         <w:footnoteRef/>
       </w:r>
       <w:r>
-        <w:t xml:space="preserve"> [Quelle einfügen: Bearbeiter, in: Werk, § … Rn. …; BGH, Urt. v. … – Az. …, Fundstelle …]</w:t>
+        <w:t xml:space="preserve"> </w:t>
       </w:r>
     </w:p>
   </w:footnote>
@@ -11605,7 +11723,7 @@
         <w:footnoteRef/>
       </w:r>
       <w:r>
-        <w:t xml:space="preserve"> [Quelle einfügen]</w:t>
+        <w:t xml:space="preserve"> </w:t>
       </w:r>
     </w:p>
   </w:footnote>
@@ -11621,7 +11739,7 @@
         <w:footnoteRef/>
       </w:r>
       <w:r>
-        <w:t xml:space="preserve"> [Quelle einfügen: Bearbeiter, in: Werk, § … Rn. …; BGH, Urt. v. … – Az. …, Fundstelle …; Bearbeiter, in: Werk, § … Rn. …]</w:t>
+        <w:t xml:space="preserve"> </w:t>
       </w:r>
     </w:p>
   </w:footnote>
@@ -11637,7 +11755,7 @@
         <w:footnoteRef/>
       </w:r>
       <w:r>
-        <w:t xml:space="preserve"> [Quelle einfügen: Bearbeiter, in: Werk, § … Rn. …; BGH, Urt. v. … – Az. …, Fundstelle …; Bearbeiter, in: Werk, § … Rn. …; Bearbeiter, in: Werk, § … Rn. …]</w:t>
+        <w:t xml:space="preserve"> </w:t>
       </w:r>
     </w:p>
   </w:footnote>
@@ -11653,7 +11771,7 @@
         <w:footnoteRef/>
       </w:r>
       <w:r>
-        <w:t xml:space="preserve"> [Quelle einfügen]</w:t>
+        <w:t xml:space="preserve"> </w:t>
       </w:r>
     </w:p>
   </w:footnote>
@@ -11669,7 +11787,7 @@
         <w:footnoteRef/>
       </w:r>
       <w:r>
-        <w:t xml:space="preserve"> [Quelle einfügen]</w:t>
+        <w:t xml:space="preserve"> </w:t>
       </w:r>
     </w:p>
   </w:footnote>
@@ -11685,7 +11803,7 @@
         <w:footnoteRef/>
       </w:r>
       <w:r>
-        <w:t xml:space="preserve"> [Quelle einfügen]</w:t>
+        <w:t xml:space="preserve"> </w:t>
       </w:r>
     </w:p>
   </w:footnote>
@@ -11701,7 +11819,7 @@
         <w:footnoteRef/>
       </w:r>
       <w:r>
-        <w:t xml:space="preserve"> [Quelle einfügen: Bearbeiter, in: Werk, § … Rn. …; BGH, Urt. v. … – Az. …, Fundstelle …; Bearbeiter, in: Werk, § … Rn. …; Bearbeiter, in: Werk, § … Rn. …; BGH, Urt. v. … – Az. …, Fundstelle …]</w:t>
+        <w:t xml:space="preserve"> </w:t>
       </w:r>
     </w:p>
   </w:footnote>
@@ -11717,7 +11835,7 @@
         <w:footnoteRef/>
       </w:r>
       <w:r>
-        <w:t xml:space="preserve"> [Quelle einfügen: Bearbeiter, in: Werk, § … Rn. …; BGH, Urt. v. … – Az. …, Fundstelle …; Bearbeiter, in: Werk, § … Rn. …; Bearbeiter, in: Werk, § … Rn. …]</w:t>
+        <w:t xml:space="preserve"> </w:t>
       </w:r>
     </w:p>
   </w:footnote>
@@ -11733,7 +11851,7 @@
         <w:footnoteRef/>
       </w:r>
       <w:r>
-        <w:t xml:space="preserve"> [Quelle einfügen: Bearbeiter, in: Werk, § … Rn. …; BGH, Urt. v. … – Az. …, Fundstelle …]</w:t>
+        <w:t xml:space="preserve"> </w:t>
       </w:r>
     </w:p>
   </w:footnote>
@@ -11749,7 +11867,7 @@
         <w:footnoteRef/>
       </w:r>
       <w:r>
-        <w:t xml:space="preserve"> [Quelle einfügen]</w:t>
+        <w:t xml:space="preserve"> </w:t>
       </w:r>
     </w:p>
   </w:footnote>
@@ -11765,7 +11883,7 @@
         <w:footnoteRef/>
       </w:r>
       <w:r>
-        <w:t xml:space="preserve"> [Quelle einfügen: Bearbeiter, in: Werk, § … Rn. …; BGH, Urt. v. … – Az. …, Fundstelle …]</w:t>
+        <w:t xml:space="preserve"> </w:t>
       </w:r>
     </w:p>
   </w:footnote>
@@ -11781,7 +11899,7 @@
         <w:footnoteRef/>
       </w:r>
       <w:r>
-        <w:t xml:space="preserve"> [Quelle einfügen: Bearbeiter, in: Werk, § … Rn. …; BGH, Urt. v. … – Az. …, Fundstelle …]</w:t>
+        <w:t xml:space="preserve"> </w:t>
       </w:r>
     </w:p>
   </w:footnote>
@@ -11797,7 +11915,7 @@
         <w:footnoteRef/>
       </w:r>
       <w:r>
-        <w:t xml:space="preserve"> [Quelle einfügen: Bearbeiter, in: Werk, § … Rn. …; BGH, Urt. v. … – Az. …, Fundstelle …; Bearbeiter, in: Werk, § … Rn. …; Bearbeiter, in: Werk, § … Rn. …]</w:t>
+        <w:t xml:space="preserve"> </w:t>
       </w:r>
     </w:p>
   </w:footnote>
@@ -11813,7 +11931,7 @@
         <w:footnoteRef/>
       </w:r>
       <w:r>
-        <w:t xml:space="preserve"> [Quelle einfügen: Bearbeiter, in: Werk, § … Rn. …; BGH, Urt. v. … – Az. …, Fundstelle …]</w:t>
+        <w:t xml:space="preserve"> </w:t>
       </w:r>
     </w:p>
   </w:footnote>
@@ -11829,7 +11947,7 @@
         <w:footnoteRef/>
       </w:r>
       <w:r>
-        <w:t xml:space="preserve"> [Quelle einfügen: Bearbeiter, in: Werk, § … Rn. …; BGH, Urt. v. … – Az. …, Fundstelle …]</w:t>
+        <w:t xml:space="preserve"> </w:t>
       </w:r>
     </w:p>
   </w:footnote>
@@ -11845,7 +11963,7 @@
         <w:footnoteRef/>
       </w:r>
       <w:r>
-        <w:t xml:space="preserve"> [Quelle einfügen: Bearbeiter, in: Werk, § … Rn. …; BGH, Urt. v. … – Az. …, Fundstelle …; Bearbeiter, in: Werk, § … Rn. …]</w:t>
+        <w:t xml:space="preserve"> </w:t>
       </w:r>
     </w:p>
   </w:footnote>
@@ -11861,7 +11979,7 @@
         <w:footnoteRef/>
       </w:r>
       <w:r>
-        <w:t xml:space="preserve"> [Quelle einfügen: Bearbeiter, in: Werk, § … Rn. …; BGH, Urt. v. … – Az. …, Fundstelle …; Bearbeiter, in: Werk, § … Rn. …]</w:t>
+        <w:t xml:space="preserve"> </w:t>
       </w:r>
     </w:p>
   </w:footnote>
@@ -11877,7 +11995,7 @@
         <w:footnoteRef/>
       </w:r>
       <w:r>
-        <w:t xml:space="preserve"> [Quelle einfügen]</w:t>
+        <w:t xml:space="preserve"> </w:t>
       </w:r>
     </w:p>
   </w:footnote>
@@ -11893,7 +12011,7 @@
         <w:footnoteRef/>
       </w:r>
       <w:r>
-        <w:t xml:space="preserve"> [Quelle einfügen: Bearbeiter, in: Werk, § … Rn. …; BGH, Urt. v. … – Az. …, Fundstelle …; Bearbeiter, in: Werk, § … Rn. …]</w:t>
+        <w:t xml:space="preserve"> </w:t>
       </w:r>
     </w:p>
   </w:footnote>
@@ -11909,7 +12027,7 @@
         <w:footnoteRef/>
       </w:r>
       <w:r>
-        <w:t xml:space="preserve"> [Quelle einfügen: Bearbeiter, in: Werk, § … Rn. …; BGH, Urt. v. … – Az. …, Fundstelle …; Bearbeiter, in: Werk, § … Rn. …; Bearbeiter, in: Werk, § … Rn. …; BGH, Urt. v. … – Az. …, Fundstelle …; Bearbeiter, in: Werk, § … Rn. …]</w:t>
+        <w:t xml:space="preserve"> </w:t>
       </w:r>
     </w:p>
   </w:footnote>
@@ -11925,7 +12043,7 @@
         <w:footnoteRef/>
       </w:r>
       <w:r>
-        <w:t xml:space="preserve"> [Quelle einfügen]</w:t>
+        <w:t xml:space="preserve"> </w:t>
       </w:r>
     </w:p>
   </w:footnote>
@@ -11941,7 +12059,7 @@
         <w:footnoteRef/>
       </w:r>
       <w:r>
-        <w:t xml:space="preserve"> [Quelle einfügen: Bearbeiter, in: Werk, § … Rn. …; BGH, Urt. v. … – Az. …, Fundstelle …; Bearbeiter, in: Werk, § … Rn. …]</w:t>
+        <w:t xml:space="preserve"> </w:t>
       </w:r>
     </w:p>
   </w:footnote>
@@ -11957,7 +12075,7 @@
         <w:footnoteRef/>
       </w:r>
       <w:r>
-        <w:t xml:space="preserve"> [Quelle einfügen: Bearbeiter, in: Werk, § … Rn. …; BGH, Urt. v. … – Az. …, Fundstelle …]</w:t>
+        <w:t xml:space="preserve"> </w:t>
       </w:r>
     </w:p>
   </w:footnote>
@@ -11973,7 +12091,7 @@
         <w:footnoteRef/>
       </w:r>
       <w:r>
-        <w:t xml:space="preserve"> [Quelle einfügen]</w:t>
+        <w:t xml:space="preserve"> </w:t>
       </w:r>
     </w:p>
   </w:footnote>
@@ -11989,7 +12107,7 @@
         <w:footnoteRef/>
       </w:r>
       <w:r>
-        <w:t xml:space="preserve"> [Quelle einfügen: Bearbeiter, in: Werk, § … Rn. …; BGH, Urt. v. … – Az. …, Fundstelle …; Bearbeiter, in: Werk, § … Rn. …; Bearbeiter, in: Werk, § … Rn. …; BGH, Urt. v. … – Az. …, Fundstelle …]</w:t>
+        <w:t xml:space="preserve"> </w:t>
       </w:r>
     </w:p>
   </w:footnote>
@@ -12005,7 +12123,7 @@
         <w:footnoteRef/>
       </w:r>
       <w:r>
-        <w:t xml:space="preserve"> [Quelle einfügen]</w:t>
+        <w:t xml:space="preserve"> </w:t>
       </w:r>
     </w:p>
   </w:footnote>
@@ -12021,7 +12139,7 @@
         <w:footnoteRef/>
       </w:r>
       <w:r>
-        <w:t xml:space="preserve"> [Quelle einfügen: Bearbeiter, in: Werk, § … Rn. …; BGH, Urt. v. … – Az. …, Fundstelle …; Bearbeiter, in: Werk, § … Rn. …]</w:t>
+        <w:t xml:space="preserve"> </w:t>
       </w:r>
     </w:p>
   </w:footnote>
@@ -12037,7 +12155,7 @@
         <w:footnoteRef/>
       </w:r>
       <w:r>
-        <w:t xml:space="preserve"> [Quelle einfügen: Bearbeiter, in: Werk, § … Rn. …; BGH, Urt. v. … – Az. …, Fundstelle …; Bearbeiter, in: Werk, § … Rn. …]</w:t>
+        <w:t xml:space="preserve"> </w:t>
       </w:r>
     </w:p>
   </w:footnote>
@@ -12053,7 +12171,7 @@
         <w:footnoteRef/>
       </w:r>
       <w:r>
-        <w:t xml:space="preserve"> [Quelle einfügen]</w:t>
+        <w:t xml:space="preserve"> </w:t>
       </w:r>
     </w:p>
   </w:footnote>
@@ -12069,7 +12187,7 @@
         <w:footnoteRef/>
       </w:r>
       <w:r>
-        <w:t xml:space="preserve"> [Quelle einfügen: Bearbeiter, in: Werk, § … Rn. …; BGH, Urt. v. … – Az. …, Fundstelle …; Bearbeiter, in: Werk, § … Rn. …]</w:t>
+        <w:t xml:space="preserve"> </w:t>
       </w:r>
     </w:p>
   </w:footnote>
@@ -12085,7 +12203,7 @@
         <w:footnoteRef/>
       </w:r>
       <w:r>
-        <w:t xml:space="preserve"> [Quelle einfügen]</w:t>
+        <w:t xml:space="preserve"> </w:t>
       </w:r>
     </w:p>
   </w:footnote>
@@ -12101,7 +12219,7 @@
         <w:footnoteRef/>
       </w:r>
       <w:r>
-        <w:t xml:space="preserve"> [Quelle einfügen]</w:t>
+        <w:t xml:space="preserve"> </w:t>
       </w:r>
     </w:p>
   </w:footnote>
@@ -12117,7 +12235,7 @@
         <w:footnoteRef/>
       </w:r>
       <w:r>
-        <w:t xml:space="preserve"> [Quelle einfügen]</w:t>
+        <w:t xml:space="preserve"> </w:t>
       </w:r>
     </w:p>
   </w:footnote>
@@ -12133,7 +12251,7 @@
         <w:footnoteRef/>
       </w:r>
       <w:r>
-        <w:t xml:space="preserve"> [Quelle einfügen]</w:t>
+        <w:t xml:space="preserve"> </w:t>
       </w:r>
     </w:p>
   </w:footnote>
@@ -12149,7 +12267,7 @@
         <w:footnoteRef/>
       </w:r>
       <w:r>
-        <w:t xml:space="preserve"> [Quelle einfügen]</w:t>
+        <w:t xml:space="preserve"> </w:t>
       </w:r>
     </w:p>
   </w:footnote>
@@ -12165,7 +12283,7 @@
         <w:footnoteRef/>
       </w:r>
       <w:r>
-        <w:t xml:space="preserve"> [Quelle einfügen]</w:t>
+        <w:t xml:space="preserve"> </w:t>
       </w:r>
     </w:p>
   </w:footnote>
@@ -12181,7 +12299,7 @@
         <w:footnoteRef/>
       </w:r>
       <w:r>
-        <w:t xml:space="preserve"> [Quelle einfügen: Bearbeiter, in: Werk, § … Rn. …; BGH, Urt. v. … – Az. …, Fundstelle …; Bearbeiter, in: Werk, § … Rn. …; Bearbeiter, in: Werk, § … Rn. …]</w:t>
+        <w:t xml:space="preserve"> </w:t>
       </w:r>
     </w:p>
   </w:footnote>
@@ -12197,7 +12315,7 @@
         <w:footnoteRef/>
       </w:r>
       <w:r>
-        <w:t xml:space="preserve"> [Quelle einfügen]</w:t>
+        <w:t xml:space="preserve"> </w:t>
       </w:r>
     </w:p>
   </w:footnote>
@@ -12213,7 +12331,7 @@
         <w:footnoteRef/>
       </w:r>
       <w:r>
-        <w:t xml:space="preserve"> [Quelle einfügen: Bearbeiter, in: Werk, § … Rn. …; BGH, Urt. v. … – Az. …, Fundstelle …; Bearbeiter, in: Werk, § … Rn. …; Bearbeiter, in: Werk, § … Rn. …]</w:t>
+        <w:t xml:space="preserve"> </w:t>
       </w:r>
     </w:p>
   </w:footnote>
@@ -12229,7 +12347,7 @@
         <w:footnoteRef/>
       </w:r>
       <w:r>
-        <w:t xml:space="preserve"> [Quelle einfügen: Bearbeiter, in: Werk, § … Rn. …; BGH, Urt. v. … – Az. …, Fundstelle …]</w:t>
+        <w:t xml:space="preserve"> </w:t>
       </w:r>
     </w:p>
   </w:footnote>
@@ -12245,7 +12363,7 @@
         <w:footnoteRef/>
       </w:r>
       <w:r>
-        <w:t xml:space="preserve"> [Quelle einfügen: Bearbeiter, in: Werk, § … Rn. …; BGH, Urt. v. … – Az. …, Fundstelle …; Bearbeiter, in: Werk, § … Rn. …; Bearbeiter, in: Werk, § … Rn. …; BGH, Urt. v. … – Az. …, Fundstelle …]</w:t>
+        <w:t xml:space="preserve"> </w:t>
       </w:r>
     </w:p>
   </w:footnote>
@@ -12261,7 +12379,7 @@
         <w:footnoteRef/>
       </w:r>
       <w:r>
-        <w:t xml:space="preserve"> [Quelle einfügen: Bearbeiter, in: Werk, § … Rn. …; BGH, Urt. v. … – Az. …, Fundstelle …; Bearbeiter, in: Werk, § … Rn. …]</w:t>
+        <w:t xml:space="preserve"> </w:t>
       </w:r>
     </w:p>
   </w:footnote>
@@ -12277,7 +12395,7 @@
         <w:footnoteRef/>
       </w:r>
       <w:r>
-        <w:t xml:space="preserve"> [Quelle einfügen: Bearbeiter, in: Werk, § … Rn. …; BGH, Urt. v. … – Az. …, Fundstelle …; Bearbeiter, in: Werk, § … Rn. …; Bearbeiter, in: Werk, § … Rn. …]</w:t>
+        <w:t xml:space="preserve"> </w:t>
       </w:r>
     </w:p>
   </w:footnote>
@@ -12293,7 +12411,7 @@
         <w:footnoteRef/>
       </w:r>
       <w:r>
-        <w:t xml:space="preserve"> [Quelle einfügen]</w:t>
+        <w:t xml:space="preserve"> </w:t>
       </w:r>
     </w:p>
   </w:footnote>
@@ -12309,7 +12427,7 @@
         <w:footnoteRef/>
       </w:r>
       <w:r>
-        <w:t xml:space="preserve"> [Quelle einfügen]</w:t>
+        <w:t xml:space="preserve"> </w:t>
       </w:r>
     </w:p>
   </w:footnote>
@@ -12325,7 +12443,7 @@
         <w:footnoteRef/>
       </w:r>
       <w:r>
-        <w:t xml:space="preserve"> [Quelle einfügen]</w:t>
+        <w:t xml:space="preserve"> </w:t>
       </w:r>
     </w:p>
   </w:footnote>
@@ -12341,7 +12459,7 @@
         <w:footnoteRef/>
       </w:r>
       <w:r>
-        <w:t xml:space="preserve"> [Quelle einfügen: Bearbeiter, in: Werk, § … Rn. …; BGH, Urt. v. … – Az. …, Fundstelle …; Bearbeiter, in: Werk, § … Rn. …]</w:t>
+        <w:t xml:space="preserve"> </w:t>
       </w:r>
     </w:p>
   </w:footnote>
@@ -12357,7 +12475,7 @@
         <w:footnoteRef/>
       </w:r>
       <w:r>
-        <w:t xml:space="preserve"> [Quelle einfügen]</w:t>
+        <w:t xml:space="preserve"> </w:t>
       </w:r>
     </w:p>
   </w:footnote>
@@ -12373,7 +12491,7 @@
         <w:footnoteRef/>
       </w:r>
       <w:r>
-        <w:t xml:space="preserve"> [Quelle einfügen]</w:t>
+        <w:t xml:space="preserve"> </w:t>
       </w:r>
     </w:p>
   </w:footnote>
@@ -12389,7 +12507,7 @@
         <w:footnoteRef/>
       </w:r>
       <w:r>
-        <w:t xml:space="preserve"> [Quelle einfügen]</w:t>
+        <w:t xml:space="preserve"> </w:t>
       </w:r>
     </w:p>
   </w:footnote>
@@ -12405,7 +12523,7 @@
         <w:footnoteRef/>
       </w:r>
       <w:r>
-        <w:t xml:space="preserve"> [Quelle einfügen]</w:t>
+        <w:t xml:space="preserve"> </w:t>
       </w:r>
     </w:p>
   </w:footnote>
@@ -12421,7 +12539,7 @@
         <w:footnoteRef/>
       </w:r>
       <w:r>
-        <w:t xml:space="preserve"> [Quelle einfügen]</w:t>
+        <w:t xml:space="preserve"> </w:t>
       </w:r>
     </w:p>
   </w:footnote>
@@ -12437,7 +12555,7 @@
         <w:footnoteRef/>
       </w:r>
       <w:r>
-        <w:t xml:space="preserve"> [Quelle einfügen]</w:t>
+        <w:t xml:space="preserve"> </w:t>
       </w:r>
     </w:p>
   </w:footnote>
@@ -12453,7 +12571,7 @@
         <w:footnoteRef/>
       </w:r>
       <w:r>
-        <w:t xml:space="preserve"> [Quelle einfügen]</w:t>
+        <w:t xml:space="preserve"> </w:t>
       </w:r>
     </w:p>
   </w:footnote>
@@ -12469,7 +12587,7 @@
         <w:footnoteRef/>
       </w:r>
       <w:r>
-        <w:t xml:space="preserve"> [Quelle einfügen: Bearbeiter, in: Werk, § … Rn. …; BGH, Urt. v. … – Az. …, Fundstelle …; Bearbeiter, in: Werk, § … Rn. …; Bearbeiter, in: Werk, § … Rn. …]</w:t>
+        <w:t xml:space="preserve"> </w:t>
       </w:r>
     </w:p>
   </w:footnote>
@@ -12485,7 +12603,7 @@
         <w:footnoteRef/>
       </w:r>
       <w:r>
-        <w:t xml:space="preserve"> [Quelle einfügen]</w:t>
+        <w:t xml:space="preserve"> </w:t>
       </w:r>
     </w:p>
   </w:footnote>
@@ -12501,7 +12619,7 @@
         <w:footnoteRef/>
       </w:r>
       <w:r>
-        <w:t xml:space="preserve"> [Quelle einfügen]</w:t>
+        <w:t xml:space="preserve"> </w:t>
       </w:r>
     </w:p>
   </w:footnote>
@@ -12517,7 +12635,7 @@
         <w:footnoteRef/>
       </w:r>
       <w:r>
-        <w:t xml:space="preserve"> [Quelle einfügen: Bearbeiter, in: Werk, § … Rn. …; BGH, Urt. v. … – Az. …, Fundstelle …; Bearbeiter, in: Werk, § … Rn. …]</w:t>
+        <w:t xml:space="preserve"> </w:t>
       </w:r>
     </w:p>
   </w:footnote>
@@ -12533,7 +12651,7 @@
         <w:footnoteRef/>
       </w:r>
       <w:r>
-        <w:t xml:space="preserve"> [Quelle einfügen: Bearbeiter, in: Werk, § … Rn. …; BGH, Urt. v. … – Az. …, Fundstelle …]</w:t>
+        <w:t xml:space="preserve"> </w:t>
       </w:r>
     </w:p>
   </w:footnote>
@@ -12549,7 +12667,7 @@
         <w:footnoteRef/>
       </w:r>
       <w:r>
-        <w:t xml:space="preserve"> [Quelle einfügen]</w:t>
+        <w:t xml:space="preserve"> </w:t>
       </w:r>
     </w:p>
   </w:footnote>
@@ -12565,7 +12683,7 @@
         <w:footnoteRef/>
       </w:r>
       <w:r>
-        <w:t xml:space="preserve"> [Quelle einfügen]</w:t>
+        <w:t xml:space="preserve"> </w:t>
       </w:r>
     </w:p>
   </w:footnote>
@@ -12581,7 +12699,7 @@
         <w:footnoteRef/>
       </w:r>
       <w:r>
-        <w:t xml:space="preserve"> [Quelle einfügen]</w:t>
+        <w:t xml:space="preserve"> </w:t>
       </w:r>
     </w:p>
   </w:footnote>
@@ -12597,7 +12715,7 @@
         <w:footnoteRef/>
       </w:r>
       <w:r>
-        <w:t xml:space="preserve"> [Quelle einfügen: Bearbeiter, in: Werk, § … Rn. …; BGH, Urt. v. … – Az. …, Fundstelle …; Bearbeiter, in: Werk, § … Rn. …; Bearbeiter, in: Werk, § … Rn. …]</w:t>
+        <w:t xml:space="preserve"> </w:t>
       </w:r>
     </w:p>
   </w:footnote>
@@ -12613,7 +12731,7 @@
         <w:footnoteRef/>
       </w:r>
       <w:r>
-        <w:t xml:space="preserve"> [Quelle einfügen]</w:t>
+        <w:t xml:space="preserve"> </w:t>
       </w:r>
     </w:p>
   </w:footnote>
@@ -12629,7 +12747,7 @@
         <w:footnoteRef/>
       </w:r>
       <w:r>
-        <w:t xml:space="preserve"> [Quelle einfügen]</w:t>
+        <w:t xml:space="preserve"> </w:t>
       </w:r>
     </w:p>
   </w:footnote>
@@ -12645,7 +12763,7 @@
         <w:footnoteRef/>
       </w:r>
       <w:r>
-        <w:t xml:space="preserve"> [Quelle einfügen]</w:t>
+        <w:t xml:space="preserve"> </w:t>
       </w:r>
     </w:p>
   </w:footnote>
@@ -12661,7 +12779,7 @@
         <w:footnoteRef/>
       </w:r>
       <w:r>
-        <w:t xml:space="preserve"> [Quelle einfügen]</w:t>
+        <w:t xml:space="preserve"> </w:t>
       </w:r>
     </w:p>
   </w:footnote>
@@ -12677,7 +12795,7 @@
         <w:footnoteRef/>
       </w:r>
       <w:r>
-        <w:t xml:space="preserve"> [Quelle einfügen]</w:t>
+        <w:t xml:space="preserve"> </w:t>
       </w:r>
     </w:p>
   </w:footnote>
@@ -12693,7 +12811,7 @@
         <w:footnoteRef/>
       </w:r>
       <w:r>
-        <w:t xml:space="preserve"> [Quelle einfügen]</w:t>
+        <w:t xml:space="preserve"> </w:t>
       </w:r>
     </w:p>
   </w:footnote>
@@ -12709,7 +12827,7 @@
         <w:footnoteRef/>
       </w:r>
       <w:r>
-        <w:t xml:space="preserve"> [Quelle einfügen]</w:t>
+        <w:t xml:space="preserve"> </w:t>
       </w:r>
     </w:p>
   </w:footnote>
@@ -12725,7 +12843,7 @@
         <w:footnoteRef/>
       </w:r>
       <w:r>
-        <w:t xml:space="preserve"> [Quelle einfügen: Bearbeiter, in: Werk, § … Rn. …; BGH, Urt. v. … – Az. …, Fundstelle …; Bearbeiter, in: Werk, § … Rn. …]</w:t>
+        <w:t xml:space="preserve"> </w:t>
       </w:r>
     </w:p>
   </w:footnote>
@@ -12741,7 +12859,7 @@
         <w:footnoteRef/>
       </w:r>
       <w:r>
-        <w:t xml:space="preserve"> [Quelle einfügen]</w:t>
+        <w:t xml:space="preserve"> </w:t>
       </w:r>
     </w:p>
   </w:footnote>
@@ -12757,7 +12875,7 @@
         <w:footnoteRef/>
       </w:r>
       <w:r>
-        <w:t xml:space="preserve"> [Quelle einfügen: Bearbeiter, in: Werk, § … Rn. …; BGH, Urt. v. … – Az. …, Fundstelle …; Bearbeiter, in: Werk, § … Rn. …]</w:t>
+        <w:t xml:space="preserve"> </w:t>
       </w:r>
     </w:p>
   </w:footnote>
@@ -12773,7 +12891,7 @@
         <w:footnoteRef/>
       </w:r>
       <w:r>
-        <w:t xml:space="preserve"> [Quelle einfügen]</w:t>
+        <w:t xml:space="preserve"> </w:t>
       </w:r>
     </w:p>
   </w:footnote>
@@ -12789,7 +12907,7 @@
         <w:footnoteRef/>
       </w:r>
       <w:r>
-        <w:t xml:space="preserve"> [Quelle einfügen: Bearbeiter, in: Werk, § … Rn. …; BGH, Urt. v. … – Az. …, Fundstelle …]</w:t>
+        <w:t xml:space="preserve"> </w:t>
       </w:r>
     </w:p>
   </w:footnote>
@@ -12805,7 +12923,7 @@
         <w:footnoteRef/>
       </w:r>
       <w:r>
-        <w:t xml:space="preserve"> [Quelle einfügen]</w:t>
+        <w:t xml:space="preserve"> </w:t>
       </w:r>
     </w:p>
   </w:footnote>
@@ -12821,7 +12939,7 @@
         <w:footnoteRef/>
       </w:r>
       <w:r>
-        <w:t xml:space="preserve"> [Quelle einfügen: Bearbeiter, in: Werk, § … Rn. …; BGH, Urt. v. … – Az. …, Fundstelle …; Bearbeiter, in: Werk, § … Rn. …]</w:t>
+        <w:t xml:space="preserve"> </w:t>
       </w:r>
     </w:p>
   </w:footnote>
@@ -12837,7 +12955,7 @@
         <w:footnoteRef/>
       </w:r>
       <w:r>
-        <w:t xml:space="preserve"> [Quelle einfügen]</w:t>
+        <w:t xml:space="preserve"> </w:t>
       </w:r>
     </w:p>
   </w:footnote>
@@ -12853,7 +12971,7 @@
         <w:footnoteRef/>
       </w:r>
       <w:r>
-        <w:t xml:space="preserve"> [Quelle einfügen]</w:t>
+        <w:t xml:space="preserve"> </w:t>
       </w:r>
     </w:p>
   </w:footnote>
@@ -12869,7 +12987,7 @@
         <w:footnoteRef/>
       </w:r>
       <w:r>
-        <w:t xml:space="preserve"> [Quelle einfügen]</w:t>
+        <w:t xml:space="preserve"> </w:t>
       </w:r>
     </w:p>
   </w:footnote>
@@ -12885,7 +13003,7 @@
         <w:footnoteRef/>
       </w:r>
       <w:r>
-        <w:t xml:space="preserve"> [Quelle einfügen: Bearbeiter, in: Werk, § … Rn. …; BGH, Urt. v. … – Az. …, Fundstelle …]</w:t>
+        <w:t xml:space="preserve"> </w:t>
       </w:r>
     </w:p>
   </w:footnote>
@@ -12901,7 +13019,7 @@
         <w:footnoteRef/>
       </w:r>
       <w:r>
-        <w:t xml:space="preserve"> [Quelle einfügen]</w:t>
+        <w:t xml:space="preserve"> </w:t>
       </w:r>
     </w:p>
   </w:footnote>
@@ -12917,7 +13035,7 @@
         <w:footnoteRef/>
       </w:r>
       <w:r>
-        <w:t xml:space="preserve"> [Quelle einfügen]</w:t>
+        <w:t xml:space="preserve"> </w:t>
       </w:r>
     </w:p>
   </w:footnote>
@@ -12933,7 +13051,7 @@
         <w:footnoteRef/>
       </w:r>
       <w:r>
-        <w:t xml:space="preserve"> [Quelle einfügen: Bearbeiter, in: Werk, § … Rn. …; BGH, Urt. v. … – Az. …, Fundstelle …; Bearbeiter, in: Werk, § … Rn. …]</w:t>
+        <w:t xml:space="preserve"> </w:t>
       </w:r>
     </w:p>
   </w:footnote>
@@ -12949,7 +13067,7 @@
         <w:footnoteRef/>
       </w:r>
       <w:r>
-        <w:t xml:space="preserve"> [Quelle einfügen]</w:t>
+        <w:t xml:space="preserve"> </w:t>
       </w:r>
     </w:p>
   </w:footnote>
@@ -12965,7 +13083,7 @@
         <w:footnoteRef/>
       </w:r>
       <w:r>
-        <w:t xml:space="preserve"> [Quelle einfügen]</w:t>
+        <w:t xml:space="preserve"> </w:t>
       </w:r>
     </w:p>
   </w:footnote>
@@ -12981,7 +13099,7 @@
         <w:footnoteRef/>
       </w:r>
       <w:r>
-        <w:t xml:space="preserve"> [Quelle einfügen: Bearbeiter, in: Werk, § … Rn. …; BGH, Urt. v. … – Az. …, Fundstelle …]</w:t>
+        <w:t xml:space="preserve"> </w:t>
       </w:r>
     </w:p>
   </w:footnote>
@@ -12997,7 +13115,7 @@
         <w:footnoteRef/>
       </w:r>
       <w:r>
-        <w:t xml:space="preserve"> [Quelle einfügen]</w:t>
+        <w:t xml:space="preserve"> </w:t>
       </w:r>
     </w:p>
   </w:footnote>
@@ -13013,7 +13131,7 @@
         <w:footnoteRef/>
       </w:r>
       <w:r>
-        <w:t xml:space="preserve"> [Quelle einfügen: Bearbeiter, in: Werk, § … Rn. …; BGH, Urt. v. … – Az. …, Fundstelle …]</w:t>
+        <w:t xml:space="preserve"> </w:t>
       </w:r>
     </w:p>
   </w:footnote>
@@ -13029,7 +13147,7 @@
         <w:footnoteRef/>
       </w:r>
       <w:r>
-        <w:t xml:space="preserve"> [Quelle einfügen]</w:t>
+        <w:t xml:space="preserve"> </w:t>
       </w:r>
     </w:p>
   </w:footnote>
@@ -13045,7 +13163,7 @@
         <w:footnoteRef/>
       </w:r>
       <w:r>
-        <w:t xml:space="preserve"> [Quelle einfügen]</w:t>
+        <w:t xml:space="preserve"> </w:t>
       </w:r>
     </w:p>
   </w:footnote>
@@ -13061,7 +13179,7 @@
         <w:footnoteRef/>
       </w:r>
       <w:r>
-        <w:t xml:space="preserve"> [Quelle einfügen]</w:t>
+        <w:t xml:space="preserve"> </w:t>
       </w:r>
     </w:p>
   </w:footnote>
@@ -13077,7 +13195,7 @@
         <w:footnoteRef/>
       </w:r>
       <w:r>
-        <w:t xml:space="preserve"> [Quelle einfügen]</w:t>
+        <w:t xml:space="preserve"> </w:t>
       </w:r>
     </w:p>
   </w:footnote>
@@ -13093,7 +13211,7 @@
         <w:footnoteRef/>
       </w:r>
       <w:r>
-        <w:t xml:space="preserve"> [Quelle einfügen: Bearbeiter, in: Werk, § … Rn. …; BGH, Urt. v. … – Az. …, Fundstelle …]</w:t>
+        <w:t xml:space="preserve"> </w:t>
       </w:r>
     </w:p>
   </w:footnote>
@@ -13109,7 +13227,7 @@
         <w:footnoteRef/>
       </w:r>
       <w:r>
-        <w:t xml:space="preserve"> [Quelle einfügen: Bearbeiter, in: Werk, § … Rn. …; BGH, Urt. v. … – Az. …, Fundstelle …; Bearbeiter, in: Werk, § … Rn. …; Bearbeiter, in: Werk, § … Rn. …; BGH, Urt. v. … – Az. …, Fundstelle …; Bearbeiter, in: Werk, § … Rn. …; Bearbeiter, in: Werk, § … Rn. …; BGH, Urt. v. … – Az. …, Fundstelle …; Bearbeiter, in: Werk, § … Rn. …; Bearbeiter, in: Werk, § … Rn. …; BGH, Urt. v. … – Az. …, Fundstelle …]</w:t>
+        <w:t xml:space="preserve"> </w:t>
       </w:r>
     </w:p>
   </w:footnote>
@@ -13125,7 +13243,7 @@
         <w:footnoteRef/>
       </w:r>
       <w:r>
-        <w:t xml:space="preserve"> [Quelle einfügen]</w:t>
+        <w:t xml:space="preserve"> </w:t>
       </w:r>
     </w:p>
   </w:footnote>
@@ -13141,7 +13259,7 @@
         <w:footnoteRef/>
       </w:r>
       <w:r>
-        <w:t xml:space="preserve"> [Quelle einfügen]</w:t>
+        <w:t xml:space="preserve"> </w:t>
       </w:r>
     </w:p>
   </w:footnote>
@@ -13157,7 +13275,7 @@
         <w:footnoteRef/>
       </w:r>
       <w:r>
-        <w:t xml:space="preserve"> [Quelle einfügen]</w:t>
+        <w:t xml:space="preserve"> </w:t>
       </w:r>
     </w:p>
   </w:footnote>
@@ -13173,7 +13291,7 @@
         <w:footnoteRef/>
       </w:r>
       <w:r>
-        <w:t xml:space="preserve"> [Quelle einfügen]</w:t>
+        <w:t xml:space="preserve"> </w:t>
       </w:r>
     </w:p>
   </w:footnote>
@@ -13189,7 +13307,7 @@
         <w:footnoteRef/>
       </w:r>
       <w:r>
-        <w:t xml:space="preserve"> [Quelle einfügen]</w:t>
+        <w:t xml:space="preserve"> </w:t>
       </w:r>
     </w:p>
   </w:footnote>
@@ -13205,7 +13323,7 @@
         <w:footnoteRef/>
       </w:r>
       <w:r>
-        <w:t xml:space="preserve"> [Quelle einfügen: Bearbeiter, in: Werk, § … Rn. …; BGH, Urt. v. … – Az. …, Fundstelle …; Bearbeiter, in: Werk, § … Rn. …]</w:t>
+        <w:t xml:space="preserve"> </w:t>
       </w:r>
     </w:p>
   </w:footnote>
@@ -13221,7 +13339,7 @@
         <w:footnoteRef/>
       </w:r>
       <w:r>
-        <w:t xml:space="preserve"> [Quelle einfügen]</w:t>
+        <w:t xml:space="preserve"> </w:t>
       </w:r>
     </w:p>
   </w:footnote>
@@ -13237,7 +13355,7 @@
         <w:footnoteRef/>
       </w:r>
       <w:r>
-        <w:t xml:space="preserve"> [Quelle einfügen]</w:t>
+        <w:t xml:space="preserve"> </w:t>
       </w:r>
     </w:p>
   </w:footnote>
@@ -13253,7 +13371,7 @@
         <w:footnoteRef/>
       </w:r>
       <w:r>
-        <w:t xml:space="preserve"> [Quelle einfügen]</w:t>
+        <w:t xml:space="preserve"> </w:t>
       </w:r>
     </w:p>
   </w:footnote>
@@ -13269,7 +13387,7 @@
         <w:footnoteRef/>
       </w:r>
       <w:r>
-        <w:t xml:space="preserve"> [Quelle einfügen]</w:t>
+        <w:t xml:space="preserve"> </w:t>
       </w:r>
     </w:p>
   </w:footnote>
@@ -13285,7 +13403,7 @@
         <w:footnoteRef/>
       </w:r>
       <w:r>
-        <w:t xml:space="preserve"> [Quelle einfügen: Bearbeiter, in: Werk, § … Rn. …; BGH, Urt. v. … – Az. …, Fundstelle …]</w:t>
+        <w:t xml:space="preserve"> </w:t>
       </w:r>
     </w:p>
   </w:footnote>
@@ -13301,7 +13419,7 @@
         <w:footnoteRef/>
       </w:r>
       <w:r>
-        <w:t xml:space="preserve"> [Quelle einfügen]</w:t>
+        <w:t xml:space="preserve"> </w:t>
       </w:r>
     </w:p>
   </w:footnote>
@@ -13317,7 +13435,7 @@
         <w:footnoteRef/>
       </w:r>
       <w:r>
-        <w:t xml:space="preserve"> [Quelle einfügen: Bearbeiter, in: Werk, § … Rn. …; BGH, Urt. v. … – Az. …, Fundstelle …; Bearbeiter, in: Werk, § … Rn. …]</w:t>
+        <w:t xml:space="preserve"> </w:t>
       </w:r>
     </w:p>
   </w:footnote>
@@ -13333,7 +13451,7 @@
         <w:footnoteRef/>
       </w:r>
       <w:r>
-        <w:t xml:space="preserve"> [Quelle einfügen]</w:t>
+        <w:t xml:space="preserve"> </w:t>
       </w:r>
     </w:p>
   </w:footnote>
@@ -13349,7 +13467,7 @@
         <w:footnoteRef/>
       </w:r>
       <w:r>
-        <w:t xml:space="preserve"> [Quelle einfügen: Bearbeiter, in: Werk, § … Rn. …; BGH, Urt. v. … – Az. …, Fundstelle …]</w:t>
+        <w:t xml:space="preserve"> </w:t>
       </w:r>
     </w:p>
   </w:footnote>
@@ -13365,7 +13483,7 @@
         <w:footnoteRef/>
       </w:r>
       <w:r>
-        <w:t xml:space="preserve"> [Quelle einfügen]</w:t>
+        <w:t xml:space="preserve"> </w:t>
       </w:r>
     </w:p>
   </w:footnote>
@@ -13381,7 +13499,7 @@
         <w:footnoteRef/>
       </w:r>
       <w:r>
-        <w:t xml:space="preserve"> [Quelle einfügen]</w:t>
+        <w:t xml:space="preserve"> </w:t>
       </w:r>
     </w:p>
   </w:footnote>
@@ -13397,7 +13515,71 @@
         <w:footnoteRef/>
       </w:r>
       <w:r>
-        <w:t xml:space="preserve"> [Quelle einfügen]</w:t>
+        <w:t xml:space="preserve"> </w:t>
+      </w:r>
+    </w:p>
+  </w:footnote>
+  <w:footnote w:id="134">
+    <w:p>
+      <w:pPr>
+        <w:pStyle w:val="Funotentext"/>
+      </w:pPr>
+      <w:r>
+        <w:rPr>
+          <w:rStyle w:val="Funotenzeichen"/>
+        </w:rPr>
+        <w:footnoteRef/>
+      </w:r>
+      <w:r>
+        <w:t xml:space="preserve"> </w:t>
+      </w:r>
+    </w:p>
+  </w:footnote>
+  <w:footnote w:id="135">
+    <w:p>
+      <w:pPr>
+        <w:pStyle w:val="Funotentext"/>
+      </w:pPr>
+      <w:r>
+        <w:rPr>
+          <w:rStyle w:val="Funotenzeichen"/>
+        </w:rPr>
+        <w:footnoteRef/>
+      </w:r>
+      <w:r>
+        <w:t xml:space="preserve"> </w:t>
+      </w:r>
+    </w:p>
+  </w:footnote>
+  <w:footnote w:id="136">
+    <w:p>
+      <w:pPr>
+        <w:pStyle w:val="Funotentext"/>
+      </w:pPr>
+      <w:r>
+        <w:rPr>
+          <w:rStyle w:val="Funotenzeichen"/>
+        </w:rPr>
+        <w:footnoteRef/>
+      </w:r>
+      <w:r>
+        <w:t xml:space="preserve"> </w:t>
+      </w:r>
+    </w:p>
+  </w:footnote>
+  <w:footnote w:id="137">
+    <w:p>
+      <w:pPr>
+        <w:pStyle w:val="Funotentext"/>
+      </w:pPr>
+      <w:r>
+        <w:rPr>
+          <w:rStyle w:val="Funotenzeichen"/>
+        </w:rPr>
+        <w:footnoteRef/>
+      </w:r>
+      <w:r>
+        <w:t xml:space="preserve"> </w:t>
       </w:r>
     </w:p>
   </w:footnote>
